--- a/docs/paper/ieie2026f_proceedings_final.docx
+++ b/docs/paper/ieie2026f_proceedings_final.docx
@@ -55,7 +55,7 @@
                 <w:rFonts w:eastAsia="바탕"/>
                 <w:b/>
                 <w:w w:val="95"/>
-                <w:sz w:val="36"/>
+                <w:sz w:val="30"/>
               </w:rPr>
               <w:t>서브마이크론 Cu 하이브리드 본딩 패드의 접촉 기구 전환과</w:t>
             </w:r>
@@ -72,7 +72,7 @@
                 <w:rFonts w:eastAsia="바탕"/>
                 <w:b/>
                 <w:w w:val="95"/>
-                <w:sz w:val="36"/>
+                <w:sz w:val="30"/>
               </w:rPr>
               <w:t>300 nm 공정창 예측: 사전등록 검증 기반 열탄성–표면확산 모델</w:t>
             </w:r>
@@ -231,7 +231,7 @@
               <w:rPr>
                 <w:rFonts w:ascii="HY신명조" w:eastAsia="HY신명조" w:hint="eastAsia"/>
                 <w:b/>
-                <w:sz w:val="24"/>
+                <w:sz w:val="22"/>
               </w:rPr>
               <w:t>Mechanism Transition and 300 nm Process-Window Prediction for Sub-Micron Cu</w:t>
             </w:r>
@@ -250,7 +250,7 @@
               <w:rPr>
                 <w:rFonts w:ascii="HY신명조" w:eastAsia="HY신명조" w:hint="eastAsia"/>
                 <w:b/>
-                <w:sz w:val="24"/>
+                <w:sz w:val="22"/>
               </w:rPr>
               <w:t>Hybrid-Bonding Pads: A Pre-Registered Thermo-Elastic/Surface-Diffusion Model</w:t>
             </w:r>
@@ -450,6 +450,96 @@
           <w:sz w:val="18"/>
         </w:rPr>
         <w:t>는 표면에너지를 줄이려는 Cu 원자의 이동으로 생기며 어닐 온도·시간·표면 상태·결정 방위에 의존하고 되돌아가지 않는다. 접촉 조건은 두 기구의 위·아래 합이 recess 합을 넘는 것이다(Fig. 1a). 두 기구는 패드 크기에 다르게 반응하므로 접촉을 결정하는 기구가 크기에 따라 바뀐다.</w:t>
+      </w:r>
+    </w:p>
+    <w:p>
+      <w:pPr>
+        <w:pStyle w:val="a3"/>
+        <w:spacing w:line="288" w:lineRule="auto" w:after="0" w:before="0"/>
+        <w:ind w:firstLine="180"/>
+        <w:jc w:val="both"/>
+      </w:pPr>
+      <w:r>
+        <w:rPr>
+          <w:rFonts w:ascii="Times New Roman" w:hAnsi="Times New Roman" w:eastAsia="HY신명조"/>
+          <w:sz w:val="18"/>
+        </w:rPr>
+        <w:t>선행연구는 역할이 나뉘어 있다. Ayoub 등</w:t>
+      </w:r>
+      <w:r>
+        <w:rPr>
+          <w:rFonts w:ascii="Times New Roman" w:hAnsi="Times New Roman" w:eastAsia="HY신명조"/>
+          <w:sz w:val="18"/>
+          <w:vertAlign w:val="superscript"/>
+        </w:rPr>
+        <w:t>[4]</w:t>
+      </w:r>
+      <w:r>
+        <w:rPr>
+          <w:rFonts w:ascii="Times New Roman" w:hAnsi="Times New Roman" w:eastAsia="HY신명조"/>
+          <w:sz w:val="18"/>
+        </w:rPr>
+        <w:t>은 300 nm 패드의 Laue 편차 변형률로 방위에 따른 탄성 차이를 보였고, Lin·Chen 등</w:t>
+      </w:r>
+      <w:r>
+        <w:rPr>
+          <w:rFonts w:ascii="Times New Roman" w:hAnsi="Times New Roman" w:eastAsia="HY신명조"/>
+          <w:sz w:val="18"/>
+          <w:vertAlign w:val="superscript"/>
+        </w:rPr>
+        <w:t>[5,6]</w:t>
+      </w:r>
+      <w:r>
+        <w:rPr>
+          <w:rFonts w:ascii="Times New Roman" w:hAnsi="Times New Roman" w:eastAsia="HY신명조"/>
+          <w:sz w:val="18"/>
+        </w:rPr>
+        <w:t>은 in-situ AFM으로 1–9 µm 패드의 돌출을 쟀으며, imec</w:t>
+      </w:r>
+      <w:r>
+        <w:rPr>
+          <w:rFonts w:ascii="Times New Roman" w:hAnsi="Times New Roman" w:eastAsia="HY신명조"/>
+          <w:sz w:val="18"/>
+          <w:vertAlign w:val="superscript"/>
+        </w:rPr>
+        <w:t>[2,3,7]</w:t>
+      </w:r>
+      <w:r>
+        <w:rPr>
+          <w:rFonts w:ascii="Times New Roman" w:hAnsi="Times New Roman" w:eastAsia="HY신명조"/>
+          <w:sz w:val="18"/>
+        </w:rPr>
+        <w:t>은 접합 후 상부 웨이퍼를 제거해 수천 개 패드의 bulge-out 분포를 AFM·EBSD로 측정했다. 그러나 열탄성·표면확산을 하나의 공정창으로 묶고 각 부분을 독립 실측으로 시험한 연구는 없으며, 벌크 물성 FEM은 sub-µm 실측을 재현하지 못한다는 보고가 있다</w:t>
+      </w:r>
+      <w:r>
+        <w:rPr>
+          <w:rFonts w:ascii="Times New Roman" w:hAnsi="Times New Roman" w:eastAsia="HY신명조"/>
+          <w:sz w:val="18"/>
+          <w:vertAlign w:val="superscript"/>
+        </w:rPr>
+        <w:t>[8]</w:t>
+      </w:r>
+      <w:r>
+        <w:rPr>
+          <w:rFonts w:ascii="Times New Roman" w:hAnsi="Times New Roman" w:eastAsia="HY신명조"/>
+          <w:sz w:val="18"/>
+        </w:rPr>
+        <w:t>.</w:t>
+      </w:r>
+    </w:p>
+    <w:p>
+      <w:pPr>
+        <w:pStyle w:val="a3"/>
+        <w:spacing w:line="288" w:lineRule="auto" w:after="0" w:before="0"/>
+        <w:ind w:firstLine="180"/>
+        <w:jc w:val="both"/>
+      </w:pPr>
+      <w:r>
+        <w:rPr>
+          <w:rFonts w:ascii="Times New Roman" w:hAnsi="Times New Roman" w:eastAsia="HY신명조"/>
+          <w:sz w:val="18"/>
+        </w:rPr>
+        <w:t>본 연구의 기여는 세 가지다. ① 세 연구그룹의 실측으로 교차 시험한 결합 모델에서, 접촉 기구가 열탄성에서 표면확산으로 넘어가는 폭을 recess 조건부 규칙으로 정량화했다(recess 합 3/5/8 nm에서 실측 기준 0.55/0.70/1.0 µm, 5 nm에서 모델 0.66–1.06 µm). ② sub-µm에서 결정 방위의 효과는 탄성 항(폭 4 %)이 아니라 표면확산 항(&lt;111&gt; facet)을 통해 들어오며, 이 항이 imec bulge-out 분포의 폭과 &lt;111&gt; 꼬리를 재조정 없이 재현함을 보였다. 즉 방위 위험은 Ayoub가 제안한 [111] 기준 recess 사양이 아니라 어닐·텍스처로 다뤄야 한다. ③ 300 nm 공정창, CMP recess 허용 합, 방위에 의한 미접촉 쌍 하한과 인자 순위를 불확실도와 함께 제시하고, 탄성 모델의 0.54 µm 오차가 이 결론을 거의 바꾸지 않음을 보였다.</w:t>
       </w:r>
     </w:p>
     <w:p>
@@ -615,76 +705,15 @@
     <w:p>
       <w:pPr>
         <w:pStyle w:val="a3"/>
-        <w:spacing w:line="288" w:lineRule="auto" w:after="0" w:before="0"/>
-        <w:ind w:firstLine="180"/>
-        <w:jc w:val="both"/>
+        <w:spacing w:line="288" w:lineRule="auto" w:after="60" w:before="120"/>
+        <w:jc w:val="center"/>
       </w:pPr>
       <w:r>
         <w:rPr>
           <w:rFonts w:ascii="Times New Roman" w:hAnsi="Times New Roman" w:eastAsia="HY신명조"/>
-          <w:sz w:val="18"/>
-        </w:rPr>
-        <w:t>선행연구는 역할이 나뉘어 있다. Ayoub 등</w:t>
-      </w:r>
-      <w:r>
-        <w:rPr>
-          <w:rFonts w:ascii="Times New Roman" w:hAnsi="Times New Roman" w:eastAsia="HY신명조"/>
-          <w:sz w:val="18"/>
-          <w:vertAlign w:val="superscript"/>
-        </w:rPr>
-        <w:t>[4]</w:t>
-      </w:r>
-      <w:r>
-        <w:rPr>
-          <w:rFonts w:ascii="Times New Roman" w:hAnsi="Times New Roman" w:eastAsia="HY신명조"/>
-          <w:sz w:val="18"/>
-        </w:rPr>
-        <w:t>은 300 nm 패드의 Laue 편차 변형률로 방위에 따른 탄성 차이를 보였고, Lin·Chen 등</w:t>
-      </w:r>
-      <w:r>
-        <w:rPr>
-          <w:rFonts w:ascii="Times New Roman" w:hAnsi="Times New Roman" w:eastAsia="HY신명조"/>
-          <w:sz w:val="18"/>
-          <w:vertAlign w:val="superscript"/>
-        </w:rPr>
-        <w:t>[5,6]</w:t>
-      </w:r>
-      <w:r>
-        <w:rPr>
-          <w:rFonts w:ascii="Times New Roman" w:hAnsi="Times New Roman" w:eastAsia="HY신명조"/>
-          <w:sz w:val="18"/>
-        </w:rPr>
-        <w:t>은 in-situ AFM으로 1–9 µm 패드의 돌출을 쟀으며, imec</w:t>
-      </w:r>
-      <w:r>
-        <w:rPr>
-          <w:rFonts w:ascii="Times New Roman" w:hAnsi="Times New Roman" w:eastAsia="HY신명조"/>
-          <w:sz w:val="18"/>
-          <w:vertAlign w:val="superscript"/>
-        </w:rPr>
-        <w:t>[2,3,7]</w:t>
-      </w:r>
-      <w:r>
-        <w:rPr>
-          <w:rFonts w:ascii="Times New Roman" w:hAnsi="Times New Roman" w:eastAsia="HY신명조"/>
-          <w:sz w:val="18"/>
-        </w:rPr>
-        <w:t>은 접합 후 상부 웨이퍼를 제거해 수천 개 패드의 bulge-out 분포를 AFM·EBSD로 측정했다. 그러나 열탄성·표면확산을 하나의 공정창으로 묶고 각 부분을 독립 실측으로 시험한 연구는 없으며, 벌크 물성 FEM은 sub-µm 실측을 재현하지 못한다는 보고가 있다</w:t>
-      </w:r>
-      <w:r>
-        <w:rPr>
-          <w:rFonts w:ascii="Times New Roman" w:hAnsi="Times New Roman" w:eastAsia="HY신명조"/>
-          <w:sz w:val="18"/>
-          <w:vertAlign w:val="superscript"/>
-        </w:rPr>
-        <w:t>[8]</w:t>
-      </w:r>
-      <w:r>
-        <w:rPr>
-          <w:rFonts w:ascii="Times New Roman" w:hAnsi="Times New Roman" w:eastAsia="HY신명조"/>
-          <w:sz w:val="18"/>
-        </w:rPr>
-        <w:t>.</w:t>
+          <w:sz w:val="24"/>
+        </w:rPr>
+        <w:t>II. 모델과 검증 절차</w:t>
       </w:r>
     </w:p>
     <w:p>
@@ -697,23 +726,137 @@
       <w:r>
         <w:rPr>
           <w:rFonts w:ascii="Times New Roman" w:hAnsi="Times New Roman" w:eastAsia="HY신명조"/>
-          <w:sz w:val="18"/>
-        </w:rPr>
-        <w:t>본 연구의 기여는 세 가지다. ① 세 연구그룹의 실측으로 교차 시험한 결합 모델에서, 접촉 기구가 열탄성에서 표면확산으로 넘어가는 폭을 recess 조건부 규칙으로 정량화했다(recess 합 3/5/8 nm에서 실측 기준 0.55/0.70/1.0 µm, 5 nm에서 모델 0.66–1.06 µm). ② sub-µm에서 결정 방위의 효과는 탄성 항(폭 4 %)이 아니라 표면확산 항(&lt;111&gt; facet)을 통해 들어오며, 이 항이 imec bulge-out 분포의 폭과 &lt;111&gt; 꼬리를 재조정 없이 재현함을 보였다. 즉 방위 위험은 Ayoub가 제안한 [111] 기준 recess 사양이 아니라 어닐·텍스처로 다뤄야 한다. ③ 300 nm 공정창, CMP recess 허용 합, 방위에 의한 미접촉 쌍 하한과 인자 순위를 불확실도와 함께 제시하고, 탄성 모델의 0.54 µm 오차가 이 결론을 거의 바꾸지 않음을 보였다.</w:t>
-      </w:r>
-    </w:p>
-    <w:p>
-      <w:pPr>
-        <w:pStyle w:val="a3"/>
-        <w:spacing w:line="288" w:lineRule="auto" w:after="60" w:before="120"/>
-        <w:jc w:val="center"/>
-      </w:pPr>
-      <w:r>
-        <w:rPr>
-          <w:rFonts w:ascii="Times New Roman" w:hAnsi="Times New Roman" w:eastAsia="HY신명조"/>
-          <w:sz w:val="24"/>
-        </w:rPr>
-        <w:t>II. 모델과 검증 절차</w:t>
+          <w:b/>
+          <w:sz w:val="18"/>
+        </w:rPr>
+        <w:t xml:space="preserve">2.1 용어와 접촉 조건. </w:t>
+      </w:r>
+      <w:r>
+        <w:rPr>
+          <w:rFonts w:ascii="Times New Roman" w:hAnsi="Times New Roman" w:eastAsia="HY신명조"/>
+          <w:sz w:val="18"/>
+        </w:rPr>
+        <w:t>recess r은 CMP 후 Cu 윗면이 유전체 면보다 낮은 깊이(공정 입력), u는 어닐 중 열탄성 돌출(모델 출력), h</w:t>
+      </w:r>
+      <w:r>
+        <w:rPr>
+          <w:rFonts w:ascii="Times New Roman" w:hAnsi="Times New Roman" w:eastAsia="HY신명조"/>
+          <w:sz w:val="18"/>
+          <w:vertAlign w:val="subscript"/>
+        </w:rPr>
+        <w:t>d</w:t>
+      </w:r>
+      <w:r>
+        <w:rPr>
+          <w:rFonts w:ascii="Times New Roman" w:hAnsi="Times New Roman" w:eastAsia="HY신명조"/>
+          <w:sz w:val="18"/>
+        </w:rPr>
+        <w:t>는 표면확산 bulge-out 높이(패드 자기 표면 기준), ε′</w:t>
+      </w:r>
+      <w:r>
+        <w:rPr>
+          <w:rFonts w:ascii="Times New Roman" w:hAnsi="Times New Roman" w:eastAsia="HY신명조"/>
+          <w:sz w:val="18"/>
+          <w:vertAlign w:val="subscript"/>
+        </w:rPr>
+        <w:t>zz</w:t>
+      </w:r>
+      <w:r>
+        <w:rPr>
+          <w:rFonts w:ascii="Times New Roman" w:hAnsi="Times New Roman" w:eastAsia="HY신명조"/>
+          <w:sz w:val="18"/>
+        </w:rPr>
+        <w:t>는 Laue가 재는 편차 탄성 변형률이며 서로 섞지 않는다. 상·하 패드의 접촉 여유는 m = u</w:t>
+      </w:r>
+      <w:r>
+        <w:rPr>
+          <w:rFonts w:ascii="Times New Roman" w:hAnsi="Times New Roman" w:eastAsia="HY신명조"/>
+          <w:sz w:val="18"/>
+          <w:vertAlign w:val="subscript"/>
+        </w:rPr>
+        <w:t>t</w:t>
+      </w:r>
+      <w:r>
+        <w:rPr>
+          <w:rFonts w:ascii="Times New Roman" w:hAnsi="Times New Roman" w:eastAsia="HY신명조"/>
+          <w:sz w:val="18"/>
+        </w:rPr>
+        <w:t xml:space="preserve"> + u</w:t>
+      </w:r>
+      <w:r>
+        <w:rPr>
+          <w:rFonts w:ascii="Times New Roman" w:hAnsi="Times New Roman" w:eastAsia="HY신명조"/>
+          <w:sz w:val="18"/>
+          <w:vertAlign w:val="subscript"/>
+        </w:rPr>
+        <w:t>b</w:t>
+      </w:r>
+      <w:r>
+        <w:rPr>
+          <w:rFonts w:ascii="Times New Roman" w:hAnsi="Times New Roman" w:eastAsia="HY신명조"/>
+          <w:sz w:val="18"/>
+        </w:rPr>
+        <w:t xml:space="preserve"> + h</w:t>
+      </w:r>
+      <w:r>
+        <w:rPr>
+          <w:rFonts w:ascii="Times New Roman" w:hAnsi="Times New Roman" w:eastAsia="HY신명조"/>
+          <w:sz w:val="18"/>
+          <w:vertAlign w:val="subscript"/>
+        </w:rPr>
+        <w:t>d,t</w:t>
+      </w:r>
+      <w:r>
+        <w:rPr>
+          <w:rFonts w:ascii="Times New Roman" w:hAnsi="Times New Roman" w:eastAsia="HY신명조"/>
+          <w:sz w:val="18"/>
+        </w:rPr>
+        <w:t xml:space="preserve"> + h</w:t>
+      </w:r>
+      <w:r>
+        <w:rPr>
+          <w:rFonts w:ascii="Times New Roman" w:hAnsi="Times New Roman" w:eastAsia="HY신명조"/>
+          <w:sz w:val="18"/>
+          <w:vertAlign w:val="subscript"/>
+        </w:rPr>
+        <w:t>d,b</w:t>
+      </w:r>
+      <w:r>
+        <w:rPr>
+          <w:rFonts w:ascii="Times New Roman" w:hAnsi="Times New Roman" w:eastAsia="HY신명조"/>
+          <w:sz w:val="18"/>
+        </w:rPr>
+        <w:t xml:space="preserve"> − (r</w:t>
+      </w:r>
+      <w:r>
+        <w:rPr>
+          <w:rFonts w:ascii="Times New Roman" w:hAnsi="Times New Roman" w:eastAsia="HY신명조"/>
+          <w:sz w:val="18"/>
+          <w:vertAlign w:val="subscript"/>
+        </w:rPr>
+        <w:t>t</w:t>
+      </w:r>
+      <w:r>
+        <w:rPr>
+          <w:rFonts w:ascii="Times New Roman" w:hAnsi="Times New Roman" w:eastAsia="HY신명조"/>
+          <w:sz w:val="18"/>
+        </w:rPr>
+        <w:t xml:space="preserve"> + r</w:t>
+      </w:r>
+      <w:r>
+        <w:rPr>
+          <w:rFonts w:ascii="Times New Roman" w:hAnsi="Times New Roman" w:eastAsia="HY신명조"/>
+          <w:sz w:val="18"/>
+          <w:vertAlign w:val="subscript"/>
+        </w:rPr>
+        <w:t>b</w:t>
+      </w:r>
+      <w:r>
+        <w:rPr>
+          <w:rFonts w:ascii="Times New Roman" w:hAnsi="Times New Roman" w:eastAsia="HY신명조"/>
+          <w:sz w:val="18"/>
+        </w:rPr>
+        <w:t>)이고, 방위와 recess를 확률 변수로 두어 P(m ≥ 0)을 Monte Carlo로 계산한다.</w:t>
       </w:r>
     </w:p>
     <w:p>
@@ -729,14 +872,14 @@
           <w:b/>
           <w:sz w:val="18"/>
         </w:rPr>
-        <w:t xml:space="preserve">2.1 용어와 접촉 조건. </w:t>
-      </w:r>
-      <w:r>
-        <w:rPr>
-          <w:rFonts w:ascii="Times New Roman" w:hAnsi="Times New Roman" w:eastAsia="HY신명조"/>
-          <w:sz w:val="18"/>
-        </w:rPr>
-        <w:t>recess r은 CMP 후 Cu 윗면이 유전체 면보다 낮은 깊이(공정 입력), u는 어닐 중 열탄성 돌출(모델 출력), h</w:t>
+        <w:t xml:space="preserve">2.2 열탄성 FEM. </w:t>
+      </w:r>
+      <w:r>
+        <w:rPr>
+          <w:rFonts w:ascii="Times New Roman" w:hAnsi="Times New Roman" w:eastAsia="HY신명조"/>
+          <w:sz w:val="18"/>
+        </w:rPr>
+        <w:t>ANSYS MAPDL(µMKS)로 원형 Cu 패드, 측벽 테이퍼, Ta 라이너, 유전체, Si 기판 등가층을 모델링했다. 3D SOLID185 모델은 Cu 탄성상수 C</w:t>
       </w:r>
       <w:r>
         <w:rPr>
@@ -744,14 +887,14 @@
           <w:sz w:val="18"/>
           <w:vertAlign w:val="subscript"/>
         </w:rPr>
-        <w:t>d</w:t>
-      </w:r>
-      <w:r>
-        <w:rPr>
-          <w:rFonts w:ascii="Times New Roman" w:hAnsi="Times New Roman" w:eastAsia="HY신명조"/>
-          <w:sz w:val="18"/>
-        </w:rPr>
-        <w:t>는 표면확산 bulge-out 높이(패드 자기 표면 기준), ε′</w:t>
+        <w:t>11</w:t>
+      </w:r>
+      <w:r>
+        <w:rPr>
+          <w:rFonts w:ascii="Times New Roman" w:hAnsi="Times New Roman" w:eastAsia="HY신명조"/>
+          <w:sz w:val="18"/>
+        </w:rPr>
+        <w:t>/C</w:t>
       </w:r>
       <w:r>
         <w:rPr>
@@ -759,14 +902,14 @@
           <w:sz w:val="18"/>
           <w:vertAlign w:val="subscript"/>
         </w:rPr>
-        <w:t>zz</w:t>
-      </w:r>
-      <w:r>
-        <w:rPr>
-          <w:rFonts w:ascii="Times New Roman" w:hAnsi="Times New Roman" w:eastAsia="HY신명조"/>
-          <w:sz w:val="18"/>
-        </w:rPr>
-        <w:t>는 Laue가 재는 편차 탄성 변형률이며 서로 섞지 않는다. 상·하 패드의 접촉 여유는 m = u</w:t>
+        <w:t>12</w:t>
+      </w:r>
+      <w:r>
+        <w:rPr>
+          <w:rFonts w:ascii="Times New Roman" w:hAnsi="Times New Roman" w:eastAsia="HY신명조"/>
+          <w:sz w:val="18"/>
+        </w:rPr>
+        <w:t>/C</w:t>
       </w:r>
       <w:r>
         <w:rPr>
@@ -774,14 +917,14 @@
           <w:sz w:val="18"/>
           <w:vertAlign w:val="subscript"/>
         </w:rPr>
-        <w:t>t</w:t>
-      </w:r>
-      <w:r>
-        <w:rPr>
-          <w:rFonts w:ascii="Times New Roman" w:hAnsi="Times New Roman" w:eastAsia="HY신명조"/>
-          <w:sz w:val="18"/>
-        </w:rPr>
-        <w:t xml:space="preserve"> + u</w:t>
+        <w:t>44</w:t>
+      </w:r>
+      <w:r>
+        <w:rPr>
+          <w:rFonts w:ascii="Times New Roman" w:hAnsi="Times New Roman" w:eastAsia="HY신명조"/>
+          <w:sz w:val="18"/>
+        </w:rPr>
+        <w:t xml:space="preserve"> = 168.4/121.4/75.4 GPa를 결정 방위로 회전한 이방성으로, 큰 다결정 패드는 2D 축대칭 Hill 등방(128 GPa, 0.345)으로 두고 α</w:t>
       </w:r>
       <w:r>
         <w:rPr>
@@ -789,14 +932,14 @@
           <w:sz w:val="18"/>
           <w:vertAlign w:val="subscript"/>
         </w:rPr>
-        <w:t>b</w:t>
-      </w:r>
-      <w:r>
-        <w:rPr>
-          <w:rFonts w:ascii="Times New Roman" w:hAnsi="Times New Roman" w:eastAsia="HY신명조"/>
-          <w:sz w:val="18"/>
-        </w:rPr>
-        <w:t xml:space="preserve"> + h</w:t>
+        <w:t>Cu</w:t>
+      </w:r>
+      <w:r>
+        <w:rPr>
+          <w:rFonts w:ascii="Times New Roman" w:hAnsi="Times New Roman" w:eastAsia="HY신명조"/>
+          <w:sz w:val="18"/>
+        </w:rPr>
+        <w:t xml:space="preserve"> = 16.5 ppm/K이다. 측벽은 접합(절점 공유)을 기본으로 하고 미끄럼(법선만 구속)을 대조군으로 둔다. 물리 규칙·Cu 물성·경계조건·메시 규칙은 모든 시료에 같고 형상·라이너·유전체·피치·열이력만 시료별 입력이다. 유전체 E·α는 공정당 한 번, 큰 패드에서만 문헌 범위 안에서 학습했다(NYCU SiO</w:t>
       </w:r>
       <w:r>
         <w:rPr>
@@ -804,59 +947,14 @@
           <w:sz w:val="18"/>
           <w:vertAlign w:val="subscript"/>
         </w:rPr>
-        <w:t>d,t</w:t>
-      </w:r>
-      <w:r>
-        <w:rPr>
-          <w:rFonts w:ascii="Times New Roman" w:hAnsi="Times New Roman" w:eastAsia="HY신명조"/>
-          <w:sz w:val="18"/>
-        </w:rPr>
-        <w:t xml:space="preserve"> + h</w:t>
-      </w:r>
-      <w:r>
-        <w:rPr>
-          <w:rFonts w:ascii="Times New Roman" w:hAnsi="Times New Roman" w:eastAsia="HY신명조"/>
-          <w:sz w:val="18"/>
-          <w:vertAlign w:val="subscript"/>
-        </w:rPr>
-        <w:t>d,b</w:t>
-      </w:r>
-      <w:r>
-        <w:rPr>
-          <w:rFonts w:ascii="Times New Roman" w:hAnsi="Times New Roman" w:eastAsia="HY신명조"/>
-          <w:sz w:val="18"/>
-        </w:rPr>
-        <w:t xml:space="preserve"> − (r</w:t>
-      </w:r>
-      <w:r>
-        <w:rPr>
-          <w:rFonts w:ascii="Times New Roman" w:hAnsi="Times New Roman" w:eastAsia="HY신명조"/>
-          <w:sz w:val="18"/>
-          <w:vertAlign w:val="subscript"/>
-        </w:rPr>
-        <w:t>t</w:t>
-      </w:r>
-      <w:r>
-        <w:rPr>
-          <w:rFonts w:ascii="Times New Roman" w:hAnsi="Times New Roman" w:eastAsia="HY신명조"/>
-          <w:sz w:val="18"/>
-        </w:rPr>
-        <w:t xml:space="preserve"> + r</w:t>
-      </w:r>
-      <w:r>
-        <w:rPr>
-          <w:rFonts w:ascii="Times New Roman" w:hAnsi="Times New Roman" w:eastAsia="HY신명조"/>
-          <w:sz w:val="18"/>
-          <w:vertAlign w:val="subscript"/>
-        </w:rPr>
-        <w:t>b</w:t>
-      </w:r>
-      <w:r>
-        <w:rPr>
-          <w:rFonts w:ascii="Times New Roman" w:hAnsi="Times New Roman" w:eastAsia="HY신명조"/>
-          <w:sz w:val="18"/>
-        </w:rPr>
-        <w:t>)이고, 방위와 recess를 확률 변수로 두어 P(m ≥ 0)을 Monte Carlo로 계산한다.</w:t>
+        <w:t>2</w:t>
+      </w:r>
+      <w:r>
+        <w:rPr>
+          <w:rFonts w:ascii="Times New Roman" w:hAnsi="Times New Roman" w:eastAsia="HY신명조"/>
+          <w:sz w:val="18"/>
+        </w:rPr>
+        <w:t xml:space="preserve"> 59 GPa·1.0 ppm/K·테이퍼 18°, imec SiCN 120 GPa·2.0 ppm/K; 모두 범위 끝). u는 중앙 50 % 면적 평균에서 주변 유전체 평균을 뺀 값(AFM 정의와 동일)이다. 수치 검증: 이방성 단일요소 3방위 오차 &lt; 0.01 %, 메시 ×2 +0.02 %, 3D–2D 0.1–0.7 %, 셀 12 w(20 w 대비 1.3 %).</w:t>
       </w:r>
     </w:p>
     <w:p>
@@ -872,104 +970,6 @@
           <w:b/>
           <w:sz w:val="18"/>
         </w:rPr>
-        <w:t xml:space="preserve">2.2 열탄성 FEM. </w:t>
-      </w:r>
-      <w:r>
-        <w:rPr>
-          <w:rFonts w:ascii="Times New Roman" w:hAnsi="Times New Roman" w:eastAsia="HY신명조"/>
-          <w:sz w:val="18"/>
-        </w:rPr>
-        <w:t>ANSYS MAPDL(µMKS)로 원형 Cu 패드, 측벽 테이퍼, Ta 라이너, 유전체, Si 기판 등가층을 모델링했다. 3D SOLID185 모델은 Cu 탄성상수 C</w:t>
-      </w:r>
-      <w:r>
-        <w:rPr>
-          <w:rFonts w:ascii="Times New Roman" w:hAnsi="Times New Roman" w:eastAsia="HY신명조"/>
-          <w:sz w:val="18"/>
-          <w:vertAlign w:val="subscript"/>
-        </w:rPr>
-        <w:t>11</w:t>
-      </w:r>
-      <w:r>
-        <w:rPr>
-          <w:rFonts w:ascii="Times New Roman" w:hAnsi="Times New Roman" w:eastAsia="HY신명조"/>
-          <w:sz w:val="18"/>
-        </w:rPr>
-        <w:t>/C</w:t>
-      </w:r>
-      <w:r>
-        <w:rPr>
-          <w:rFonts w:ascii="Times New Roman" w:hAnsi="Times New Roman" w:eastAsia="HY신명조"/>
-          <w:sz w:val="18"/>
-          <w:vertAlign w:val="subscript"/>
-        </w:rPr>
-        <w:t>12</w:t>
-      </w:r>
-      <w:r>
-        <w:rPr>
-          <w:rFonts w:ascii="Times New Roman" w:hAnsi="Times New Roman" w:eastAsia="HY신명조"/>
-          <w:sz w:val="18"/>
-        </w:rPr>
-        <w:t>/C</w:t>
-      </w:r>
-      <w:r>
-        <w:rPr>
-          <w:rFonts w:ascii="Times New Roman" w:hAnsi="Times New Roman" w:eastAsia="HY신명조"/>
-          <w:sz w:val="18"/>
-          <w:vertAlign w:val="subscript"/>
-        </w:rPr>
-        <w:t>44</w:t>
-      </w:r>
-      <w:r>
-        <w:rPr>
-          <w:rFonts w:ascii="Times New Roman" w:hAnsi="Times New Roman" w:eastAsia="HY신명조"/>
-          <w:sz w:val="18"/>
-        </w:rPr>
-        <w:t xml:space="preserve"> = 168.4/121.4/75.4 GPa를 결정 방위로 회전한 이방성으로, 큰 다결정 패드는 2D 축대칭 Hill 등방(128 GPa, 0.345)으로 두고 α</w:t>
-      </w:r>
-      <w:r>
-        <w:rPr>
-          <w:rFonts w:ascii="Times New Roman" w:hAnsi="Times New Roman" w:eastAsia="HY신명조"/>
-          <w:sz w:val="18"/>
-          <w:vertAlign w:val="subscript"/>
-        </w:rPr>
-        <w:t>Cu</w:t>
-      </w:r>
-      <w:r>
-        <w:rPr>
-          <w:rFonts w:ascii="Times New Roman" w:hAnsi="Times New Roman" w:eastAsia="HY신명조"/>
-          <w:sz w:val="18"/>
-        </w:rPr>
-        <w:t xml:space="preserve"> = 16.5 ppm/K이다. 측벽은 접합(절점 공유)을 기본으로 하고 미끄럼(법선만 구속)을 대조군으로 둔다. 셀은 배열 피치(2D 등면적 2.26 w) 또는 고립 12 w이다. 물리 규칙·Cu 물성·경계조건·메시 규칙은 모든 시료에 같고 형상·라이너·유전체·피치·열이력만 시료별 입력이다. 유전체 E·α는 공정당 한 번, 큰 패드에서만 문헌 범위 안에서 학습했다(NYCU SiO</w:t>
-      </w:r>
-      <w:r>
-        <w:rPr>
-          <w:rFonts w:ascii="Times New Roman" w:hAnsi="Times New Roman" w:eastAsia="HY신명조"/>
-          <w:sz w:val="18"/>
-          <w:vertAlign w:val="subscript"/>
-        </w:rPr>
-        <w:t>2</w:t>
-      </w:r>
-      <w:r>
-        <w:rPr>
-          <w:rFonts w:ascii="Times New Roman" w:hAnsi="Times New Roman" w:eastAsia="HY신명조"/>
-          <w:sz w:val="18"/>
-        </w:rPr>
-        <w:t xml:space="preserve"> 59 GPa·1.0 ppm/K·테이퍼 18°, imec SiCN 120 GPa·2.0 ppm/K; 모두 범위 끝). u는 중앙 50 % 면적 평균에서 주변 유전체 평균을 뺀 값(AFM 정의와 동일)이다. 수치 검증: 이방성 단일요소 3방위 오차 &lt; 0.01 %, 메시 ×2 +0.02 %, 3D–2D 0.1–0.7 %, 셀 12 w(20 w 대비 1.3 %).</w:t>
-      </w:r>
-    </w:p>
-    <w:p>
-      <w:pPr>
-        <w:pStyle w:val="a3"/>
-        <w:spacing w:line="288" w:lineRule="auto" w:after="0" w:before="0"/>
-        <w:ind w:firstLine="180"/>
-        <w:jc w:val="both"/>
-      </w:pPr>
-      <w:r>
-        <w:rPr>
-          <w:rFonts w:ascii="Times New Roman" w:hAnsi="Times New Roman" w:eastAsia="HY신명조"/>
-          <w:b/>
-          <w:sz w:val="18"/>
-        </w:rPr>
         <w:t xml:space="preserve">2.3 표면확산 항. </w:t>
       </w:r>
       <w:r>
@@ -999,7 +999,7 @@
       <w:pPr>
         <w:pStyle w:val="a3"/>
         <w:tabs>
-          <w:tab w:pos="4507" w:val="left"/>
+          <w:tab w:pos="4450" w:val="right"/>
         </w:tabs>
         <w:spacing w:line="288" w:lineRule="auto" w:after="0" w:before="0"/>
         <w:jc w:val="left"/>
@@ -1007,14 +1007,14 @@
       <w:r>
         <w:rPr>
           <w:rFonts w:ascii="Times New Roman" w:hAnsi="Times New Roman" w:eastAsia="HY신명조"/>
-          <w:sz w:val="16"/>
-        </w:rPr>
-        <w:t>h</w:t>
-      </w:r>
-      <w:r>
-        <w:rPr>
-          <w:rFonts w:ascii="Times New Roman" w:hAnsi="Times New Roman" w:eastAsia="HY신명조"/>
-          <w:sz w:val="16"/>
+          <w:sz w:val="18"/>
+        </w:rPr>
+        <w:t xml:space="preserve">    h</w:t>
+      </w:r>
+      <w:r>
+        <w:rPr>
+          <w:rFonts w:ascii="Times New Roman" w:hAnsi="Times New Roman" w:eastAsia="HY신명조"/>
+          <w:sz w:val="18"/>
           <w:vertAlign w:val="subscript"/>
         </w:rPr>
         <w:t>d</w:t>
@@ -1022,14 +1022,14 @@
       <w:r>
         <w:rPr>
           <w:rFonts w:ascii="Times New Roman" w:hAnsi="Times New Roman" w:eastAsia="HY신명조"/>
-          <w:sz w:val="16"/>
+          <w:sz w:val="18"/>
         </w:rPr>
         <w:t xml:space="preserve"> = s</w:t>
       </w:r>
       <w:r>
         <w:rPr>
           <w:rFonts w:ascii="Times New Roman" w:hAnsi="Times New Roman" w:eastAsia="HY신명조"/>
-          <w:sz w:val="16"/>
+          <w:sz w:val="18"/>
           <w:vertAlign w:val="subscript"/>
         </w:rPr>
         <w:t>ox</w:t>
@@ -1037,14 +1037,14 @@
       <w:r>
         <w:rPr>
           <w:rFonts w:ascii="Times New Roman" w:hAnsi="Times New Roman" w:eastAsia="HY신명조"/>
-          <w:sz w:val="16"/>
+          <w:sz w:val="18"/>
         </w:rPr>
         <w:t>·0.0022(θ</w:t>
       </w:r>
       <w:r>
         <w:rPr>
           <w:rFonts w:ascii="Times New Roman" w:hAnsi="Times New Roman" w:eastAsia="HY신명조"/>
-          <w:sz w:val="16"/>
+          <w:sz w:val="18"/>
           <w:vertAlign w:val="subscript"/>
         </w:rPr>
         <w:t>eff</w:t>
@@ -1052,14 +1052,14 @@
       <w:r>
         <w:rPr>
           <w:rFonts w:ascii="Times New Roman" w:hAnsi="Times New Roman" w:eastAsia="HY신명조"/>
-          <w:sz w:val="16"/>
+          <w:sz w:val="18"/>
         </w:rPr>
         <w:t xml:space="preserve"> − 90°)·D·f(ω)·[1 − e</w:t>
       </w:r>
       <w:r>
         <w:rPr>
           <w:rFonts w:ascii="Times New Roman" w:hAnsi="Times New Roman" w:eastAsia="HY신명조"/>
-          <w:sz w:val="16"/>
+          <w:sz w:val="18"/>
           <w:vertAlign w:val="superscript"/>
         </w:rPr>
         <w:t>−t/τ</w:t>
@@ -1067,71 +1067,88 @@
       <w:r>
         <w:rPr>
           <w:rFonts w:ascii="Times New Roman" w:hAnsi="Times New Roman" w:eastAsia="HY신명조"/>
-          <w:sz w:val="16"/>
-        </w:rPr>
-        <w:t>],  τ = τ</w:t>
-      </w:r>
-      <w:r>
-        <w:rPr>
-          <w:rFonts w:ascii="Times New Roman" w:hAnsi="Times New Roman" w:eastAsia="HY신명조"/>
-          <w:sz w:val="16"/>
-          <w:vertAlign w:val="subscript"/>
-        </w:rPr>
-        <w:t>0</w:t>
-      </w:r>
-      <w:r>
-        <w:rPr>
-          <w:rFonts w:ascii="Times New Roman" w:hAnsi="Times New Roman" w:eastAsia="HY신명조"/>
-          <w:sz w:val="16"/>
-        </w:rPr>
-        <w:t>(D/200 nm)</w:t>
-      </w:r>
-      <w:r>
-        <w:rPr>
-          <w:rFonts w:ascii="Times New Roman" w:hAnsi="Times New Roman" w:eastAsia="HY신명조"/>
-          <w:sz w:val="16"/>
-          <w:vertAlign w:val="superscript"/>
-        </w:rPr>
-        <w:t>3.7</w:t>
-      </w:r>
-      <w:r>
-        <w:rPr>
-          <w:rFonts w:ascii="Times New Roman" w:hAnsi="Times New Roman" w:eastAsia="HY신명조"/>
-          <w:sz w:val="16"/>
-        </w:rPr>
-        <w:t>·D</w:t>
-      </w:r>
-      <w:r>
-        <w:rPr>
-          <w:rFonts w:ascii="Times New Roman" w:hAnsi="Times New Roman" w:eastAsia="HY신명조"/>
-          <w:sz w:val="16"/>
-          <w:vertAlign w:val="subscript"/>
-        </w:rPr>
-        <w:t>s</w:t>
-      </w:r>
-      <w:r>
-        <w:rPr>
-          <w:rFonts w:ascii="Times New Roman" w:hAnsi="Times New Roman" w:eastAsia="HY신명조"/>
-          <w:sz w:val="16"/>
-        </w:rPr>
-        <w:t>(350 °C)/D</w:t>
-      </w:r>
-      <w:r>
-        <w:rPr>
-          <w:rFonts w:ascii="Times New Roman" w:hAnsi="Times New Roman" w:eastAsia="HY신명조"/>
-          <w:sz w:val="16"/>
-          <w:vertAlign w:val="subscript"/>
-        </w:rPr>
-        <w:t>s</w:t>
-      </w:r>
-      <w:r>
-        <w:rPr>
-          <w:rFonts w:ascii="Times New Roman" w:hAnsi="Times New Roman" w:eastAsia="HY신명조"/>
-          <w:sz w:val="16"/>
-        </w:rPr>
-        <w:t>(T)</w:t>
+          <w:sz w:val="18"/>
+        </w:rPr>
+        <w:t>],</w:t>
         <w:tab/>
         <w:t>(1)</w:t>
+      </w:r>
+    </w:p>
+    <w:p>
+      <w:pPr>
+        <w:pStyle w:val="a3"/>
+        <w:tabs>
+          <w:tab w:pos="4450" w:val="right"/>
+        </w:tabs>
+        <w:spacing w:line="288" w:lineRule="auto" w:after="0" w:before="0"/>
+        <w:jc w:val="left"/>
+      </w:pPr>
+      <w:r>
+        <w:rPr>
+          <w:rFonts w:ascii="Times New Roman" w:hAnsi="Times New Roman" w:eastAsia="HY신명조"/>
+          <w:sz w:val="18"/>
+        </w:rPr>
+        <w:t xml:space="preserve">    τ = τ</w:t>
+      </w:r>
+      <w:r>
+        <w:rPr>
+          <w:rFonts w:ascii="Times New Roman" w:hAnsi="Times New Roman" w:eastAsia="HY신명조"/>
+          <w:sz w:val="18"/>
+          <w:vertAlign w:val="subscript"/>
+        </w:rPr>
+        <w:t>0</w:t>
+      </w:r>
+      <w:r>
+        <w:rPr>
+          <w:rFonts w:ascii="Times New Roman" w:hAnsi="Times New Roman" w:eastAsia="HY신명조"/>
+          <w:sz w:val="18"/>
+        </w:rPr>
+        <w:t>(D/200 nm)</w:t>
+      </w:r>
+      <w:r>
+        <w:rPr>
+          <w:rFonts w:ascii="Times New Roman" w:hAnsi="Times New Roman" w:eastAsia="HY신명조"/>
+          <w:sz w:val="18"/>
+          <w:vertAlign w:val="superscript"/>
+        </w:rPr>
+        <w:t>3.7</w:t>
+      </w:r>
+      <w:r>
+        <w:rPr>
+          <w:rFonts w:ascii="Times New Roman" w:hAnsi="Times New Roman" w:eastAsia="HY신명조"/>
+          <w:sz w:val="18"/>
+        </w:rPr>
+        <w:t>·D</w:t>
+      </w:r>
+      <w:r>
+        <w:rPr>
+          <w:rFonts w:ascii="Times New Roman" w:hAnsi="Times New Roman" w:eastAsia="HY신명조"/>
+          <w:sz w:val="18"/>
+          <w:vertAlign w:val="subscript"/>
+        </w:rPr>
+        <w:t>s</w:t>
+      </w:r>
+      <w:r>
+        <w:rPr>
+          <w:rFonts w:ascii="Times New Roman" w:hAnsi="Times New Roman" w:eastAsia="HY신명조"/>
+          <w:sz w:val="18"/>
+        </w:rPr>
+        <w:t>(350 °C)/D</w:t>
+      </w:r>
+      <w:r>
+        <w:rPr>
+          <w:rFonts w:ascii="Times New Roman" w:hAnsi="Times New Roman" w:eastAsia="HY신명조"/>
+          <w:sz w:val="18"/>
+          <w:vertAlign w:val="subscript"/>
+        </w:rPr>
+        <w:t>s</w:t>
+      </w:r>
+      <w:r>
+        <w:rPr>
+          <w:rFonts w:ascii="Times New Roman" w:hAnsi="Times New Roman" w:eastAsia="HY신명조"/>
+          <w:sz w:val="18"/>
+        </w:rPr>
+        <w:t>(T)</w:t>
       </w:r>
     </w:p>
     <w:p>
@@ -2122,7 +2139,7 @@
           <w:rFonts w:ascii="Times New Roman" w:hAnsi="Times New Roman" w:eastAsia="HY신명조"/>
           <w:sz w:val="18"/>
         </w:rPr>
-        <w:t>로 고정하고, 크기별 열탄성 돌출을 공정 상한 400 °C에서 취해 위·아래 합 2u가 5 nm를 넘는 최소 크기를 log(크기) 보간으로 구했다. 실측 기준 0.70 µm(0.54 µm에서 2.8 nm, 1.26 µm에서 10 nm 사이), 모델 기준 0.66 µm(b = 1)–1.06 µm(b = 0.69)이다. 그 아래에서는 400 °C에서도 탄성만으로 접촉이 안 되며(300 nm: 패드당 ≈ 1 nm), 200–400 nm 피치 본딩이 실제로 성립하는 것</w:t>
+        <w:t>로 고정하고, 크기별 열탄성 돌출을 공정 상한 400 °C에서 취해 위·아래 합 2u가 5 nm를 넘는 최소 크기를 log(크기) 보간으로 구했다. 실측 기준 0.70 µm, 모델 기준 0.66 µm(b = 1)–1.06 µm(b = 0.69)이다. 그 아래에서는 400 °C에서도 탄성만으로 접촉이 안 되며(300 nm: 패드당 ≈ 1 nm), 200–400 nm 피치 본딩이 실제로 성립하는 것</w:t>
       </w:r>
       <w:r>
         <w:rPr>
@@ -3167,7 +3184,7 @@
       <w:r>
         <w:drawing>
           <wp:inline xmlns:a="http://schemas.openxmlformats.org/drawingml/2006/main" xmlns:pic="http://schemas.openxmlformats.org/drawingml/2006/picture">
-            <wp:extent cx="2862000" cy="2636252"/>
+            <wp:extent cx="2862000" cy="2499894"/>
             <wp:docPr id="2" name="Picture 2"/>
             <wp:cNvGraphicFramePr>
               <a:graphicFrameLocks noChangeAspect="1"/>
@@ -3188,7 +3205,7 @@
                   <pic:spPr>
                     <a:xfrm>
                       <a:off x="0" y="0"/>
-                      <a:ext cx="2862000" cy="2636252"/>
+                      <a:ext cx="2862000" cy="2499894"/>
                     </a:xfrm>
                     <a:prstGeom prst="rect"/>
                   </pic:spPr>
@@ -3350,7 +3367,7 @@
       <w:r>
         <w:drawing>
           <wp:inline xmlns:a="http://schemas.openxmlformats.org/drawingml/2006/main" xmlns:pic="http://schemas.openxmlformats.org/drawingml/2006/picture">
-            <wp:extent cx="2862000" cy="4272546"/>
+            <wp:extent cx="2862000" cy="3908925"/>
             <wp:docPr id="3" name="Picture 3"/>
             <wp:cNvGraphicFramePr>
               <a:graphicFrameLocks noChangeAspect="1"/>
@@ -3371,7 +3388,7 @@
                   <pic:spPr>
                     <a:xfrm>
                       <a:off x="0" y="0"/>
-                      <a:ext cx="2862000" cy="4272546"/>
+                      <a:ext cx="2862000" cy="3908925"/>
                     </a:xfrm>
                     <a:prstGeom prst="rect"/>
                   </pic:spPr>
@@ -3816,7 +3833,7 @@
       <w:r>
         <w:drawing>
           <wp:inline xmlns:a="http://schemas.openxmlformats.org/drawingml/2006/main" xmlns:pic="http://schemas.openxmlformats.org/drawingml/2006/picture">
-            <wp:extent cx="2862000" cy="3999831"/>
+            <wp:extent cx="2862000" cy="3636210"/>
             <wp:docPr id="6" name="Picture 6"/>
             <wp:cNvGraphicFramePr>
               <a:graphicFrameLocks noChangeAspect="1"/>
@@ -3837,7 +3854,7 @@
                   <pic:spPr>
                     <a:xfrm>
                       <a:off x="0" y="0"/>
-                      <a:ext cx="2862000" cy="3999831"/>
+                      <a:ext cx="2862000" cy="3636210"/>
                     </a:xfrm>
                     <a:prstGeom prst="rect"/>
                   </pic:spPr>
@@ -4680,21 +4697,21 @@
       <w:r>
         <w:rPr>
           <w:rFonts w:ascii="Times New Roman" w:hAnsi="Times New Roman" w:eastAsia="HY신명조"/>
-          <w:sz w:val="16"/>
+          <w:sz w:val="15"/>
         </w:rPr>
         <w:t>[1]</w:t>
       </w:r>
       <w:r>
         <w:rPr>
           <w:rFonts w:ascii="Times New Roman" w:hAnsi="Times New Roman" w:eastAsia="HY신명조"/>
-          <w:sz w:val="16"/>
+          <w:sz w:val="15"/>
         </w:rPr>
         <w:t xml:space="preserve"> </w:t>
       </w:r>
       <w:r>
         <w:rPr>
           <w:rFonts w:ascii="Times New Roman" w:hAnsi="Times New Roman" w:eastAsia="HY신명조"/>
-          <w:sz w:val="16"/>
+          <w:sz w:val="15"/>
         </w:rPr>
         <w:t xml:space="preserve">S. Van Huylenbroeck et al., "Wafer-to-wafer hybrid bonding technology with 200nm interconnect pitch," in </w:t>
       </w:r>
@@ -4702,14 +4719,14 @@
         <w:rPr>
           <w:rFonts w:ascii="Times New Roman" w:hAnsi="Times New Roman" w:eastAsia="HY신명조"/>
           <w:i/>
-          <w:sz w:val="16"/>
+          <w:sz w:val="15"/>
         </w:rPr>
         <w:t>Proc. IEEE ECTC</w:t>
       </w:r>
       <w:r>
         <w:rPr>
           <w:rFonts w:ascii="Times New Roman" w:hAnsi="Times New Roman" w:eastAsia="HY신명조"/>
-          <w:sz w:val="16"/>
+          <w:sz w:val="15"/>
         </w:rPr>
         <w:t>, 2026.</w:t>
       </w:r>
@@ -4723,21 +4740,21 @@
       <w:r>
         <w:rPr>
           <w:rFonts w:ascii="Times New Roman" w:hAnsi="Times New Roman" w:eastAsia="HY신명조"/>
-          <w:sz w:val="16"/>
+          <w:sz w:val="15"/>
         </w:rPr>
         <w:t>[2]</w:t>
       </w:r>
       <w:r>
         <w:rPr>
           <w:rFonts w:ascii="Times New Roman" w:hAnsi="Times New Roman" w:eastAsia="HY신명조"/>
-          <w:sz w:val="16"/>
+          <w:sz w:val="15"/>
         </w:rPr>
         <w:t xml:space="preserve"> </w:t>
       </w:r>
       <w:r>
         <w:rPr>
           <w:rFonts w:ascii="Times New Roman" w:hAnsi="Times New Roman" w:eastAsia="HY신명조"/>
-          <w:sz w:val="16"/>
+          <w:sz w:val="15"/>
         </w:rPr>
         <w:t xml:space="preserve">J. De Messemaeker et al., "New Cu 'bulge-out' mechanism supporting sub-micron scaling of hybrid wafer-to-wafer bonding," in </w:t>
       </w:r>
@@ -4745,14 +4762,14 @@
         <w:rPr>
           <w:rFonts w:ascii="Times New Roman" w:hAnsi="Times New Roman" w:eastAsia="HY신명조"/>
           <w:i/>
-          <w:sz w:val="16"/>
+          <w:sz w:val="15"/>
         </w:rPr>
         <w:t>Proc. IEEE ECTC</w:t>
       </w:r>
       <w:r>
         <w:rPr>
           <w:rFonts w:ascii="Times New Roman" w:hAnsi="Times New Roman" w:eastAsia="HY신명조"/>
-          <w:sz w:val="16"/>
+          <w:sz w:val="15"/>
         </w:rPr>
         <w:t>, pp. 1042–1049, 2023.</w:t>
       </w:r>
@@ -4766,21 +4783,21 @@
       <w:r>
         <w:rPr>
           <w:rFonts w:ascii="Times New Roman" w:hAnsi="Times New Roman" w:eastAsia="HY신명조"/>
-          <w:sz w:val="16"/>
+          <w:sz w:val="15"/>
         </w:rPr>
         <w:t>[3]</w:t>
       </w:r>
       <w:r>
         <w:rPr>
           <w:rFonts w:ascii="Times New Roman" w:hAnsi="Times New Roman" w:eastAsia="HY신명조"/>
-          <w:sz w:val="16"/>
+          <w:sz w:val="15"/>
         </w:rPr>
         <w:t xml:space="preserve"> </w:t>
       </w:r>
       <w:r>
         <w:rPr>
           <w:rFonts w:ascii="Times New Roman" w:hAnsi="Times New Roman" w:eastAsia="HY신명조"/>
-          <w:sz w:val="16"/>
+          <w:sz w:val="15"/>
         </w:rPr>
         <w:t xml:space="preserve">J. De Messemaeker et al., "Understanding scaling and temperature limits in Cu bulge-out mechanism for hybrid wafer-to-wafer bonding," in </w:t>
       </w:r>
@@ -4788,14 +4805,14 @@
         <w:rPr>
           <w:rFonts w:ascii="Times New Roman" w:hAnsi="Times New Roman" w:eastAsia="HY신명조"/>
           <w:i/>
-          <w:sz w:val="16"/>
+          <w:sz w:val="15"/>
         </w:rPr>
         <w:t>Proc. IEEE ECTC</w:t>
       </w:r>
       <w:r>
         <w:rPr>
           <w:rFonts w:ascii="Times New Roman" w:hAnsi="Times New Roman" w:eastAsia="HY신명조"/>
-          <w:sz w:val="16"/>
+          <w:sz w:val="15"/>
         </w:rPr>
         <w:t>, pp. 2158–2162, 2026, doi:10.1109/ECTC51846.2026.00355.</w:t>
       </w:r>
@@ -4809,21 +4826,21 @@
       <w:r>
         <w:rPr>
           <w:rFonts w:ascii="Times New Roman" w:hAnsi="Times New Roman" w:eastAsia="HY신명조"/>
-          <w:sz w:val="16"/>
+          <w:sz w:val="15"/>
         </w:rPr>
         <w:t>[4]</w:t>
       </w:r>
       <w:r>
         <w:rPr>
           <w:rFonts w:ascii="Times New Roman" w:hAnsi="Times New Roman" w:eastAsia="HY신명조"/>
-          <w:sz w:val="16"/>
+          <w:sz w:val="15"/>
         </w:rPr>
         <w:t xml:space="preserve"> </w:t>
       </w:r>
       <w:r>
         <w:rPr>
           <w:rFonts w:ascii="Times New Roman" w:hAnsi="Times New Roman" w:eastAsia="HY신명조"/>
-          <w:sz w:val="16"/>
+          <w:sz w:val="15"/>
         </w:rPr>
         <w:t xml:space="preserve">B. Ayoub et al., "In-situ characterization of thermomechanical behavior of copper nano-interconnect for 3D integration," </w:t>
       </w:r>
@@ -4831,14 +4848,14 @@
         <w:rPr>
           <w:rFonts w:ascii="Times New Roman" w:hAnsi="Times New Roman" w:eastAsia="HY신명조"/>
           <w:i/>
-          <w:sz w:val="16"/>
+          <w:sz w:val="15"/>
         </w:rPr>
         <w:t>Microelectron. Eng.</w:t>
       </w:r>
       <w:r>
         <w:rPr>
           <w:rFonts w:ascii="Times New Roman" w:hAnsi="Times New Roman" w:eastAsia="HY신명조"/>
-          <w:sz w:val="16"/>
+          <w:sz w:val="15"/>
         </w:rPr>
         <w:t>, vol. 261, 111809, 2022.</w:t>
       </w:r>
@@ -4852,21 +4869,21 @@
       <w:r>
         <w:rPr>
           <w:rFonts w:ascii="Times New Roman" w:hAnsi="Times New Roman" w:eastAsia="HY신명조"/>
-          <w:sz w:val="16"/>
+          <w:sz w:val="15"/>
         </w:rPr>
         <w:t>[5]</w:t>
       </w:r>
       <w:r>
         <w:rPr>
           <w:rFonts w:ascii="Times New Roman" w:hAnsi="Times New Roman" w:eastAsia="HY신명조"/>
-          <w:sz w:val="16"/>
+          <w:sz w:val="15"/>
         </w:rPr>
         <w:t xml:space="preserve"> </w:t>
       </w:r>
       <w:r>
         <w:rPr>
           <w:rFonts w:ascii="Times New Roman" w:hAnsi="Times New Roman" w:eastAsia="HY신명조"/>
-          <w:sz w:val="16"/>
+          <w:sz w:val="15"/>
         </w:rPr>
         <w:t xml:space="preserve">H.-E. Lin et al., "Revealing challenges of downscaling effects on Cu thermal expansion in advanced hybrid bonding using in-situ AFM," </w:t>
       </w:r>
@@ -4874,14 +4891,14 @@
         <w:rPr>
           <w:rFonts w:ascii="Times New Roman" w:hAnsi="Times New Roman" w:eastAsia="HY신명조"/>
           <w:i/>
-          <w:sz w:val="16"/>
+          <w:sz w:val="15"/>
         </w:rPr>
         <w:t>Appl. Surf. Sci.</w:t>
       </w:r>
       <w:r>
         <w:rPr>
           <w:rFonts w:ascii="Times New Roman" w:hAnsi="Times New Roman" w:eastAsia="HY신명조"/>
-          <w:sz w:val="16"/>
+          <w:sz w:val="15"/>
         </w:rPr>
         <w:t>, vol. 689, 162539, 2025.</w:t>
       </w:r>
@@ -4895,38 +4912,53 @@
       <w:r>
         <w:rPr>
           <w:rFonts w:ascii="Times New Roman" w:hAnsi="Times New Roman" w:eastAsia="HY신명조"/>
-          <w:sz w:val="16"/>
+          <w:sz w:val="15"/>
         </w:rPr>
         <w:t>[6]</w:t>
       </w:r>
       <w:r>
         <w:rPr>
           <w:rFonts w:ascii="Times New Roman" w:hAnsi="Times New Roman" w:eastAsia="HY신명조"/>
-          <w:sz w:val="16"/>
+          <w:sz w:val="15"/>
         </w:rPr>
         <w:t xml:space="preserve"> </w:t>
       </w:r>
       <w:r>
         <w:rPr>
           <w:rFonts w:ascii="Times New Roman" w:hAnsi="Times New Roman" w:eastAsia="HY신명조"/>
-          <w:sz w:val="16"/>
-        </w:rPr>
-        <w:t xml:space="preserve">P.-L. Chen et al., [확인 필요: title], in </w:t>
+          <w:sz w:val="15"/>
+        </w:rPr>
+        <w:t>P.-L. Chen and C. Chen, "Effect of dimension on thermal expansion of Cu pads in SiO</w:t>
+      </w:r>
+      <w:r>
+        <w:rPr>
+          <w:rFonts w:ascii="Times New Roman" w:hAnsi="Times New Roman" w:eastAsia="HY신명조"/>
+          <w:sz w:val="15"/>
+          <w:vertAlign w:val="subscript"/>
+        </w:rPr>
+        <w:t>2</w:t>
+      </w:r>
+      <w:r>
+        <w:rPr>
+          <w:rFonts w:ascii="Times New Roman" w:hAnsi="Times New Roman" w:eastAsia="HY신명조"/>
+          <w:sz w:val="15"/>
+        </w:rPr>
+        <w:t xml:space="preserve"> vias for 3D IC fine-pitch hybrid bonding," in </w:t>
       </w:r>
       <w:r>
         <w:rPr>
           <w:rFonts w:ascii="Times New Roman" w:hAnsi="Times New Roman" w:eastAsia="HY신명조"/>
           <w:i/>
-          <w:sz w:val="16"/>
-        </w:rPr>
-        <w:t>Proc. IEEE ECTC</w:t>
-      </w:r>
-      <w:r>
-        <w:rPr>
-          <w:rFonts w:ascii="Times New Roman" w:hAnsi="Times New Roman" w:eastAsia="HY신명조"/>
-          <w:sz w:val="16"/>
-        </w:rPr>
-        <w:t>, 2025, doi:10.1109/ECTC51687.2025.00329.</w:t>
+          <w:sz w:val="15"/>
+        </w:rPr>
+        <w:t>Proc. IEEE 75th Electron. Compon. Technol. Conf. (ECTC)</w:t>
+      </w:r>
+      <w:r>
+        <w:rPr>
+          <w:rFonts w:ascii="Times New Roman" w:hAnsi="Times New Roman" w:eastAsia="HY신명조"/>
+          <w:sz w:val="15"/>
+        </w:rPr>
+        <w:t>, Dallas, TX, USA, May 2025, doi:10.1109/ECTC51687.2025.00329.</w:t>
       </w:r>
     </w:p>
     <w:p>
@@ -4938,21 +4970,21 @@
       <w:r>
         <w:rPr>
           <w:rFonts w:ascii="Times New Roman" w:hAnsi="Times New Roman" w:eastAsia="HY신명조"/>
-          <w:sz w:val="16"/>
+          <w:sz w:val="15"/>
         </w:rPr>
         <w:t>[7]</w:t>
       </w:r>
       <w:r>
         <w:rPr>
           <w:rFonts w:ascii="Times New Roman" w:hAnsi="Times New Roman" w:eastAsia="HY신명조"/>
-          <w:sz w:val="16"/>
+          <w:sz w:val="15"/>
         </w:rPr>
         <w:t xml:space="preserve"> </w:t>
       </w:r>
       <w:r>
         <w:rPr>
           <w:rFonts w:ascii="Times New Roman" w:hAnsi="Times New Roman" w:eastAsia="HY신명조"/>
-          <w:sz w:val="16"/>
+          <w:sz w:val="15"/>
         </w:rPr>
         <w:t xml:space="preserve">J. De Messemaeker, K. Van Sever, Y. W. Tsau, B. Zhang, K. Croes, and E. Beyne, "Simulation of bulge-out mechanism enabling sub-0.5 µm scaling of hybrid wafer-to-wafer bonding," in </w:t>
       </w:r>
@@ -4960,14 +4992,14 @@
         <w:rPr>
           <w:rFonts w:ascii="Times New Roman" w:hAnsi="Times New Roman" w:eastAsia="HY신명조"/>
           <w:i/>
-          <w:sz w:val="16"/>
+          <w:sz w:val="15"/>
         </w:rPr>
         <w:t>Proc. IEEE ECTC</w:t>
       </w:r>
       <w:r>
         <w:rPr>
           <w:rFonts w:ascii="Times New Roman" w:hAnsi="Times New Roman" w:eastAsia="HY신명조"/>
-          <w:sz w:val="16"/>
+          <w:sz w:val="15"/>
         </w:rPr>
         <w:t>, 2024.</w:t>
       </w:r>
@@ -4981,38 +5013,38 @@
       <w:r>
         <w:rPr>
           <w:rFonts w:ascii="Times New Roman" w:hAnsi="Times New Roman" w:eastAsia="HY신명조"/>
-          <w:sz w:val="16"/>
+          <w:sz w:val="15"/>
         </w:rPr>
         <w:t>[8]</w:t>
       </w:r>
       <w:r>
         <w:rPr>
           <w:rFonts w:ascii="Times New Roman" w:hAnsi="Times New Roman" w:eastAsia="HY신명조"/>
-          <w:sz w:val="16"/>
+          <w:sz w:val="15"/>
         </w:rPr>
         <w:t xml:space="preserve"> </w:t>
       </w:r>
       <w:r>
         <w:rPr>
           <w:rFonts w:ascii="Times New Roman" w:hAnsi="Times New Roman" w:eastAsia="HY신명조"/>
-          <w:sz w:val="16"/>
-        </w:rPr>
-        <w:t xml:space="preserve">Y. W. Tsau et al., [확인 필요: title, volume, pages], </w:t>
+          <w:sz w:val="15"/>
+        </w:rPr>
+        <w:t xml:space="preserve">Y. W. Tsau, J. De Messemaeker, A. Salahouelhadj, M. Gonzalez, L. Witters, B. Zhang, M. Seefeldt, E. Beyne, and I. De Wolf, "Simulation of Cu pad expansion in wafer-to-wafer Cu/SiCN hybrid bonding," </w:t>
       </w:r>
       <w:r>
         <w:rPr>
           <w:rFonts w:ascii="Times New Roman" w:hAnsi="Times New Roman" w:eastAsia="HY신명조"/>
           <w:i/>
-          <w:sz w:val="16"/>
+          <w:sz w:val="15"/>
         </w:rPr>
         <w:t>Microelectron. Reliab.</w:t>
       </w:r>
       <w:r>
         <w:rPr>
           <w:rFonts w:ascii="Times New Roman" w:hAnsi="Times New Roman" w:eastAsia="HY신명조"/>
-          <w:sz w:val="16"/>
-        </w:rPr>
-        <w:t>, 2022.</w:t>
+          <w:sz w:val="15"/>
+        </w:rPr>
+        <w:t>, vol. 138, Art. no. 114716, 2022, doi:10.1016/j.microrel.2022.114716.</w:t>
       </w:r>
     </w:p>
     <w:p>
@@ -5024,21 +5056,21 @@
       <w:r>
         <w:rPr>
           <w:rFonts w:ascii="Times New Roman" w:hAnsi="Times New Roman" w:eastAsia="HY신명조"/>
-          <w:sz w:val="16"/>
+          <w:sz w:val="15"/>
         </w:rPr>
         <w:t>[9]</w:t>
       </w:r>
       <w:r>
         <w:rPr>
           <w:rFonts w:ascii="Times New Roman" w:hAnsi="Times New Roman" w:eastAsia="HY신명조"/>
-          <w:sz w:val="16"/>
+          <w:sz w:val="15"/>
         </w:rPr>
         <w:t xml:space="preserve"> </w:t>
       </w:r>
       <w:r>
         <w:rPr>
           <w:rFonts w:ascii="Times New Roman" w:hAnsi="Times New Roman" w:eastAsia="HY신명조"/>
-          <w:sz w:val="16"/>
+          <w:sz w:val="15"/>
         </w:rPr>
         <w:t xml:space="preserve">D. B. Butrymowicz, J. R. Manning, and M. E. Read, "Diffusion in copper and copper alloys, Part I," </w:t>
       </w:r>
@@ -5046,14 +5078,14 @@
         <w:rPr>
           <w:rFonts w:ascii="Times New Roman" w:hAnsi="Times New Roman" w:eastAsia="HY신명조"/>
           <w:i/>
-          <w:sz w:val="16"/>
+          <w:sz w:val="15"/>
         </w:rPr>
         <w:t>J. Phys. Chem. Ref. Data</w:t>
       </w:r>
       <w:r>
         <w:rPr>
           <w:rFonts w:ascii="Times New Roman" w:hAnsi="Times New Roman" w:eastAsia="HY신명조"/>
-          <w:sz w:val="16"/>
+          <w:sz w:val="15"/>
         </w:rPr>
         <w:t>, vol. 2, pp. 643–655, 1973.</w:t>
       </w:r>
@@ -5067,38 +5099,38 @@
       <w:r>
         <w:rPr>
           <w:rFonts w:ascii="Times New Roman" w:hAnsi="Times New Roman" w:eastAsia="HY신명조"/>
-          <w:sz w:val="16"/>
+          <w:sz w:val="15"/>
         </w:rPr>
         <w:t>[10]</w:t>
       </w:r>
       <w:r>
         <w:rPr>
           <w:rFonts w:ascii="Times New Roman" w:hAnsi="Times New Roman" w:eastAsia="HY신명조"/>
-          <w:sz w:val="16"/>
+          <w:sz w:val="15"/>
         </w:rPr>
         <w:t xml:space="preserve"> </w:t>
       </w:r>
       <w:r>
         <w:rPr>
           <w:rFonts w:ascii="Times New Roman" w:hAnsi="Times New Roman" w:eastAsia="HY신명조"/>
-          <w:sz w:val="16"/>
-        </w:rPr>
-        <w:t xml:space="preserve">S. Van Huylenbroeck et al., [확인 필요: title], in </w:t>
+          <w:sz w:val="15"/>
+        </w:rPr>
+        <w:t xml:space="preserve">S. Van Huylenbroeck et al., "Wafer to wafer hybrid bonding pitch scaling challenges (Invited)," in </w:t>
       </w:r>
       <w:r>
         <w:rPr>
           <w:rFonts w:ascii="Times New Roman" w:hAnsi="Times New Roman" w:eastAsia="HY신명조"/>
           <w:i/>
-          <w:sz w:val="16"/>
-        </w:rPr>
-        <w:t>Proc. IEEE IRPS</w:t>
-      </w:r>
-      <w:r>
-        <w:rPr>
-          <w:rFonts w:ascii="Times New Roman" w:hAnsi="Times New Roman" w:eastAsia="HY신명조"/>
-          <w:sz w:val="16"/>
-        </w:rPr>
-        <w:t>, 2026, doi:10.1109/IRPS61424.2026.11499286.</w:t>
+          <w:sz w:val="15"/>
+        </w:rPr>
+        <w:t>Proc. IEEE Int. Reliab. Phys. Symp. (IRPS)</w:t>
+      </w:r>
+      <w:r>
+        <w:rPr>
+          <w:rFonts w:ascii="Times New Roman" w:hAnsi="Times New Roman" w:eastAsia="HY신명조"/>
+          <w:sz w:val="15"/>
+        </w:rPr>
+        <w:t>, Tucson, AZ, USA, Mar. 2026, doi:10.1109/IRPS61424.2026.11499286.</w:t>
       </w:r>
     </w:p>
     <w:p>
@@ -5110,21 +5142,21 @@
       <w:r>
         <w:rPr>
           <w:rFonts w:ascii="Times New Roman" w:hAnsi="Times New Roman" w:eastAsia="HY신명조"/>
-          <w:sz w:val="16"/>
+          <w:sz w:val="15"/>
         </w:rPr>
         <w:t>[11]</w:t>
       </w:r>
       <w:r>
         <w:rPr>
           <w:rFonts w:ascii="Times New Roman" w:hAnsi="Times New Roman" w:eastAsia="HY신명조"/>
-          <w:sz w:val="16"/>
+          <w:sz w:val="15"/>
         </w:rPr>
         <w:t xml:space="preserve"> </w:t>
       </w:r>
       <w:r>
         <w:rPr>
           <w:rFonts w:ascii="Times New Roman" w:hAnsi="Times New Roman" w:eastAsia="HY신명조"/>
-          <w:sz w:val="16"/>
+          <w:sz w:val="15"/>
         </w:rPr>
         <w:t xml:space="preserve">O. O. Okudur et al., "Thermomechanical aspects of wafer-to-wafer copper-dielectric hybrid bonding for 3D integrated circuits," in </w:t>
       </w:r>
@@ -5132,14 +5164,14 @@
         <w:rPr>
           <w:rFonts w:ascii="Times New Roman" w:hAnsi="Times New Roman" w:eastAsia="HY신명조"/>
           <w:i/>
-          <w:sz w:val="16"/>
+          <w:sz w:val="15"/>
         </w:rPr>
         <w:t>Int. Conf. Wafer Bonding</w:t>
       </w:r>
       <w:r>
         <w:rPr>
           <w:rFonts w:ascii="Times New Roman" w:hAnsi="Times New Roman" w:eastAsia="HY신명조"/>
-          <w:sz w:val="16"/>
+          <w:sz w:val="15"/>
         </w:rPr>
         <w:t>, Leuven, 2017.</w:t>
       </w:r>
@@ -5153,21 +5185,21 @@
       <w:r>
         <w:rPr>
           <w:rFonts w:ascii="Times New Roman" w:hAnsi="Times New Roman" w:eastAsia="HY신명조"/>
-          <w:sz w:val="16"/>
+          <w:sz w:val="15"/>
         </w:rPr>
         <w:t>[12]</w:t>
       </w:r>
       <w:r>
         <w:rPr>
           <w:rFonts w:ascii="Times New Roman" w:hAnsi="Times New Roman" w:eastAsia="HY신명조"/>
-          <w:sz w:val="16"/>
+          <w:sz w:val="15"/>
         </w:rPr>
         <w:t xml:space="preserve"> </w:t>
       </w:r>
       <w:r>
         <w:rPr>
           <w:rFonts w:ascii="Times New Roman" w:hAnsi="Times New Roman" w:eastAsia="HY신명조"/>
-          <w:sz w:val="16"/>
+          <w:sz w:val="15"/>
         </w:rPr>
         <w:t xml:space="preserve">S. Lhostis et al., "Contact resistivity of submicron hybrid bonding pads down to 400 nm," </w:t>
       </w:r>
@@ -5175,14 +5207,14 @@
         <w:rPr>
           <w:rFonts w:ascii="Times New Roman" w:hAnsi="Times New Roman" w:eastAsia="HY신명조"/>
           <w:i/>
-          <w:sz w:val="16"/>
+          <w:sz w:val="15"/>
         </w:rPr>
         <w:t>J. Electron. Mater.</w:t>
       </w:r>
       <w:r>
         <w:rPr>
           <w:rFonts w:ascii="Times New Roman" w:hAnsi="Times New Roman" w:eastAsia="HY신명조"/>
-          <w:sz w:val="16"/>
+          <w:sz w:val="15"/>
         </w:rPr>
         <w:t>, vol. 53, pp. 4421–4431, 2024.</w:t>
       </w:r>
@@ -5196,21 +5228,21 @@
       <w:r>
         <w:rPr>
           <w:rFonts w:ascii="Times New Roman" w:hAnsi="Times New Roman" w:eastAsia="HY신명조"/>
-          <w:sz w:val="16"/>
+          <w:sz w:val="15"/>
         </w:rPr>
         <w:t>[13]</w:t>
       </w:r>
       <w:r>
         <w:rPr>
           <w:rFonts w:ascii="Times New Roman" w:hAnsi="Times New Roman" w:eastAsia="HY신명조"/>
-          <w:sz w:val="16"/>
+          <w:sz w:val="15"/>
         </w:rPr>
         <w:t xml:space="preserve"> </w:t>
       </w:r>
       <w:r>
         <w:rPr>
           <w:rFonts w:ascii="Times New Roman" w:hAnsi="Times New Roman" w:eastAsia="HY신명조"/>
-          <w:sz w:val="16"/>
+          <w:sz w:val="15"/>
         </w:rPr>
         <w:t xml:space="preserve">ASME V&amp;V 10-2019, </w:t>
       </w:r>
@@ -5218,14 +5250,14 @@
         <w:rPr>
           <w:rFonts w:ascii="Times New Roman" w:hAnsi="Times New Roman" w:eastAsia="HY신명조"/>
           <w:i/>
-          <w:sz w:val="16"/>
+          <w:sz w:val="15"/>
         </w:rPr>
         <w:t>Standard for Verification and Validation in Computational Solid Mechanics</w:t>
       </w:r>
       <w:r>
         <w:rPr>
           <w:rFonts w:ascii="Times New Roman" w:hAnsi="Times New Roman" w:eastAsia="HY신명조"/>
-          <w:sz w:val="16"/>
+          <w:sz w:val="15"/>
         </w:rPr>
         <w:t>, ASME, 2019.</w:t>
       </w:r>
@@ -5239,21 +5271,21 @@
       <w:r>
         <w:rPr>
           <w:rFonts w:ascii="Times New Roman" w:hAnsi="Times New Roman" w:eastAsia="HY신명조"/>
-          <w:sz w:val="16"/>
+          <w:sz w:val="15"/>
         </w:rPr>
         <w:t>[14]</w:t>
       </w:r>
       <w:r>
         <w:rPr>
           <w:rFonts w:ascii="Times New Roman" w:hAnsi="Times New Roman" w:eastAsia="HY신명조"/>
-          <w:sz w:val="16"/>
+          <w:sz w:val="15"/>
         </w:rPr>
         <w:t xml:space="preserve"> </w:t>
       </w:r>
       <w:r>
         <w:rPr>
           <w:rFonts w:ascii="Times New Roman" w:hAnsi="Times New Roman" w:eastAsia="HY신명조"/>
-          <w:sz w:val="16"/>
+          <w:sz w:val="15"/>
         </w:rPr>
         <w:t xml:space="preserve">B. Ayoub, </w:t>
       </w:r>
@@ -5261,14 +5293,14 @@
         <w:rPr>
           <w:rFonts w:ascii="Times New Roman" w:hAnsi="Times New Roman" w:eastAsia="HY신명조"/>
           <w:i/>
-          <w:sz w:val="16"/>
+          <w:sz w:val="15"/>
         </w:rPr>
         <w:t>Electrical and morphological characterizations of the hybrid bonding level down to submicron pitches</w:t>
       </w:r>
       <w:r>
         <w:rPr>
           <w:rFonts w:ascii="Times New Roman" w:hAnsi="Times New Roman" w:eastAsia="HY신명조"/>
-          <w:sz w:val="16"/>
+          <w:sz w:val="15"/>
         </w:rPr>
         <w:t>, PhD thesis, Univ. Bordeaux, 2023.</w:t>
       </w:r>
@@ -5282,23 +5314,38 @@
       <w:r>
         <w:rPr>
           <w:rFonts w:ascii="Times New Roman" w:hAnsi="Times New Roman" w:eastAsia="HY신명조"/>
-          <w:sz w:val="16"/>
+          <w:sz w:val="15"/>
         </w:rPr>
         <w:t>[15]</w:t>
       </w:r>
       <w:r>
         <w:rPr>
           <w:rFonts w:ascii="Times New Roman" w:hAnsi="Times New Roman" w:eastAsia="HY신명조"/>
-          <w:sz w:val="16"/>
+          <w:sz w:val="15"/>
         </w:rPr>
         <w:t xml:space="preserve"> </w:t>
       </w:r>
       <w:r>
         <w:rPr>
           <w:rFonts w:ascii="Times New Roman" w:hAnsi="Times New Roman" w:eastAsia="HY신명조"/>
-          <w:sz w:val="16"/>
-        </w:rPr>
-        <w:t>C. Okoro et al., [확인 필요: full reference for the Cu σ_y(T) used in the connection-stage plasticity].</w:t>
+          <w:sz w:val="15"/>
+        </w:rPr>
+        <w:t xml:space="preserve">C. Okoro, Y. Yang, B. Vandevelde, B. Swinnen, D. Vandepitte, B. Verlinden, and I. De Wolf, "Extraction of the appropriate material property for realistic modeling of through-silicon-vias using µ-Raman spectroscopy," in </w:t>
+      </w:r>
+      <w:r>
+        <w:rPr>
+          <w:rFonts w:ascii="Times New Roman" w:hAnsi="Times New Roman" w:eastAsia="HY신명조"/>
+          <w:i/>
+          <w:sz w:val="15"/>
+        </w:rPr>
+        <w:t>Proc. IEEE Int. Interconnect Technol. Conf. (IITC)</w:t>
+      </w:r>
+      <w:r>
+        <w:rPr>
+          <w:rFonts w:ascii="Times New Roman" w:hAnsi="Times New Roman" w:eastAsia="HY신명조"/>
+          <w:sz w:val="15"/>
+        </w:rPr>
+        <w:t>, San Francisco, CA, USA, Jun. 2008, pp. 16–18.</w:t>
       </w:r>
     </w:p>
     <w:sectPr>

--- a/docs/paper/ieie2026f_proceedings_final.docx
+++ b/docs/paper/ieie2026f_proceedings_final.docx
@@ -55,9 +55,9 @@
                 <w:rFonts w:eastAsia="바탕"/>
                 <w:b/>
                 <w:w w:val="95"/>
-                <w:sz w:val="30"/>
-              </w:rPr>
-              <w:t>서브마이크론 Cu 하이브리드 본딩 패드의 접촉 기구 전환과</w:t>
+                <w:sz w:val="36"/>
+              </w:rPr>
+              <w:t>서브마이크론 Cu 하이브리드 본딩 패드의</w:t>
             </w:r>
           </w:p>
           <w:p>
@@ -72,9 +72,11 @@
                 <w:rFonts w:eastAsia="바탕"/>
                 <w:b/>
                 <w:w w:val="95"/>
-                <w:sz w:val="30"/>
-              </w:rPr>
-              <w:t>300 nm 공정창 예측: 사전등록 검증 기반 열탄성–표면확산 모델</w:t>
+                <w:sz w:val="36"/>
+              </w:rPr>
+              <w:t>접촉 기구 전환과 300 nm 공정창 예측:</w:t>
+              <w:br/>
+              <w:t>사전등록 검증 기반 열탄성–표면확산 모델</w:t>
             </w:r>
           </w:p>
         </w:tc>
@@ -699,7 +701,7 @@
           <w:rFonts w:ascii="Times New Roman" w:hAnsi="Times New Roman" w:eastAsia="HY신명조"/>
           <w:sz w:val="16"/>
         </w:rPr>
-        <w:t>) ≥ 0. (b) Pre-registered V&amp;V workflow (verification → train → test → prediction).</w:t>
+        <w:t>) ≥ 0. (b) Pre-registered V&amp;V workflow (verification → train → test → prediction)</w:t>
       </w:r>
     </w:p>
     <w:p>
@@ -1396,7 +1398,7 @@
           <w:rFonts w:ascii="Times New Roman" w:hAnsi="Times New Roman" w:eastAsia="HY신명조"/>
           <w:sz w:val="16"/>
         </w:rPr>
-        <w:t>Table 1. Datasets and their roles (pre-registered split).</w:t>
+        <w:t>Table 1. Datasets and their roles (pre-registered split)</w:t>
       </w:r>
     </w:p>
     <w:tbl>
@@ -2169,7 +2171,7 @@
           <w:rFonts w:ascii="Times New Roman" w:hAnsi="Times New Roman" w:eastAsia="HY신명조"/>
           <w:sz w:val="16"/>
         </w:rPr>
-        <w:t>Table 2. Elastic-model train/test (array cell, bonded sidewall).</w:t>
+        <w:t>Table 2. Elastic-model train/test (array cell, bonded sidewall)</w:t>
       </w:r>
     </w:p>
     <w:tbl>
@@ -3227,7 +3229,7 @@
           <w:rFonts w:ascii="Times New Roman" w:hAnsi="Times New Roman" w:eastAsia="HY신명조"/>
           <w:sz w:val="16"/>
         </w:rPr>
-        <w:t>Fig. 2. Mechanism transition with pad size: top + bottom elastic protrusion at 400 °C (FEM, FEM × 0.69, imec measurement) versus the saturated diffusion bulge-out (checked for D ≤ 300 nm; dashed = extrapolation) and the IRPS 2026 recess sum of 5 nm; crossover ≈ 0.7 µm. Inset: transition size versus recess sum.</w:t>
+        <w:t>Fig. 2. Mechanism transition with pad size: top + bottom elastic protrusion at 400 °C (FEM, FEM × 0.69, imec measurement) versus the saturated diffusion bulge-out (checked for D ≤ 300 nm; dashed = extrapolation) and the IRPS 2026 recess sum of 5 nm; crossover ≈ 0.7 µm. Inset: transition size versus recess sum</w:t>
       </w:r>
     </w:p>
     <w:p>
@@ -3410,7 +3412,7 @@
           <w:rFonts w:ascii="Times New Roman" w:hAnsi="Times New Roman" w:eastAsia="HY신명조"/>
           <w:sz w:val="16"/>
         </w:rPr>
-        <w:t>Fig. 3. Surface-diffusion term (with orientation factor, exploratory round 2) versus imec 2026 bulge-out distributions: (a) 400/500 nm pitch medians and IQR versus anneal T and time (open = failed point), (b) size dependence at 250 °C, 1 h (200–500 nm pitch), (c) orientation factor f(ω) and the faceted fraction.</w:t>
+        <w:t>Fig. 3. Surface-diffusion term (with orientation factor, exploratory round 2) versus imec 2026 bulge-out distributions: (a) 400/500 nm pitch medians and IQR versus anneal T and time (open = failed point), (b) size dependence at 250 °C, 1 h (200–500 nm pitch), (c) orientation factor f(ω) and the faceted fraction</w:t>
       </w:r>
     </w:p>
     <w:p>
@@ -3766,7 +3768,7 @@
           <w:rFonts w:ascii="Times New Roman" w:hAnsi="Times New Roman" w:eastAsia="HY신명조"/>
           <w:sz w:val="16"/>
         </w:rPr>
-        <w:t xml:space="preserve"> × Q; boxes mark the recommended cells.</w:t>
+        <w:t xml:space="preserve"> × Q; boxes mark the recommended cells</w:t>
       </w:r>
     </w:p>
     <w:p>
@@ -3821,7 +3823,7 @@
           <w:rFonts w:ascii="Times New Roman" w:hAnsi="Times New Roman" w:eastAsia="HY신명조"/>
           <w:sz w:val="16"/>
         </w:rPr>
-        <w:t>Fig. 5. 300 nm pads: allowable CMP recess sum (top + bottom, nm) for P(contact) ≥ 0.99 for each anneal T × time (σ = 0.5 nm per pad).</w:t>
+        <w:t>Fig. 5. 300 nm pads: allowable CMP recess sum (top + bottom, nm) for P(contact) ≥ 0.99 for each anneal T × time (σ = 0.5 nm per pad)</w:t>
       </w:r>
     </w:p>
     <w:p>
@@ -3876,7 +3878,7 @@
           <w:rFonts w:ascii="Times New Roman" w:hAnsi="Times New Roman" w:eastAsia="HY신명조"/>
           <w:sz w:val="16"/>
         </w:rPr>
-        <w:t>Fig. 6. (a) Factor ranking: number of window cells (of 15, clean surface) changed when each factor is varied, 0.30 and 0.54 µm. (b) Open-pair fraction at 300 nm with the &lt;111&gt; facet term versus without it (fine-grained-Cu proxy); zero counts are drawn at 1/n.</w:t>
+        <w:t>Fig. 6. (a) Factor ranking: number of window cells (of 15, clean surface) changed when each factor is varied, 0.30 and 0.54 µm. (b) Open-pair fraction at 300 nm with the &lt;111&gt; facet term versus without it (fine-grained-Cu proxy); zero counts are drawn at 1/n</w:t>
       </w:r>
     </w:p>
     <w:p>
@@ -3965,7 +3967,7 @@
           <w:rFonts w:ascii="Times New Roman" w:hAnsi="Times New Roman" w:eastAsia="HY신명조"/>
           <w:sz w:val="16"/>
         </w:rPr>
-        <w:t>Table 3. Status of each model part.</w:t>
+        <w:t>Table 3. Status of each model part</w:t>
       </w:r>
     </w:p>
     <w:tbl>
@@ -4986,7 +4988,7 @@
           <w:rFonts w:ascii="Times New Roman" w:hAnsi="Times New Roman" w:eastAsia="HY신명조"/>
           <w:sz w:val="15"/>
         </w:rPr>
-        <w:t xml:space="preserve">J. De Messemaeker, K. Van Sever, Y. W. Tsau, B. Zhang, K. Croes, and E. Beyne, "Simulation of bulge-out mechanism enabling sub-0.5 µm scaling of hybrid wafer-to-wafer bonding," in </w:t>
+        <w:t xml:space="preserve">J. De Messemaeker et al., "Simulation of bulge-out mechanism enabling sub-0.5 µm scaling of hybrid wafer-to-wafer bonding," in </w:t>
       </w:r>
       <w:r>
         <w:rPr>

--- a/docs/paper/ieie2026f_proceedings_final.docx
+++ b/docs/paper/ieie2026f_proceedings_final.docx
@@ -57,7 +57,7 @@
                 <w:w w:val="95"/>
                 <w:sz w:val="36"/>
               </w:rPr>
-              <w:t>서브마이크론 Cu 하이브리드 본딩 패드의</w:t>
+              <w:t>300 nm Cu 하이브리드 본딩의 접촉 결정 요인과</w:t>
             </w:r>
           </w:p>
           <w:p>
@@ -74,9 +74,7 @@
                 <w:w w:val="95"/>
                 <w:sz w:val="36"/>
               </w:rPr>
-              <w:t>접촉 기구 전환과 300 nm 공정창 예측:</w:t>
-              <w:br/>
-              <w:t>사전등록 검증 기반 열탄성–표면확산 모델</w:t>
+              <w:t>공정 조건: 열탄성 돌출과 표면확산을 결합한 모델</w:t>
             </w:r>
           </w:p>
         </w:tc>
@@ -159,7 +157,7 @@
                 <w:kern w:val="0"/>
                 <w:szCs w:val="20"/>
               </w:rPr>
-              <w:t>[저자 기입]</w:t>
+              <w:t>박주상</w:t>
             </w:r>
           </w:p>
           <w:p>
@@ -184,7 +182,7 @@
                 <w:kern w:val="0"/>
                 <w:szCs w:val="20"/>
               </w:rPr>
-              <w:t>[소속 기입]</w:t>
+              <w:t>성균관대학교</w:t>
             </w:r>
           </w:p>
           <w:p>
@@ -203,7 +201,7 @@
                 <w:rFonts w:ascii="HY신명조" w:eastAsia="HY신명조" w:hint="eastAsia"/>
                 <w:b/>
               </w:rPr>
-              <w:t>e-mail : [기입]</w:t>
+              <w:t>e-mail : pwqppt@gmail.com</w:t>
             </w:r>
             <w:proofErr w:type="gramEnd"/>
           </w:p>
@@ -235,7 +233,7 @@
                 <w:b/>
                 <w:sz w:val="22"/>
               </w:rPr>
-              <w:t>Mechanism Transition and 300 nm Process-Window Prediction for Sub-Micron Cu</w:t>
+              <w:t>Contact-Determining Factors and Process Conditions in 300 nm Cu Hybrid Bonding:</w:t>
             </w:r>
           </w:p>
           <w:p>
@@ -254,7 +252,7 @@
                 <w:b/>
                 <w:sz w:val="22"/>
               </w:rPr>
-              <w:t>Hybrid-Bonding Pads: A Pre-Registered Thermo-Elastic/Surface-Diffusion Model</w:t>
+              <w:t>A Model Coupling Thermo-Elastic Protrusion and Surface Diffusion</w:t>
             </w:r>
           </w:p>
           <w:p>
@@ -289,7 +287,7 @@
                 <w:bCs/>
                 <w:shd w:val="clear" w:color="auto" w:fill="FFFFFF"/>
               </w:rPr>
-              <w:t>[Author names]</w:t>
+              <w:t>Joosang Park</w:t>
             </w:r>
           </w:p>
           <w:p>
@@ -310,7 +308,7 @@
                 <w:bCs/>
                 <w:shd w:val="clear" w:color="auto" w:fill="FFFFFF"/>
               </w:rPr>
-              <w:t>[Affiliation]</w:t>
+              <w:t>Department of AI Convergence, Sungkyunkwan University</w:t>
             </w:r>
             <w:proofErr w:type="gramStart"/>
             <w:proofErr w:type="gramEnd"/>
@@ -339,15 +337,46 @@
     <w:p>
       <w:pPr>
         <w:pStyle w:val="a3"/>
-        <w:spacing w:line="288" w:lineRule="auto" w:after="60" w:before="120"/>
+        <w:spacing w:line="288" w:lineRule="auto" w:after="0" w:before="0"/>
         <w:jc w:val="center"/>
       </w:pPr>
       <w:r>
         <w:rPr>
           <w:rFonts w:ascii="Times New Roman" w:hAnsi="Times New Roman" w:eastAsia="HY신명조"/>
+          <w:b/>
           <w:sz w:val="24"/>
         </w:rPr>
-        <w:t>요  약</w:t>
+        <w:t>Abstract</w:t>
+      </w:r>
+    </w:p>
+    <w:p>
+      <w:pPr>
+        <w:pStyle w:val="a3"/>
+        <w:spacing w:line="288" w:lineRule="auto" w:after="40" w:before="0"/>
+        <w:ind w:firstLine="180"/>
+        <w:jc w:val="both"/>
+      </w:pPr>
+      <w:r>
+        <w:rPr>
+          <w:rFonts w:ascii="Times New Roman" w:hAnsi="Times New Roman" w:eastAsia="HY신명조"/>
+          <w:sz w:val="18"/>
+        </w:rPr>
+        <w:t>Below 1 µm, thermo-elastic protrusion of Cu hybrid-bonding pads no longer closes the CMP recess, and surface-diffusion bulge-out has to make the Cu–Cu contact. We couple an ANSYS thermo-elastic FEM built from literature properties with an analytic surface-diffusion term. The train/test split and the acceptance criteria were fixed before computation, and the test data were used once. For a sidewall bonded to the liner, the elastic contact limit, at which the top + bottom elastic protrusion equals a 5 nm recess sum, is about 0.7 µm at 400 °C. Over the tested set of model uncertainties and with pad-to-pad recess and orientation scatter, 300 nm pads are predicted to keep a contact probability of at least 0.99 on a clean surface at about 250 °C for 2 h and at 300 °C for 30 min or longer. The worst-orientation conclusion depends on the unmeasured bulge-out of pads oriented exactly along &lt;111&gt;.</w:t>
+      </w:r>
+    </w:p>
+    <w:p>
+      <w:pPr>
+        <w:pStyle w:val="a3"/>
+        <w:keepNext/>
+        <w:spacing w:line="288" w:lineRule="auto" w:after="40" w:before="120"/>
+        <w:jc w:val="center"/>
+      </w:pPr>
+      <w:r>
+        <w:rPr>
+          <w:rFonts w:ascii="Times New Roman" w:hAnsi="Times New Roman" w:eastAsia="HY신명조"/>
+          <w:sz w:val="24"/>
+        </w:rPr>
+        <w:t>I. 서론</w:t>
       </w:r>
     </w:p>
     <w:p>
@@ -362,21 +391,112 @@
           <w:rFonts w:ascii="Times New Roman" w:hAnsi="Times New Roman" w:eastAsia="HY신명조"/>
           <w:sz w:val="18"/>
         </w:rPr>
-        <w:t>패드 피치가 1 µm 아래로 줄면 Cu 열탄성 팽창만으로는 CMP recess를 닫지 못한다. 문헌 물성 열탄성 FEM과 표면확산 bulge-out 식을 결합한 모델을 세 연구그룹 실측으로 사전등록 시험한 결과, 접촉 기구는 recess 합 5 nm에서 약 0.7 µm를 경계로 표면확산으로 넘어가고 방위 효과는 확산 항으로 들어온다. 300 nm 패드의 공정창, recess 허용 합 7.5–11.5 nm, 미접촉 쌍 하한을 불확실도와 함께 예측하였다.</w:t>
-      </w:r>
-    </w:p>
-    <w:p>
-      <w:pPr>
-        <w:pStyle w:val="a3"/>
-        <w:spacing w:line="288" w:lineRule="auto" w:after="60" w:before="120"/>
-        <w:jc w:val="center"/>
-      </w:pPr>
-      <w:r>
-        <w:rPr>
-          <w:rFonts w:ascii="Times New Roman" w:hAnsi="Times New Roman" w:eastAsia="HY신명조"/>
-          <w:sz w:val="24"/>
-        </w:rPr>
-        <w:t>I. 서론</w:t>
+        <w:t>웨이퍼 간 Cu/SiCN 하이브리드 본딩은 200 nm 피치까지 전기적 수율이 보고되었다</w:t>
+      </w:r>
+      <w:r>
+        <w:rPr>
+          <w:rFonts w:ascii="Times New Roman" w:hAnsi="Times New Roman" w:eastAsia="HY신명조"/>
+          <w:sz w:val="18"/>
+          <w:vertAlign w:val="superscript"/>
+        </w:rPr>
+        <w:t>[1]</w:t>
+      </w:r>
+      <w:r>
+        <w:rPr>
+          <w:rFonts w:ascii="Times New Roman" w:hAnsi="Times New Roman" w:eastAsia="HY신명조"/>
+          <w:sz w:val="18"/>
+        </w:rPr>
+        <w:t>. 패드가 작아지면 어닐 중 Cu의 열탄성 돌출은 1 nm 수준으로 줄어 CMP recess를 닫지 못하고, 상·하 패드의 접촉은 표면확산에 의한 bulge-out이 만든다</w:t>
+      </w:r>
+      <w:r>
+        <w:rPr>
+          <w:rFonts w:ascii="Times New Roman" w:hAnsi="Times New Roman" w:eastAsia="HY신명조"/>
+          <w:sz w:val="18"/>
+          <w:vertAlign w:val="superscript"/>
+        </w:rPr>
+        <w:t>[2,3]</w:t>
+      </w:r>
+      <w:r>
+        <w:rPr>
+          <w:rFonts w:ascii="Times New Roman" w:hAnsi="Times New Roman" w:eastAsia="HY신명조"/>
+          <w:sz w:val="18"/>
+        </w:rPr>
+        <w:t>. 선행연구는 300 nm 패드의 Laue 변형률</w:t>
+      </w:r>
+      <w:r>
+        <w:rPr>
+          <w:rFonts w:ascii="Times New Roman" w:hAnsi="Times New Roman" w:eastAsia="HY신명조"/>
+          <w:sz w:val="18"/>
+          <w:vertAlign w:val="superscript"/>
+        </w:rPr>
+        <w:t>[4]</w:t>
+      </w:r>
+      <w:r>
+        <w:rPr>
+          <w:rFonts w:ascii="Times New Roman" w:hAnsi="Times New Roman" w:eastAsia="HY신명조"/>
+          <w:sz w:val="18"/>
+        </w:rPr>
+        <w:t>, 1–9 µm 패드의 in-situ 돌출</w:t>
+      </w:r>
+      <w:r>
+        <w:rPr>
+          <w:rFonts w:ascii="Times New Roman" w:hAnsi="Times New Roman" w:eastAsia="HY신명조"/>
+          <w:sz w:val="18"/>
+          <w:vertAlign w:val="superscript"/>
+        </w:rPr>
+        <w:t>[5,6]</w:t>
+      </w:r>
+      <w:r>
+        <w:rPr>
+          <w:rFonts w:ascii="Times New Roman" w:hAnsi="Times New Roman" w:eastAsia="HY신명조"/>
+          <w:sz w:val="18"/>
+        </w:rPr>
+        <w:t>, 수천 개 패드의 bulge-out 분포와 결정방위</w:t>
+      </w:r>
+      <w:r>
+        <w:rPr>
+          <w:rFonts w:ascii="Times New Roman" w:hAnsi="Times New Roman" w:eastAsia="HY신명조"/>
+          <w:sz w:val="18"/>
+          <w:vertAlign w:val="superscript"/>
+        </w:rPr>
+        <w:t>[2,3,7]</w:t>
+      </w:r>
+      <w:r>
+        <w:rPr>
+          <w:rFonts w:ascii="Times New Roman" w:hAnsi="Times New Roman" w:eastAsia="HY신명조"/>
+          <w:sz w:val="18"/>
+        </w:rPr>
+        <w:t>, Cu/SiCN 패드 팽창 해석</w:t>
+      </w:r>
+      <w:r>
+        <w:rPr>
+          <w:rFonts w:ascii="Times New Roman" w:hAnsi="Times New Roman" w:eastAsia="HY신명조"/>
+          <w:sz w:val="18"/>
+          <w:vertAlign w:val="superscript"/>
+        </w:rPr>
+        <w:t>[8]</w:t>
+      </w:r>
+      <w:r>
+        <w:rPr>
+          <w:rFonts w:ascii="Times New Roman" w:hAnsi="Times New Roman" w:eastAsia="HY신명조"/>
+          <w:sz w:val="18"/>
+        </w:rPr>
+        <w:t>, 열팽창과 표면확산을 결합한 어닐 모델</w:t>
+      </w:r>
+      <w:r>
+        <w:rPr>
+          <w:rFonts w:ascii="Times New Roman" w:hAnsi="Times New Roman" w:eastAsia="HY신명조"/>
+          <w:sz w:val="18"/>
+          <w:vertAlign w:val="superscript"/>
+        </w:rPr>
+        <w:t>[9]</w:t>
+      </w:r>
+      <w:r>
+        <w:rPr>
+          <w:rFonts w:ascii="Times New Roman" w:hAnsi="Times New Roman" w:eastAsia="HY신명조"/>
+          <w:sz w:val="18"/>
+        </w:rPr>
+        <w:t>로 나뉘어 있다. 그러나 이 관측들로 한 모델을 학습·테스트하고, 모델 가정이 바뀔 때 접촉 판정이 유지되는지를 패드별 산포와 함께 정량화한 연구는 없다.</w:t>
       </w:r>
     </w:p>
     <w:p>
@@ -391,37 +511,37 @@
           <w:rFonts w:ascii="Times New Roman" w:hAnsi="Times New Roman" w:eastAsia="HY신명조"/>
           <w:sz w:val="18"/>
         </w:rPr>
-        <w:t>웨이퍼 간(W2W) Cu/SiCN 하이브리드 본딩은 200 nm 피치까지 전기적 수율이 보고되었다</w:t>
-      </w:r>
-      <w:r>
-        <w:rPr>
-          <w:rFonts w:ascii="Times New Roman" w:hAnsi="Times New Roman" w:eastAsia="HY신명조"/>
-          <w:sz w:val="18"/>
-          <w:vertAlign w:val="superscript"/>
-        </w:rPr>
-        <w:t>[1]</w:t>
-      </w:r>
-      <w:r>
-        <w:rPr>
-          <w:rFonts w:ascii="Times New Roman" w:hAnsi="Times New Roman" w:eastAsia="HY신명조"/>
-          <w:sz w:val="18"/>
-        </w:rPr>
-        <w:t>. 이 영역에서는 접합 후 어닐 중 Cu 패드의 열탄성 팽창이 패드 부피에 비례해 줄어 1 nm 이하가 되며, 상·하 패드의 Cu–Cu 접촉은 표면확산에 의한 Cu 원자의 재배치(bulge-out)가 만든다</w:t>
-      </w:r>
-      <w:r>
-        <w:rPr>
-          <w:rFonts w:ascii="Times New Roman" w:hAnsi="Times New Roman" w:eastAsia="HY신명조"/>
-          <w:sz w:val="18"/>
-          <w:vertAlign w:val="superscript"/>
-        </w:rPr>
-        <w:t>[2,3]</w:t>
-      </w:r>
-      <w:r>
-        <w:rPr>
-          <w:rFonts w:ascii="Times New Roman" w:hAnsi="Times New Roman" w:eastAsia="HY신명조"/>
-          <w:sz w:val="18"/>
-        </w:rPr>
-        <w:t>. 따라서 1 µm 아래에서는 "어떤 recess에서 닫히는가"가 아니라 "어떤 어닐·표면·라이너·방위 조건에서 닫히는가"가 공정 설계 질문이 된다.</w:t>
+        <w:t>본 연구는 Cu 측벽이 라이너에 접합된 공정에서 300 nm 패드의 접촉을 결정하는 요인을 구분하고, 어닐 온도·시간, 표면 상태, 라이너 같은 공정 변수와 recess 산포, 결정방위 같은 패드별 무작위 요인이 접촉 가능한 어닐 조건을 얼마나 움직이는지 제시한다. 이를 위해 문헌 물성 열탄성 FEM과 표면확산 해석식을 결합한 모델을 세 연구그룹의 실측으로 학습·테스트하고, 그 모델로 접촉 가능한 어닐 조건과 요인별 영향을 계산했다.</w:t>
+      </w:r>
+    </w:p>
+    <w:p>
+      <w:pPr>
+        <w:pStyle w:val="a3"/>
+        <w:keepNext/>
+        <w:spacing w:line="288" w:lineRule="auto" w:after="40" w:before="120"/>
+        <w:jc w:val="center"/>
+      </w:pPr>
+      <w:r>
+        <w:rPr>
+          <w:rFonts w:ascii="Times New Roman" w:hAnsi="Times New Roman" w:eastAsia="HY신명조"/>
+          <w:sz w:val="24"/>
+        </w:rPr>
+        <w:t>II. 연구 방법</w:t>
+      </w:r>
+    </w:p>
+    <w:p>
+      <w:pPr>
+        <w:pStyle w:val="a3"/>
+        <w:keepNext/>
+        <w:spacing w:line="288" w:lineRule="auto" w:after="20" w:before="120"/>
+        <w:jc w:val="left"/>
+      </w:pPr>
+      <w:r>
+        <w:rPr>
+          <w:rFonts w:ascii="Times New Roman" w:hAnsi="Times New Roman" w:eastAsia="HY신명조"/>
+          <w:sz w:val="18"/>
+        </w:rPr>
+        <w:t>2.1 접촉 조건</w:t>
       </w:r>
     </w:p>
     <w:p>
@@ -436,7 +556,26 @@
           <w:rFonts w:ascii="Times New Roman" w:hAnsi="Times New Roman" w:eastAsia="HY신명조"/>
           <w:sz w:val="18"/>
         </w:rPr>
-        <w:t>본 논문은 어닐 중 Cu 패드가 솟는 양을 두 기구의 합으로 본다. (i) 열탄성 돌출 u는 Cu와 유전체·Si의 열팽창 차이로 생기며 패드 부피에 비례하고 식으면 되돌아간다. (ii) 표면확산 bulge-out h</w:t>
+        <w:t>상·하 패드의 접촉 여유 m을 식 (1)로 정의한다(Fig. 1).</w:t>
+      </w:r>
+    </w:p>
+    <w:p>
+      <w:pPr>
+        <w:pStyle w:val="a3"/>
+        <w:tabs>
+          <w:tab w:pos="2254" w:val="center"/>
+          <w:tab w:pos="4479" w:val="right"/>
+        </w:tabs>
+        <w:spacing w:line="240" w:lineRule="auto" w:after="160" w:before="160"/>
+        <w:jc w:val="left"/>
+      </w:pPr>
+      <w:r>
+        <w:rPr>
+          <w:rFonts w:ascii="Times New Roman" w:hAnsi="Times New Roman" w:eastAsia="HY신명조"/>
+          <w:sz w:val="18"/>
+        </w:rPr>
+        <w:tab/>
+        <w:t>m = u</w:t>
       </w:r>
       <w:r>
         <w:rPr>
@@ -444,6 +583,112 @@
           <w:sz w:val="18"/>
           <w:vertAlign w:val="subscript"/>
         </w:rPr>
+        <w:t>t</w:t>
+      </w:r>
+      <w:r>
+        <w:rPr>
+          <w:rFonts w:ascii="Times New Roman" w:hAnsi="Times New Roman" w:eastAsia="HY신명조"/>
+          <w:sz w:val="18"/>
+        </w:rPr>
+        <w:t xml:space="preserve"> + u</w:t>
+      </w:r>
+      <w:r>
+        <w:rPr>
+          <w:rFonts w:ascii="Times New Roman" w:hAnsi="Times New Roman" w:eastAsia="HY신명조"/>
+          <w:sz w:val="18"/>
+          <w:vertAlign w:val="subscript"/>
+        </w:rPr>
+        <w:t>b</w:t>
+      </w:r>
+      <w:r>
+        <w:rPr>
+          <w:rFonts w:ascii="Times New Roman" w:hAnsi="Times New Roman" w:eastAsia="HY신명조"/>
+          <w:sz w:val="18"/>
+        </w:rPr>
+        <w:t xml:space="preserve"> + h</w:t>
+      </w:r>
+      <w:r>
+        <w:rPr>
+          <w:rFonts w:ascii="Times New Roman" w:hAnsi="Times New Roman" w:eastAsia="HY신명조"/>
+          <w:sz w:val="18"/>
+          <w:vertAlign w:val="subscript"/>
+        </w:rPr>
+        <w:t>d,t</w:t>
+      </w:r>
+      <w:r>
+        <w:rPr>
+          <w:rFonts w:ascii="Times New Roman" w:hAnsi="Times New Roman" w:eastAsia="HY신명조"/>
+          <w:sz w:val="18"/>
+        </w:rPr>
+        <w:t xml:space="preserve"> + h</w:t>
+      </w:r>
+      <w:r>
+        <w:rPr>
+          <w:rFonts w:ascii="Times New Roman" w:hAnsi="Times New Roman" w:eastAsia="HY신명조"/>
+          <w:sz w:val="18"/>
+          <w:vertAlign w:val="subscript"/>
+        </w:rPr>
+        <w:t>d,b</w:t>
+      </w:r>
+      <w:r>
+        <w:rPr>
+          <w:rFonts w:ascii="Times New Roman" w:hAnsi="Times New Roman" w:eastAsia="HY신명조"/>
+          <w:sz w:val="18"/>
+        </w:rPr>
+        <w:t xml:space="preserve"> − (r</w:t>
+      </w:r>
+      <w:r>
+        <w:rPr>
+          <w:rFonts w:ascii="Times New Roman" w:hAnsi="Times New Roman" w:eastAsia="HY신명조"/>
+          <w:sz w:val="18"/>
+          <w:vertAlign w:val="subscript"/>
+        </w:rPr>
+        <w:t>t</w:t>
+      </w:r>
+      <w:r>
+        <w:rPr>
+          <w:rFonts w:ascii="Times New Roman" w:hAnsi="Times New Roman" w:eastAsia="HY신명조"/>
+          <w:sz w:val="18"/>
+        </w:rPr>
+        <w:t xml:space="preserve"> + r</w:t>
+      </w:r>
+      <w:r>
+        <w:rPr>
+          <w:rFonts w:ascii="Times New Roman" w:hAnsi="Times New Roman" w:eastAsia="HY신명조"/>
+          <w:sz w:val="18"/>
+          <w:vertAlign w:val="subscript"/>
+        </w:rPr>
+        <w:t>b</w:t>
+      </w:r>
+      <w:r>
+        <w:rPr>
+          <w:rFonts w:ascii="Times New Roman" w:hAnsi="Times New Roman" w:eastAsia="HY신명조"/>
+          <w:sz w:val="18"/>
+        </w:rPr>
+        <w:t>)</w:t>
+        <w:tab/>
+        <w:t>(1)</w:t>
+      </w:r>
+    </w:p>
+    <w:p>
+      <w:pPr>
+        <w:pStyle w:val="a3"/>
+        <w:spacing w:line="288" w:lineRule="auto" w:after="0" w:before="0"/>
+        <w:jc w:val="both"/>
+      </w:pPr>
+      <w:r>
+        <w:rPr>
+          <w:rFonts w:ascii="Times New Roman" w:hAnsi="Times New Roman" w:eastAsia="HY신명조"/>
+          <w:sz w:val="18"/>
+        </w:rPr>
+        <w:t>r은 CMP recess, u는 Cu와 유전체·Si의 열팽창 차이에 의한 열탄성 돌출, h</w:t>
+      </w:r>
+      <w:r>
+        <w:rPr>
+          <w:rFonts w:ascii="Times New Roman" w:hAnsi="Times New Roman" w:eastAsia="HY신명조"/>
+          <w:sz w:val="18"/>
+          <w:vertAlign w:val="subscript"/>
+        </w:rPr>
         <w:t>d</w:t>
       </w:r>
       <w:r>
@@ -451,7 +696,37 @@
           <w:rFonts w:ascii="Times New Roman" w:hAnsi="Times New Roman" w:eastAsia="HY신명조"/>
           <w:sz w:val="18"/>
         </w:rPr>
-        <w:t>는 표면에너지를 줄이려는 Cu 원자의 이동으로 생기며 어닐 온도·시간·표면 상태·결정 방위에 의존하고 되돌아가지 않는다. 접촉 조건은 두 기구의 위·아래 합이 recess 합을 넘는 것이다(Fig. 1a). 두 기구는 패드 크기에 다르게 반응하므로 접촉을 결정하는 기구가 크기에 따라 바뀐다.</w:t>
+        <w:t>는 표면에너지를 줄이려는 Cu 원자의 이동이 만드는 bulge-out이다. u는 냉각 시 되돌아가고 h</w:t>
+      </w:r>
+      <w:r>
+        <w:rPr>
+          <w:rFonts w:ascii="Times New Roman" w:hAnsi="Times New Roman" w:eastAsia="HY신명조"/>
+          <w:sz w:val="18"/>
+          <w:vertAlign w:val="subscript"/>
+        </w:rPr>
+        <w:t>d</w:t>
+      </w:r>
+      <w:r>
+        <w:rPr>
+          <w:rFonts w:ascii="Times New Roman" w:hAnsi="Times New Roman" w:eastAsia="HY신명조"/>
+          <w:sz w:val="18"/>
+        </w:rPr>
+        <w:t>는 남는다. 위·아래 탄성 돌출의 합이 recess 합과 같아지는 패드 폭을 탄성 접촉 한계, 확산 돌출이 탄성 돌출과 같아지는 폭을 기여도 역전이라 한다. 네 양은 서로 다른 기준면을 가지므로 섞어 쓰지 않는다.</w:t>
+      </w:r>
+    </w:p>
+    <w:p>
+      <w:pPr>
+        <w:pStyle w:val="a3"/>
+        <w:keepNext/>
+        <w:spacing w:line="288" w:lineRule="auto" w:after="20" w:before="120"/>
+        <w:jc w:val="left"/>
+      </w:pPr>
+      <w:r>
+        <w:rPr>
+          <w:rFonts w:ascii="Times New Roman" w:hAnsi="Times New Roman" w:eastAsia="HY신명조"/>
+          <w:sz w:val="18"/>
+        </w:rPr>
+        <w:t>2.2 열탄성 FEM</w:t>
       </w:r>
     </w:p>
     <w:p>
@@ -466,7 +741,122 @@
           <w:rFonts w:ascii="Times New Roman" w:hAnsi="Times New Roman" w:eastAsia="HY신명조"/>
           <w:sz w:val="18"/>
         </w:rPr>
-        <w:t>선행연구는 역할이 나뉘어 있다. Ayoub 등</w:t>
+        <w:t>ANSYS MAPDL로 Cu 패드, Ta/TaN 라이너, 유전체, Si 기판을 배열 단위 셀로 모델링했다. 큰 다결정 패드는 2D 축대칭 Hill 등방 Cu로, 300 nm 단결정 패드는 입방 탄성텐서를 결정 방향으로 회전한 3D 이방성 Cu로 계산했다. Cu 측벽은 라이너와 밀착된 계면이므로 접합으로 두고, 측벽 전단이 전달되지 않는 미끄럼 극한을 대조군으로 함께 계산해 실측으로 판별했다. 물성, 경계조건, 메시 규칙은 모든 시료에 같고, 유전체의 E와 α만 공정마다 한 번 큰 패드에서 학습했다. 300 nm 패드의 방위 의존성은 77방향의 3D 해석(학습 45, 검증 20, 면내 회전 12)으로 만든 2차 다항 회귀 응답표면으로 나타냈다. 패드 크기에 따른 탄성 돌출은 구속 계수 C를 식 (2)로 정의하고, 종횡비 h/w에 대한 근사식 (3)로 정리했다.</w:t>
+      </w:r>
+    </w:p>
+    <w:p>
+      <w:pPr>
+        <w:pStyle w:val="a3"/>
+        <w:tabs>
+          <w:tab w:pos="2254" w:val="center"/>
+          <w:tab w:pos="4479" w:val="right"/>
+        </w:tabs>
+        <w:spacing w:line="240" w:lineRule="auto" w:after="160" w:before="160"/>
+        <w:jc w:val="left"/>
+      </w:pPr>
+      <w:r>
+        <w:rPr>
+          <w:rFonts w:ascii="Times New Roman" w:hAnsi="Times New Roman" w:eastAsia="HY신명조"/>
+          <w:sz w:val="18"/>
+        </w:rPr>
+        <w:tab/>
+        <w:t>C = u / [(α</w:t>
+      </w:r>
+      <w:r>
+        <w:rPr>
+          <w:rFonts w:ascii="Times New Roman" w:hAnsi="Times New Roman" w:eastAsia="HY신명조"/>
+          <w:sz w:val="18"/>
+          <w:vertAlign w:val="subscript"/>
+        </w:rPr>
+        <w:t>Cu</w:t>
+      </w:r>
+      <w:r>
+        <w:rPr>
+          <w:rFonts w:ascii="Times New Roman" w:hAnsi="Times New Roman" w:eastAsia="HY신명조"/>
+          <w:sz w:val="18"/>
+        </w:rPr>
+        <w:t xml:space="preserve"> − α</w:t>
+      </w:r>
+      <w:r>
+        <w:rPr>
+          <w:rFonts w:ascii="Times New Roman" w:hAnsi="Times New Roman" w:eastAsia="HY신명조"/>
+          <w:sz w:val="18"/>
+          <w:vertAlign w:val="subscript"/>
+        </w:rPr>
+        <w:t>Si</w:t>
+      </w:r>
+      <w:r>
+        <w:rPr>
+          <w:rFonts w:ascii="Times New Roman" w:hAnsi="Times New Roman" w:eastAsia="HY신명조"/>
+          <w:sz w:val="18"/>
+        </w:rPr>
+        <w:t>)·ΔT·h]</w:t>
+        <w:tab/>
+        <w:t>(2)</w:t>
+      </w:r>
+    </w:p>
+    <w:p>
+      <w:pPr>
+        <w:pStyle w:val="a3"/>
+        <w:tabs>
+          <w:tab w:pos="2254" w:val="center"/>
+          <w:tab w:pos="4479" w:val="right"/>
+        </w:tabs>
+        <w:spacing w:line="240" w:lineRule="auto" w:after="160" w:before="160"/>
+        <w:jc w:val="left"/>
+      </w:pPr>
+      <w:r>
+        <w:rPr>
+          <w:rFonts w:ascii="Times New Roman" w:hAnsi="Times New Roman" w:eastAsia="HY신명조"/>
+          <w:sz w:val="18"/>
+        </w:rPr>
+        <w:tab/>
+        <w:t>C = c</w:t>
+      </w:r>
+      <w:r>
+        <w:rPr>
+          <w:rFonts w:ascii="Times New Roman" w:hAnsi="Times New Roman" w:eastAsia="HY신명조"/>
+          <w:sz w:val="18"/>
+          <w:vertAlign w:val="subscript"/>
+        </w:rPr>
+        <w:t>0</w:t>
+      </w:r>
+      <w:r>
+        <w:rPr>
+          <w:rFonts w:ascii="Times New Roman" w:hAnsi="Times New Roman" w:eastAsia="HY신명조"/>
+          <w:sz w:val="18"/>
+        </w:rPr>
+        <w:t xml:space="preserve"> / [1 + a·(E</w:t>
+      </w:r>
+      <w:r>
+        <w:rPr>
+          <w:rFonts w:ascii="Times New Roman" w:hAnsi="Times New Roman" w:eastAsia="HY신명조"/>
+          <w:sz w:val="18"/>
+          <w:vertAlign w:val="subscript"/>
+        </w:rPr>
+        <w:t>d</w:t>
+      </w:r>
+      <w:r>
+        <w:rPr>
+          <w:rFonts w:ascii="Times New Roman" w:hAnsi="Times New Roman" w:eastAsia="HY신명조"/>
+          <w:sz w:val="18"/>
+        </w:rPr>
+        <w:t>/E</w:t>
+      </w:r>
+      <w:r>
+        <w:rPr>
+          <w:rFonts w:ascii="Times New Roman" w:hAnsi="Times New Roman" w:eastAsia="HY신명조"/>
+          <w:sz w:val="18"/>
+          <w:vertAlign w:val="subscript"/>
+        </w:rPr>
+        <w:t>Cu</w:t>
+      </w:r>
+      <w:r>
+        <w:rPr>
+          <w:rFonts w:ascii="Times New Roman" w:hAnsi="Times New Roman" w:eastAsia="HY신명조"/>
+          <w:sz w:val="18"/>
+        </w:rPr>
+        <w:t>)·(h/w)</w:t>
       </w:r>
       <w:r>
         <w:rPr>
@@ -474,86 +864,29 @@
           <w:sz w:val="18"/>
           <w:vertAlign w:val="superscript"/>
         </w:rPr>
-        <w:t>[4]</w:t>
-      </w:r>
-      <w:r>
-        <w:rPr>
-          <w:rFonts w:ascii="Times New Roman" w:hAnsi="Times New Roman" w:eastAsia="HY신명조"/>
-          <w:sz w:val="18"/>
-        </w:rPr>
-        <w:t>은 300 nm 패드의 Laue 편차 변형률로 방위에 따른 탄성 차이를 보였고, Lin·Chen 등</w:t>
-      </w:r>
-      <w:r>
-        <w:rPr>
-          <w:rFonts w:ascii="Times New Roman" w:hAnsi="Times New Roman" w:eastAsia="HY신명조"/>
-          <w:sz w:val="18"/>
-          <w:vertAlign w:val="superscript"/>
-        </w:rPr>
-        <w:t>[5,6]</w:t>
-      </w:r>
-      <w:r>
-        <w:rPr>
-          <w:rFonts w:ascii="Times New Roman" w:hAnsi="Times New Roman" w:eastAsia="HY신명조"/>
-          <w:sz w:val="18"/>
-        </w:rPr>
-        <w:t>은 in-situ AFM으로 1–9 µm 패드의 돌출을 쟀으며, imec</w:t>
-      </w:r>
-      <w:r>
-        <w:rPr>
-          <w:rFonts w:ascii="Times New Roman" w:hAnsi="Times New Roman" w:eastAsia="HY신명조"/>
-          <w:sz w:val="18"/>
-          <w:vertAlign w:val="superscript"/>
-        </w:rPr>
-        <w:t>[2,3,7]</w:t>
-      </w:r>
-      <w:r>
-        <w:rPr>
-          <w:rFonts w:ascii="Times New Roman" w:hAnsi="Times New Roman" w:eastAsia="HY신명조"/>
-          <w:sz w:val="18"/>
-        </w:rPr>
-        <w:t>은 접합 후 상부 웨이퍼를 제거해 수천 개 패드의 bulge-out 분포를 AFM·EBSD로 측정했다. 그러나 열탄성·표면확산을 하나의 공정창으로 묶고 각 부분을 독립 실측으로 시험한 연구는 없으며, 벌크 물성 FEM은 sub-µm 실측을 재현하지 못한다는 보고가 있다</w:t>
-      </w:r>
-      <w:r>
-        <w:rPr>
-          <w:rFonts w:ascii="Times New Roman" w:hAnsi="Times New Roman" w:eastAsia="HY신명조"/>
-          <w:sz w:val="18"/>
-          <w:vertAlign w:val="superscript"/>
-        </w:rPr>
-        <w:t>[8]</w:t>
-      </w:r>
-      <w:r>
-        <w:rPr>
-          <w:rFonts w:ascii="Times New Roman" w:hAnsi="Times New Roman" w:eastAsia="HY신명조"/>
-          <w:sz w:val="18"/>
-        </w:rPr>
-        <w:t>.</w:t>
-      </w:r>
-    </w:p>
-    <w:p>
-      <w:pPr>
-        <w:pStyle w:val="a3"/>
-        <w:spacing w:line="288" w:lineRule="auto" w:after="0" w:before="0"/>
-        <w:ind w:firstLine="180"/>
-        <w:jc w:val="both"/>
-      </w:pPr>
-      <w:r>
-        <w:rPr>
-          <w:rFonts w:ascii="Times New Roman" w:hAnsi="Times New Roman" w:eastAsia="HY신명조"/>
-          <w:sz w:val="18"/>
-        </w:rPr>
-        <w:t>본 연구의 기여는 세 가지다. ① 세 연구그룹의 실측으로 교차 시험한 결합 모델에서, 접촉 기구가 열탄성에서 표면확산으로 넘어가는 폭을 recess 조건부 규칙으로 정량화했다(recess 합 3/5/8 nm에서 실측 기준 0.55/0.70/1.0 µm, 5 nm에서 모델 0.66–1.06 µm). ② sub-µm에서 결정 방위의 효과는 탄성 항(폭 4 %)이 아니라 표면확산 항(&lt;111&gt; facet)을 통해 들어오며, 이 항이 imec bulge-out 분포의 폭과 &lt;111&gt; 꼬리를 재조정 없이 재현함을 보였다. 즉 방위 위험은 Ayoub가 제안한 [111] 기준 recess 사양이 아니라 어닐·텍스처로 다뤄야 한다. ③ 300 nm 공정창, CMP recess 허용 합, 방위에 의한 미접촉 쌍 하한과 인자 순위를 불확실도와 함께 제시하고, 탄성 모델의 0.54 µm 오차가 이 결론을 거의 바꾸지 않음을 보였다.</w:t>
-      </w:r>
-    </w:p>
-    <w:p>
-      <w:pPr>
-        <w:pStyle w:val="a3"/>
-        <w:spacing w:before="80" w:line="240" w:lineRule="auto"/>
+        <w:t>1.5</w:t>
+      </w:r>
+      <w:r>
+        <w:rPr>
+          <w:rFonts w:ascii="Times New Roman" w:hAnsi="Times New Roman" w:eastAsia="HY신명조"/>
+          <w:sz w:val="18"/>
+        </w:rPr>
+        <w:t>]</w:t>
+        <w:tab/>
+        <w:t>(3)</w:t>
+      </w:r>
+    </w:p>
+    <w:p>
+      <w:pPr>
+        <w:pStyle w:val="a3"/>
+        <w:keepNext/>
+        <w:spacing w:before="200" w:after="0" w:line="240" w:lineRule="auto"/>
         <w:jc w:val="center"/>
       </w:pPr>
       <w:r>
         <w:drawing>
           <wp:inline xmlns:a="http://schemas.openxmlformats.org/drawingml/2006/main" xmlns:pic="http://schemas.openxmlformats.org/drawingml/2006/picture">
-            <wp:extent cx="2862000" cy="2318084"/>
+            <wp:extent cx="2592000" cy="2099397"/>
             <wp:docPr id="1" name="Picture 1"/>
             <wp:cNvGraphicFramePr>
               <a:graphicFrameLocks noChangeAspect="1"/>
@@ -574,7 +907,7 @@
                   <pic:spPr>
                     <a:xfrm>
                       <a:off x="0" y="0"/>
-                      <a:ext cx="2862000" cy="2318084"/>
+                      <a:ext cx="2592000" cy="2099397"/>
                     </a:xfrm>
                     <a:prstGeom prst="rect"/>
                   </pic:spPr>
@@ -588,20 +921,20 @@
     <w:p>
       <w:pPr>
         <w:pStyle w:val="a3"/>
-        <w:spacing w:line="240" w:lineRule="auto" w:after="80" w:before="0"/>
-        <w:jc w:val="both"/>
-      </w:pPr>
-      <w:r>
-        <w:rPr>
-          <w:rFonts w:ascii="Times New Roman" w:hAnsi="Times New Roman" w:eastAsia="HY신명조"/>
-          <w:sz w:val="16"/>
-        </w:rPr>
-        <w:t>Fig. 1. (a) Pad pair with recess r, thermo-elastic protrusion u and surface-diffusion bulge-out h</w:t>
-      </w:r>
-      <w:r>
-        <w:rPr>
-          <w:rFonts w:ascii="Times New Roman" w:hAnsi="Times New Roman" w:eastAsia="HY신명조"/>
-          <w:sz w:val="16"/>
+        <w:spacing w:line="240" w:lineRule="auto" w:after="200" w:before="80"/>
+        <w:jc w:val="center"/>
+      </w:pPr>
+      <w:r>
+        <w:rPr>
+          <w:rFonts w:ascii="Times New Roman" w:hAnsi="Times New Roman" w:eastAsia="HY신명조"/>
+          <w:sz w:val="18"/>
+        </w:rPr>
+        <w:t>Fig. 1. (a) Pad pair: recess r, thermo-elastic protrusion u and bulge-out h</w:t>
+      </w:r>
+      <w:r>
+        <w:rPr>
+          <w:rFonts w:ascii="Times New Roman" w:hAnsi="Times New Roman" w:eastAsia="HY신명조"/>
+          <w:sz w:val="18"/>
           <w:vertAlign w:val="subscript"/>
         </w:rPr>
         <w:t>d</w:t>
@@ -609,113 +942,24 @@
       <w:r>
         <w:rPr>
           <w:rFonts w:ascii="Times New Roman" w:hAnsi="Times New Roman" w:eastAsia="HY신명조"/>
-          <w:sz w:val="16"/>
-        </w:rPr>
-        <w:t>; contact when m = u</w:t>
-      </w:r>
-      <w:r>
-        <w:rPr>
-          <w:rFonts w:ascii="Times New Roman" w:hAnsi="Times New Roman" w:eastAsia="HY신명조"/>
-          <w:sz w:val="16"/>
-          <w:vertAlign w:val="subscript"/>
-        </w:rPr>
-        <w:t>t</w:t>
-      </w:r>
-      <w:r>
-        <w:rPr>
-          <w:rFonts w:ascii="Times New Roman" w:hAnsi="Times New Roman" w:eastAsia="HY신명조"/>
-          <w:sz w:val="16"/>
-        </w:rPr>
-        <w:t xml:space="preserve"> + u</w:t>
-      </w:r>
-      <w:r>
-        <w:rPr>
-          <w:rFonts w:ascii="Times New Roman" w:hAnsi="Times New Roman" w:eastAsia="HY신명조"/>
-          <w:sz w:val="16"/>
-          <w:vertAlign w:val="subscript"/>
-        </w:rPr>
-        <w:t>b</w:t>
-      </w:r>
-      <w:r>
-        <w:rPr>
-          <w:rFonts w:ascii="Times New Roman" w:hAnsi="Times New Roman" w:eastAsia="HY신명조"/>
-          <w:sz w:val="16"/>
-        </w:rPr>
-        <w:t xml:space="preserve"> + h</w:t>
-      </w:r>
-      <w:r>
-        <w:rPr>
-          <w:rFonts w:ascii="Times New Roman" w:hAnsi="Times New Roman" w:eastAsia="HY신명조"/>
-          <w:sz w:val="16"/>
-          <w:vertAlign w:val="subscript"/>
-        </w:rPr>
-        <w:t>d,t</w:t>
-      </w:r>
-      <w:r>
-        <w:rPr>
-          <w:rFonts w:ascii="Times New Roman" w:hAnsi="Times New Roman" w:eastAsia="HY신명조"/>
-          <w:sz w:val="16"/>
-        </w:rPr>
-        <w:t xml:space="preserve"> + h</w:t>
-      </w:r>
-      <w:r>
-        <w:rPr>
-          <w:rFonts w:ascii="Times New Roman" w:hAnsi="Times New Roman" w:eastAsia="HY신명조"/>
-          <w:sz w:val="16"/>
-          <w:vertAlign w:val="subscript"/>
-        </w:rPr>
-        <w:t>d,b</w:t>
-      </w:r>
-      <w:r>
-        <w:rPr>
-          <w:rFonts w:ascii="Times New Roman" w:hAnsi="Times New Roman" w:eastAsia="HY신명조"/>
-          <w:sz w:val="16"/>
-        </w:rPr>
-        <w:t xml:space="preserve"> − (r</w:t>
-      </w:r>
-      <w:r>
-        <w:rPr>
-          <w:rFonts w:ascii="Times New Roman" w:hAnsi="Times New Roman" w:eastAsia="HY신명조"/>
-          <w:sz w:val="16"/>
-          <w:vertAlign w:val="subscript"/>
-        </w:rPr>
-        <w:t>t</w:t>
-      </w:r>
-      <w:r>
-        <w:rPr>
-          <w:rFonts w:ascii="Times New Roman" w:hAnsi="Times New Roman" w:eastAsia="HY신명조"/>
-          <w:sz w:val="16"/>
-        </w:rPr>
-        <w:t xml:space="preserve"> + r</w:t>
-      </w:r>
-      <w:r>
-        <w:rPr>
-          <w:rFonts w:ascii="Times New Roman" w:hAnsi="Times New Roman" w:eastAsia="HY신명조"/>
-          <w:sz w:val="16"/>
-          <w:vertAlign w:val="subscript"/>
-        </w:rPr>
-        <w:t>b</w:t>
-      </w:r>
-      <w:r>
-        <w:rPr>
-          <w:rFonts w:ascii="Times New Roman" w:hAnsi="Times New Roman" w:eastAsia="HY신명조"/>
-          <w:sz w:val="16"/>
-        </w:rPr>
-        <w:t>) ≥ 0. (b) Pre-registered V&amp;V workflow (verification → train → test → prediction)</w:t>
-      </w:r>
-    </w:p>
-    <w:p>
-      <w:pPr>
-        <w:pStyle w:val="a3"/>
-        <w:spacing w:line="288" w:lineRule="auto" w:after="60" w:before="120"/>
-        <w:jc w:val="center"/>
-      </w:pPr>
-      <w:r>
-        <w:rPr>
-          <w:rFonts w:ascii="Times New Roman" w:hAnsi="Times New Roman" w:eastAsia="HY신명조"/>
-          <w:sz w:val="24"/>
-        </w:rPr>
-        <w:t>II. 모델과 검증 절차</w:t>
+          <w:sz w:val="18"/>
+        </w:rPr>
+        <w:t>; contact if m ≥ 0. (b) Evaluation order with criteria fixed in advance</w:t>
+      </w:r>
+    </w:p>
+    <w:p>
+      <w:pPr>
+        <w:pStyle w:val="a3"/>
+        <w:keepNext/>
+        <w:spacing w:line="288" w:lineRule="auto" w:after="20" w:before="120"/>
+        <w:jc w:val="left"/>
+      </w:pPr>
+      <w:r>
+        <w:rPr>
+          <w:rFonts w:ascii="Times New Roman" w:hAnsi="Times New Roman" w:eastAsia="HY신명조"/>
+          <w:sz w:val="18"/>
+        </w:rPr>
+        <w:t>2.3 표면확산 항</w:t>
       </w:r>
     </w:p>
     <w:p>
@@ -728,17 +972,43 @@
       <w:r>
         <w:rPr>
           <w:rFonts w:ascii="Times New Roman" w:hAnsi="Times New Roman" w:eastAsia="HY신명조"/>
-          <w:b/>
-          <w:sz w:val="18"/>
-        </w:rPr>
-        <w:t xml:space="preserve">2.1 용어와 접촉 조건. </w:t>
-      </w:r>
-      <w:r>
-        <w:rPr>
-          <w:rFonts w:ascii="Times New Roman" w:hAnsi="Times New Roman" w:eastAsia="HY신명조"/>
-          <w:sz w:val="18"/>
-        </w:rPr>
-        <w:t>recess r은 CMP 후 Cu 윗면이 유전체 면보다 낮은 깊이(공정 입력), u는 어닐 중 열탄성 돌출(모델 출력), h</w:t>
+          <w:sz w:val="18"/>
+        </w:rPr>
+        <w:t>표면확산 돌출은 DM2024</w:t>
+      </w:r>
+      <w:r>
+        <w:rPr>
+          <w:rFonts w:ascii="Times New Roman" w:hAnsi="Times New Roman" w:eastAsia="HY신명조"/>
+          <w:sz w:val="18"/>
+          <w:vertAlign w:val="superscript"/>
+        </w:rPr>
+        <w:t>[7]</w:t>
+      </w:r>
+      <w:r>
+        <w:rPr>
+          <w:rFonts w:ascii="Times New Roman" w:hAnsi="Times New Roman" w:eastAsia="HY신명조"/>
+          <w:sz w:val="18"/>
+        </w:rPr>
+        <w:t>의 선형화를 따라 식 (4), (5)로 둔다.</w:t>
+      </w:r>
+    </w:p>
+    <w:p>
+      <w:pPr>
+        <w:pStyle w:val="a3"/>
+        <w:tabs>
+          <w:tab w:pos="2254" w:val="center"/>
+          <w:tab w:pos="4479" w:val="right"/>
+        </w:tabs>
+        <w:spacing w:line="240" w:lineRule="auto" w:after="160" w:before="160"/>
+        <w:jc w:val="left"/>
+      </w:pPr>
+      <w:r>
+        <w:rPr>
+          <w:rFonts w:ascii="Times New Roman" w:hAnsi="Times New Roman" w:eastAsia="HY신명조"/>
+          <w:sz w:val="18"/>
+        </w:rPr>
+        <w:tab/>
+        <w:t>h</w:t>
       </w:r>
       <w:r>
         <w:rPr>
@@ -753,7 +1023,7 @@
           <w:rFonts w:ascii="Times New Roman" w:hAnsi="Times New Roman" w:eastAsia="HY신명조"/>
           <w:sz w:val="18"/>
         </w:rPr>
-        <w:t>는 표면확산 bulge-out 높이(패드 자기 표면 기준), ε′</w:t>
+        <w:t xml:space="preserve"> = s</w:t>
       </w:r>
       <w:r>
         <w:rPr>
@@ -761,14 +1031,14 @@
           <w:sz w:val="18"/>
           <w:vertAlign w:val="subscript"/>
         </w:rPr>
-        <w:t>zz</w:t>
-      </w:r>
-      <w:r>
-        <w:rPr>
-          <w:rFonts w:ascii="Times New Roman" w:hAnsi="Times New Roman" w:eastAsia="HY신명조"/>
-          <w:sz w:val="18"/>
-        </w:rPr>
-        <w:t>는 Laue가 재는 편차 탄성 변형률이며 서로 섞지 않는다. 상·하 패드의 접촉 여유는 m = u</w:t>
+        <w:t>ox</w:t>
+      </w:r>
+      <w:r>
+        <w:rPr>
+          <w:rFonts w:ascii="Times New Roman" w:hAnsi="Times New Roman" w:eastAsia="HY신명조"/>
+          <w:sz w:val="18"/>
+        </w:rPr>
+        <w:t>·0.0022(θ</w:t>
       </w:r>
       <w:r>
         <w:rPr>
@@ -776,14 +1046,50 @@
           <w:sz w:val="18"/>
           <w:vertAlign w:val="subscript"/>
         </w:rPr>
-        <w:t>t</w:t>
-      </w:r>
-      <w:r>
-        <w:rPr>
-          <w:rFonts w:ascii="Times New Roman" w:hAnsi="Times New Roman" w:eastAsia="HY신명조"/>
-          <w:sz w:val="18"/>
-        </w:rPr>
-        <w:t xml:space="preserve"> + u</w:t>
+        <w:t>eff</w:t>
+      </w:r>
+      <w:r>
+        <w:rPr>
+          <w:rFonts w:ascii="Times New Roman" w:hAnsi="Times New Roman" w:eastAsia="HY신명조"/>
+          <w:sz w:val="18"/>
+        </w:rPr>
+        <w:t xml:space="preserve"> − 90°)D·f(ω)[1 − e</w:t>
+      </w:r>
+      <w:r>
+        <w:rPr>
+          <w:rFonts w:ascii="Times New Roman" w:hAnsi="Times New Roman" w:eastAsia="HY신명조"/>
+          <w:sz w:val="18"/>
+          <w:vertAlign w:val="superscript"/>
+        </w:rPr>
+        <w:t>−t/τ</w:t>
+      </w:r>
+      <w:r>
+        <w:rPr>
+          <w:rFonts w:ascii="Times New Roman" w:hAnsi="Times New Roman" w:eastAsia="HY신명조"/>
+          <w:sz w:val="18"/>
+        </w:rPr>
+        <w:t>]</w:t>
+        <w:tab/>
+        <w:t>(4)</w:t>
+      </w:r>
+    </w:p>
+    <w:p>
+      <w:pPr>
+        <w:pStyle w:val="a3"/>
+        <w:tabs>
+          <w:tab w:pos="2254" w:val="center"/>
+          <w:tab w:pos="4479" w:val="right"/>
+        </w:tabs>
+        <w:spacing w:line="240" w:lineRule="auto" w:after="160" w:before="160"/>
+        <w:jc w:val="left"/>
+      </w:pPr>
+      <w:r>
+        <w:rPr>
+          <w:rFonts w:ascii="Times New Roman" w:hAnsi="Times New Roman" w:eastAsia="HY신명조"/>
+          <w:sz w:val="18"/>
+        </w:rPr>
+        <w:tab/>
+        <w:t>τ = τ</w:t>
       </w:r>
       <w:r>
         <w:rPr>
@@ -791,14 +1097,29 @@
           <w:sz w:val="18"/>
           <w:vertAlign w:val="subscript"/>
         </w:rPr>
-        <w:t>b</w:t>
-      </w:r>
-      <w:r>
-        <w:rPr>
-          <w:rFonts w:ascii="Times New Roman" w:hAnsi="Times New Roman" w:eastAsia="HY신명조"/>
-          <w:sz w:val="18"/>
-        </w:rPr>
-        <w:t xml:space="preserve"> + h</w:t>
+        <w:t>0</w:t>
+      </w:r>
+      <w:r>
+        <w:rPr>
+          <w:rFonts w:ascii="Times New Roman" w:hAnsi="Times New Roman" w:eastAsia="HY신명조"/>
+          <w:sz w:val="18"/>
+        </w:rPr>
+        <w:t>·(D/200 nm)</w:t>
+      </w:r>
+      <w:r>
+        <w:rPr>
+          <w:rFonts w:ascii="Times New Roman" w:hAnsi="Times New Roman" w:eastAsia="HY신명조"/>
+          <w:sz w:val="18"/>
+          <w:vertAlign w:val="superscript"/>
+        </w:rPr>
+        <w:t>3.7</w:t>
+      </w:r>
+      <w:r>
+        <w:rPr>
+          <w:rFonts w:ascii="Times New Roman" w:hAnsi="Times New Roman" w:eastAsia="HY신명조"/>
+          <w:sz w:val="18"/>
+        </w:rPr>
+        <w:t>·D</w:t>
       </w:r>
       <w:r>
         <w:rPr>
@@ -806,14 +1127,14 @@
           <w:sz w:val="18"/>
           <w:vertAlign w:val="subscript"/>
         </w:rPr>
-        <w:t>d,t</w:t>
-      </w:r>
-      <w:r>
-        <w:rPr>
-          <w:rFonts w:ascii="Times New Roman" w:hAnsi="Times New Roman" w:eastAsia="HY신명조"/>
-          <w:sz w:val="18"/>
-        </w:rPr>
-        <w:t xml:space="preserve"> + h</w:t>
+        <w:t>s</w:t>
+      </w:r>
+      <w:r>
+        <w:rPr>
+          <w:rFonts w:ascii="Times New Roman" w:hAnsi="Times New Roman" w:eastAsia="HY신명조"/>
+          <w:sz w:val="18"/>
+        </w:rPr>
+        <w:t>(350 °C)/D</w:t>
       </w:r>
       <w:r>
         <w:rPr>
@@ -821,14 +1142,30 @@
           <w:sz w:val="18"/>
           <w:vertAlign w:val="subscript"/>
         </w:rPr>
-        <w:t>d,b</w:t>
-      </w:r>
-      <w:r>
-        <w:rPr>
-          <w:rFonts w:ascii="Times New Roman" w:hAnsi="Times New Roman" w:eastAsia="HY신명조"/>
-          <w:sz w:val="18"/>
-        </w:rPr>
-        <w:t xml:space="preserve"> − (r</w:t>
+        <w:t>s</w:t>
+      </w:r>
+      <w:r>
+        <w:rPr>
+          <w:rFonts w:ascii="Times New Roman" w:hAnsi="Times New Roman" w:eastAsia="HY신명조"/>
+          <w:sz w:val="18"/>
+        </w:rPr>
+        <w:t>(T)</w:t>
+        <w:tab/>
+        <w:t>(5)</w:t>
+      </w:r>
+    </w:p>
+    <w:p>
+      <w:pPr>
+        <w:pStyle w:val="a3"/>
+        <w:spacing w:line="288" w:lineRule="auto" w:after="0" w:before="0"/>
+        <w:jc w:val="both"/>
+      </w:pPr>
+      <w:r>
+        <w:rPr>
+          <w:rFonts w:ascii="Times New Roman" w:hAnsi="Times New Roman" w:eastAsia="HY신명조"/>
+          <w:sz w:val="18"/>
+        </w:rPr>
+        <w:t>D는 패드 지름, s</w:t>
       </w:r>
       <w:r>
         <w:rPr>
@@ -836,14 +1173,29 @@
           <w:sz w:val="18"/>
           <w:vertAlign w:val="subscript"/>
         </w:rPr>
-        <w:t>t</w:t>
-      </w:r>
-      <w:r>
-        <w:rPr>
-          <w:rFonts w:ascii="Times New Roman" w:hAnsi="Times New Roman" w:eastAsia="HY신명조"/>
-          <w:sz w:val="18"/>
-        </w:rPr>
-        <w:t xml:space="preserve"> + r</w:t>
+        <w:t>ox</w:t>
+      </w:r>
+      <w:r>
+        <w:rPr>
+          <w:rFonts w:ascii="Times New Roman" w:hAnsi="Times New Roman" w:eastAsia="HY신명조"/>
+          <w:sz w:val="18"/>
+        </w:rPr>
+        <w:t>는 표면 산화 배율로 청정 표면 1, 산화 표면 0.45</w:t>
+      </w:r>
+      <w:r>
+        <w:rPr>
+          <w:rFonts w:ascii="Times New Roman" w:hAnsi="Times New Roman" w:eastAsia="HY신명조"/>
+          <w:sz w:val="18"/>
+          <w:vertAlign w:val="superscript"/>
+        </w:rPr>
+        <w:t>[2]</w:t>
+      </w:r>
+      <w:r>
+        <w:rPr>
+          <w:rFonts w:ascii="Times New Roman" w:hAnsi="Times New Roman" w:eastAsia="HY신명조"/>
+          <w:sz w:val="18"/>
+        </w:rPr>
+        <w:t>이며, D</w:t>
       </w:r>
       <w:r>
         <w:rPr>
@@ -851,14 +1203,89 @@
           <w:sz w:val="18"/>
           <w:vertAlign w:val="subscript"/>
         </w:rPr>
-        <w:t>b</w:t>
-      </w:r>
-      <w:r>
-        <w:rPr>
-          <w:rFonts w:ascii="Times New Roman" w:hAnsi="Times New Roman" w:eastAsia="HY신명조"/>
-          <w:sz w:val="18"/>
-        </w:rPr>
-        <w:t>)이고, 방위와 recess를 확률 변수로 두어 P(m ≥ 0)을 Monte Carlo로 계산한다.</w:t>
+        <w:t>s</w:t>
+      </w:r>
+      <w:r>
+        <w:rPr>
+          <w:rFonts w:ascii="Times New Roman" w:hAnsi="Times New Roman" w:eastAsia="HY신명조"/>
+          <w:sz w:val="18"/>
+        </w:rPr>
+        <w:t>(T)는 활성화에너지 Q = 20.7 kcal/mol</w:t>
+      </w:r>
+      <w:r>
+        <w:rPr>
+          <w:rFonts w:ascii="Times New Roman" w:hAnsi="Times New Roman" w:eastAsia="HY신명조"/>
+          <w:sz w:val="18"/>
+          <w:vertAlign w:val="superscript"/>
+        </w:rPr>
+        <w:t>[10]</w:t>
+      </w:r>
+      <w:r>
+        <w:rPr>
+          <w:rFonts w:ascii="Times New Roman" w:hAnsi="Times New Roman" w:eastAsia="HY신명조"/>
+          <w:sz w:val="18"/>
+        </w:rPr>
+        <w:t>의 아레니우스 의존을 따른다. 진폭 θ</w:t>
+      </w:r>
+      <w:r>
+        <w:rPr>
+          <w:rFonts w:ascii="Times New Roman" w:hAnsi="Times New Roman" w:eastAsia="HY신명조"/>
+          <w:sz w:val="18"/>
+          <w:vertAlign w:val="subscript"/>
+        </w:rPr>
+        <w:t>eff</w:t>
+      </w:r>
+      <w:r>
+        <w:rPr>
+          <w:rFonts w:ascii="Times New Roman" w:hAnsi="Times New Roman" w:eastAsia="HY신명조"/>
+          <w:sz w:val="18"/>
+        </w:rPr>
+        <w:t>는 imec 2026 데이터의 한 점에서 학습했다. τ</w:t>
+      </w:r>
+      <w:r>
+        <w:rPr>
+          <w:rFonts w:ascii="Times New Roman" w:hAnsi="Times New Roman" w:eastAsia="HY신명조"/>
+          <w:sz w:val="18"/>
+          <w:vertAlign w:val="subscript"/>
+        </w:rPr>
+        <w:t>0</w:t>
+      </w:r>
+      <w:r>
+        <w:rPr>
+          <w:rFonts w:ascii="Times New Roman" w:hAnsi="Times New Roman" w:eastAsia="HY신명조"/>
+          <w:sz w:val="18"/>
+        </w:rPr>
+        <w:t>는 포화된 학습점에서 식별되지 않으므로 350 °C에서 5분 안에 완료된다는 관찰</w:t>
+      </w:r>
+      <w:r>
+        <w:rPr>
+          <w:rFonts w:ascii="Times New Roman" w:hAnsi="Times New Roman" w:eastAsia="HY신명조"/>
+          <w:sz w:val="18"/>
+          <w:vertAlign w:val="superscript"/>
+        </w:rPr>
+        <w:t>[2]</w:t>
+      </w:r>
+      <w:r>
+        <w:rPr>
+          <w:rFonts w:ascii="Times New Roman" w:hAnsi="Times New Roman" w:eastAsia="HY신명조"/>
+          <w:sz w:val="18"/>
+        </w:rPr>
+        <w:t>과 일관된 20–100 s를 범위로 둔다. f(ω)는 패드 법선과 최근접 &lt;111&gt; 사이 각 ω의 방위 함수다. 300 nm 분포의 q10–q90과 6.5 nm 이하 분율에 맞춘 기본 4종과, 다른 시료에서 관찰된 약 10 % 꼬리를 반영한 비관 시나리오 2종을 함께 쓴다(Fig. 3).</w:t>
+      </w:r>
+    </w:p>
+    <w:p>
+      <w:pPr>
+        <w:pStyle w:val="a3"/>
+        <w:keepNext/>
+        <w:spacing w:line="288" w:lineRule="auto" w:after="20" w:before="120"/>
+        <w:jc w:val="left"/>
+      </w:pPr>
+      <w:r>
+        <w:rPr>
+          <w:rFonts w:ascii="Times New Roman" w:hAnsi="Times New Roman" w:eastAsia="HY신명조"/>
+          <w:sz w:val="18"/>
+        </w:rPr>
+        <w:t>2.4 접촉 확률과 공정 조건</w:t>
       </w:r>
     </w:p>
     <w:p>
@@ -871,17 +1298,39 @@
       <w:r>
         <w:rPr>
           <w:rFonts w:ascii="Times New Roman" w:hAnsi="Times New Roman" w:eastAsia="HY신명조"/>
-          <w:b/>
-          <w:sz w:val="18"/>
-        </w:rPr>
-        <w:t xml:space="preserve">2.2 열탄성 FEM. </w:t>
-      </w:r>
-      <w:r>
-        <w:rPr>
-          <w:rFonts w:ascii="Times New Roman" w:hAnsi="Times New Roman" w:eastAsia="HY신명조"/>
-          <w:sz w:val="18"/>
-        </w:rPr>
-        <w:t>ANSYS MAPDL(µMKS)로 원형 Cu 패드, 측벽 테이퍼, Ta 라이너, 유전체, Si 기판 등가층을 모델링했다. 3D SOLID185 모델은 Cu 탄성상수 C</w:t>
+          <w:sz w:val="18"/>
+        </w:rPr>
+        <w:t>상·하 패드의 방위는 구면 균일, recess는 패드당 N(2.5, 0.5</w:t>
+      </w:r>
+      <w:r>
+        <w:rPr>
+          <w:rFonts w:ascii="Times New Roman" w:hAnsi="Times New Roman" w:eastAsia="HY신명조"/>
+          <w:sz w:val="18"/>
+          <w:vertAlign w:val="superscript"/>
+        </w:rPr>
+        <w:t>2</w:t>
+      </w:r>
+      <w:r>
+        <w:rPr>
+          <w:rFonts w:ascii="Times New Roman" w:hAnsi="Times New Roman" w:eastAsia="HY신명조"/>
+          <w:sz w:val="18"/>
+        </w:rPr>
+        <w:t>) nm</w:t>
+      </w:r>
+      <w:r>
+        <w:rPr>
+          <w:rFonts w:ascii="Times New Roman" w:hAnsi="Times New Roman" w:eastAsia="HY신명조"/>
+          <w:sz w:val="18"/>
+          <w:vertAlign w:val="superscript"/>
+        </w:rPr>
+        <w:t>[11]</w:t>
+      </w:r>
+      <w:r>
+        <w:rPr>
+          <w:rFonts w:ascii="Times New Roman" w:hAnsi="Times New Roman" w:eastAsia="HY신명조"/>
+          <w:sz w:val="18"/>
+        </w:rPr>
+        <w:t>로 두고 Monte Carlo로 P(m ≥ 0)를 계산한다. 불확실성 집합은 f(ω) 6종, 탄성 계수 b ∈ {0.60, 0.69, 0.93, 1.0}, τ</w:t>
       </w:r>
       <w:r>
         <w:rPr>
@@ -889,14 +1338,14 @@
           <w:sz w:val="18"/>
           <w:vertAlign w:val="subscript"/>
         </w:rPr>
-        <w:t>11</w:t>
-      </w:r>
-      <w:r>
-        <w:rPr>
-          <w:rFonts w:ascii="Times New Roman" w:hAnsi="Times New Roman" w:eastAsia="HY신명조"/>
-          <w:sz w:val="18"/>
-        </w:rPr>
-        <w:t>/C</w:t>
+        <w:t>0</w:t>
+      </w:r>
+      <w:r>
+        <w:rPr>
+          <w:rFonts w:ascii="Times New Roman" w:hAnsi="Times New Roman" w:eastAsia="HY신명조"/>
+          <w:sz w:val="18"/>
+        </w:rPr>
+        <w:t xml:space="preserve"> ∈ {20, 60, 100 s}, Q ∈ {20.7, 13.4 kcal/mol}의 모든 조합이다. 200–400 °C를 5 °C 간격, 1분–4시간을 로그 간격 40점으로 계산해 P ≥ 0.99를 만족하는 최소 어닐 시간의 경계를 구하고, 방위 분포 가정을 뺀 최악 방위 여유 m</w:t>
       </w:r>
       <w:r>
         <w:rPr>
@@ -904,59 +1353,29 @@
           <w:sz w:val="18"/>
           <w:vertAlign w:val="subscript"/>
         </w:rPr>
-        <w:t>12</w:t>
-      </w:r>
-      <w:r>
-        <w:rPr>
-          <w:rFonts w:ascii="Times New Roman" w:hAnsi="Times New Roman" w:eastAsia="HY신명조"/>
-          <w:sz w:val="18"/>
-        </w:rPr>
-        <w:t>/C</w:t>
-      </w:r>
-      <w:r>
-        <w:rPr>
-          <w:rFonts w:ascii="Times New Roman" w:hAnsi="Times New Roman" w:eastAsia="HY신명조"/>
-          <w:sz w:val="18"/>
-          <w:vertAlign w:val="subscript"/>
-        </w:rPr>
-        <w:t>44</w:t>
-      </w:r>
-      <w:r>
-        <w:rPr>
-          <w:rFonts w:ascii="Times New Roman" w:hAnsi="Times New Roman" w:eastAsia="HY신명조"/>
-          <w:sz w:val="18"/>
-        </w:rPr>
-        <w:t xml:space="preserve"> = 168.4/121.4/75.4 GPa를 결정 방위로 회전한 이방성으로, 큰 다결정 패드는 2D 축대칭 Hill 등방(128 GPa, 0.345)으로 두고 α</w:t>
-      </w:r>
-      <w:r>
-        <w:rPr>
-          <w:rFonts w:ascii="Times New Roman" w:hAnsi="Times New Roman" w:eastAsia="HY신명조"/>
-          <w:sz w:val="18"/>
-          <w:vertAlign w:val="subscript"/>
-        </w:rPr>
-        <w:t>Cu</w:t>
-      </w:r>
-      <w:r>
-        <w:rPr>
-          <w:rFonts w:ascii="Times New Roman" w:hAnsi="Times New Roman" w:eastAsia="HY신명조"/>
-          <w:sz w:val="18"/>
-        </w:rPr>
-        <w:t xml:space="preserve"> = 16.5 ppm/K이다. 측벽은 접합(절점 공유)을 기본으로 하고 미끄럼(법선만 구속)을 대조군으로 둔다. 물리 규칙·Cu 물성·경계조건·메시 규칙은 모든 시료에 같고 형상·라이너·유전체·피치·열이력만 시료별 입력이다. 유전체 E·α는 공정당 한 번, 큰 패드에서만 문헌 범위 안에서 학습했다(NYCU SiO</w:t>
-      </w:r>
-      <w:r>
-        <w:rPr>
-          <w:rFonts w:ascii="Times New Roman" w:hAnsi="Times New Roman" w:eastAsia="HY신명조"/>
-          <w:sz w:val="18"/>
-          <w:vertAlign w:val="subscript"/>
-        </w:rPr>
-        <w:t>2</w:t>
-      </w:r>
-      <w:r>
-        <w:rPr>
-          <w:rFonts w:ascii="Times New Roman" w:hAnsi="Times New Roman" w:eastAsia="HY신명조"/>
-          <w:sz w:val="18"/>
-        </w:rPr>
-        <w:t xml:space="preserve"> 59 GPa·1.0 ppm/K·테이퍼 18°, imec SiCN 120 GPa·2.0 ppm/K; 모두 범위 끝). u는 중앙 50 % 면적 평균에서 주변 유전체 평균을 뺀 값(AFM 정의와 동일)이다. 수치 검증: 이방성 단일요소 3방위 오차 &lt; 0.01 %, 메시 ×2 +0.02 %, 3D–2D 0.1–0.7 %, 셀 12 w(20 w 대비 1.3 %).</w:t>
+        <w:t>min</w:t>
+      </w:r>
+      <w:r>
+        <w:rPr>
+          <w:rFonts w:ascii="Times New Roman" w:hAnsi="Times New Roman" w:eastAsia="HY신명조"/>
+          <w:sz w:val="18"/>
+        </w:rPr>
+        <w:t>도 함께 계산한다. 요인의 영향은 한 요인만 바꿨을 때 경계 온도가 움직인 양과 최소 어닐 시간의 배수로 나타낸다.</w:t>
+      </w:r>
+    </w:p>
+    <w:p>
+      <w:pPr>
+        <w:pStyle w:val="a3"/>
+        <w:keepNext/>
+        <w:spacing w:line="288" w:lineRule="auto" w:after="20" w:before="120"/>
+        <w:jc w:val="left"/>
+      </w:pPr>
+      <w:r>
+        <w:rPr>
+          <w:rFonts w:ascii="Times New Roman" w:hAnsi="Times New Roman" w:eastAsia="HY신명조"/>
+          <w:sz w:val="18"/>
+        </w:rPr>
+        <w:t>2.5 검증 절차</w:t>
       </w:r>
     </w:p>
     <w:p>
@@ -969,17 +1388,9 @@
       <w:r>
         <w:rPr>
           <w:rFonts w:ascii="Times New Roman" w:hAnsi="Times New Roman" w:eastAsia="HY신명조"/>
-          <w:b/>
-          <w:sz w:val="18"/>
-        </w:rPr>
-        <w:t xml:space="preserve">2.3 표면확산 항. </w:t>
-      </w:r>
-      <w:r>
-        <w:rPr>
-          <w:rFonts w:ascii="Times New Roman" w:hAnsi="Times New Roman" w:eastAsia="HY신명조"/>
-          <w:sz w:val="18"/>
-        </w:rPr>
-        <w:t>DM2024</w:t>
+          <w:sz w:val="18"/>
+        </w:rPr>
+        <w:t>ASME V&amp;V 10</w:t>
       </w:r>
       <w:r>
         <w:rPr>
@@ -987,418 +1398,29 @@
           <w:sz w:val="18"/>
           <w:vertAlign w:val="superscript"/>
         </w:rPr>
-        <w:t>[7]</w:t>
-      </w:r>
-      <w:r>
-        <w:rPr>
-          <w:rFonts w:ascii="Times New Roman" w:hAnsi="Times New Roman" w:eastAsia="HY신명조"/>
-          <w:sz w:val="18"/>
-        </w:rPr>
-        <w:t>의 선형화를 따라 패드당 확산 높이를 다음과 같이 둔다.</w:t>
-      </w:r>
-    </w:p>
-    <w:p>
-      <w:pPr>
-        <w:pStyle w:val="a3"/>
-        <w:tabs>
-          <w:tab w:pos="4450" w:val="right"/>
-        </w:tabs>
-        <w:spacing w:line="288" w:lineRule="auto" w:after="0" w:before="0"/>
-        <w:jc w:val="left"/>
-      </w:pPr>
-      <w:r>
-        <w:rPr>
-          <w:rFonts w:ascii="Times New Roman" w:hAnsi="Times New Roman" w:eastAsia="HY신명조"/>
-          <w:sz w:val="18"/>
-        </w:rPr>
-        <w:t xml:space="preserve">    h</w:t>
-      </w:r>
-      <w:r>
-        <w:rPr>
-          <w:rFonts w:ascii="Times New Roman" w:hAnsi="Times New Roman" w:eastAsia="HY신명조"/>
-          <w:sz w:val="18"/>
-          <w:vertAlign w:val="subscript"/>
-        </w:rPr>
-        <w:t>d</w:t>
-      </w:r>
-      <w:r>
-        <w:rPr>
-          <w:rFonts w:ascii="Times New Roman" w:hAnsi="Times New Roman" w:eastAsia="HY신명조"/>
-          <w:sz w:val="18"/>
-        </w:rPr>
-        <w:t xml:space="preserve"> = s</w:t>
-      </w:r>
-      <w:r>
-        <w:rPr>
-          <w:rFonts w:ascii="Times New Roman" w:hAnsi="Times New Roman" w:eastAsia="HY신명조"/>
-          <w:sz w:val="18"/>
-          <w:vertAlign w:val="subscript"/>
-        </w:rPr>
-        <w:t>ox</w:t>
-      </w:r>
-      <w:r>
-        <w:rPr>
-          <w:rFonts w:ascii="Times New Roman" w:hAnsi="Times New Roman" w:eastAsia="HY신명조"/>
-          <w:sz w:val="18"/>
-        </w:rPr>
-        <w:t>·0.0022(θ</w:t>
-      </w:r>
-      <w:r>
-        <w:rPr>
-          <w:rFonts w:ascii="Times New Roman" w:hAnsi="Times New Roman" w:eastAsia="HY신명조"/>
-          <w:sz w:val="18"/>
-          <w:vertAlign w:val="subscript"/>
-        </w:rPr>
-        <w:t>eff</w:t>
-      </w:r>
-      <w:r>
-        <w:rPr>
-          <w:rFonts w:ascii="Times New Roman" w:hAnsi="Times New Roman" w:eastAsia="HY신명조"/>
-          <w:sz w:val="18"/>
-        </w:rPr>
-        <w:t xml:space="preserve"> − 90°)·D·f(ω)·[1 − e</w:t>
-      </w:r>
-      <w:r>
-        <w:rPr>
-          <w:rFonts w:ascii="Times New Roman" w:hAnsi="Times New Roman" w:eastAsia="HY신명조"/>
-          <w:sz w:val="18"/>
-          <w:vertAlign w:val="superscript"/>
-        </w:rPr>
-        <w:t>−t/τ</w:t>
-      </w:r>
-      <w:r>
-        <w:rPr>
-          <w:rFonts w:ascii="Times New Roman" w:hAnsi="Times New Roman" w:eastAsia="HY신명조"/>
-          <w:sz w:val="18"/>
-        </w:rPr>
-        <w:t>],</w:t>
-        <w:tab/>
-        <w:t>(1)</w:t>
-      </w:r>
-    </w:p>
-    <w:p>
-      <w:pPr>
-        <w:pStyle w:val="a3"/>
-        <w:tabs>
-          <w:tab w:pos="4450" w:val="right"/>
-        </w:tabs>
-        <w:spacing w:line="288" w:lineRule="auto" w:after="0" w:before="0"/>
-        <w:jc w:val="left"/>
-      </w:pPr>
-      <w:r>
-        <w:rPr>
-          <w:rFonts w:ascii="Times New Roman" w:hAnsi="Times New Roman" w:eastAsia="HY신명조"/>
-          <w:sz w:val="18"/>
-        </w:rPr>
-        <w:t xml:space="preserve">    τ = τ</w:t>
-      </w:r>
-      <w:r>
-        <w:rPr>
-          <w:rFonts w:ascii="Times New Roman" w:hAnsi="Times New Roman" w:eastAsia="HY신명조"/>
-          <w:sz w:val="18"/>
-          <w:vertAlign w:val="subscript"/>
-        </w:rPr>
-        <w:t>0</w:t>
-      </w:r>
-      <w:r>
-        <w:rPr>
-          <w:rFonts w:ascii="Times New Roman" w:hAnsi="Times New Roman" w:eastAsia="HY신명조"/>
-          <w:sz w:val="18"/>
-        </w:rPr>
-        <w:t>(D/200 nm)</w:t>
-      </w:r>
-      <w:r>
-        <w:rPr>
-          <w:rFonts w:ascii="Times New Roman" w:hAnsi="Times New Roman" w:eastAsia="HY신명조"/>
-          <w:sz w:val="18"/>
-          <w:vertAlign w:val="superscript"/>
-        </w:rPr>
-        <w:t>3.7</w:t>
-      </w:r>
-      <w:r>
-        <w:rPr>
-          <w:rFonts w:ascii="Times New Roman" w:hAnsi="Times New Roman" w:eastAsia="HY신명조"/>
-          <w:sz w:val="18"/>
-        </w:rPr>
-        <w:t>·D</w:t>
-      </w:r>
-      <w:r>
-        <w:rPr>
-          <w:rFonts w:ascii="Times New Roman" w:hAnsi="Times New Roman" w:eastAsia="HY신명조"/>
-          <w:sz w:val="18"/>
-          <w:vertAlign w:val="subscript"/>
-        </w:rPr>
-        <w:t>s</w:t>
-      </w:r>
-      <w:r>
-        <w:rPr>
-          <w:rFonts w:ascii="Times New Roman" w:hAnsi="Times New Roman" w:eastAsia="HY신명조"/>
-          <w:sz w:val="18"/>
-        </w:rPr>
-        <w:t>(350 °C)/D</w:t>
-      </w:r>
-      <w:r>
-        <w:rPr>
-          <w:rFonts w:ascii="Times New Roman" w:hAnsi="Times New Roman" w:eastAsia="HY신명조"/>
-          <w:sz w:val="18"/>
-          <w:vertAlign w:val="subscript"/>
-        </w:rPr>
-        <w:t>s</w:t>
-      </w:r>
-      <w:r>
-        <w:rPr>
-          <w:rFonts w:ascii="Times New Roman" w:hAnsi="Times New Roman" w:eastAsia="HY신명조"/>
-          <w:sz w:val="18"/>
-        </w:rPr>
-        <w:t>(T)</w:t>
-      </w:r>
-    </w:p>
-    <w:p>
-      <w:pPr>
-        <w:pStyle w:val="a3"/>
-        <w:spacing w:line="288" w:lineRule="auto" w:after="0" w:before="0"/>
-        <w:ind w:firstLine="180"/>
-        <w:jc w:val="both"/>
-      </w:pPr>
-      <w:r>
-        <w:rPr>
-          <w:rFonts w:ascii="Times New Roman" w:hAnsi="Times New Roman" w:eastAsia="HY신명조"/>
-          <w:sz w:val="18"/>
-        </w:rPr>
-        <w:t>D는 패드 지름, t는 어닐 시간, D</w:t>
-      </w:r>
-      <w:r>
-        <w:rPr>
-          <w:rFonts w:ascii="Times New Roman" w:hAnsi="Times New Roman" w:eastAsia="HY신명조"/>
-          <w:sz w:val="18"/>
-          <w:vertAlign w:val="subscript"/>
-        </w:rPr>
-        <w:t>s</w:t>
-      </w:r>
-      <w:r>
-        <w:rPr>
-          <w:rFonts w:ascii="Times New Roman" w:hAnsi="Times New Roman" w:eastAsia="HY신명조"/>
-          <w:sz w:val="18"/>
-        </w:rPr>
-        <w:t>는 Cu 표면확산계수(Q = 20.7 kcal/mol</w:t>
-      </w:r>
-      <w:r>
-        <w:rPr>
-          <w:rFonts w:ascii="Times New Roman" w:hAnsi="Times New Roman" w:eastAsia="HY신명조"/>
-          <w:sz w:val="18"/>
-          <w:vertAlign w:val="superscript"/>
-        </w:rPr>
-        <w:t>[9]</w:t>
-      </w:r>
-      <w:r>
-        <w:rPr>
-          <w:rFonts w:ascii="Times New Roman" w:hAnsi="Times New Roman" w:eastAsia="HY신명조"/>
-          <w:sz w:val="18"/>
-        </w:rPr>
-        <w:t>), τ</w:t>
-      </w:r>
-      <w:r>
-        <w:rPr>
-          <w:rFonts w:ascii="Times New Roman" w:hAnsi="Times New Roman" w:eastAsia="HY신명조"/>
-          <w:sz w:val="18"/>
-          <w:vertAlign w:val="subscript"/>
-        </w:rPr>
-        <w:t>0</w:t>
-      </w:r>
-      <w:r>
-        <w:rPr>
-          <w:rFonts w:ascii="Times New Roman" w:hAnsi="Times New Roman" w:eastAsia="HY신명조"/>
-          <w:sz w:val="18"/>
-        </w:rPr>
-        <w:t xml:space="preserve"> = 60 s, s</w:t>
-      </w:r>
-      <w:r>
-        <w:rPr>
-          <w:rFonts w:ascii="Times New Roman" w:hAnsi="Times New Roman" w:eastAsia="HY신명조"/>
-          <w:sz w:val="18"/>
-          <w:vertAlign w:val="subscript"/>
-        </w:rPr>
-        <w:t>ox</w:t>
-      </w:r>
-      <w:r>
-        <w:rPr>
-          <w:rFonts w:ascii="Times New Roman" w:hAnsi="Times New Roman" w:eastAsia="HY신명조"/>
-          <w:sz w:val="18"/>
-        </w:rPr>
-        <w:t>는 표면 산화 배율(청정 1, 산화 0.45</w:t>
-      </w:r>
-      <w:r>
-        <w:rPr>
-          <w:rFonts w:ascii="Times New Roman" w:hAnsi="Times New Roman" w:eastAsia="HY신명조"/>
-          <w:sz w:val="18"/>
-          <w:vertAlign w:val="superscript"/>
-        </w:rPr>
-        <w:t>[2]</w:t>
-      </w:r>
-      <w:r>
-        <w:rPr>
-          <w:rFonts w:ascii="Times New Roman" w:hAnsi="Times New Roman" w:eastAsia="HY신명조"/>
-          <w:sz w:val="18"/>
-        </w:rPr>
-        <w:t>)이다. 방위 진폭 f(ω) = clip((ω − ω</w:t>
-      </w:r>
-      <w:r>
-        <w:rPr>
-          <w:rFonts w:ascii="Times New Roman" w:hAnsi="Times New Roman" w:eastAsia="HY신명조"/>
-          <w:sz w:val="18"/>
-          <w:vertAlign w:val="subscript"/>
-        </w:rPr>
-        <w:t>c</w:t>
-      </w:r>
-      <w:r>
-        <w:rPr>
-          <w:rFonts w:ascii="Times New Roman" w:hAnsi="Times New Roman" w:eastAsia="HY신명조"/>
-          <w:sz w:val="18"/>
-        </w:rPr>
-        <w:t>)/Δω, 0, 1)은 패드 법선과 가장 가까운 &lt;111&gt; 사이의 각 ω로 정의한다. fcc Cu에서 {111}이 최저 표면에너지라 &lt;111&gt; 패드는 평평한 면을 유지해 곡률 구동력을 잃는다</w:t>
-      </w:r>
-      <w:r>
-        <w:rPr>
-          <w:rFonts w:ascii="Times New Roman" w:hAnsi="Times New Roman" w:eastAsia="HY신명조"/>
-          <w:sz w:val="18"/>
-          <w:vertAlign w:val="superscript"/>
-        </w:rPr>
-        <w:t>[3]</w:t>
-      </w:r>
-      <w:r>
-        <w:rPr>
-          <w:rFonts w:ascii="Times New Roman" w:hAnsi="Times New Roman" w:eastAsia="HY신명조"/>
-          <w:sz w:val="18"/>
-        </w:rPr>
-        <w:t>. Cu 표면확산계수의 방위 이방성은 오히려 (111)이 1.5–3배 빠른 쪽이므로</w:t>
-      </w:r>
-      <w:r>
-        <w:rPr>
-          <w:rFonts w:ascii="Times New Roman" w:hAnsi="Times New Roman" w:eastAsia="HY신명조"/>
-          <w:sz w:val="18"/>
-          <w:vertAlign w:val="superscript"/>
-        </w:rPr>
-        <w:t>[9]</w:t>
-      </w:r>
-      <w:r>
-        <w:rPr>
-          <w:rFonts w:ascii="Times New Roman" w:hAnsi="Times New Roman" w:eastAsia="HY신명조"/>
-          <w:sz w:val="18"/>
-        </w:rPr>
-        <w:t xml:space="preserve"> 꼬리는 동역학이 아니라 진폭으로 넣었다.</w:t>
-      </w:r>
-    </w:p>
-    <w:p>
-      <w:pPr>
-        <w:pStyle w:val="a3"/>
-        <w:spacing w:line="288" w:lineRule="auto" w:after="0" w:before="0"/>
-        <w:ind w:firstLine="180"/>
-        <w:jc w:val="both"/>
-      </w:pPr>
-      <w:r>
-        <w:rPr>
-          <w:rFonts w:ascii="Times New Roman" w:hAnsi="Times New Roman" w:eastAsia="HY신명조"/>
-          <w:b/>
-          <w:sz w:val="18"/>
-        </w:rPr>
-        <w:t xml:space="preserve">2.4 검증 절차와 사전등록. </w:t>
-      </w:r>
-      <w:r>
-        <w:rPr>
-          <w:rFonts w:ascii="Times New Roman" w:hAnsi="Times New Roman" w:eastAsia="HY신명조"/>
-          <w:sz w:val="18"/>
-        </w:rPr>
-        <w:t>ASME V&amp;V 10-2019</w:t>
-      </w:r>
-      <w:r>
-        <w:rPr>
-          <w:rFonts w:ascii="Times New Roman" w:hAnsi="Times New Roman" w:eastAsia="HY신명조"/>
-          <w:sz w:val="18"/>
-          <w:vertAlign w:val="superscript"/>
-        </w:rPr>
-        <w:t>[13]</w:t>
-      </w:r>
-      <w:r>
-        <w:rPr>
-          <w:rFonts w:ascii="Times New Roman" w:hAnsi="Times New Roman" w:eastAsia="HY신명조"/>
-          <w:sz w:val="18"/>
-        </w:rPr>
-        <w:t>의 순서(수치 검증–학습–테스트–예측, Fig. 1b)를 따랐다. 탄성 모델의 학습 데이터는 큰 패드(NYCU 9·3 µm</w:t>
-      </w:r>
-      <w:r>
-        <w:rPr>
-          <w:rFonts w:ascii="Times New Roman" w:hAnsi="Times New Roman" w:eastAsia="HY신명조"/>
-          <w:sz w:val="18"/>
-          <w:vertAlign w:val="superscript"/>
-        </w:rPr>
-        <w:t>[5]</w:t>
-      </w:r>
-      <w:r>
-        <w:rPr>
-          <w:rFonts w:ascii="Times New Roman" w:hAnsi="Times New Roman" w:eastAsia="HY신명조"/>
-          <w:sz w:val="18"/>
-        </w:rPr>
-        <w:t>, imec 1.80·3.06 µm</w:t>
-      </w:r>
-      <w:r>
-        <w:rPr>
-          <w:rFonts w:ascii="Times New Roman" w:hAnsi="Times New Roman" w:eastAsia="HY신명조"/>
-          <w:sz w:val="18"/>
-          <w:vertAlign w:val="superscript"/>
-        </w:rPr>
-        <w:t>[2]</w:t>
-      </w:r>
-      <w:r>
-        <w:rPr>
-          <w:rFonts w:ascii="Times New Roman" w:hAnsi="Times New Roman" w:eastAsia="HY신명조"/>
-          <w:sz w:val="18"/>
-        </w:rPr>
-        <w:t>), 테스트는 imec 1.26·0.54 µm, NYCU 1 µm</w:t>
-      </w:r>
-      <w:r>
-        <w:rPr>
-          <w:rFonts w:ascii="Times New Roman" w:hAnsi="Times New Roman" w:eastAsia="HY신명조"/>
-          <w:sz w:val="18"/>
-          <w:vertAlign w:val="superscript"/>
-        </w:rPr>
-        <w:t>[5,6]</w:t>
-      </w:r>
-      <w:r>
-        <w:rPr>
-          <w:rFonts w:ascii="Times New Roman" w:hAnsi="Times New Roman" w:eastAsia="HY신명조"/>
-          <w:sz w:val="18"/>
-        </w:rPr>
-        <w:t>(같은 그룹이므로 한 점), 미끄럼 측벽 대조군이다(Table 1). 확산 항은 imec 2026</w:t>
-      </w:r>
-      <w:r>
-        <w:rPr>
-          <w:rFonts w:ascii="Times New Roman" w:hAnsi="Times New Roman" w:eastAsia="HY신명조"/>
-          <w:sz w:val="18"/>
-          <w:vertAlign w:val="superscript"/>
-        </w:rPr>
-        <w:t>[3]</w:t>
-      </w:r>
-      <w:r>
-        <w:rPr>
-          <w:rFonts w:ascii="Times New Roman" w:hAnsi="Times New Roman" w:eastAsia="HY신명조"/>
-          <w:sz w:val="18"/>
-        </w:rPr>
-        <w:t>의 400 nm 피치·350 °C 한 점에서 진폭만 학습하고 나머지 17점(피치 200–500 nm, 200–450 °C, 1–4 h)으로 테스트했다(점별 허용 max(1.5 nm, 25 %, 판독 오차), 80 % 이상 통과 + 온도 경향 + 350 °C 이상 포화). 방위 항은 EBSD가 있는 500 nm 피치에서 학습했으며, 데이터를 본 뒤의 탐색(2차 라운드)으로 표기한다. 각 규칙은 결과 계산 전에 공개 저장소에 git 커밋으로 고정했고 테스트 실패 시 문서화된 개정 1회만 허용했다.</w:t>
+        <w:t>[12]</w:t>
+      </w:r>
+      <w:r>
+        <w:rPr>
+          <w:rFonts w:ascii="Times New Roman" w:hAnsi="Times New Roman" w:eastAsia="HY신명조"/>
+          <w:sz w:val="18"/>
+        </w:rPr>
+        <w:t>의 순서에 따라 수치 검증, 학습, 테스트, 예측을 차례로 수행했고, 데이터별 역할은 Table 1과 같다. 탄성 모델은 큰 패드로 학습한 뒤 작은 패드와 미끄럼 대조군으로, 확산 항은 DM2026 17점과 학습에 쓰지 않은 DM2023 7점으로 테스트했다. 학습·테스트 데이터 분할과 합격 기준은 계산 전에 고정하였고, 테스트 데이터는 한 번만 평가하였다. 테스트 실패 뒤 모델 수정은 한 번으로 제한하고 같은 기준으로 다시 판정했다.</w:t>
       </w:r>
     </w:p>
     <w:p>
       <w:pPr>
         <w:pStyle w:val="a3"/>
         <w:keepNext/>
-        <w:spacing w:line="288" w:lineRule="auto" w:after="20" w:before="80"/>
+        <w:spacing w:line="240" w:lineRule="auto" w:after="80" w:before="200"/>
         <w:jc w:val="center"/>
       </w:pPr>
       <w:r>
         <w:rPr>
           <w:rFonts w:ascii="Times New Roman" w:hAnsi="Times New Roman" w:eastAsia="HY신명조"/>
-          <w:sz w:val="16"/>
-        </w:rPr>
-        <w:t>Table 1. Datasets and their roles (pre-registered split)</w:t>
+          <w:sz w:val="18"/>
+        </w:rPr>
+        <w:t>Table 1. Datasets and their roles</w:t>
       </w:r>
     </w:p>
     <w:tbl>
@@ -1420,9 +1442,12 @@
         <w:gridCol w:w="2409"/>
       </w:tblGrid>
       <w:tr>
-        <w:tc>
-          <w:tcPr>
-            <w:tcW w:type="dxa" w:w="1134"/>
+        <w:trPr>
+          <w:cantSplit/>
+        </w:trPr>
+        <w:tc>
+          <w:tcPr>
+            <w:tcW w:type="dxa" w:w="1276"/>
             <w:tcBorders>
               <w:top w:val="single" w:sz="8" w:color="000000"/>
               <w:bottom w:val="nil"/>
@@ -1432,7 +1457,10 @@
           </w:tcPr>
           <w:p>
             <w:pPr>
-              <w:spacing w:after="0" w:line="240" w:lineRule="auto"/>
+              <w:keepNext/>
+              <w:spacing w:after="0" w:line="240" w:lineRule="auto" w:before="0"/>
+              <w:ind w:firstLine="0"/>
+              <w:jc w:val="left"/>
             </w:pPr>
             <w:r>
               <w:rPr>
@@ -1446,7 +1474,7 @@
         </w:tc>
         <w:tc>
           <w:tcPr>
-            <w:tcW w:type="dxa" w:w="1247"/>
+            <w:tcW w:type="dxa" w:w="1134"/>
             <w:tcBorders>
               <w:top w:val="single" w:sz="8" w:color="000000"/>
               <w:bottom w:val="nil"/>
@@ -1456,7 +1484,10 @@
           </w:tcPr>
           <w:p>
             <w:pPr>
-              <w:spacing w:after="0" w:line="240" w:lineRule="auto"/>
+              <w:keepNext/>
+              <w:spacing w:after="0" w:line="240" w:lineRule="auto" w:before="0"/>
+              <w:ind w:firstLine="0"/>
+              <w:jc w:val="left"/>
             </w:pPr>
             <w:r>
               <w:rPr>
@@ -1470,7 +1501,7 @@
         </w:tc>
         <w:tc>
           <w:tcPr>
-            <w:tcW w:type="dxa" w:w="1077"/>
+            <w:tcW w:type="dxa" w:w="1106"/>
             <w:tcBorders>
               <w:top w:val="single" w:sz="8" w:color="000000"/>
               <w:bottom w:val="nil"/>
@@ -1480,7 +1511,10 @@
           </w:tcPr>
           <w:p>
             <w:pPr>
-              <w:spacing w:after="0" w:line="240" w:lineRule="auto"/>
+              <w:keepNext/>
+              <w:spacing w:after="0" w:line="240" w:lineRule="auto" w:before="0"/>
+              <w:ind w:firstLine="0"/>
+              <w:jc w:val="left"/>
             </w:pPr>
             <w:r>
               <w:rPr>
@@ -1494,7 +1528,7 @@
         </w:tc>
         <w:tc>
           <w:tcPr>
-            <w:tcW w:type="dxa" w:w="1049"/>
+            <w:tcW w:type="dxa" w:w="992"/>
             <w:tcBorders>
               <w:top w:val="single" w:sz="8" w:color="000000"/>
               <w:bottom w:val="nil"/>
@@ -1504,7 +1538,10 @@
           </w:tcPr>
           <w:p>
             <w:pPr>
-              <w:spacing w:after="0" w:line="240" w:lineRule="auto"/>
+              <w:keepNext/>
+              <w:spacing w:after="0" w:line="240" w:lineRule="auto" w:before="0"/>
+              <w:ind w:firstLine="0"/>
+              <w:jc w:val="left"/>
             </w:pPr>
             <w:r>
               <w:rPr>
@@ -1518,9 +1555,12 @@
         </w:tc>
       </w:tr>
       <w:tr>
-        <w:tc>
-          <w:tcPr>
-            <w:tcW w:type="dxa" w:w="1134"/>
+        <w:trPr>
+          <w:cantSplit/>
+        </w:trPr>
+        <w:tc>
+          <w:tcPr>
+            <w:tcW w:type="dxa" w:w="1276"/>
             <w:tcBorders>
               <w:top w:val="single" w:sz="4" w:color="000000"/>
               <w:bottom w:val="nil"/>
@@ -1530,7 +1570,10 @@
           </w:tcPr>
           <w:p>
             <w:pPr>
-              <w:spacing w:after="0" w:line="240" w:lineRule="auto"/>
+              <w:keepNext/>
+              <w:spacing w:after="0" w:line="240" w:lineRule="auto" w:before="0"/>
+              <w:ind w:firstLine="0"/>
+              <w:jc w:val="left"/>
             </w:pPr>
             <w:r>
               <w:rPr>
@@ -1555,13 +1598,22 @@
                 <w:b w:val="0"/>
                 <w:sz w:val="14"/>
               </w:rPr>
-              <w:t>, Cu/SiO2</w:t>
-            </w:r>
-          </w:p>
-        </w:tc>
-        <w:tc>
-          <w:tcPr>
-            <w:tcW w:type="dxa" w:w="1247"/>
+              <w:t>, Cu/SiO</w:t>
+            </w:r>
+            <w:r>
+              <w:rPr>
+                <w:rFonts w:ascii="Times New Roman" w:hAnsi="Times New Roman" w:eastAsia="Times New Roman"/>
+                <w:b w:val="0"/>
+                <w:sz w:val="14"/>
+                <w:vertAlign w:val="subscript"/>
+              </w:rPr>
+              <w:t>2</w:t>
+            </w:r>
+          </w:p>
+        </w:tc>
+        <w:tc>
+          <w:tcPr>
+            <w:tcW w:type="dxa" w:w="1134"/>
             <w:tcBorders>
               <w:top w:val="single" w:sz="4" w:color="000000"/>
               <w:bottom w:val="nil"/>
@@ -1571,21 +1623,24 @@
           </w:tcPr>
           <w:p>
             <w:pPr>
-              <w:spacing w:after="0" w:line="240" w:lineRule="auto"/>
-            </w:pPr>
-            <w:r>
-              <w:rPr>
-                <w:rFonts w:ascii="Times New Roman" w:hAnsi="Times New Roman" w:eastAsia="Times New Roman"/>
-                <w:b w:val="0"/>
-                <w:sz w:val="14"/>
-              </w:rPr>
-              <w:t>in-situ AFM u(T), 25–200 °C</w:t>
-            </w:r>
-          </w:p>
-        </w:tc>
-        <w:tc>
-          <w:tcPr>
-            <w:tcW w:type="dxa" w:w="1077"/>
+              <w:keepNext/>
+              <w:spacing w:after="0" w:line="240" w:lineRule="auto" w:before="0"/>
+              <w:ind w:firstLine="0"/>
+              <w:jc w:val="left"/>
+            </w:pPr>
+            <w:r>
+              <w:rPr>
+                <w:rFonts w:ascii="Times New Roman" w:hAnsi="Times New Roman" w:eastAsia="Times New Roman"/>
+                <w:b w:val="0"/>
+                <w:sz w:val="14"/>
+              </w:rPr>
+              <w:t>in-situ AFM u(T)</w:t>
+            </w:r>
+          </w:p>
+        </w:tc>
+        <w:tc>
+          <w:tcPr>
+            <w:tcW w:type="dxa" w:w="1106"/>
             <w:tcBorders>
               <w:top w:val="single" w:sz="4" w:color="000000"/>
               <w:bottom w:val="nil"/>
@@ -1595,21 +1650,24 @@
           </w:tcPr>
           <w:p>
             <w:pPr>
-              <w:spacing w:after="0" w:line="240" w:lineRule="auto"/>
-            </w:pPr>
-            <w:r>
-              <w:rPr>
-                <w:rFonts w:ascii="Times New Roman" w:hAnsi="Times New Roman" w:eastAsia="Times New Roman"/>
-                <w:b w:val="0"/>
-                <w:sz w:val="14"/>
-              </w:rPr>
-              <w:t>9, 3, 1 µm</w:t>
-            </w:r>
-          </w:p>
-        </w:tc>
-        <w:tc>
-          <w:tcPr>
-            <w:tcW w:type="dxa" w:w="1049"/>
+              <w:keepNext/>
+              <w:spacing w:after="0" w:line="240" w:lineRule="auto" w:before="0"/>
+              <w:ind w:firstLine="0"/>
+              <w:jc w:val="left"/>
+            </w:pPr>
+            <w:r>
+              <w:rPr>
+                <w:rFonts w:ascii="Times New Roman" w:hAnsi="Times New Roman" w:eastAsia="Times New Roman"/>
+                <w:b w:val="0"/>
+                <w:sz w:val="14"/>
+              </w:rPr>
+              <w:t>9, 3, 1 µm</w:t>
+            </w:r>
+          </w:p>
+        </w:tc>
+        <w:tc>
+          <w:tcPr>
+            <w:tcW w:type="dxa" w:w="992"/>
             <w:tcBorders>
               <w:top w:val="single" w:sz="4" w:color="000000"/>
               <w:bottom w:val="nil"/>
@@ -1619,7 +1677,10 @@
           </w:tcPr>
           <w:p>
             <w:pPr>
-              <w:spacing w:after="0" w:line="240" w:lineRule="auto"/>
+              <w:keepNext/>
+              <w:spacing w:after="0" w:line="240" w:lineRule="auto" w:before="0"/>
+              <w:ind w:firstLine="0"/>
+              <w:jc w:val="left"/>
             </w:pPr>
             <w:r>
               <w:rPr>
@@ -1633,9 +1694,12 @@
         </w:tc>
       </w:tr>
       <w:tr>
-        <w:tc>
-          <w:tcPr>
-            <w:tcW w:type="dxa" w:w="1134"/>
+        <w:trPr>
+          <w:cantSplit/>
+        </w:trPr>
+        <w:tc>
+          <w:tcPr>
+            <w:tcW w:type="dxa" w:w="1276"/>
             <w:tcBorders>
               <w:top w:val="nil"/>
               <w:bottom w:val="nil"/>
@@ -1645,7 +1709,10 @@
           </w:tcPr>
           <w:p>
             <w:pPr>
-              <w:spacing w:after="0" w:line="240" w:lineRule="auto"/>
+              <w:keepNext/>
+              <w:spacing w:after="0" w:line="240" w:lineRule="auto" w:before="0"/>
+              <w:ind w:firstLine="0"/>
+              <w:jc w:val="left"/>
             </w:pPr>
             <w:r>
               <w:rPr>
@@ -1662,7 +1729,7 @@
                 <w:sz w:val="14"/>
                 <w:vertAlign w:val="superscript"/>
               </w:rPr>
-              <w:t>[2,11]</w:t>
+              <w:t>[2,13]</w:t>
             </w:r>
             <w:r>
               <w:rPr>
@@ -1676,7 +1743,7 @@
         </w:tc>
         <w:tc>
           <w:tcPr>
-            <w:tcW w:type="dxa" w:w="1247"/>
+            <w:tcW w:type="dxa" w:w="1134"/>
             <w:tcBorders>
               <w:top w:val="nil"/>
               <w:bottom w:val="nil"/>
@@ -1686,21 +1753,24 @@
           </w:tcPr>
           <w:p>
             <w:pPr>
-              <w:spacing w:after="0" w:line="240" w:lineRule="auto"/>
-            </w:pPr>
-            <w:r>
-              <w:rPr>
-                <w:rFonts w:ascii="Times New Roman" w:hAnsi="Times New Roman" w:eastAsia="Times New Roman"/>
-                <w:b w:val="0"/>
-                <w:sz w:val="14"/>
-              </w:rPr>
-              <w:t>in-situ SPM u(T), 100–400 °C</w:t>
-            </w:r>
-          </w:p>
-        </w:tc>
-        <w:tc>
-          <w:tcPr>
-            <w:tcW w:type="dxa" w:w="1077"/>
+              <w:keepNext/>
+              <w:spacing w:after="0" w:line="240" w:lineRule="auto" w:before="0"/>
+              <w:ind w:firstLine="0"/>
+              <w:jc w:val="left"/>
+            </w:pPr>
+            <w:r>
+              <w:rPr>
+                <w:rFonts w:ascii="Times New Roman" w:hAnsi="Times New Roman" w:eastAsia="Times New Roman"/>
+                <w:b w:val="0"/>
+                <w:sz w:val="14"/>
+              </w:rPr>
+              <w:t>in-situ SPM u(T)</w:t>
+            </w:r>
+          </w:p>
+        </w:tc>
+        <w:tc>
+          <w:tcPr>
+            <w:tcW w:type="dxa" w:w="1106"/>
             <w:tcBorders>
               <w:top w:val="nil"/>
               <w:bottom w:val="nil"/>
@@ -1710,21 +1780,24 @@
           </w:tcPr>
           <w:p>
             <w:pPr>
-              <w:spacing w:after="0" w:line="240" w:lineRule="auto"/>
-            </w:pPr>
-            <w:r>
-              <w:rPr>
-                <w:rFonts w:ascii="Times New Roman" w:hAnsi="Times New Roman" w:eastAsia="Times New Roman"/>
-                <w:b w:val="0"/>
-                <w:sz w:val="14"/>
-              </w:rPr>
-              <w:t>3.06, 1.80, 1.26, 0.54 µm</w:t>
-            </w:r>
-          </w:p>
-        </w:tc>
-        <w:tc>
-          <w:tcPr>
-            <w:tcW w:type="dxa" w:w="1049"/>
+              <w:keepNext/>
+              <w:spacing w:after="0" w:line="240" w:lineRule="auto" w:before="0"/>
+              <w:ind w:firstLine="0"/>
+              <w:jc w:val="left"/>
+            </w:pPr>
+            <w:r>
+              <w:rPr>
+                <w:rFonts w:ascii="Times New Roman" w:hAnsi="Times New Roman" w:eastAsia="Times New Roman"/>
+                <w:b w:val="0"/>
+                <w:sz w:val="14"/>
+              </w:rPr>
+              <w:t>3.06, 1.80, 1.26, 0.54 µm</w:t>
+            </w:r>
+          </w:p>
+        </w:tc>
+        <w:tc>
+          <w:tcPr>
+            <w:tcW w:type="dxa" w:w="992"/>
             <w:tcBorders>
               <w:top w:val="nil"/>
               <w:bottom w:val="nil"/>
@@ -1734,7 +1807,10 @@
           </w:tcPr>
           <w:p>
             <w:pPr>
-              <w:spacing w:after="0" w:line="240" w:lineRule="auto"/>
+              <w:keepNext/>
+              <w:spacing w:after="0" w:line="240" w:lineRule="auto" w:before="0"/>
+              <w:ind w:firstLine="0"/>
+              <w:jc w:val="left"/>
             </w:pPr>
             <w:r>
               <w:rPr>
@@ -1748,9 +1824,12 @@
         </w:tc>
       </w:tr>
       <w:tr>
-        <w:tc>
-          <w:tcPr>
-            <w:tcW w:type="dxa" w:w="1134"/>
+        <w:trPr>
+          <w:cantSplit/>
+        </w:trPr>
+        <w:tc>
+          <w:tcPr>
+            <w:tcW w:type="dxa" w:w="1276"/>
             <w:tcBorders>
               <w:top w:val="nil"/>
               <w:bottom w:val="nil"/>
@@ -1760,15 +1839,18 @@
           </w:tcPr>
           <w:p>
             <w:pPr>
-              <w:spacing w:after="0" w:line="240" w:lineRule="auto"/>
-            </w:pPr>
-            <w:r>
-              <w:rPr>
-                <w:rFonts w:ascii="Times New Roman" w:hAnsi="Times New Roman" w:eastAsia="Times New Roman"/>
-                <w:b w:val="0"/>
-                <w:sz w:val="14"/>
-              </w:rPr>
-              <w:t xml:space="preserve">imec 2026 </w:t>
+              <w:keepNext/>
+              <w:spacing w:after="0" w:line="240" w:lineRule="auto" w:before="0"/>
+              <w:ind w:firstLine="0"/>
+              <w:jc w:val="left"/>
+            </w:pPr>
+            <w:r>
+              <w:rPr>
+                <w:rFonts w:ascii="Times New Roman" w:hAnsi="Times New Roman" w:eastAsia="Times New Roman"/>
+                <w:b w:val="0"/>
+                <w:sz w:val="14"/>
+              </w:rPr>
+              <w:t xml:space="preserve">imec DM2026 </w:t>
             </w:r>
             <w:r>
               <w:rPr>
@@ -1791,7 +1873,7 @@
         </w:tc>
         <w:tc>
           <w:tcPr>
-            <w:tcW w:type="dxa" w:w="1247"/>
+            <w:tcW w:type="dxa" w:w="1134"/>
             <w:tcBorders>
               <w:top w:val="nil"/>
               <w:bottom w:val="nil"/>
@@ -1801,21 +1883,24 @@
           </w:tcPr>
           <w:p>
             <w:pPr>
-              <w:spacing w:after="0" w:line="240" w:lineRule="auto"/>
-            </w:pPr>
-            <w:r>
-              <w:rPr>
-                <w:rFonts w:ascii="Times New Roman" w:hAnsi="Times New Roman" w:eastAsia="Times New Roman"/>
-                <w:b w:val="0"/>
-                <w:sz w:val="14"/>
-              </w:rPr>
-              <w:t>post-bond AFM Δh_max distributions, EBSD</w:t>
-            </w:r>
-          </w:p>
-        </w:tc>
-        <w:tc>
-          <w:tcPr>
-            <w:tcW w:type="dxa" w:w="1077"/>
+              <w:keepNext/>
+              <w:spacing w:after="0" w:line="240" w:lineRule="auto" w:before="0"/>
+              <w:ind w:firstLine="0"/>
+              <w:jc w:val="left"/>
+            </w:pPr>
+            <w:r>
+              <w:rPr>
+                <w:rFonts w:ascii="Times New Roman" w:hAnsi="Times New Roman" w:eastAsia="Times New Roman"/>
+                <w:b w:val="0"/>
+                <w:sz w:val="14"/>
+              </w:rPr>
+              <w:t>bulge-out distributions</w:t>
+            </w:r>
+          </w:p>
+        </w:tc>
+        <w:tc>
+          <w:tcPr>
+            <w:tcW w:type="dxa" w:w="1106"/>
             <w:tcBorders>
               <w:top w:val="nil"/>
               <w:bottom w:val="nil"/>
@@ -1825,21 +1910,24 @@
           </w:tcPr>
           <w:p>
             <w:pPr>
-              <w:spacing w:after="0" w:line="240" w:lineRule="auto"/>
-            </w:pPr>
-            <w:r>
-              <w:rPr>
-                <w:rFonts w:ascii="Times New Roman" w:hAnsi="Times New Roman" w:eastAsia="Times New Roman"/>
-                <w:b w:val="0"/>
-                <w:sz w:val="14"/>
-              </w:rPr>
-              <w:t>D 115–300 nm, 200–450 °C, 1–4 h</w:t>
-            </w:r>
-          </w:p>
-        </w:tc>
-        <w:tc>
-          <w:tcPr>
-            <w:tcW w:type="dxa" w:w="1049"/>
+              <w:keepNext/>
+              <w:spacing w:after="0" w:line="240" w:lineRule="auto" w:before="0"/>
+              <w:ind w:firstLine="0"/>
+              <w:jc w:val="left"/>
+            </w:pPr>
+            <w:r>
+              <w:rPr>
+                <w:rFonts w:ascii="Times New Roman" w:hAnsi="Times New Roman" w:eastAsia="Times New Roman"/>
+                <w:b w:val="0"/>
+                <w:sz w:val="14"/>
+              </w:rPr>
+              <w:t>115–300 nm, 200–450 °C</w:t>
+            </w:r>
+          </w:p>
+        </w:tc>
+        <w:tc>
+          <w:tcPr>
+            <w:tcW w:type="dxa" w:w="992"/>
             <w:tcBorders>
               <w:top w:val="nil"/>
               <w:bottom w:val="nil"/>
@@ -1849,23 +1937,29 @@
           </w:tcPr>
           <w:p>
             <w:pPr>
-              <w:spacing w:after="0" w:line="240" w:lineRule="auto"/>
-            </w:pPr>
-            <w:r>
-              <w:rPr>
-                <w:rFonts w:ascii="Times New Roman" w:hAnsi="Times New Roman" w:eastAsia="Times New Roman"/>
-                <w:b w:val="0"/>
-                <w:sz w:val="14"/>
-              </w:rPr>
-              <w:t>diffusion: train 1, test 17</w:t>
+              <w:keepNext/>
+              <w:spacing w:after="0" w:line="240" w:lineRule="auto" w:before="0"/>
+              <w:ind w:firstLine="0"/>
+              <w:jc w:val="left"/>
+            </w:pPr>
+            <w:r>
+              <w:rPr>
+                <w:rFonts w:ascii="Times New Roman" w:hAnsi="Times New Roman" w:eastAsia="Times New Roman"/>
+                <w:b w:val="0"/>
+                <w:sz w:val="14"/>
+              </w:rPr>
+              <w:t>train 1 point; test 17</w:t>
             </w:r>
           </w:p>
         </w:tc>
       </w:tr>
       <w:tr>
-        <w:tc>
-          <w:tcPr>
-            <w:tcW w:type="dxa" w:w="1134"/>
+        <w:trPr>
+          <w:cantSplit/>
+        </w:trPr>
+        <w:tc>
+          <w:tcPr>
+            <w:tcW w:type="dxa" w:w="1276"/>
             <w:tcBorders>
               <w:top w:val="nil"/>
               <w:bottom w:val="nil"/>
@@ -1875,15 +1969,18 @@
           </w:tcPr>
           <w:p>
             <w:pPr>
-              <w:spacing w:after="0" w:line="240" w:lineRule="auto"/>
-            </w:pPr>
-            <w:r>
-              <w:rPr>
-                <w:rFonts w:ascii="Times New Roman" w:hAnsi="Times New Roman" w:eastAsia="Times New Roman"/>
-                <w:b w:val="0"/>
-                <w:sz w:val="14"/>
-              </w:rPr>
-              <w:t xml:space="preserve">ST/Leti </w:t>
+              <w:keepNext/>
+              <w:spacing w:after="0" w:line="240" w:lineRule="auto" w:before="0"/>
+              <w:ind w:firstLine="0"/>
+              <w:jc w:val="left"/>
+            </w:pPr>
+            <w:r>
+              <w:rPr>
+                <w:rFonts w:ascii="Times New Roman" w:hAnsi="Times New Roman" w:eastAsia="Times New Roman"/>
+                <w:b w:val="0"/>
+                <w:sz w:val="14"/>
+              </w:rPr>
+              <w:t xml:space="preserve">imec DM2023 </w:t>
             </w:r>
             <w:r>
               <w:rPr>
@@ -1892,21 +1989,13 @@
                 <w:sz w:val="14"/>
                 <w:vertAlign w:val="superscript"/>
               </w:rPr>
-              <w:t>[4,14]</w:t>
-            </w:r>
-            <w:r>
-              <w:rPr>
-                <w:rFonts w:ascii="Times New Roman" w:hAnsi="Times New Roman" w:eastAsia="Times New Roman"/>
-                <w:b w:val="0"/>
-                <w:sz w:val="14"/>
-              </w:rPr>
-              <w:t>, Cu/SiO2</w:t>
-            </w:r>
-          </w:p>
-        </w:tc>
-        <w:tc>
-          <w:tcPr>
-            <w:tcW w:type="dxa" w:w="1247"/>
+              <w:t>[2]</w:t>
+            </w:r>
+          </w:p>
+        </w:tc>
+        <w:tc>
+          <w:tcPr>
+            <w:tcW w:type="dxa" w:w="1134"/>
             <w:tcBorders>
               <w:top w:val="nil"/>
               <w:bottom w:val="nil"/>
@@ -1916,21 +2005,24 @@
           </w:tcPr>
           <w:p>
             <w:pPr>
-              <w:spacing w:after="0" w:line="240" w:lineRule="auto"/>
-            </w:pPr>
-            <w:r>
-              <w:rPr>
-                <w:rFonts w:ascii="Times New Roman" w:hAnsi="Times New Roman" w:eastAsia="Times New Roman"/>
-                <w:b w:val="0"/>
-                <w:sz w:val="14"/>
-              </w:rPr>
-              <w:t>Laue ε′zz(T)</w:t>
-            </w:r>
-          </w:p>
-        </w:tc>
-        <w:tc>
-          <w:tcPr>
-            <w:tcW w:type="dxa" w:w="1077"/>
+              <w:keepNext/>
+              <w:spacing w:after="0" w:line="240" w:lineRule="auto" w:before="0"/>
+              <w:ind w:firstLine="0"/>
+              <w:jc w:val="left"/>
+            </w:pPr>
+            <w:r>
+              <w:rPr>
+                <w:rFonts w:ascii="Times New Roman" w:hAnsi="Times New Roman" w:eastAsia="Times New Roman"/>
+                <w:b w:val="0"/>
+                <w:sz w:val="14"/>
+              </w:rPr>
+              <w:t>bulge-out, unequal pads</w:t>
+            </w:r>
+          </w:p>
+        </w:tc>
+        <w:tc>
+          <w:tcPr>
+            <w:tcW w:type="dxa" w:w="1106"/>
             <w:tcBorders>
               <w:top w:val="nil"/>
               <w:bottom w:val="nil"/>
@@ -1940,21 +2032,24 @@
           </w:tcPr>
           <w:p>
             <w:pPr>
-              <w:spacing w:after="0" w:line="240" w:lineRule="auto"/>
-            </w:pPr>
-            <w:r>
-              <w:rPr>
-                <w:rFonts w:ascii="Times New Roman" w:hAnsi="Times New Roman" w:eastAsia="Times New Roman"/>
-                <w:b w:val="0"/>
-                <w:sz w:val="14"/>
-              </w:rPr>
-              <w:t>0.3, 3 µm</w:t>
-            </w:r>
-          </w:p>
-        </w:tc>
-        <w:tc>
-          <w:tcPr>
-            <w:tcW w:type="dxa" w:w="1049"/>
+              <w:keepNext/>
+              <w:spacing w:after="0" w:line="240" w:lineRule="auto" w:before="0"/>
+              <w:ind w:firstLine="0"/>
+              <w:jc w:val="left"/>
+            </w:pPr>
+            <w:r>
+              <w:rPr>
+                <w:rFonts w:ascii="Times New Roman" w:hAnsi="Times New Roman" w:eastAsia="Times New Roman"/>
+                <w:b w:val="0"/>
+                <w:sz w:val="14"/>
+              </w:rPr>
+              <w:t>—</w:t>
+            </w:r>
+          </w:p>
+        </w:tc>
+        <w:tc>
+          <w:tcPr>
+            <w:tcW w:type="dxa" w:w="992"/>
             <w:tcBorders>
               <w:top w:val="nil"/>
               <w:bottom w:val="nil"/>
@@ -1964,23 +2059,185 @@
           </w:tcPr>
           <w:p>
             <w:pPr>
-              <w:spacing w:after="0" w:line="240" w:lineRule="auto"/>
-            </w:pPr>
-            <w:r>
-              <w:rPr>
-                <w:rFonts w:ascii="Times New Roman" w:hAnsi="Times New Roman" w:eastAsia="Times New Roman"/>
-                <w:b w:val="0"/>
-                <w:sz w:val="14"/>
-              </w:rPr>
-              <w:t>comparison (sign)</w:t>
+              <w:keepNext/>
+              <w:spacing w:after="0" w:line="240" w:lineRule="auto" w:before="0"/>
+              <w:ind w:firstLine="0"/>
+              <w:jc w:val="left"/>
+            </w:pPr>
+            <w:r>
+              <w:rPr>
+                <w:rFonts w:ascii="Times New Roman" w:hAnsi="Times New Roman" w:eastAsia="Times New Roman"/>
+                <w:b w:val="0"/>
+                <w:sz w:val="14"/>
+              </w:rPr>
+              <w:t>test 7</w:t>
             </w:r>
           </w:p>
         </w:tc>
       </w:tr>
       <w:tr>
+        <w:trPr>
+          <w:cantSplit/>
+        </w:trPr>
+        <w:tc>
+          <w:tcPr>
+            <w:tcW w:type="dxa" w:w="1276"/>
+            <w:tcBorders>
+              <w:top w:val="nil"/>
+              <w:bottom w:val="nil"/>
+              <w:left w:val="nil"/>
+              <w:right w:val="nil"/>
+            </w:tcBorders>
+          </w:tcPr>
+          <w:p>
+            <w:pPr>
+              <w:keepNext/>
+              <w:spacing w:after="0" w:line="240" w:lineRule="auto" w:before="0"/>
+              <w:ind w:firstLine="0"/>
+              <w:jc w:val="left"/>
+            </w:pPr>
+            <w:r>
+              <w:rPr>
+                <w:rFonts w:ascii="Times New Roman" w:hAnsi="Times New Roman" w:eastAsia="Times New Roman"/>
+                <w:b w:val="0"/>
+                <w:sz w:val="14"/>
+              </w:rPr>
+              <w:t xml:space="preserve">ST/Leti </w:t>
+            </w:r>
+            <w:r>
+              <w:rPr>
+                <w:rFonts w:ascii="Times New Roman" w:hAnsi="Times New Roman" w:eastAsia="Times New Roman"/>
+                <w:b w:val="0"/>
+                <w:sz w:val="14"/>
+                <w:vertAlign w:val="superscript"/>
+              </w:rPr>
+              <w:t>[4]</w:t>
+            </w:r>
+            <w:r>
+              <w:rPr>
+                <w:rFonts w:ascii="Times New Roman" w:hAnsi="Times New Roman" w:eastAsia="Times New Roman"/>
+                <w:b w:val="0"/>
+                <w:sz w:val="14"/>
+              </w:rPr>
+              <w:t>, Cu/SiO</w:t>
+            </w:r>
+            <w:r>
+              <w:rPr>
+                <w:rFonts w:ascii="Times New Roman" w:hAnsi="Times New Roman" w:eastAsia="Times New Roman"/>
+                <w:b w:val="0"/>
+                <w:sz w:val="14"/>
+                <w:vertAlign w:val="subscript"/>
+              </w:rPr>
+              <w:t>2</w:t>
+            </w:r>
+          </w:p>
+        </w:tc>
         <w:tc>
           <w:tcPr>
             <w:tcW w:type="dxa" w:w="1134"/>
+            <w:tcBorders>
+              <w:top w:val="nil"/>
+              <w:bottom w:val="nil"/>
+              <w:left w:val="nil"/>
+              <w:right w:val="nil"/>
+            </w:tcBorders>
+          </w:tcPr>
+          <w:p>
+            <w:pPr>
+              <w:keepNext/>
+              <w:spacing w:after="0" w:line="240" w:lineRule="auto" w:before="0"/>
+              <w:ind w:firstLine="0"/>
+              <w:jc w:val="left"/>
+            </w:pPr>
+            <w:r>
+              <w:rPr>
+                <w:rFonts w:ascii="Times New Roman" w:hAnsi="Times New Roman" w:eastAsia="Times New Roman"/>
+                <w:b w:val="0"/>
+                <w:sz w:val="14"/>
+              </w:rPr>
+              <w:t>Laue ε′</w:t>
+            </w:r>
+            <w:r>
+              <w:rPr>
+                <w:rFonts w:ascii="Times New Roman" w:hAnsi="Times New Roman" w:eastAsia="Times New Roman"/>
+                <w:b w:val="0"/>
+                <w:sz w:val="14"/>
+                <w:vertAlign w:val="subscript"/>
+              </w:rPr>
+              <w:t>zz</w:t>
+            </w:r>
+            <w:r>
+              <w:rPr>
+                <w:rFonts w:ascii="Times New Roman" w:hAnsi="Times New Roman" w:eastAsia="Times New Roman"/>
+                <w:b w:val="0"/>
+                <w:sz w:val="14"/>
+              </w:rPr>
+              <w:t>(T)</w:t>
+            </w:r>
+          </w:p>
+        </w:tc>
+        <w:tc>
+          <w:tcPr>
+            <w:tcW w:type="dxa" w:w="1106"/>
+            <w:tcBorders>
+              <w:top w:val="nil"/>
+              <w:bottom w:val="nil"/>
+              <w:left w:val="nil"/>
+              <w:right w:val="nil"/>
+            </w:tcBorders>
+          </w:tcPr>
+          <w:p>
+            <w:pPr>
+              <w:keepNext/>
+              <w:spacing w:after="0" w:line="240" w:lineRule="auto" w:before="0"/>
+              <w:ind w:firstLine="0"/>
+              <w:jc w:val="left"/>
+            </w:pPr>
+            <w:r>
+              <w:rPr>
+                <w:rFonts w:ascii="Times New Roman" w:hAnsi="Times New Roman" w:eastAsia="Times New Roman"/>
+                <w:b w:val="0"/>
+                <w:sz w:val="14"/>
+              </w:rPr>
+              <w:t>0.3, 3 µm</w:t>
+            </w:r>
+          </w:p>
+        </w:tc>
+        <w:tc>
+          <w:tcPr>
+            <w:tcW w:type="dxa" w:w="992"/>
+            <w:tcBorders>
+              <w:top w:val="nil"/>
+              <w:bottom w:val="nil"/>
+              <w:left w:val="nil"/>
+              <w:right w:val="nil"/>
+            </w:tcBorders>
+          </w:tcPr>
+          <w:p>
+            <w:pPr>
+              <w:keepNext/>
+              <w:spacing w:after="0" w:line="240" w:lineRule="auto" w:before="0"/>
+              <w:ind w:firstLine="0"/>
+              <w:jc w:val="left"/>
+            </w:pPr>
+            <w:r>
+              <w:rPr>
+                <w:rFonts w:ascii="Times New Roman" w:hAnsi="Times New Roman" w:eastAsia="Times New Roman"/>
+                <w:b w:val="0"/>
+                <w:sz w:val="14"/>
+              </w:rPr>
+              <w:t>comparison</w:t>
+            </w:r>
+          </w:p>
+        </w:tc>
+      </w:tr>
+      <w:tr>
+        <w:trPr>
+          <w:cantSplit/>
+        </w:trPr>
+        <w:tc>
+          <w:tcPr>
+            <w:tcW w:type="dxa" w:w="1276"/>
             <w:tcBorders>
               <w:top w:val="nil"/>
               <w:bottom w:val="single" w:sz="8" w:color="000000"/>
@@ -1990,7 +2247,9 @@
           </w:tcPr>
           <w:p>
             <w:pPr>
-              <w:spacing w:after="0" w:line="240" w:lineRule="auto"/>
+              <w:spacing w:after="0" w:line="240" w:lineRule="auto" w:before="0"/>
+              <w:ind w:firstLine="0"/>
+              <w:jc w:val="left"/>
             </w:pPr>
             <w:r>
               <w:rPr>
@@ -2007,13 +2266,13 @@
                 <w:sz w:val="14"/>
                 <w:vertAlign w:val="superscript"/>
               </w:rPr>
-              <w:t>[10]</w:t>
-            </w:r>
-          </w:p>
-        </w:tc>
-        <w:tc>
-          <w:tcPr>
-            <w:tcW w:type="dxa" w:w="1247"/>
+              <w:t>[11]</w:t>
+            </w:r>
+          </w:p>
+        </w:tc>
+        <w:tc>
+          <w:tcPr>
+            <w:tcW w:type="dxa" w:w="1134"/>
             <w:tcBorders>
               <w:top w:val="nil"/>
               <w:bottom w:val="single" w:sz="8" w:color="000000"/>
@@ -2023,7 +2282,9 @@
           </w:tcPr>
           <w:p>
             <w:pPr>
-              <w:spacing w:after="0" w:line="240" w:lineRule="auto"/>
+              <w:spacing w:after="0" w:line="240" w:lineRule="auto" w:before="0"/>
+              <w:ind w:firstLine="0"/>
+              <w:jc w:val="left"/>
             </w:pPr>
             <w:r>
               <w:rPr>
@@ -2037,7 +2298,7 @@
         </w:tc>
         <w:tc>
           <w:tcPr>
-            <w:tcW w:type="dxa" w:w="1077"/>
+            <w:tcW w:type="dxa" w:w="1106"/>
             <w:tcBorders>
               <w:top w:val="nil"/>
               <w:bottom w:val="single" w:sz="8" w:color="000000"/>
@@ -2047,21 +2308,23 @@
           </w:tcPr>
           <w:p>
             <w:pPr>
-              <w:spacing w:after="0" w:line="240" w:lineRule="auto"/>
-            </w:pPr>
-            <w:r>
-              <w:rPr>
-                <w:rFonts w:ascii="Times New Roman" w:hAnsi="Times New Roman" w:eastAsia="Times New Roman"/>
-                <w:b w:val="0"/>
-                <w:sz w:val="14"/>
-              </w:rPr>
-              <w:t>≤ 1 µm</w:t>
-            </w:r>
-          </w:p>
-        </w:tc>
-        <w:tc>
-          <w:tcPr>
-            <w:tcW w:type="dxa" w:w="1049"/>
+              <w:spacing w:after="0" w:line="240" w:lineRule="auto" w:before="0"/>
+              <w:ind w:firstLine="0"/>
+              <w:jc w:val="left"/>
+            </w:pPr>
+            <w:r>
+              <w:rPr>
+                <w:rFonts w:ascii="Times New Roman" w:hAnsi="Times New Roman" w:eastAsia="Times New Roman"/>
+                <w:b w:val="0"/>
+                <w:sz w:val="14"/>
+              </w:rPr>
+              <w:t>—</w:t>
+            </w:r>
+          </w:p>
+        </w:tc>
+        <w:tc>
+          <w:tcPr>
+            <w:tcW w:type="dxa" w:w="992"/>
             <w:tcBorders>
               <w:top w:val="nil"/>
               <w:bottom w:val="single" w:sz="8" w:color="000000"/>
@@ -2071,15 +2334,17 @@
           </w:tcPr>
           <w:p>
             <w:pPr>
-              <w:spacing w:after="0" w:line="240" w:lineRule="auto"/>
-            </w:pPr>
-            <w:r>
-              <w:rPr>
-                <w:rFonts w:ascii="Times New Roman" w:hAnsi="Times New Roman" w:eastAsia="Times New Roman"/>
-                <w:b w:val="0"/>
-                <w:sz w:val="14"/>
-              </w:rPr>
-              <w:t>input N(2.5, 0.5²) nm/pad</w:t>
+              <w:spacing w:after="0" w:line="240" w:lineRule="auto" w:before="0"/>
+              <w:ind w:firstLine="0"/>
+              <w:jc w:val="left"/>
+            </w:pPr>
+            <w:r>
+              <w:rPr>
+                <w:rFonts w:ascii="Times New Roman" w:hAnsi="Times New Roman" w:eastAsia="Times New Roman"/>
+                <w:b w:val="0"/>
+                <w:sz w:val="14"/>
+              </w:rPr>
+              <w:t>input</w:t>
             </w:r>
           </w:p>
         </w:tc>
@@ -2088,14 +2353,15 @@
     <w:p>
       <w:pPr>
         <w:pStyle w:val="a3"/>
-        <w:spacing w:line="288" w:lineRule="auto" w:after="0" w:before="0"/>
+        <w:spacing w:line="240" w:lineRule="auto" w:after="160" w:before="0"/>
         <w:jc w:val="both"/>
       </w:pPr>
     </w:p>
     <w:p>
       <w:pPr>
         <w:pStyle w:val="a3"/>
-        <w:spacing w:line="288" w:lineRule="auto" w:after="60" w:before="120"/>
+        <w:keepNext/>
+        <w:spacing w:line="288" w:lineRule="auto" w:after="40" w:before="120"/>
         <w:jc w:val="center"/>
       </w:pPr>
       <w:r>
@@ -2104,6 +2370,21 @@
           <w:sz w:val="24"/>
         </w:rPr>
         <w:t>III. 결과</w:t>
+      </w:r>
+    </w:p>
+    <w:p>
+      <w:pPr>
+        <w:pStyle w:val="a3"/>
+        <w:keepNext/>
+        <w:spacing w:line="288" w:lineRule="auto" w:after="20" w:before="120"/>
+        <w:jc w:val="left"/>
+      </w:pPr>
+      <w:r>
+        <w:rPr>
+          <w:rFonts w:ascii="Times New Roman" w:hAnsi="Times New Roman" w:eastAsia="HY신명조"/>
+          <w:sz w:val="18"/>
+        </w:rPr>
+        <w:t>3.1 탄성 모델과 탄성 접촉 한계</w:t>
       </w:r>
     </w:p>
     <w:p>
@@ -2116,62 +2397,39 @@
       <w:r>
         <w:rPr>
           <w:rFonts w:ascii="Times New Roman" w:hAnsi="Times New Roman" w:eastAsia="HY신명조"/>
-          <w:b/>
-          <w:sz w:val="18"/>
-        </w:rPr>
-        <w:t xml:space="preserve">3.1 열탄성 모델과 기구 전환. </w:t>
-      </w:r>
-      <w:r>
-        <w:rPr>
-          <w:rFonts w:ascii="Times New Roman" w:hAnsi="Times New Roman" w:eastAsia="HY신명조"/>
-          <w:sz w:val="18"/>
-        </w:rPr>
-        <w:t>Table 2에 결과를 요약했다. 학습값은 모두 문헌 범위의 끝에 걸렸고(bound-limited), imec 3.06 µm는 300–400 °C에서 측정의 초선형 증가를 따라가지 못해 학습 단계에서 실패로 기록했다. 테스트에서 NYCU 1 µm(모델 1.79–1.94 nm, 실측 2.1 ± 0.4 nm)와 imec 1.26·0.54 µm의 100–200 °C는 통과했고, 1.26 µm 300–400 °C는 과소예측으로 실패했다. 미끄럼 측벽 대조군은 1 µm에서 1.7배, 0.54 µm에서 3.5배 과대예측하여 측벽이 접합 상태임이 판별되었다. 그러나 imec 0.54 µm는 100–400 °C 전 구간에서 측정/모델 비 0.61–0.69로 과대예측했고(400 °C에서 +46 %), 사전 기준에 따라 0.54 µm 탄성 모델은 NOT VALIDATED로 동결했다. 이 결과를 recess와 함께 놓으면 기구 전환이 드러난다(Fig. 2). recess 합을 IRPS 2026 실측 평균 5 nm</w:t>
-      </w:r>
-      <w:r>
-        <w:rPr>
-          <w:rFonts w:ascii="Times New Roman" w:hAnsi="Times New Roman" w:eastAsia="HY신명조"/>
-          <w:sz w:val="18"/>
-          <w:vertAlign w:val="superscript"/>
-        </w:rPr>
-        <w:t>[10]</w:t>
-      </w:r>
-      <w:r>
-        <w:rPr>
-          <w:rFonts w:ascii="Times New Roman" w:hAnsi="Times New Roman" w:eastAsia="HY신명조"/>
-          <w:sz w:val="18"/>
-        </w:rPr>
-        <w:t>로 고정하고, 크기별 열탄성 돌출을 공정 상한 400 °C에서 취해 위·아래 합 2u가 5 nm를 넘는 최소 크기를 log(크기) 보간으로 구했다. 실측 기준 0.70 µm, 모델 기준 0.66 µm(b = 1)–1.06 µm(b = 0.69)이다. 그 아래에서는 400 °C에서도 탄성만으로 접촉이 안 되며(300 nm: 패드당 ≈ 1 nm), 200–400 nm 피치 본딩이 실제로 성립하는 것</w:t>
-      </w:r>
-      <w:r>
-        <w:rPr>
-          <w:rFonts w:ascii="Times New Roman" w:hAnsi="Times New Roman" w:eastAsia="HY신명조"/>
-          <w:sz w:val="18"/>
-          <w:vertAlign w:val="superscript"/>
-        </w:rPr>
-        <w:t>[1]</w:t>
-      </w:r>
-      <w:r>
-        <w:rPr>
-          <w:rFonts w:ascii="Times New Roman" w:hAnsi="Times New Roman" w:eastAsia="HY신명조"/>
-          <w:sz w:val="18"/>
-        </w:rPr>
-        <w:t>은 표면확산이 틈을 메운다는 뜻이다. 전환 크기는 recess 합의 함수이다(Fig. 2 인셋).</w:t>
+          <w:sz w:val="18"/>
+        </w:rPr>
+        <w:t>Table 2는 테스트 결과다. 접합 측벽 조건의 테스트에서 NYCU 1 µm는 실측과 일치했고, imec 1.26 µm는 200 °C 이하에서만 맞았으며, 0.54 µm는 온도와 무관하게 과대예측했다. 미끄럼 대조군은 실측을 1.7–3.5배 넘게 예측해, 두 공정의 측벽은 접합으로 판별되었다. 이 위·아래 탄성 돌출이 recess 합 5 nm를 닫는 최소 폭은 400 °C의 실측 기준 0.70 µm이며, 구속 계수 근사식으로 보면 온도가 낮아질수록 넓어져 250 °C에서 1.62 µm가 된다(Fig. 2).  300 nm 패드의 탄성 돌출은 패드당 약 1 nm에 그친다.</w:t>
+      </w:r>
+    </w:p>
+    <w:p>
+      <w:pPr>
+        <w:pStyle w:val="a3"/>
+        <w:spacing w:line="288" w:lineRule="auto" w:after="0" w:before="0"/>
+        <w:ind w:firstLine="180"/>
+        <w:jc w:val="both"/>
+      </w:pPr>
+      <w:r>
+        <w:rPr>
+          <w:rFonts w:ascii="Times New Roman" w:hAnsi="Times New Roman" w:eastAsia="HY신명조"/>
+          <w:sz w:val="18"/>
+        </w:rPr>
+        <w:t>같은 비교에서 확산 돌출이 탄성 돌출을 넘는 폭은 어닐 조건에 따라 0.74–2.45 µm로 예측되지만, 300 nm 밖의 외삽이다.</w:t>
       </w:r>
     </w:p>
     <w:p>
       <w:pPr>
         <w:pStyle w:val="a3"/>
         <w:keepNext/>
-        <w:spacing w:line="288" w:lineRule="auto" w:after="20" w:before="80"/>
+        <w:spacing w:line="240" w:lineRule="auto" w:after="80" w:before="200"/>
         <w:jc w:val="center"/>
       </w:pPr>
       <w:r>
         <w:rPr>
           <w:rFonts w:ascii="Times New Roman" w:hAnsi="Times New Roman" w:eastAsia="HY신명조"/>
-          <w:sz w:val="16"/>
-        </w:rPr>
-        <w:t>Table 2. Elastic-model train/test (array cell, bonded sidewall)</w:t>
+          <w:sz w:val="18"/>
+        </w:rPr>
+        <w:t>Table 2. Test results</w:t>
       </w:r>
     </w:p>
     <w:tbl>
@@ -2187,16 +2445,16 @@
         </w:tblCellMar>
       </w:tblPr>
       <w:tblGrid>
-        <w:gridCol w:w="1928"/>
-        <w:gridCol w:w="1928"/>
-        <w:gridCol w:w="1928"/>
-        <w:gridCol w:w="1928"/>
-        <w:gridCol w:w="1928"/>
+        <w:gridCol w:w="4819"/>
+        <w:gridCol w:w="4819"/>
       </w:tblGrid>
       <w:tr>
-        <w:tc>
-          <w:tcPr>
-            <w:tcW w:type="dxa" w:w="1502"/>
+        <w:trPr>
+          <w:cantSplit/>
+        </w:trPr>
+        <w:tc>
+          <w:tcPr>
+            <w:tcW w:type="dxa" w:w="2608"/>
             <w:tcBorders>
               <w:top w:val="single" w:sz="8" w:color="000000"/>
               <w:bottom w:val="nil"/>
@@ -2206,7 +2464,10 @@
           </w:tcPr>
           <w:p>
             <w:pPr>
-              <w:spacing w:after="0" w:line="240" w:lineRule="auto"/>
+              <w:keepNext/>
+              <w:spacing w:after="0" w:line="240" w:lineRule="auto" w:before="0"/>
+              <w:ind w:firstLine="0"/>
+              <w:jc w:val="left"/>
             </w:pPr>
             <w:r>
               <w:rPr>
@@ -2214,13 +2475,13 @@
                 <w:b/>
                 <w:sz w:val="14"/>
               </w:rPr>
-              <w:t>Case</w:t>
-            </w:r>
-          </w:p>
-        </w:tc>
-        <w:tc>
-          <w:tcPr>
-            <w:tcW w:type="dxa" w:w="822"/>
+              <w:t>Item</w:t>
+            </w:r>
+          </w:p>
+        </w:tc>
+        <w:tc>
+          <w:tcPr>
+            <w:tcW w:type="dxa" w:w="1899"/>
             <w:tcBorders>
               <w:top w:val="single" w:sz="8" w:color="000000"/>
               <w:bottom w:val="nil"/>
@@ -2230,79 +2491,10 @@
           </w:tcPr>
           <w:p>
             <w:pPr>
-              <w:spacing w:after="0" w:line="240" w:lineRule="auto"/>
-            </w:pPr>
-            <w:r>
-              <w:rPr>
-                <w:rFonts w:ascii="Times New Roman" w:hAnsi="Times New Roman" w:eastAsia="Times New Roman"/>
-                <w:b/>
-                <w:sz w:val="14"/>
-              </w:rPr>
-              <w:t>Model (nm)</w:t>
-            </w:r>
-          </w:p>
-        </w:tc>
-        <w:tc>
-          <w:tcPr>
-            <w:tcW w:type="dxa" w:w="879"/>
-            <w:tcBorders>
-              <w:top w:val="single" w:sz="8" w:color="000000"/>
-              <w:bottom w:val="nil"/>
-              <w:left w:val="nil"/>
-              <w:right w:val="nil"/>
-            </w:tcBorders>
-          </w:tcPr>
-          <w:p>
-            <w:pPr>
-              <w:spacing w:after="0" w:line="240" w:lineRule="auto"/>
-            </w:pPr>
-            <w:r>
-              <w:rPr>
-                <w:rFonts w:ascii="Times New Roman" w:hAnsi="Times New Roman" w:eastAsia="Times New Roman"/>
-                <w:b/>
-                <w:sz w:val="14"/>
-              </w:rPr>
-              <w:t>Measured (nm)</w:t>
-            </w:r>
-          </w:p>
-        </w:tc>
-        <w:tc>
-          <w:tcPr>
-            <w:tcW w:type="dxa" w:w="652"/>
-            <w:tcBorders>
-              <w:top w:val="single" w:sz="8" w:color="000000"/>
-              <w:bottom w:val="nil"/>
-              <w:left w:val="nil"/>
-              <w:right w:val="nil"/>
-            </w:tcBorders>
-          </w:tcPr>
-          <w:p>
-            <w:pPr>
-              <w:spacing w:after="0" w:line="240" w:lineRule="auto"/>
-            </w:pPr>
-            <w:r>
-              <w:rPr>
-                <w:rFonts w:ascii="Times New Roman" w:hAnsi="Times New Roman" w:eastAsia="Times New Roman"/>
-                <w:b/>
-                <w:sz w:val="14"/>
-              </w:rPr>
-              <w:t>Rule</w:t>
-            </w:r>
-          </w:p>
-        </w:tc>
-        <w:tc>
-          <w:tcPr>
-            <w:tcW w:type="dxa" w:w="510"/>
-            <w:tcBorders>
-              <w:top w:val="single" w:sz="8" w:color="000000"/>
-              <w:bottom w:val="nil"/>
-              <w:left w:val="nil"/>
-              <w:right w:val="nil"/>
-            </w:tcBorders>
-          </w:tcPr>
-          <w:p>
-            <w:pPr>
-              <w:spacing w:after="0" w:line="240" w:lineRule="auto"/>
+              <w:keepNext/>
+              <w:spacing w:after="0" w:line="240" w:lineRule="auto" w:before="0"/>
+              <w:ind w:firstLine="0"/>
+              <w:jc w:val="left"/>
             </w:pPr>
             <w:r>
               <w:rPr>
@@ -2316,9 +2508,12 @@
         </w:tc>
       </w:tr>
       <w:tr>
-        <w:tc>
-          <w:tcPr>
-            <w:tcW w:type="dxa" w:w="1502"/>
+        <w:trPr>
+          <w:cantSplit/>
+        </w:trPr>
+        <w:tc>
+          <w:tcPr>
+            <w:tcW w:type="dxa" w:w="2608"/>
             <w:tcBorders>
               <w:top w:val="single" w:sz="4" w:color="000000"/>
               <w:bottom w:val="nil"/>
@@ -2328,21 +2523,24 @@
           </w:tcPr>
           <w:p>
             <w:pPr>
-              <w:spacing w:after="0" w:line="240" w:lineRule="auto"/>
-            </w:pPr>
-            <w:r>
-              <w:rPr>
-                <w:rFonts w:ascii="Times New Roman" w:hAnsi="Times New Roman" w:eastAsia="Times New Roman"/>
-                <w:b w:val="0"/>
-                <w:sz w:val="14"/>
-              </w:rPr>
-              <w:t>NYCU 9 / 3 µm, 200 °C (train)</w:t>
-            </w:r>
-          </w:p>
-        </w:tc>
-        <w:tc>
-          <w:tcPr>
-            <w:tcW w:type="dxa" w:w="822"/>
+              <w:keepNext/>
+              <w:spacing w:after="0" w:line="240" w:lineRule="auto" w:before="0"/>
+              <w:ind w:firstLine="0"/>
+              <w:jc w:val="left"/>
+            </w:pPr>
+            <w:r>
+              <w:rPr>
+                <w:rFonts w:ascii="Times New Roman" w:hAnsi="Times New Roman" w:eastAsia="Times New Roman"/>
+                <w:b w:val="0"/>
+                <w:sz w:val="14"/>
+              </w:rPr>
+              <w:t>Elastic test: NYCU 1 µm; imec 1.26 µm at 100–200 °C</w:t>
+            </w:r>
+          </w:p>
+        </w:tc>
+        <w:tc>
+          <w:tcPr>
+            <w:tcW w:type="dxa" w:w="1899"/>
             <w:tcBorders>
               <w:top w:val="single" w:sz="4" w:color="000000"/>
               <w:bottom w:val="nil"/>
@@ -2352,79 +2550,10 @@
           </w:tcPr>
           <w:p>
             <w:pPr>
-              <w:spacing w:after="0" w:line="240" w:lineRule="auto"/>
-            </w:pPr>
-            <w:r>
-              <w:rPr>
-                <w:rFonts w:ascii="Times New Roman" w:hAnsi="Times New Roman" w:eastAsia="Times New Roman"/>
-                <w:b w:val="0"/>
-                <w:sz w:val="14"/>
-              </w:rPr>
-              <w:t>6.87 / 4.26</w:t>
-            </w:r>
-          </w:p>
-        </w:tc>
-        <w:tc>
-          <w:tcPr>
-            <w:tcW w:type="dxa" w:w="879"/>
-            <w:tcBorders>
-              <w:top w:val="single" w:sz="4" w:color="000000"/>
-              <w:bottom w:val="nil"/>
-              <w:left w:val="nil"/>
-              <w:right w:val="nil"/>
-            </w:tcBorders>
-          </w:tcPr>
-          <w:p>
-            <w:pPr>
-              <w:spacing w:after="0" w:line="240" w:lineRule="auto"/>
-            </w:pPr>
-            <w:r>
-              <w:rPr>
-                <w:rFonts w:ascii="Times New Roman" w:hAnsi="Times New Roman" w:eastAsia="Times New Roman"/>
-                <w:b w:val="0"/>
-                <w:sz w:val="14"/>
-              </w:rPr>
-              <w:t>6.4 / 4.1 ± 0.4</w:t>
-            </w:r>
-          </w:p>
-        </w:tc>
-        <w:tc>
-          <w:tcPr>
-            <w:tcW w:type="dxa" w:w="652"/>
-            <w:tcBorders>
-              <w:top w:val="single" w:sz="4" w:color="000000"/>
-              <w:bottom w:val="nil"/>
-              <w:left w:val="nil"/>
-              <w:right w:val="nil"/>
-            </w:tcBorders>
-          </w:tcPr>
-          <w:p>
-            <w:pPr>
-              <w:spacing w:after="0" w:line="240" w:lineRule="auto"/>
-            </w:pPr>
-            <w:r>
-              <w:rPr>
-                <w:rFonts w:ascii="Times New Roman" w:hAnsi="Times New Roman" w:eastAsia="Times New Roman"/>
-                <w:b w:val="0"/>
-                <w:sz w:val="14"/>
-              </w:rPr>
-              <w:t>2σ</w:t>
-            </w:r>
-          </w:p>
-        </w:tc>
-        <w:tc>
-          <w:tcPr>
-            <w:tcW w:type="dxa" w:w="510"/>
-            <w:tcBorders>
-              <w:top w:val="single" w:sz="4" w:color="000000"/>
-              <w:bottom w:val="nil"/>
-              <w:left w:val="nil"/>
-              <w:right w:val="nil"/>
-            </w:tcBorders>
-          </w:tcPr>
-          <w:p>
-            <w:pPr>
-              <w:spacing w:after="0" w:line="240" w:lineRule="auto"/>
+              <w:keepNext/>
+              <w:spacing w:after="0" w:line="240" w:lineRule="auto" w:before="0"/>
+              <w:ind w:firstLine="0"/>
+              <w:jc w:val="left"/>
             </w:pPr>
             <w:r>
               <w:rPr>
@@ -2438,9 +2567,12 @@
         </w:tc>
       </w:tr>
       <w:tr>
-        <w:tc>
-          <w:tcPr>
-            <w:tcW w:type="dxa" w:w="1502"/>
+        <w:trPr>
+          <w:cantSplit/>
+        </w:trPr>
+        <w:tc>
+          <w:tcPr>
+            <w:tcW w:type="dxa" w:w="2608"/>
             <w:tcBorders>
               <w:top w:val="nil"/>
               <w:bottom w:val="nil"/>
@@ -2450,21 +2582,24 @@
           </w:tcPr>
           <w:p>
             <w:pPr>
-              <w:spacing w:after="0" w:line="240" w:lineRule="auto"/>
-            </w:pPr>
-            <w:r>
-              <w:rPr>
-                <w:rFonts w:ascii="Times New Roman" w:hAnsi="Times New Roman" w:eastAsia="Times New Roman"/>
-                <w:b w:val="0"/>
-                <w:sz w:val="14"/>
-              </w:rPr>
-              <w:t>imec 1.80 µm, 100–400 °C (train)</w:t>
-            </w:r>
-          </w:p>
-        </w:tc>
-        <w:tc>
-          <w:tcPr>
-            <w:tcW w:type="dxa" w:w="822"/>
+              <w:keepNext/>
+              <w:spacing w:after="0" w:line="240" w:lineRule="auto" w:before="0"/>
+              <w:ind w:firstLine="0"/>
+              <w:jc w:val="left"/>
+            </w:pPr>
+            <w:r>
+              <w:rPr>
+                <w:rFonts w:ascii="Times New Roman" w:hAnsi="Times New Roman" w:eastAsia="Times New Roman"/>
+                <w:b w:val="0"/>
+                <w:sz w:val="14"/>
+              </w:rPr>
+              <w:t>Elastic test: imec 1.26 µm at 300–400 °C; imec 0.54 µm</w:t>
+            </w:r>
+          </w:p>
+        </w:tc>
+        <w:tc>
+          <w:tcPr>
+            <w:tcW w:type="dxa" w:w="1899"/>
             <w:tcBorders>
               <w:top w:val="nil"/>
               <w:bottom w:val="nil"/>
@@ -2474,21 +2609,29 @@
           </w:tcPr>
           <w:p>
             <w:pPr>
-              <w:spacing w:after="0" w:line="240" w:lineRule="auto"/>
-            </w:pPr>
-            <w:r>
-              <w:rPr>
-                <w:rFonts w:ascii="Times New Roman" w:hAnsi="Times New Roman" w:eastAsia="Times New Roman"/>
-                <w:b w:val="0"/>
-                <w:sz w:val="14"/>
-              </w:rPr>
-              <w:t>1.00–4.99</w:t>
-            </w:r>
-          </w:p>
-        </w:tc>
-        <w:tc>
-          <w:tcPr>
-            <w:tcW w:type="dxa" w:w="879"/>
+              <w:keepNext/>
+              <w:spacing w:after="0" w:line="240" w:lineRule="auto" w:before="0"/>
+              <w:ind w:firstLine="0"/>
+              <w:jc w:val="left"/>
+            </w:pPr>
+            <w:r>
+              <w:rPr>
+                <w:rFonts w:ascii="Times New Roman" w:hAnsi="Times New Roman" w:eastAsia="Times New Roman"/>
+                <w:b w:val="0"/>
+                <w:sz w:val="14"/>
+              </w:rPr>
+              <w:t>fail; 0.54 µm meas./model 0.61–0.69</w:t>
+            </w:r>
+          </w:p>
+        </w:tc>
+      </w:tr>
+      <w:tr>
+        <w:trPr>
+          <w:cantSplit/>
+        </w:trPr>
+        <w:tc>
+          <w:tcPr>
+            <w:tcW w:type="dxa" w:w="2608"/>
             <w:tcBorders>
               <w:top w:val="nil"/>
               <w:bottom w:val="nil"/>
@@ -2498,21 +2641,24 @@
           </w:tcPr>
           <w:p>
             <w:pPr>
-              <w:spacing w:after="0" w:line="240" w:lineRule="auto"/>
-            </w:pPr>
-            <w:r>
-              <w:rPr>
-                <w:rFonts w:ascii="Times New Roman" w:hAnsi="Times New Roman" w:eastAsia="Times New Roman"/>
-                <w:b w:val="0"/>
-                <w:sz w:val="14"/>
-              </w:rPr>
-              <w:t>1.05–5.40</w:t>
-            </w:r>
-          </w:p>
-        </w:tc>
-        <w:tc>
-          <w:tcPr>
-            <w:tcW w:type="dxa" w:w="652"/>
+              <w:keepNext/>
+              <w:spacing w:after="0" w:line="240" w:lineRule="auto" w:before="0"/>
+              <w:ind w:firstLine="0"/>
+              <w:jc w:val="left"/>
+            </w:pPr>
+            <w:r>
+              <w:rPr>
+                <w:rFonts w:ascii="Times New Roman" w:hAnsi="Times New Roman" w:eastAsia="Times New Roman"/>
+                <w:b w:val="0"/>
+                <w:sz w:val="14"/>
+              </w:rPr>
+              <w:t>Sliding sidewall control, 1 / 0.54 µm</w:t>
+            </w:r>
+          </w:p>
+        </w:tc>
+        <w:tc>
+          <w:tcPr>
+            <w:tcW w:type="dxa" w:w="1899"/>
             <w:tcBorders>
               <w:top w:val="nil"/>
               <w:bottom w:val="nil"/>
@@ -2522,21 +2668,29 @@
           </w:tcPr>
           <w:p>
             <w:pPr>
-              <w:spacing w:after="0" w:line="240" w:lineRule="auto"/>
-            </w:pPr>
-            <w:r>
-              <w:rPr>
-                <w:rFonts w:ascii="Times New Roman" w:hAnsi="Times New Roman" w:eastAsia="Times New Roman"/>
-                <w:b w:val="0"/>
-                <w:sz w:val="14"/>
-              </w:rPr>
-              <w:t>2σ</w:t>
-            </w:r>
-          </w:p>
-        </w:tc>
-        <w:tc>
-          <w:tcPr>
-            <w:tcW w:type="dxa" w:w="510"/>
+              <w:keepNext/>
+              <w:spacing w:after="0" w:line="240" w:lineRule="auto" w:before="0"/>
+              <w:ind w:firstLine="0"/>
+              <w:jc w:val="left"/>
+            </w:pPr>
+            <w:r>
+              <w:rPr>
+                <w:rFonts w:ascii="Times New Roman" w:hAnsi="Times New Roman" w:eastAsia="Times New Roman"/>
+                <w:b w:val="0"/>
+                <w:sz w:val="14"/>
+              </w:rPr>
+              <w:t>over-predicts 1.7× / 3.5× → bonded</w:t>
+            </w:r>
+          </w:p>
+        </w:tc>
+      </w:tr>
+      <w:tr>
+        <w:trPr>
+          <w:cantSplit/>
+        </w:trPr>
+        <w:tc>
+          <w:tcPr>
+            <w:tcW w:type="dxa" w:w="2608"/>
             <w:tcBorders>
               <w:top w:val="nil"/>
               <w:bottom w:val="nil"/>
@@ -2546,23 +2700,56 @@
           </w:tcPr>
           <w:p>
             <w:pPr>
-              <w:spacing w:after="0" w:line="240" w:lineRule="auto"/>
-            </w:pPr>
-            <w:r>
-              <w:rPr>
-                <w:rFonts w:ascii="Times New Roman" w:hAnsi="Times New Roman" w:eastAsia="Times New Roman"/>
-                <w:b w:val="0"/>
-                <w:sz w:val="14"/>
-              </w:rPr>
-              <w:t>pass</w:t>
+              <w:keepNext/>
+              <w:spacing w:after="0" w:line="240" w:lineRule="auto" w:before="0"/>
+              <w:ind w:firstLine="0"/>
+              <w:jc w:val="left"/>
+            </w:pPr>
+            <w:r>
+              <w:rPr>
+                <w:rFonts w:ascii="Times New Roman" w:hAnsi="Times New Roman" w:eastAsia="Times New Roman"/>
+                <w:b w:val="0"/>
+                <w:sz w:val="14"/>
+              </w:rPr>
+              <w:t>Constraint-factor fit C(h/w), 4 unseen geometries</w:t>
+            </w:r>
+          </w:p>
+        </w:tc>
+        <w:tc>
+          <w:tcPr>
+            <w:tcW w:type="dxa" w:w="1899"/>
+            <w:tcBorders>
+              <w:top w:val="nil"/>
+              <w:bottom w:val="nil"/>
+              <w:left w:val="nil"/>
+              <w:right w:val="nil"/>
+            </w:tcBorders>
+          </w:tcPr>
+          <w:p>
+            <w:pPr>
+              <w:keepNext/>
+              <w:spacing w:after="0" w:line="240" w:lineRule="auto" w:before="0"/>
+              <w:ind w:firstLine="0"/>
+              <w:jc w:val="left"/>
+            </w:pPr>
+            <w:r>
+              <w:rPr>
+                <w:rFonts w:ascii="Times New Roman" w:hAnsi="Times New Roman" w:eastAsia="Times New Roman"/>
+                <w:b w:val="0"/>
+                <w:sz w:val="14"/>
+              </w:rPr>
+              <w:t>within ±20 %</w:t>
             </w:r>
           </w:p>
         </w:tc>
       </w:tr>
       <w:tr>
-        <w:tc>
-          <w:tcPr>
-            <w:tcW w:type="dxa" w:w="1502"/>
+        <w:trPr>
+          <w:cantSplit/>
+        </w:trPr>
+        <w:tc>
+          <w:tcPr>
+            <w:tcW w:type="dxa" w:w="2608"/>
             <w:tcBorders>
               <w:top w:val="nil"/>
               <w:bottom w:val="nil"/>
@@ -2572,21 +2759,24 @@
           </w:tcPr>
           <w:p>
             <w:pPr>
-              <w:spacing w:after="0" w:line="240" w:lineRule="auto"/>
-            </w:pPr>
-            <w:r>
-              <w:rPr>
-                <w:rFonts w:ascii="Times New Roman" w:hAnsi="Times New Roman" w:eastAsia="Times New Roman"/>
-                <w:b w:val="0"/>
-                <w:sz w:val="14"/>
-              </w:rPr>
-              <w:t>imec 3.06 µm, 300 / 400 °C (train)</w:t>
-            </w:r>
-          </w:p>
-        </w:tc>
-        <w:tc>
-          <w:tcPr>
-            <w:tcW w:type="dxa" w:w="822"/>
+              <w:keepNext/>
+              <w:spacing w:after="0" w:line="240" w:lineRule="auto" w:before="0"/>
+              <w:ind w:firstLine="0"/>
+              <w:jc w:val="left"/>
+            </w:pPr>
+            <w:r>
+              <w:rPr>
+                <w:rFonts w:ascii="Times New Roman" w:hAnsi="Times New Roman" w:eastAsia="Times New Roman"/>
+                <w:b w:val="0"/>
+                <w:sz w:val="14"/>
+              </w:rPr>
+              <w:t>Elastic contact limit at 400 °C, recess sum 3 / 5 / 8 nm</w:t>
+            </w:r>
+          </w:p>
+        </w:tc>
+        <w:tc>
+          <w:tcPr>
+            <w:tcW w:type="dxa" w:w="1899"/>
             <w:tcBorders>
               <w:top w:val="nil"/>
               <w:bottom w:val="nil"/>
@@ -2596,21 +2786,29 @@
           </w:tcPr>
           <w:p>
             <w:pPr>
-              <w:spacing w:after="0" w:line="240" w:lineRule="auto"/>
-            </w:pPr>
-            <w:r>
-              <w:rPr>
-                <w:rFonts w:ascii="Times New Roman" w:hAnsi="Times New Roman" w:eastAsia="Times New Roman"/>
-                <w:b w:val="0"/>
-                <w:sz w:val="14"/>
-              </w:rPr>
-              <w:t>4.64 / 6.32</w:t>
-            </w:r>
-          </w:p>
-        </w:tc>
-        <w:tc>
-          <w:tcPr>
-            <w:tcW w:type="dxa" w:w="879"/>
+              <w:keepNext/>
+              <w:spacing w:after="0" w:line="240" w:lineRule="auto" w:before="0"/>
+              <w:ind w:firstLine="0"/>
+              <w:jc w:val="left"/>
+            </w:pPr>
+            <w:r>
+              <w:rPr>
+                <w:rFonts w:ascii="Times New Roman" w:hAnsi="Times New Roman" w:eastAsia="Times New Roman"/>
+                <w:b w:val="0"/>
+                <w:sz w:val="14"/>
+              </w:rPr>
+              <w:t>0.55 / 0.70 / 1.0 µm</w:t>
+            </w:r>
+          </w:p>
+        </w:tc>
+      </w:tr>
+      <w:tr>
+        <w:trPr>
+          <w:cantSplit/>
+        </w:trPr>
+        <w:tc>
+          <w:tcPr>
+            <w:tcW w:type="dxa" w:w="2608"/>
             <w:tcBorders>
               <w:top w:val="nil"/>
               <w:bottom w:val="nil"/>
@@ -2620,21 +2818,24 @@
           </w:tcPr>
           <w:p>
             <w:pPr>
-              <w:spacing w:after="0" w:line="240" w:lineRule="auto"/>
-            </w:pPr>
-            <w:r>
-              <w:rPr>
-                <w:rFonts w:ascii="Times New Roman" w:hAnsi="Times New Roman" w:eastAsia="Times New Roman"/>
-                <w:b w:val="0"/>
-                <w:sz w:val="14"/>
-              </w:rPr>
-              <w:t>6.05 / 7.85</w:t>
-            </w:r>
-          </w:p>
-        </w:tc>
-        <w:tc>
-          <w:tcPr>
-            <w:tcW w:type="dxa" w:w="652"/>
+              <w:keepNext/>
+              <w:spacing w:after="0" w:line="240" w:lineRule="auto" w:before="0"/>
+              <w:ind w:firstLine="0"/>
+              <w:jc w:val="left"/>
+            </w:pPr>
+            <w:r>
+              <w:rPr>
+                <w:rFonts w:ascii="Times New Roman" w:hAnsi="Times New Roman" w:eastAsia="Times New Roman"/>
+                <w:b w:val="0"/>
+                <w:sz w:val="14"/>
+              </w:rPr>
+              <w:t>Diffusion, DM2026 17 points: original / revision 1</w:t>
+            </w:r>
+          </w:p>
+        </w:tc>
+        <w:tc>
+          <w:tcPr>
+            <w:tcW w:type="dxa" w:w="1899"/>
             <w:tcBorders>
               <w:top w:val="nil"/>
               <w:bottom w:val="nil"/>
@@ -2644,21 +2845,29 @@
           </w:tcPr>
           <w:p>
             <w:pPr>
-              <w:spacing w:after="0" w:line="240" w:lineRule="auto"/>
-            </w:pPr>
-            <w:r>
-              <w:rPr>
-                <w:rFonts w:ascii="Times New Roman" w:hAnsi="Times New Roman" w:eastAsia="Times New Roman"/>
-                <w:b w:val="0"/>
-                <w:sz w:val="14"/>
-              </w:rPr>
-              <w:t>2σ</w:t>
-            </w:r>
-          </w:p>
-        </w:tc>
-        <w:tc>
-          <w:tcPr>
-            <w:tcW w:type="dxa" w:w="510"/>
+              <w:keepNext/>
+              <w:spacing w:after="0" w:line="240" w:lineRule="auto" w:before="0"/>
+              <w:ind w:firstLine="0"/>
+              <w:jc w:val="left"/>
+            </w:pPr>
+            <w:r>
+              <w:rPr>
+                <w:rFonts w:ascii="Times New Roman" w:hAnsi="Times New Roman" w:eastAsia="Times New Roman"/>
+                <w:b w:val="0"/>
+                <w:sz w:val="14"/>
+              </w:rPr>
+              <w:t>2/17 / 11/17; ≥ 250 °C PPA-Cu 5/5</w:t>
+            </w:r>
+          </w:p>
+        </w:tc>
+      </w:tr>
+      <w:tr>
+        <w:trPr>
+          <w:cantSplit/>
+        </w:trPr>
+        <w:tc>
+          <w:tcPr>
+            <w:tcW w:type="dxa" w:w="2608"/>
             <w:tcBorders>
               <w:top w:val="nil"/>
               <w:bottom w:val="nil"/>
@@ -2668,23 +2877,56 @@
           </w:tcPr>
           <w:p>
             <w:pPr>
-              <w:spacing w:after="0" w:line="240" w:lineRule="auto"/>
-            </w:pPr>
-            <w:r>
-              <w:rPr>
-                <w:rFonts w:ascii="Times New Roman" w:hAnsi="Times New Roman" w:eastAsia="Times New Roman"/>
-                <w:b w:val="0"/>
-                <w:sz w:val="14"/>
-              </w:rPr>
-              <w:t>fail</w:t>
+              <w:keepNext/>
+              <w:spacing w:after="0" w:line="240" w:lineRule="auto" w:before="0"/>
+              <w:ind w:firstLine="0"/>
+              <w:jc w:val="left"/>
+            </w:pPr>
+            <w:r>
+              <w:rPr>
+                <w:rFonts w:ascii="Times New Roman" w:hAnsi="Times New Roman" w:eastAsia="Times New Roman"/>
+                <w:b w:val="0"/>
+                <w:sz w:val="14"/>
+              </w:rPr>
+              <w:t>Diffusion, DM2023 7 points</w:t>
+            </w:r>
+          </w:p>
+        </w:tc>
+        <w:tc>
+          <w:tcPr>
+            <w:tcW w:type="dxa" w:w="1899"/>
+            <w:tcBorders>
+              <w:top w:val="nil"/>
+              <w:bottom w:val="nil"/>
+              <w:left w:val="nil"/>
+              <w:right w:val="nil"/>
+            </w:tcBorders>
+          </w:tcPr>
+          <w:p>
+            <w:pPr>
+              <w:keepNext/>
+              <w:spacing w:after="0" w:line="240" w:lineRule="auto" w:before="0"/>
+              <w:ind w:firstLine="0"/>
+              <w:jc w:val="left"/>
+            </w:pPr>
+            <w:r>
+              <w:rPr>
+                <w:rFonts w:ascii="Times New Roman" w:hAnsi="Times New Roman" w:eastAsia="Times New Roman"/>
+                <w:b w:val="0"/>
+                <w:sz w:val="14"/>
+              </w:rPr>
+              <w:t>0/7</w:t>
             </w:r>
           </w:p>
         </w:tc>
       </w:tr>
       <w:tr>
-        <w:tc>
-          <w:tcPr>
-            <w:tcW w:type="dxa" w:w="1502"/>
+        <w:trPr>
+          <w:cantSplit/>
+        </w:trPr>
+        <w:tc>
+          <w:tcPr>
+            <w:tcW w:type="dxa" w:w="2608"/>
             <w:tcBorders>
               <w:top w:val="nil"/>
               <w:bottom w:val="nil"/>
@@ -2694,21 +2936,24 @@
           </w:tcPr>
           <w:p>
             <w:pPr>
-              <w:spacing w:after="0" w:line="240" w:lineRule="auto"/>
-            </w:pPr>
-            <w:r>
-              <w:rPr>
-                <w:rFonts w:ascii="Times New Roman" w:hAnsi="Times New Roman" w:eastAsia="Times New Roman"/>
-                <w:b w:val="0"/>
-                <w:sz w:val="14"/>
-              </w:rPr>
-              <w:t>NYCU 1 µm, 3 orientations, 200 °C</w:t>
-            </w:r>
-          </w:p>
-        </w:tc>
-        <w:tc>
-          <w:tcPr>
-            <w:tcW w:type="dxa" w:w="822"/>
+              <w:keepNext/>
+              <w:spacing w:after="0" w:line="240" w:lineRule="auto" w:before="0"/>
+              <w:ind w:firstLine="0"/>
+              <w:jc w:val="left"/>
+            </w:pPr>
+            <w:r>
+              <w:rPr>
+                <w:rFonts w:ascii="Times New Roman" w:hAnsi="Times New Roman" w:eastAsia="Times New Roman"/>
+                <w:b w:val="0"/>
+                <w:sz w:val="14"/>
+              </w:rPr>
+              <w:t>Orientation response surface, 20 held-out directions</w:t>
+            </w:r>
+          </w:p>
+        </w:tc>
+        <w:tc>
+          <w:tcPr>
+            <w:tcW w:type="dxa" w:w="1899"/>
             <w:tcBorders>
               <w:top w:val="nil"/>
               <w:bottom w:val="nil"/>
@@ -2718,339 +2963,29 @@
           </w:tcPr>
           <w:p>
             <w:pPr>
-              <w:spacing w:after="0" w:line="240" w:lineRule="auto"/>
-            </w:pPr>
-            <w:r>
-              <w:rPr>
-                <w:rFonts w:ascii="Times New Roman" w:hAnsi="Times New Roman" w:eastAsia="Times New Roman"/>
-                <w:b w:val="0"/>
-                <w:sz w:val="14"/>
-              </w:rPr>
-              <w:t>1.79–1.94</w:t>
-            </w:r>
-          </w:p>
-        </w:tc>
-        <w:tc>
-          <w:tcPr>
-            <w:tcW w:type="dxa" w:w="879"/>
-            <w:tcBorders>
-              <w:top w:val="nil"/>
-              <w:bottom w:val="nil"/>
-              <w:left w:val="nil"/>
-              <w:right w:val="nil"/>
-            </w:tcBorders>
-          </w:tcPr>
-          <w:p>
-            <w:pPr>
-              <w:spacing w:after="0" w:line="240" w:lineRule="auto"/>
-            </w:pPr>
-            <w:r>
-              <w:rPr>
-                <w:rFonts w:ascii="Times New Roman" w:hAnsi="Times New Roman" w:eastAsia="Times New Roman"/>
-                <w:b w:val="0"/>
-                <w:sz w:val="14"/>
-              </w:rPr>
-              <w:t>2.1 ± 0.4</w:t>
-            </w:r>
-          </w:p>
-        </w:tc>
-        <w:tc>
-          <w:tcPr>
-            <w:tcW w:type="dxa" w:w="652"/>
-            <w:tcBorders>
-              <w:top w:val="nil"/>
-              <w:bottom w:val="nil"/>
-              <w:left w:val="nil"/>
-              <w:right w:val="nil"/>
-            </w:tcBorders>
-          </w:tcPr>
-          <w:p>
-            <w:pPr>
-              <w:spacing w:after="0" w:line="240" w:lineRule="auto"/>
-            </w:pPr>
-            <w:r>
-              <w:rPr>
-                <w:rFonts w:ascii="Times New Roman" w:hAnsi="Times New Roman" w:eastAsia="Times New Roman"/>
-                <w:b w:val="0"/>
-                <w:sz w:val="14"/>
-              </w:rPr>
-              <w:t>overlap</w:t>
-            </w:r>
-          </w:p>
-        </w:tc>
-        <w:tc>
-          <w:tcPr>
-            <w:tcW w:type="dxa" w:w="510"/>
-            <w:tcBorders>
-              <w:top w:val="nil"/>
-              <w:bottom w:val="nil"/>
-              <w:left w:val="nil"/>
-              <w:right w:val="nil"/>
-            </w:tcBorders>
-          </w:tcPr>
-          <w:p>
-            <w:pPr>
-              <w:spacing w:after="0" w:line="240" w:lineRule="auto"/>
-            </w:pPr>
-            <w:r>
-              <w:rPr>
-                <w:rFonts w:ascii="Times New Roman" w:hAnsi="Times New Roman" w:eastAsia="Times New Roman"/>
-                <w:b w:val="0"/>
-                <w:sz w:val="14"/>
-              </w:rPr>
-              <w:t>pass</w:t>
+              <w:keepNext/>
+              <w:spacing w:after="0" w:line="240" w:lineRule="auto" w:before="0"/>
+              <w:ind w:firstLine="0"/>
+              <w:jc w:val="left"/>
+            </w:pPr>
+            <w:r>
+              <w:rPr>
+                <w:rFonts w:ascii="Times New Roman" w:hAnsi="Times New Roman" w:eastAsia="Times New Roman"/>
+                <w:b w:val="0"/>
+                <w:sz w:val="14"/>
+              </w:rPr>
+              <w:t>max. error 0.46 %</w:t>
             </w:r>
           </w:p>
         </w:tc>
       </w:tr>
       <w:tr>
-        <w:tc>
-          <w:tcPr>
-            <w:tcW w:type="dxa" w:w="1502"/>
-            <w:tcBorders>
-              <w:top w:val="nil"/>
-              <w:bottom w:val="nil"/>
-              <w:left w:val="nil"/>
-              <w:right w:val="nil"/>
-            </w:tcBorders>
-          </w:tcPr>
-          <w:p>
-            <w:pPr>
-              <w:spacing w:after="0" w:line="240" w:lineRule="auto"/>
-            </w:pPr>
-            <w:r>
-              <w:rPr>
-                <w:rFonts w:ascii="Times New Roman" w:hAnsi="Times New Roman" w:eastAsia="Times New Roman"/>
-                <w:b w:val="0"/>
-                <w:sz w:val="14"/>
-              </w:rPr>
-              <w:t>imec 1.26 µm, 100/200/300/400 °C</w:t>
-            </w:r>
-          </w:p>
-        </w:tc>
-        <w:tc>
-          <w:tcPr>
-            <w:tcW w:type="dxa" w:w="822"/>
-            <w:tcBorders>
-              <w:top w:val="nil"/>
-              <w:bottom w:val="nil"/>
-              <w:left w:val="nil"/>
-              <w:right w:val="nil"/>
-            </w:tcBorders>
-          </w:tcPr>
-          <w:p>
-            <w:pPr>
-              <w:spacing w:after="0" w:line="240" w:lineRule="auto"/>
-            </w:pPr>
-            <w:r>
-              <w:rPr>
-                <w:rFonts w:ascii="Times New Roman" w:hAnsi="Times New Roman" w:eastAsia="Times New Roman"/>
-                <w:b w:val="0"/>
-                <w:sz w:val="14"/>
-              </w:rPr>
-              <w:t>0.81/1.88/2.96/4.04</w:t>
-            </w:r>
-          </w:p>
-        </w:tc>
-        <w:tc>
-          <w:tcPr>
-            <w:tcW w:type="dxa" w:w="879"/>
-            <w:tcBorders>
-              <w:top w:val="nil"/>
-              <w:bottom w:val="nil"/>
-              <w:left w:val="nil"/>
-              <w:right w:val="nil"/>
-            </w:tcBorders>
-          </w:tcPr>
-          <w:p>
-            <w:pPr>
-              <w:spacing w:after="0" w:line="240" w:lineRule="auto"/>
-            </w:pPr>
-            <w:r>
-              <w:rPr>
-                <w:rFonts w:ascii="Times New Roman" w:hAnsi="Times New Roman" w:eastAsia="Times New Roman"/>
-                <w:b w:val="0"/>
-                <w:sz w:val="14"/>
-              </w:rPr>
-              <w:t>0.70/1.60/3.65/5.00</w:t>
-            </w:r>
-          </w:p>
-        </w:tc>
-        <w:tc>
-          <w:tcPr>
-            <w:tcW w:type="dxa" w:w="652"/>
-            <w:tcBorders>
-              <w:top w:val="nil"/>
-              <w:bottom w:val="nil"/>
-              <w:left w:val="nil"/>
-              <w:right w:val="nil"/>
-            </w:tcBorders>
-          </w:tcPr>
-          <w:p>
-            <w:pPr>
-              <w:spacing w:after="0" w:line="240" w:lineRule="auto"/>
-            </w:pPr>
-            <w:r>
-              <w:rPr>
-                <w:rFonts w:ascii="Times New Roman" w:hAnsi="Times New Roman" w:eastAsia="Times New Roman"/>
-                <w:b w:val="0"/>
-                <w:sz w:val="14"/>
-              </w:rPr>
-              <w:t>0.5 nm or 15 %</w:t>
-            </w:r>
-          </w:p>
-        </w:tc>
-        <w:tc>
-          <w:tcPr>
-            <w:tcW w:type="dxa" w:w="510"/>
-            <w:tcBorders>
-              <w:top w:val="nil"/>
-              <w:bottom w:val="nil"/>
-              <w:left w:val="nil"/>
-              <w:right w:val="nil"/>
-            </w:tcBorders>
-          </w:tcPr>
-          <w:p>
-            <w:pPr>
-              <w:spacing w:after="0" w:line="240" w:lineRule="auto"/>
-            </w:pPr>
-            <w:r>
-              <w:rPr>
-                <w:rFonts w:ascii="Times New Roman" w:hAnsi="Times New Roman" w:eastAsia="Times New Roman"/>
-                <w:b w:val="0"/>
-                <w:sz w:val="14"/>
-              </w:rPr>
-              <w:t>P/P/F/F</w:t>
-            </w:r>
-          </w:p>
-        </w:tc>
-      </w:tr>
-      <w:tr>
-        <w:tc>
-          <w:tcPr>
-            <w:tcW w:type="dxa" w:w="1502"/>
-            <w:tcBorders>
-              <w:top w:val="nil"/>
-              <w:bottom w:val="nil"/>
-              <w:left w:val="nil"/>
-              <w:right w:val="nil"/>
-            </w:tcBorders>
-          </w:tcPr>
-          <w:p>
-            <w:pPr>
-              <w:spacing w:after="0" w:line="240" w:lineRule="auto"/>
-            </w:pPr>
-            <w:r>
-              <w:rPr>
-                <w:rFonts w:ascii="Times New Roman" w:hAnsi="Times New Roman" w:eastAsia="Times New Roman"/>
-                <w:b w:val="0"/>
-                <w:sz w:val="14"/>
-              </w:rPr>
-              <w:t>imec 0.54 µm, 100/200/300/400 °C</w:t>
-            </w:r>
-          </w:p>
-        </w:tc>
-        <w:tc>
-          <w:tcPr>
-            <w:tcW w:type="dxa" w:w="822"/>
-            <w:tcBorders>
-              <w:top w:val="nil"/>
-              <w:bottom w:val="nil"/>
-              <w:left w:val="nil"/>
-              <w:right w:val="nil"/>
-            </w:tcBorders>
-          </w:tcPr>
-          <w:p>
-            <w:pPr>
-              <w:spacing w:after="0" w:line="240" w:lineRule="auto"/>
-            </w:pPr>
-            <w:r>
-              <w:rPr>
-                <w:rFonts w:ascii="Times New Roman" w:hAnsi="Times New Roman" w:eastAsia="Times New Roman"/>
-                <w:b w:val="0"/>
-                <w:sz w:val="14"/>
-              </w:rPr>
-              <w:t>0.41/0.95/1.50/2.04</w:t>
-            </w:r>
-          </w:p>
-        </w:tc>
-        <w:tc>
-          <w:tcPr>
-            <w:tcW w:type="dxa" w:w="879"/>
-            <w:tcBorders>
-              <w:top w:val="nil"/>
-              <w:bottom w:val="nil"/>
-              <w:left w:val="nil"/>
-              <w:right w:val="nil"/>
-            </w:tcBorders>
-          </w:tcPr>
-          <w:p>
-            <w:pPr>
-              <w:spacing w:after="0" w:line="240" w:lineRule="auto"/>
-            </w:pPr>
-            <w:r>
-              <w:rPr>
-                <w:rFonts w:ascii="Times New Roman" w:hAnsi="Times New Roman" w:eastAsia="Times New Roman"/>
-                <w:b w:val="0"/>
-                <w:sz w:val="14"/>
-              </w:rPr>
-              <w:t>0.25/0.60/1.00/1.40</w:t>
-            </w:r>
-          </w:p>
-        </w:tc>
-        <w:tc>
-          <w:tcPr>
-            <w:tcW w:type="dxa" w:w="652"/>
-            <w:tcBorders>
-              <w:top w:val="nil"/>
-              <w:bottom w:val="nil"/>
-              <w:left w:val="nil"/>
-              <w:right w:val="nil"/>
-            </w:tcBorders>
-          </w:tcPr>
-          <w:p>
-            <w:pPr>
-              <w:spacing w:after="0" w:line="240" w:lineRule="auto"/>
-            </w:pPr>
-            <w:r>
-              <w:rPr>
-                <w:rFonts w:ascii="Times New Roman" w:hAnsi="Times New Roman" w:eastAsia="Times New Roman"/>
-                <w:b w:val="0"/>
-                <w:sz w:val="14"/>
-              </w:rPr>
-              <w:t>0.4 nm</w:t>
-            </w:r>
-          </w:p>
-        </w:tc>
-        <w:tc>
-          <w:tcPr>
-            <w:tcW w:type="dxa" w:w="510"/>
-            <w:tcBorders>
-              <w:top w:val="nil"/>
-              <w:bottom w:val="nil"/>
-              <w:left w:val="nil"/>
-              <w:right w:val="nil"/>
-            </w:tcBorders>
-          </w:tcPr>
-          <w:p>
-            <w:pPr>
-              <w:spacing w:after="0" w:line="240" w:lineRule="auto"/>
-            </w:pPr>
-            <w:r>
-              <w:rPr>
-                <w:rFonts w:ascii="Times New Roman" w:hAnsi="Times New Roman" w:eastAsia="Times New Roman"/>
-                <w:b w:val="0"/>
-                <w:sz w:val="14"/>
-              </w:rPr>
-              <w:t>P/P/F/F</w:t>
-            </w:r>
-          </w:p>
-        </w:tc>
-      </w:tr>
-      <w:tr>
-        <w:tc>
-          <w:tcPr>
-            <w:tcW w:type="dxa" w:w="1502"/>
+        <w:trPr>
+          <w:cantSplit/>
+        </w:trPr>
+        <w:tc>
+          <w:tcPr>
+            <w:tcW w:type="dxa" w:w="2608"/>
             <w:tcBorders>
               <w:top w:val="nil"/>
               <w:bottom w:val="single" w:sz="8" w:color="000000"/>
@@ -3060,21 +2995,23 @@
           </w:tcPr>
           <w:p>
             <w:pPr>
-              <w:spacing w:after="0" w:line="240" w:lineRule="auto"/>
-            </w:pPr>
-            <w:r>
-              <w:rPr>
-                <w:rFonts w:ascii="Times New Roman" w:hAnsi="Times New Roman" w:eastAsia="Times New Roman"/>
-                <w:b w:val="0"/>
-                <w:sz w:val="14"/>
-              </w:rPr>
-              <w:t>sliding control, 1 / 0.54 µm</w:t>
-            </w:r>
-          </w:p>
-        </w:tc>
-        <w:tc>
-          <w:tcPr>
-            <w:tcW w:type="dxa" w:w="822"/>
+              <w:spacing w:after="0" w:line="240" w:lineRule="auto" w:before="0"/>
+              <w:ind w:firstLine="0"/>
+              <w:jc w:val="left"/>
+            </w:pPr>
+            <w:r>
+              <w:rPr>
+                <w:rFonts w:ascii="Times New Roman" w:hAnsi="Times New Roman" w:eastAsia="Times New Roman"/>
+                <w:b w:val="0"/>
+                <w:sz w:val="14"/>
+              </w:rPr>
+              <w:t>Height sum vs contact FEM without diffusion, bonded</w:t>
+            </w:r>
+          </w:p>
+        </w:tc>
+        <w:tc>
+          <w:tcPr>
+            <w:tcW w:type="dxa" w:w="1899"/>
             <w:tcBorders>
               <w:top w:val="nil"/>
               <w:bottom w:val="single" w:sz="8" w:color="000000"/>
@@ -3084,87 +3021,17 @@
           </w:tcPr>
           <w:p>
             <w:pPr>
-              <w:spacing w:after="0" w:line="240" w:lineRule="auto"/>
-            </w:pPr>
-            <w:r>
-              <w:rPr>
-                <w:rFonts w:ascii="Times New Roman" w:hAnsi="Times New Roman" w:eastAsia="Times New Roman"/>
-                <w:b w:val="0"/>
-                <w:sz w:val="14"/>
-              </w:rPr>
-              <w:t>3.66 / 4.84</w:t>
-            </w:r>
-          </w:p>
-        </w:tc>
-        <w:tc>
-          <w:tcPr>
-            <w:tcW w:type="dxa" w:w="879"/>
-            <w:tcBorders>
-              <w:top w:val="nil"/>
-              <w:bottom w:val="single" w:sz="8" w:color="000000"/>
-              <w:left w:val="nil"/>
-              <w:right w:val="nil"/>
-            </w:tcBorders>
-          </w:tcPr>
-          <w:p>
-            <w:pPr>
-              <w:spacing w:after="0" w:line="240" w:lineRule="auto"/>
-            </w:pPr>
-            <w:r>
-              <w:rPr>
-                <w:rFonts w:ascii="Times New Roman" w:hAnsi="Times New Roman" w:eastAsia="Times New Roman"/>
-                <w:b w:val="0"/>
-                <w:sz w:val="14"/>
-              </w:rPr>
-              <w:t>2.1 / 1.4</w:t>
-            </w:r>
-          </w:p>
-        </w:tc>
-        <w:tc>
-          <w:tcPr>
-            <w:tcW w:type="dxa" w:w="652"/>
-            <w:tcBorders>
-              <w:top w:val="nil"/>
-              <w:bottom w:val="single" w:sz="8" w:color="000000"/>
-              <w:left w:val="nil"/>
-              <w:right w:val="nil"/>
-            </w:tcBorders>
-          </w:tcPr>
-          <w:p>
-            <w:pPr>
-              <w:spacing w:after="0" w:line="240" w:lineRule="auto"/>
-            </w:pPr>
-            <w:r>
-              <w:rPr>
-                <w:rFonts w:ascii="Times New Roman" w:hAnsi="Times New Roman" w:eastAsia="Times New Roman"/>
-                <w:b w:val="0"/>
-                <w:sz w:val="14"/>
-              </w:rPr>
-              <w:t>must fail</w:t>
-            </w:r>
-          </w:p>
-        </w:tc>
-        <w:tc>
-          <w:tcPr>
-            <w:tcW w:type="dxa" w:w="510"/>
-            <w:tcBorders>
-              <w:top w:val="nil"/>
-              <w:bottom w:val="single" w:sz="8" w:color="000000"/>
-              <w:left w:val="nil"/>
-              <w:right w:val="nil"/>
-            </w:tcBorders>
-          </w:tcPr>
-          <w:p>
-            <w:pPr>
-              <w:spacing w:after="0" w:line="240" w:lineRule="auto"/>
-            </w:pPr>
-            <w:r>
-              <w:rPr>
-                <w:rFonts w:ascii="Times New Roman" w:hAnsi="Times New Roman" w:eastAsia="Times New Roman"/>
-                <w:b w:val="0"/>
-                <w:sz w:val="14"/>
-              </w:rPr>
-              <w:t>fails</w:t>
+              <w:spacing w:after="0" w:line="240" w:lineRule="auto" w:before="0"/>
+              <w:ind w:firstLine="0"/>
+              <w:jc w:val="left"/>
+            </w:pPr>
+            <w:r>
+              <w:rPr>
+                <w:rFonts w:ascii="Times New Roman" w:hAnsi="Times New Roman" w:eastAsia="Times New Roman"/>
+                <w:b w:val="0"/>
+                <w:sz w:val="14"/>
+              </w:rPr>
+              <w:t>4/4 agree</w:t>
             </w:r>
           </w:p>
         </w:tc>
@@ -3173,20 +3040,21 @@
     <w:p>
       <w:pPr>
         <w:pStyle w:val="a3"/>
-        <w:spacing w:line="288" w:lineRule="auto" w:after="0" w:before="0"/>
+        <w:spacing w:line="240" w:lineRule="auto" w:after="160" w:before="0"/>
         <w:jc w:val="both"/>
       </w:pPr>
     </w:p>
     <w:p>
       <w:pPr>
         <w:pStyle w:val="a3"/>
-        <w:spacing w:before="80" w:line="240" w:lineRule="auto"/>
+        <w:keepNext/>
+        <w:spacing w:before="200" w:after="0" w:line="240" w:lineRule="auto"/>
         <w:jc w:val="center"/>
       </w:pPr>
       <w:r>
         <w:drawing>
           <wp:inline xmlns:a="http://schemas.openxmlformats.org/drawingml/2006/main" xmlns:pic="http://schemas.openxmlformats.org/drawingml/2006/picture">
-            <wp:extent cx="2862000" cy="2499894"/>
+            <wp:extent cx="2520000" cy="2201165"/>
             <wp:docPr id="2" name="Picture 2"/>
             <wp:cNvGraphicFramePr>
               <a:graphicFrameLocks noChangeAspect="1"/>
@@ -3207,7 +3075,7 @@
                   <pic:spPr>
                     <a:xfrm>
                       <a:off x="0" y="0"/>
-                      <a:ext cx="2862000" cy="2499894"/>
+                      <a:ext cx="2520000" cy="2201165"/>
                     </a:xfrm>
                     <a:prstGeom prst="rect"/>
                   </pic:spPr>
@@ -3221,15 +3089,30 @@
     <w:p>
       <w:pPr>
         <w:pStyle w:val="a3"/>
-        <w:spacing w:line="240" w:lineRule="auto" w:after="80" w:before="0"/>
-        <w:jc w:val="both"/>
-      </w:pPr>
-      <w:r>
-        <w:rPr>
-          <w:rFonts w:ascii="Times New Roman" w:hAnsi="Times New Roman" w:eastAsia="HY신명조"/>
-          <w:sz w:val="16"/>
-        </w:rPr>
-        <w:t>Fig. 2. Mechanism transition with pad size: top + bottom elastic protrusion at 400 °C (FEM, FEM × 0.69, imec measurement) versus the saturated diffusion bulge-out (checked for D ≤ 300 nm; dashed = extrapolation) and the IRPS 2026 recess sum of 5 nm; crossover ≈ 0.7 µm. Inset: transition size versus recess sum</w:t>
+        <w:spacing w:line="240" w:lineRule="auto" w:after="200" w:before="80"/>
+        <w:jc w:val="center"/>
+      </w:pPr>
+      <w:r>
+        <w:rPr>
+          <w:rFonts w:ascii="Times New Roman" w:hAnsi="Times New Roman" w:eastAsia="HY신명조"/>
+          <w:sz w:val="18"/>
+        </w:rPr>
+        <w:t>Fig. 2. Elastic contact limit vs pad size: top + bottom protrusion at 400 °C (elastic: FEM, FEM × 0.69, imec in-situ; diffusion: saturated model, dashed = extrapolated). The measured pair reaches the 5 nm recess sum at ≈ 0.7 µm. Inset: limit vs recess sum</w:t>
+      </w:r>
+    </w:p>
+    <w:p>
+      <w:pPr>
+        <w:pStyle w:val="a3"/>
+        <w:keepNext/>
+        <w:spacing w:line="288" w:lineRule="auto" w:after="20" w:before="120"/>
+        <w:jc w:val="left"/>
+      </w:pPr>
+      <w:r>
+        <w:rPr>
+          <w:rFonts w:ascii="Times New Roman" w:hAnsi="Times New Roman" w:eastAsia="HY신명조"/>
+          <w:sz w:val="18"/>
+        </w:rPr>
+        <w:t>3.2 표면확산 항</w:t>
       </w:r>
     </w:p>
     <w:p>
@@ -3242,134 +3125,37 @@
       <w:r>
         <w:rPr>
           <w:rFonts w:ascii="Times New Roman" w:hAnsi="Times New Roman" w:eastAsia="HY신명조"/>
-          <w:b/>
-          <w:sz w:val="18"/>
-        </w:rPr>
-        <w:t xml:space="preserve">3.2 표면확산 항 테스트. </w:t>
-      </w:r>
-      <w:r>
-        <w:rPr>
-          <w:rFonts w:ascii="Times New Roman" w:hAnsi="Times New Roman" w:eastAsia="HY신명조"/>
-          <w:sz w:val="18"/>
-        </w:rPr>
-        <w:t>고정형(θ = 123°, τ</w:t>
-      </w:r>
-      <w:r>
-        <w:rPr>
-          <w:rFonts w:ascii="Times New Roman" w:hAnsi="Times New Roman" w:eastAsia="HY신명조"/>
-          <w:sz w:val="18"/>
-          <w:vertAlign w:val="subscript"/>
-        </w:rPr>
-        <w:t>0</w:t>
-      </w:r>
-      <w:r>
-        <w:rPr>
-          <w:rFonts w:ascii="Times New Roman" w:hAnsi="Times New Roman" w:eastAsia="HY신명조"/>
-          <w:sz w:val="18"/>
-        </w:rPr>
-        <w:t xml:space="preserve"> 학습)은 17점 중 2점만 통과했다. 학습점(350 °C 1 h)이 포화 상태라 진폭 오차가 τ</w:t>
-      </w:r>
-      <w:r>
-        <w:rPr>
-          <w:rFonts w:ascii="Times New Roman" w:hAnsi="Times New Roman" w:eastAsia="HY신명조"/>
-          <w:sz w:val="18"/>
-          <w:vertAlign w:val="subscript"/>
-        </w:rPr>
-        <w:t>0</w:t>
-      </w:r>
-      <w:r>
-        <w:rPr>
-          <w:rFonts w:ascii="Times New Roman" w:hAnsi="Times New Roman" w:eastAsia="HY신명조"/>
-          <w:sz w:val="18"/>
-        </w:rPr>
-        <w:t>로 흡수된 탓이다. 문서화된 개정 1(θ</w:t>
-      </w:r>
-      <w:r>
-        <w:rPr>
-          <w:rFonts w:ascii="Times New Roman" w:hAnsi="Times New Roman" w:eastAsia="HY신명조"/>
-          <w:sz w:val="18"/>
-          <w:vertAlign w:val="subscript"/>
-        </w:rPr>
-        <w:t>eff</w:t>
-      </w:r>
-      <w:r>
-        <w:rPr>
-          <w:rFonts w:ascii="Times New Roman" w:hAnsi="Times New Roman" w:eastAsia="HY신명조"/>
-          <w:sz w:val="18"/>
-        </w:rPr>
-        <w:t xml:space="preserve"> 학습, τ</w:t>
-      </w:r>
-      <w:r>
-        <w:rPr>
-          <w:rFonts w:ascii="Times New Roman" w:hAnsi="Times New Roman" w:eastAsia="HY신명조"/>
-          <w:sz w:val="18"/>
-          <w:vertAlign w:val="subscript"/>
-        </w:rPr>
-        <w:t>0</w:t>
-      </w:r>
-      <w:r>
-        <w:rPr>
-          <w:rFonts w:ascii="Times New Roman" w:hAnsi="Times New Roman" w:eastAsia="HY신명조"/>
-          <w:sz w:val="18"/>
-        </w:rPr>
-        <w:t xml:space="preserve"> = 60 s 고정)에서 θ</w:t>
-      </w:r>
-      <w:r>
-        <w:rPr>
-          <w:rFonts w:ascii="Times New Roman" w:hAnsi="Times New Roman" w:eastAsia="HY신명조"/>
-          <w:sz w:val="18"/>
-          <w:vertAlign w:val="subscript"/>
-        </w:rPr>
-        <w:t>eff</w:t>
-      </w:r>
-      <w:r>
-        <w:rPr>
-          <w:rFonts w:ascii="Times New Roman" w:hAnsi="Times New Roman" w:eastAsia="HY신명조"/>
-          <w:sz w:val="18"/>
-        </w:rPr>
-        <w:t xml:space="preserve"> = 113.6°, 11/17 통과, 온도 경향 통과, 포화 비 경계 실패로 규칙상 NOT VALIDATED이다. 실패 6점은 모두 과소예측이며 200 °C의 D ≥ 250 nm 패드 또는 자가 어닐(self-anneal) Cu였고, 250 °C 이상 PPA-Cu 테스트 점은 5/5(중복 점검 포함 7/7) 통과했다(Fig. 3a). 즉 식 (1)은 250 °C 이상에서 실측과 맞고 200 °C에서는 보수적이다. 측정의 2 h → 4 h 증가율로 추정한 유효 활성화에너지는 14–17 kcal/mol로 문헌값 20.7보다 작다. 방위 항을 넣은 2차 탐색(θ</w:t>
-      </w:r>
-      <w:r>
-        <w:rPr>
-          <w:rFonts w:ascii="Times New Roman" w:hAnsi="Times New Roman" w:eastAsia="HY신명조"/>
-          <w:sz w:val="18"/>
-          <w:vertAlign w:val="subscript"/>
-        </w:rPr>
-        <w:t>eff</w:t>
-      </w:r>
-      <w:r>
-        <w:rPr>
-          <w:rFonts w:ascii="Times New Roman" w:hAnsi="Times New Roman" w:eastAsia="HY신명조"/>
-          <w:sz w:val="18"/>
-        </w:rPr>
-        <w:t xml:space="preserve"> 119°, ω</w:t>
-      </w:r>
-      <w:r>
-        <w:rPr>
-          <w:rFonts w:ascii="Times New Roman" w:hAnsi="Times New Roman" w:eastAsia="HY신명조"/>
-          <w:sz w:val="18"/>
-          <w:vertAlign w:val="subscript"/>
-        </w:rPr>
-        <w:t>c</w:t>
-      </w:r>
-      <w:r>
-        <w:rPr>
-          <w:rFonts w:ascii="Times New Roman" w:hAnsi="Times New Roman" w:eastAsia="HY신명조"/>
-          <w:sz w:val="18"/>
-        </w:rPr>
-        <w:t xml:space="preserve"> 5°, Δω 19.5°)은 중앙값 통과율(11/17)을 바꾸지 않지만 분포 폭(IQR)을 10/17 재현했다. 방위가 없는 모델의 IQR은 0이다(Fig. 3c: f = 0인 패드 1.5 %, f &lt; 0.5인 패드 13 %).</w:t>
-      </w:r>
-    </w:p>
-    <w:p>
-      <w:pPr>
-        <w:pStyle w:val="a3"/>
-        <w:spacing w:before="80" w:line="240" w:lineRule="auto"/>
+          <w:sz w:val="18"/>
+        </w:rPr>
+        <w:t>확산 항은 미리 고정한 기준을 통과하지 못했다. 다만 실패는 200 °C의 큰 패드와 자가 어닐 Cu에 몰려 있고, 250 °C 이상의 PPA-Cu는 모두 허용오차 안에 들었다(Fig. 3). 불균등 패드인 DM2023에는 맞지 않았다. 이에 따라 이후 공정 조건은 등크기 패드와 250 °C 이상에서만 해석한다.</w:t>
+      </w:r>
+    </w:p>
+    <w:p>
+      <w:pPr>
+        <w:pStyle w:val="a3"/>
+        <w:spacing w:line="288" w:lineRule="auto" w:after="0" w:before="0"/>
+        <w:ind w:firstLine="180"/>
+        <w:jc w:val="both"/>
+      </w:pPr>
+      <w:r>
+        <w:rPr>
+          <w:rFonts w:ascii="Times New Roman" w:hAnsi="Times New Roman" w:eastAsia="HY신명조"/>
+          <w:sz w:val="18"/>
+        </w:rPr>
+        <w:t>f(ω) 비관 시나리오는 중앙값과 IQR 판정은 같지만 하위 분위수를 기본형보다 크게 벗어나, 불확실성 평가에만 쓴다.</w:t>
+      </w:r>
+    </w:p>
+    <w:p>
+      <w:pPr>
+        <w:pStyle w:val="a3"/>
+        <w:keepNext/>
+        <w:spacing w:before="200" w:after="0" w:line="240" w:lineRule="auto"/>
         <w:jc w:val="center"/>
       </w:pPr>
       <w:r>
         <w:drawing>
           <wp:inline xmlns:a="http://schemas.openxmlformats.org/drawingml/2006/main" xmlns:pic="http://schemas.openxmlformats.org/drawingml/2006/picture">
-            <wp:extent cx="2862000" cy="3908925"/>
+            <wp:extent cx="2448000" cy="3265728"/>
             <wp:docPr id="3" name="Picture 3"/>
             <wp:cNvGraphicFramePr>
               <a:graphicFrameLocks noChangeAspect="1"/>
@@ -3390,7 +3176,7 @@
                   <pic:spPr>
                     <a:xfrm>
                       <a:off x="0" y="0"/>
-                      <a:ext cx="2862000" cy="3908925"/>
+                      <a:ext cx="2448000" cy="3265728"/>
                     </a:xfrm>
                     <a:prstGeom prst="rect"/>
                   </pic:spPr>
@@ -3404,15 +3190,45 @@
     <w:p>
       <w:pPr>
         <w:pStyle w:val="a3"/>
-        <w:spacing w:line="240" w:lineRule="auto" w:after="80" w:before="0"/>
-        <w:jc w:val="both"/>
-      </w:pPr>
-      <w:r>
-        <w:rPr>
-          <w:rFonts w:ascii="Times New Roman" w:hAnsi="Times New Roman" w:eastAsia="HY신명조"/>
-          <w:sz w:val="16"/>
-        </w:rPr>
-        <w:t>Fig. 3. Surface-diffusion term (with orientation factor, exploratory round 2) versus imec 2026 bulge-out distributions: (a) 400/500 nm pitch medians and IQR versus anneal T and time (open = failed point), (b) size dependence at 250 °C, 1 h (200–500 nm pitch), (c) orientation factor f(ω) and the faceted fraction</w:t>
+        <w:spacing w:line="240" w:lineRule="auto" w:after="200" w:before="80"/>
+        <w:jc w:val="center"/>
+      </w:pPr>
+      <w:r>
+        <w:rPr>
+          <w:rFonts w:ascii="Times New Roman" w:hAnsi="Times New Roman" w:eastAsia="HY신명조"/>
+          <w:sz w:val="18"/>
+        </w:rPr>
+        <w:t xml:space="preserve">Fig. 3. Diffusion term (revision 1) vs imec 2026 bulge-out </w:t>
+      </w:r>
+      <w:r>
+        <w:rPr>
+          <w:rFonts w:ascii="Times New Roman" w:hAnsi="Times New Roman" w:eastAsia="HY신명조"/>
+          <w:sz w:val="18"/>
+          <w:vertAlign w:val="superscript"/>
+        </w:rPr>
+        <w:t>[3]</w:t>
+      </w:r>
+      <w:r>
+        <w:rPr>
+          <w:rFonts w:ascii="Times New Roman" w:hAnsi="Times New Roman" w:eastAsia="HY신명조"/>
+          <w:sz w:val="18"/>
+        </w:rPr>
+        <w:t>: (a) median and IQR; (b) size dependence, 250 °C, 1 h; open = outside the tolerance. (c) f(ω): four base variants and two pessimistic scenarios (*)</w:t>
+      </w:r>
+    </w:p>
+    <w:p>
+      <w:pPr>
+        <w:pStyle w:val="a3"/>
+        <w:keepNext/>
+        <w:spacing w:line="288" w:lineRule="auto" w:after="20" w:before="120"/>
+        <w:jc w:val="left"/>
+      </w:pPr>
+      <w:r>
+        <w:rPr>
+          <w:rFonts w:ascii="Times New Roman" w:hAnsi="Times New Roman" w:eastAsia="HY신명조"/>
+          <w:sz w:val="18"/>
+        </w:rPr>
+        <w:t>3.3 300 nm 공정 조건</w:t>
       </w:r>
     </w:p>
     <w:p>
@@ -3425,107 +3241,9 @@
       <w:r>
         <w:rPr>
           <w:rFonts w:ascii="Times New Roman" w:hAnsi="Times New Roman" w:eastAsia="HY신명조"/>
-          <w:b/>
-          <w:sz w:val="18"/>
-        </w:rPr>
-        <w:t xml:space="preserve">3.3 Ayoub 300 nm 변형률. </w:t>
-      </w:r>
-      <w:r>
-        <w:rPr>
-          <w:rFonts w:ascii="Times New Roman" w:hAnsi="Times New Roman" w:eastAsia="HY신명조"/>
-          <w:sz w:val="18"/>
-        </w:rPr>
-        <w:t>같은 적층(SiN 캡, Ta 13 nm)의 접합 모델은 3 µm 패드에서 ε′</w:t>
-      </w:r>
-      <w:r>
-        <w:rPr>
-          <w:rFonts w:ascii="Times New Roman" w:hAnsi="Times New Roman" w:eastAsia="HY신명조"/>
-          <w:sz w:val="18"/>
-          <w:vertAlign w:val="subscript"/>
-        </w:rPr>
-        <w:t>zz</w:t>
-      </w:r>
-      <w:r>
-        <w:rPr>
-          <w:rFonts w:ascii="Times New Roman" w:hAnsi="Times New Roman" w:eastAsia="HY신명조"/>
-          <w:sz w:val="18"/>
-        </w:rPr>
-        <w:t>(30 °C) = −1.24 × 10</w:t>
-      </w:r>
-      <w:r>
-        <w:rPr>
-          <w:rFonts w:ascii="Times New Roman" w:hAnsi="Times New Roman" w:eastAsia="HY신명조"/>
-          <w:sz w:val="18"/>
-          <w:vertAlign w:val="superscript"/>
-        </w:rPr>
-        <w:t>−3</w:t>
-      </w:r>
-      <w:r>
-        <w:rPr>
-          <w:rFonts w:ascii="Times New Roman" w:hAnsi="Times New Roman" w:eastAsia="HY신명조"/>
-          <w:sz w:val="18"/>
-        </w:rPr>
-        <w:t>으로 실측 범위(어닐 후 −0.5…−2.0 × 10</w:t>
-      </w:r>
-      <w:r>
-        <w:rPr>
-          <w:rFonts w:ascii="Times New Roman" w:hAnsi="Times New Roman" w:eastAsia="HY신명조"/>
-          <w:sz w:val="18"/>
-          <w:vertAlign w:val="superscript"/>
-        </w:rPr>
-        <w:t>−3</w:t>
-      </w:r>
-      <w:r>
-        <w:rPr>
-          <w:rFonts w:ascii="Times New Roman" w:hAnsi="Times New Roman" w:eastAsia="HY신명조"/>
-          <w:sz w:val="18"/>
-        </w:rPr>
-        <w:t>)</w:t>
-      </w:r>
-      <w:r>
-        <w:rPr>
-          <w:rFonts w:ascii="Times New Roman" w:hAnsi="Times New Roman" w:eastAsia="HY신명조"/>
-          <w:sz w:val="18"/>
-          <w:vertAlign w:val="superscript"/>
-        </w:rPr>
-        <w:t>[4,14]</w:t>
-      </w:r>
-      <w:r>
-        <w:rPr>
-          <w:rFonts w:ascii="Times New Roman" w:hAnsi="Times New Roman" w:eastAsia="HY신명조"/>
-          <w:sz w:val="18"/>
-        </w:rPr>
-        <w:t>와 부호가 일치했고, 300 nm에서는 두 방위(E</w:t>
-      </w:r>
-      <w:r>
-        <w:rPr>
-          <w:rFonts w:ascii="Times New Roman" w:hAnsi="Times New Roman" w:eastAsia="HY신명조"/>
-          <w:sz w:val="18"/>
-          <w:vertAlign w:val="subscript"/>
-        </w:rPr>
-        <w:t>z</w:t>
-      </w:r>
-      <w:r>
-        <w:rPr>
-          <w:rFonts w:ascii="Times New Roman" w:hAnsi="Times New Roman" w:eastAsia="HY신명조"/>
-          <w:sz w:val="18"/>
-        </w:rPr>
-        <w:t xml:space="preserve"> 68·190 GPa)의 가열 기울기 크기가 0.5 % 안에 들었으나 부호가 반대였다. Ayoub 시료는 다른 공정(Cu/SiO</w:t>
-      </w:r>
-      <w:r>
-        <w:rPr>
-          <w:rFonts w:ascii="Times New Roman" w:hAnsi="Times New Roman" w:eastAsia="HY신명조"/>
-          <w:sz w:val="18"/>
-          <w:vertAlign w:val="subscript"/>
-        </w:rPr>
-        <w:t>2</w:t>
-      </w:r>
-      <w:r>
-        <w:rPr>
-          <w:rFonts w:ascii="Times New Roman" w:hAnsi="Times New Roman" w:eastAsia="HY신명조"/>
-          <w:sz w:val="18"/>
-        </w:rPr>
-        <w:t>, CMP 후 PECVD SiN 캡)이고 Cu 계면 조건이 명시돼 있지 않으므로 계면 상태 차이(캡·측벽)로 해석하되 가설로 둔다. 300 nm 크기 재현은 주장하지 않으며, 미끄럼 측벽은 상한 시나리오로만 쓴다.</w:t>
+          <w:sz w:val="18"/>
+        </w:rPr>
+        <w:t>Fig. 4는 접촉 확률 0.99를 만족하는 최소 어닐 시간을 온도에 대해 나타낸다. 곡선 위쪽이 접촉 영역이고, 띠는 불확실성 집합 전체의 범위다. 탄성만으로 닫히는 조건은 없었다. 띠의 위쪽 끝, 즉 모든 조합에서 접촉하는 경계는 청정 표면에서 2시간 약 250 °C, 30분 285 °C이며, 표면이 산화되면 약 40–50 °C 높아진다. 방위 분포 가정을 뺀 최악 방위 경계(점선)는 &lt;111&gt; 패드가 조금이라도 솟는 f(0) &gt; 0 시나리오에서만 생긴다.</w:t>
       </w:r>
     </w:p>
     <w:p>
@@ -3538,179 +3256,22 @@
       <w:r>
         <w:rPr>
           <w:rFonts w:ascii="Times New Roman" w:hAnsi="Times New Roman" w:eastAsia="HY신명조"/>
-          <w:b/>
-          <w:sz w:val="18"/>
-        </w:rPr>
-        <w:t xml:space="preserve">3.4 300 nm 공정창과 레시피 변수. </w:t>
-      </w:r>
-      <w:r>
-        <w:rPr>
-          <w:rFonts w:ascii="Times New Roman" w:hAnsi="Times New Roman" w:eastAsia="HY신명조"/>
-          <w:sz w:val="18"/>
-        </w:rPr>
-        <w:t>탄성 항(b = 0.69; 0.54 µm 테스트 비 범위 0.60–1.0로 반복)과 식 (1)(방위 항 포함)의 단순합으로, 상·하 방위(구면 균일)와 recess(패드당 N(2.5, 0.5²) nm</w:t>
-      </w:r>
-      <w:r>
-        <w:rPr>
-          <w:rFonts w:ascii="Times New Roman" w:hAnsi="Times New Roman" w:eastAsia="HY신명조"/>
-          <w:sz w:val="18"/>
-          <w:vertAlign w:val="superscript"/>
-        </w:rPr>
-        <w:t>[10]</w:t>
-      </w:r>
-      <w:r>
-        <w:rPr>
-          <w:rFonts w:ascii="Times New Roman" w:hAnsi="Times New Roman" w:eastAsia="HY신명조"/>
-          <w:sz w:val="18"/>
-        </w:rPr>
-        <w:t>) 2 × 10</w:t>
-      </w:r>
-      <w:r>
-        <w:rPr>
-          <w:rFonts w:ascii="Times New Roman" w:hAnsi="Times New Roman" w:eastAsia="HY신명조"/>
-          <w:sz w:val="18"/>
-          <w:vertAlign w:val="superscript"/>
-        </w:rPr>
-        <w:t>5</w:t>
-      </w:r>
-      <w:r>
-        <w:rPr>
-          <w:rFonts w:ascii="Times New Roman" w:hAnsi="Times New Roman" w:eastAsia="HY신명조"/>
-          <w:sz w:val="18"/>
-        </w:rPr>
-        <w:t xml:space="preserve"> 쌍에 대해 P</w:t>
-      </w:r>
-      <w:r>
-        <w:rPr>
-          <w:rFonts w:ascii="Times New Roman" w:hAnsi="Times New Roman" w:eastAsia="HY신명조"/>
-          <w:sz w:val="18"/>
-          <w:vertAlign w:val="subscript"/>
-        </w:rPr>
-        <w:t>contact</w:t>
-      </w:r>
-      <w:r>
-        <w:rPr>
-          <w:rFonts w:ascii="Times New Roman" w:hAnsi="Times New Roman" w:eastAsia="HY신명조"/>
-          <w:sz w:val="18"/>
-        </w:rPr>
-        <w:t>를 계산했다(Fig. 4). 청정 표면에서 창(P ≥ 0.99)은 250 °C × 2 h 또는 300 °C × 30 min부터 열리고 350 °C 이상은 5 min이면 충분하다. 불확실 집합 b × τ</w:t>
-      </w:r>
-      <w:r>
-        <w:rPr>
-          <w:rFonts w:ascii="Times New Roman" w:hAnsi="Times New Roman" w:eastAsia="HY신명조"/>
-          <w:sz w:val="18"/>
-          <w:vertAlign w:val="subscript"/>
-        </w:rPr>
-        <w:t>0</w:t>
-      </w:r>
-      <w:r>
-        <w:rPr>
-          <w:rFonts w:ascii="Times New Roman" w:hAnsi="Times New Roman" w:eastAsia="HY신명조"/>
-          <w:sz w:val="18"/>
-        </w:rPr>
-        <w:t>{20, 60, 100 s} × Q{20.7, 15}에서 바뀌는 셀은 경계 3개뿐이며 청정 표면 권고 레시피는 b 전 범위에서 같다. 탄성 항은 300 nm·350 °C·1 h에서 총 돌출 중앙값 19.9 nm 중 0.75 nm이다. 표면 산화(s</w:t>
-      </w:r>
-      <w:r>
-        <w:rPr>
-          <w:rFonts w:ascii="Times New Roman" w:hAnsi="Times New Roman" w:eastAsia="HY신명조"/>
-          <w:sz w:val="18"/>
-          <w:vertAlign w:val="subscript"/>
-        </w:rPr>
-        <w:t>ox</w:t>
-      </w:r>
-      <w:r>
-        <w:rPr>
-          <w:rFonts w:ascii="Times New Roman" w:hAnsi="Times New Roman" w:eastAsia="HY신명조"/>
-          <w:sz w:val="18"/>
-        </w:rPr>
-        <w:t xml:space="preserve"> 0.45)는 최소 레시피를 300 °C × 2 h 또는 350 °C × 30 min으로 늦춘다. 같은 계산을 recess 평균에 대해 풀면 CMP에 돌려줄 허용 합이 나온다(Fig. 5): 청정 표면 250 °C × 2 h에서 7.5 nm, 300 °C × 30 min에서 9 nm, 350 °C × 2 h와 400 °C에서 11.5 nm(산화 표면은 3.5–6 nm). 인자 순위(창에서 바뀌는 셀 수, 300 nm·청정, Fig. 6a)는 지배 기구(확산 off: 9/15) ≫ 표면 상태(3) &gt; 확산 동역학 τ</w:t>
-      </w:r>
-      <w:r>
-        <w:rPr>
-          <w:rFonts w:ascii="Times New Roman" w:hAnsi="Times New Roman" w:eastAsia="HY신명조"/>
-          <w:sz w:val="18"/>
-          <w:vertAlign w:val="subscript"/>
-        </w:rPr>
-        <w:t>0</w:t>
-      </w:r>
-      <w:r>
-        <w:rPr>
-          <w:rFonts w:ascii="Times New Roman" w:hAnsi="Times New Roman" w:eastAsia="HY신명조"/>
-          <w:sz w:val="18"/>
-        </w:rPr>
-        <w:t>·Q, &lt;111&gt; facet, 라이너 접촉각(각 2) &gt; recess 평균·산포와 b(0) 순이다. 방위는 탄성 항이 아니라 확산 항을 통해 들어오며, 총 돌출의 방위 폭(q90 − q10)은 300 nm에서 11.5 nm(탄성 0.03 nm)이다. &lt;111&gt; 근방 패드는 bulge-out이 작아 권고 셀에서 미접촉 쌍이 2.3–3.4 × 10</w:t>
-      </w:r>
-      <w:r>
-        <w:rPr>
-          <w:rFonts w:ascii="Times New Roman" w:hAnsi="Times New Roman" w:eastAsia="HY신명조"/>
-          <w:sz w:val="18"/>
-          <w:vertAlign w:val="superscript"/>
-        </w:rPr>
-        <w:t>−3</w:t>
-      </w:r>
-      <w:r>
-        <w:rPr>
-          <w:rFonts w:ascii="Times New Roman" w:hAnsi="Times New Roman" w:eastAsia="HY신명조"/>
-          <w:sz w:val="18"/>
-        </w:rPr>
-        <w:t>, 400 °C에서도 1.4 × 10</w:t>
-      </w:r>
-      <w:r>
-        <w:rPr>
-          <w:rFonts w:ascii="Times New Roman" w:hAnsi="Times New Roman" w:eastAsia="HY신명조"/>
-          <w:sz w:val="18"/>
-          <w:vertAlign w:val="superscript"/>
-        </w:rPr>
-        <w:t>−3</w:t>
-      </w:r>
-      <w:r>
-        <w:rPr>
-          <w:rFonts w:ascii="Times New Roman" w:hAnsi="Times New Roman" w:eastAsia="HY신명조"/>
-          <w:sz w:val="18"/>
-        </w:rPr>
-        <w:t xml:space="preserve"> 남는다(Fig. 6b). facet 항을 끈 경우(미세결정 Cu 대용)에는 이 하한이 사라진다</w:t>
-      </w:r>
-      <w:r>
-        <w:rPr>
-          <w:rFonts w:ascii="Times New Roman" w:hAnsi="Times New Roman" w:eastAsia="HY신명조"/>
-          <w:sz w:val="18"/>
-          <w:vertAlign w:val="superscript"/>
-        </w:rPr>
-        <w:t>[3]</w:t>
-      </w:r>
-      <w:r>
-        <w:rPr>
-          <w:rFonts w:ascii="Times New Roman" w:hAnsi="Times New Roman" w:eastAsia="HY신명조"/>
-          <w:sz w:val="18"/>
-        </w:rPr>
-        <w:t>. 접촉 후 연결 단계(2D 축대칭 Cu–Cu 마찰 접촉, 등방 소성</w:t>
-      </w:r>
-      <w:r>
-        <w:rPr>
-          <w:rFonts w:ascii="Times New Roman" w:hAnsi="Times New Roman" w:eastAsia="HY신명조"/>
-          <w:sz w:val="18"/>
-          <w:vertAlign w:val="superscript"/>
-        </w:rPr>
-        <w:t>[15]</w:t>
-      </w:r>
-      <w:r>
-        <w:rPr>
-          <w:rFonts w:ascii="Times New Roman" w:hAnsi="Times New Roman" w:eastAsia="HY신명조"/>
-          <w:sz w:val="18"/>
-        </w:rPr>
-        <w:t>)에서는 300 nm·350 °C·recess 1–2 nm에서 접촉면적 분율 0.95–1.0, 평균 접촉압력 317–403 MPa로 재결정의 필요조건을 만족하나 접합의 증명은 아니다.</w:t>
-      </w:r>
-    </w:p>
-    <w:p>
-      <w:pPr>
-        <w:pStyle w:val="a3"/>
-        <w:spacing w:before="80" w:line="240" w:lineRule="auto"/>
+          <w:sz w:val="18"/>
+        </w:rPr>
+        <w:t>같은 조건에서 허용되는 recess는 확률 기준이 최악 방위 기준보다 수 배 크다(Fig. 5).</w:t>
+      </w:r>
+    </w:p>
+    <w:p>
+      <w:pPr>
+        <w:pStyle w:val="a3"/>
+        <w:keepNext/>
+        <w:spacing w:before="200" w:after="0" w:line="240" w:lineRule="auto"/>
         <w:jc w:val="center"/>
       </w:pPr>
       <w:r>
         <w:drawing>
           <wp:inline xmlns:a="http://schemas.openxmlformats.org/drawingml/2006/main" xmlns:pic="http://schemas.openxmlformats.org/drawingml/2006/picture">
-            <wp:extent cx="2862000" cy="2545347"/>
+            <wp:extent cx="2736000" cy="2129127"/>
             <wp:docPr id="4" name="Picture 4"/>
             <wp:cNvGraphicFramePr>
               <a:graphicFrameLocks noChangeAspect="1"/>
@@ -3731,7 +3292,7 @@
                   <pic:spPr>
                     <a:xfrm>
                       <a:off x="0" y="0"/>
-                      <a:ext cx="2862000" cy="2545347"/>
+                      <a:ext cx="2736000" cy="2129127"/>
                     </a:xfrm>
                     <a:prstGeom prst="rect"/>
                   </pic:spPr>
@@ -3745,42 +3306,28 @@
     <w:p>
       <w:pPr>
         <w:pStyle w:val="a3"/>
-        <w:spacing w:line="240" w:lineRule="auto" w:after="80" w:before="0"/>
-        <w:jc w:val="both"/>
-      </w:pPr>
-      <w:r>
-        <w:rPr>
-          <w:rFonts w:ascii="Times New Roman" w:hAnsi="Times New Roman" w:eastAsia="HY신명조"/>
-          <w:sz w:val="16"/>
-        </w:rPr>
-        <w:t>Fig. 4. 300 nm pads: contact-probability process window over anneal T × time for a clean surface (main) and an oxidised surface (sensitivity); hatched cells change within the uncertainty set b × τ</w:t>
-      </w:r>
-      <w:r>
-        <w:rPr>
-          <w:rFonts w:ascii="Times New Roman" w:hAnsi="Times New Roman" w:eastAsia="HY신명조"/>
-          <w:sz w:val="16"/>
-          <w:vertAlign w:val="subscript"/>
-        </w:rPr>
-        <w:t>0</w:t>
-      </w:r>
-      <w:r>
-        <w:rPr>
-          <w:rFonts w:ascii="Times New Roman" w:hAnsi="Times New Roman" w:eastAsia="HY신명조"/>
-          <w:sz w:val="16"/>
-        </w:rPr>
-        <w:t xml:space="preserve"> × Q; boxes mark the recommended cells</w:t>
-      </w:r>
-    </w:p>
-    <w:p>
-      <w:pPr>
-        <w:pStyle w:val="a3"/>
-        <w:spacing w:before="80" w:line="240" w:lineRule="auto"/>
+        <w:spacing w:line="240" w:lineRule="auto" w:after="200" w:before="80"/>
+        <w:jc w:val="center"/>
+      </w:pPr>
+      <w:r>
+        <w:rPr>
+          <w:rFonts w:ascii="Times New Roman" w:hAnsi="Times New Roman" w:eastAsia="HY신명조"/>
+          <w:sz w:val="18"/>
+        </w:rPr>
+        <w:t>Fig. 4. 300 nm pads: minimum anneal time for P(contact) ≥ 0.99, (a) clean, (b) oxidised surface. Band: tested uncertainty set; circles: its boundary at 5 min, 30 min, 2 h (°C); dashed: worst orientation, f(0) &gt; 0; grey: outside data</w:t>
+      </w:r>
+    </w:p>
+    <w:p>
+      <w:pPr>
+        <w:pStyle w:val="a3"/>
+        <w:keepNext/>
+        <w:spacing w:before="200" w:after="0" w:line="240" w:lineRule="auto"/>
         <w:jc w:val="center"/>
       </w:pPr>
       <w:r>
         <w:drawing>
           <wp:inline xmlns:a="http://schemas.openxmlformats.org/drawingml/2006/main" xmlns:pic="http://schemas.openxmlformats.org/drawingml/2006/picture">
-            <wp:extent cx="2862000" cy="2363536"/>
+            <wp:extent cx="2592000" cy="1770079"/>
             <wp:docPr id="5" name="Picture 5"/>
             <wp:cNvGraphicFramePr>
               <a:graphicFrameLocks noChangeAspect="1"/>
@@ -3801,7 +3348,7 @@
                   <pic:spPr>
                     <a:xfrm>
                       <a:off x="0" y="0"/>
-                      <a:ext cx="2862000" cy="2363536"/>
+                      <a:ext cx="2592000" cy="1770079"/>
                     </a:xfrm>
                     <a:prstGeom prst="rect"/>
                   </pic:spPr>
@@ -3815,27 +3362,88 @@
     <w:p>
       <w:pPr>
         <w:pStyle w:val="a3"/>
-        <w:spacing w:line="240" w:lineRule="auto" w:after="80" w:before="0"/>
+        <w:spacing w:line="240" w:lineRule="auto" w:after="200" w:before="80"/>
+        <w:jc w:val="center"/>
+      </w:pPr>
+      <w:r>
+        <w:rPr>
+          <w:rFonts w:ascii="Times New Roman" w:hAnsi="Times New Roman" w:eastAsia="HY신명조"/>
+          <w:sz w:val="18"/>
+        </w:rPr>
+        <w:t>Fig. 5. Allowable CMP recess per pad, 300 nm, clean surface: probability (P ≥ 0.99) and worst-orientation criteria for the six f(ω)</w:t>
+      </w:r>
+    </w:p>
+    <w:p>
+      <w:pPr>
+        <w:pStyle w:val="a3"/>
+        <w:keepNext/>
+        <w:spacing w:line="288" w:lineRule="auto" w:after="20" w:before="120"/>
+        <w:jc w:val="left"/>
+      </w:pPr>
+      <w:r>
+        <w:rPr>
+          <w:rFonts w:ascii="Times New Roman" w:hAnsi="Times New Roman" w:eastAsia="HY신명조"/>
+          <w:sz w:val="18"/>
+        </w:rPr>
+        <w:t>3.4 요인별 영향</w:t>
+      </w:r>
+    </w:p>
+    <w:p>
+      <w:pPr>
+        <w:pStyle w:val="a3"/>
+        <w:spacing w:line="288" w:lineRule="auto" w:after="0" w:before="0"/>
+        <w:ind w:firstLine="180"/>
         <w:jc w:val="both"/>
       </w:pPr>
       <w:r>
         <w:rPr>
           <w:rFonts w:ascii="Times New Roman" w:hAnsi="Times New Roman" w:eastAsia="HY신명조"/>
-          <w:sz w:val="16"/>
-        </w:rPr>
-        <w:t>Fig. 5. 300 nm pads: allowable CMP recess sum (top + bottom, nm) for P(contact) ≥ 0.99 for each anneal T × time (σ = 0.5 nm per pad)</w:t>
-      </w:r>
-    </w:p>
-    <w:p>
-      <w:pPr>
-        <w:pStyle w:val="a3"/>
-        <w:spacing w:before="80" w:line="240" w:lineRule="auto"/>
+          <w:sz w:val="18"/>
+        </w:rPr>
+        <w:t>Fig. 6a는 한 요인만 바꿨을 때 경계 온도의 이동을, Fig. 6b는 같은 변화를 최소 어닐 시간의 배수로 나타낸다. 확산 동역학(Q, τ</w:t>
+      </w:r>
+      <w:r>
+        <w:rPr>
+          <w:rFonts w:ascii="Times New Roman" w:hAnsi="Times New Roman" w:eastAsia="HY신명조"/>
+          <w:sz w:val="18"/>
+          <w:vertAlign w:val="subscript"/>
+        </w:rPr>
+        <w:t>0</w:t>
+      </w:r>
+      <w:r>
+        <w:rPr>
+          <w:rFonts w:ascii="Times New Roman" w:hAnsi="Times New Roman" w:eastAsia="HY신명조"/>
+          <w:sz w:val="18"/>
+        </w:rPr>
+        <w:t>), 라이너 접촉각, 표면 산화가 25–49 °C로 가장 크고, recess와 방위 같은 패드별 요인은 4–16 °C다. 확산 항을 빼면 400 °C까지 어떤 조건도 닫히지 않는다. 확산을 넣지 않은 접촉 FEM</w:t>
+      </w:r>
+      <w:r>
+        <w:rPr>
+          <w:rFonts w:ascii="Times New Roman" w:hAnsi="Times New Roman" w:eastAsia="HY신명조"/>
+          <w:sz w:val="18"/>
+          <w:vertAlign w:val="superscript"/>
+        </w:rPr>
+        <w:t>[14]</w:t>
+      </w:r>
+      <w:r>
+        <w:rPr>
+          <w:rFonts w:ascii="Times New Roman" w:hAnsi="Times New Roman" w:eastAsia="HY신명조"/>
+          <w:sz w:val="18"/>
+        </w:rPr>
+        <w:t>에서는 높이합 판정과 중심 공극의 닫힘이 4/4 일치했다.</w:t>
+      </w:r>
+    </w:p>
+    <w:p>
+      <w:pPr>
+        <w:pStyle w:val="a3"/>
+        <w:keepNext/>
+        <w:spacing w:before="200" w:after="0" w:line="240" w:lineRule="auto"/>
         <w:jc w:val="center"/>
       </w:pPr>
       <w:r>
         <w:drawing>
           <wp:inline xmlns:a="http://schemas.openxmlformats.org/drawingml/2006/main" xmlns:pic="http://schemas.openxmlformats.org/drawingml/2006/picture">
-            <wp:extent cx="2862000" cy="3636210"/>
+            <wp:extent cx="2736000" cy="2216030"/>
             <wp:docPr id="6" name="Picture 6"/>
             <wp:cNvGraphicFramePr>
               <a:graphicFrameLocks noChangeAspect="1"/>
@@ -3856,7 +3464,7 @@
                   <pic:spPr>
                     <a:xfrm>
                       <a:off x="0" y="0"/>
-                      <a:ext cx="2862000" cy="3636210"/>
+                      <a:ext cx="2736000" cy="2216030"/>
                     </a:xfrm>
                     <a:prstGeom prst="rect"/>
                   </pic:spPr>
@@ -3870,29 +3478,30 @@
     <w:p>
       <w:pPr>
         <w:pStyle w:val="a3"/>
-        <w:spacing w:line="240" w:lineRule="auto" w:after="80" w:before="0"/>
-        <w:jc w:val="both"/>
-      </w:pPr>
-      <w:r>
-        <w:rPr>
-          <w:rFonts w:ascii="Times New Roman" w:hAnsi="Times New Roman" w:eastAsia="HY신명조"/>
-          <w:sz w:val="16"/>
-        </w:rPr>
-        <w:t>Fig. 6. (a) Factor ranking: number of window cells (of 15, clean surface) changed when each factor is varied, 0.30 and 0.54 µm. (b) Open-pair fraction at 300 nm with the &lt;111&gt; facet term versus without it (fine-grained-Cu proxy); zero counts are drawn at 1/n</w:t>
-      </w:r>
-    </w:p>
-    <w:p>
-      <w:pPr>
-        <w:pStyle w:val="a3"/>
-        <w:spacing w:line="288" w:lineRule="auto" w:after="60" w:before="120"/>
+        <w:spacing w:line="240" w:lineRule="auto" w:after="200" w:before="80"/>
         <w:jc w:val="center"/>
       </w:pPr>
       <w:r>
         <w:rPr>
           <w:rFonts w:ascii="Times New Roman" w:hAnsi="Times New Roman" w:eastAsia="HY신명조"/>
+          <w:sz w:val="18"/>
+        </w:rPr>
+        <w:t>Fig. 6. Factor effects on the 300 nm clean boundary: (a) shift of the boundary temperature (30 min, 2 h); (b) multiplier of the minimum anneal time at 250 °C. Without surface diffusion no condition closes up to 400 °C</w:t>
+      </w:r>
+    </w:p>
+    <w:p>
+      <w:pPr>
+        <w:pStyle w:val="a3"/>
+        <w:keepNext/>
+        <w:spacing w:line="288" w:lineRule="auto" w:after="40" w:before="120"/>
+        <w:jc w:val="center"/>
+      </w:pPr>
+      <w:r>
+        <w:rPr>
+          <w:rFonts w:ascii="Times New Roman" w:hAnsi="Times New Roman" w:eastAsia="HY신명조"/>
           <w:sz w:val="24"/>
         </w:rPr>
-        <w:t>IV. 한계와 결론</w:t>
+        <w:t>IV. 결론 및 의의</w:t>
       </w:r>
     </w:p>
     <w:p>
@@ -3907,7 +3516,7 @@
           <w:rFonts w:ascii="Times New Roman" w:hAnsi="Times New Roman" w:eastAsia="HY신명조"/>
           <w:sz w:val="18"/>
         </w:rPr>
-        <w:t>Table 3에 모델 부분별 상태를 정리했다. 한계: (1) 0.54 µm 탄성 오차 +46 %의 원인은 원 데이터(Okudur 2017</w:t>
+        <w:t>결과는 300 nm 접합 패드의 접촉이 탄성이 아니라 확산 항으로 정해진다는 것을 보여 준다. 탄성 접촉 한계가 약 0.7 µm이므로, 그보다 작은 패드에서 탄성 돌출은 recess를 보정하는 정도에 머문다. 선행연구가 정성적으로 보고한 sub-µm 접촉 문제</w:t>
       </w:r>
       <w:r>
         <w:rPr>
@@ -3915,14 +3524,29 @@
           <w:sz w:val="18"/>
           <w:vertAlign w:val="superscript"/>
         </w:rPr>
-        <w:t>[11]</w:t>
-      </w:r>
-      <w:r>
-        <w:rPr>
-          <w:rFonts w:ascii="Times New Roman" w:hAnsi="Times New Roman" w:eastAsia="HY신명조"/>
-          <w:sz w:val="18"/>
-        </w:rPr>
-        <w:t>) 부재로 미상이며, 결정 민감도 시험에서는 산화 표면 경계 2셀만 영향을 받았다. (2) 300 nm 돌출 실측은 없어 300 nm는 예측이다(확산 항은 같은 크기에서 250 °C 이상 실측 점검; 0.54 µm 확산 창은 외삽). (3) 200 °C 확산 동역학과 결정립 수·도금 후 어닐 이력은 모델 밖이다. (4) 연결 단계 접촉 FEM은 Lhostis</w:t>
+        <w:t>[2,11]</w:t>
+      </w:r>
+      <w:r>
+        <w:rPr>
+          <w:rFonts w:ascii="Times New Roman" w:hAnsi="Times New Roman" w:eastAsia="HY신명조"/>
+          <w:sz w:val="18"/>
+        </w:rPr>
+        <w:t>를 실측으로 학습·테스트한 모델에서 recess와 온도에 따른 규칙으로 정량화한 것이 첫째 기여다.</w:t>
+      </w:r>
+    </w:p>
+    <w:p>
+      <w:pPr>
+        <w:pStyle w:val="a3"/>
+        <w:spacing w:line="288" w:lineRule="auto" w:after="0" w:before="0"/>
+        <w:ind w:firstLine="180"/>
+        <w:jc w:val="both"/>
+      </w:pPr>
+      <w:r>
+        <w:rPr>
+          <w:rFonts w:ascii="Times New Roman" w:hAnsi="Times New Roman" w:eastAsia="HY신명조"/>
+          <w:sz w:val="18"/>
+        </w:rPr>
+        <w:t>공정 조건은 열예산을 정하는 확산 동역학, 라이너, 표면 상태가 주로 정하고, 패드별 무작위 요인은 수율의 하위 꼬리에 작용한다. 요인의 효과는 시간 배수로는 거의 일정한데, 30분 경계가 2시간보다 많이 움직이는 것은 고온일수록 1 °C당 확산 속도 증가가 작아지는 아레니우스 관계 때문이다. 활성화에너지만은 기준 데이터에서 멀어질수록 영향이 커지므로 250 °C 아래 조건은 주장하지 않는다. 방위의 탄성 효과는 5 %로 작아, 방위 차이로 recess 사양을 정한 Ayoub</w:t>
       </w:r>
       <w:r>
         <w:rPr>
@@ -3930,14 +3554,14 @@
           <w:sz w:val="18"/>
           <w:vertAlign w:val="superscript"/>
         </w:rPr>
-        <w:t>[12]</w:t>
-      </w:r>
-      <w:r>
-        <w:rPr>
-          <w:rFonts w:ascii="Times New Roman" w:hAnsi="Times New Roman" w:eastAsia="HY신명조"/>
-          <w:sz w:val="18"/>
-        </w:rPr>
-        <w:t>의 패드 두께 효과를 재현하지 못한다. (5) 오버레이는 범위 밖이다</w:t>
+        <w:t>[4]</w:t>
+      </w:r>
+      <w:r>
+        <w:rPr>
+          <w:rFonts w:ascii="Times New Roman" w:hAnsi="Times New Roman" w:eastAsia="HY신명조"/>
+          <w:sz w:val="18"/>
+        </w:rPr>
+        <w:t>과 달리 방위는 &lt;111&gt; 근방의 확산 꼬리를 통해 작용한다. 열팽창과 표면확산을 결합한 어닐 모델</w:t>
       </w:r>
       <w:r>
         <w:rPr>
@@ -3945,29 +3569,44 @@
           <w:sz w:val="18"/>
           <w:vertAlign w:val="superscript"/>
         </w:rPr>
-        <w:t>[1]</w:t>
-      </w:r>
-      <w:r>
-        <w:rPr>
-          <w:rFonts w:ascii="Times New Roman" w:hAnsi="Times New Roman" w:eastAsia="HY신명조"/>
-          <w:sz w:val="18"/>
-        </w:rPr>
-        <w:t>. (6) 크리프·장시간 계면 완화는 미결이다.</w:t>
+        <w:t>[9]</w:t>
+      </w:r>
+      <w:r>
+        <w:rPr>
+          <w:rFonts w:ascii="Times New Roman" w:hAnsi="Times New Roman" w:eastAsia="HY신명조"/>
+          <w:sz w:val="18"/>
+        </w:rPr>
+        <w:t>에 더해, 시험한 불확실성 조합에서 판정이 유지되는 조건과 갈리는 조건, 그리고 최악 방위 기준을 구분한 것이 둘째 기여다.</w:t>
+      </w:r>
+    </w:p>
+    <w:p>
+      <w:pPr>
+        <w:pStyle w:val="a3"/>
+        <w:spacing w:line="288" w:lineRule="auto" w:after="0" w:before="0"/>
+        <w:ind w:firstLine="180"/>
+        <w:jc w:val="both"/>
+      </w:pPr>
+      <w:r>
+        <w:rPr>
+          <w:rFonts w:ascii="Times New Roman" w:hAnsi="Times New Roman" w:eastAsia="HY신명조"/>
+          <w:sz w:val="18"/>
+        </w:rPr>
+        <w:t>모델 부분별 상태는 Table 3과 같다.</w:t>
       </w:r>
     </w:p>
     <w:p>
       <w:pPr>
         <w:pStyle w:val="a3"/>
         <w:keepNext/>
-        <w:spacing w:line="288" w:lineRule="auto" w:after="20" w:before="80"/>
+        <w:spacing w:line="240" w:lineRule="auto" w:after="80" w:before="200"/>
         <w:jc w:val="center"/>
       </w:pPr>
       <w:r>
         <w:rPr>
           <w:rFonts w:ascii="Times New Roman" w:hAnsi="Times New Roman" w:eastAsia="HY신명조"/>
-          <w:sz w:val="16"/>
-        </w:rPr>
-        <w:t>Table 3. Status of each model part</w:t>
+          <w:sz w:val="18"/>
+        </w:rPr>
+        <w:t>Table 3. Status of each model part</w:t>
       </w:r>
     </w:p>
     <w:tbl>
@@ -3983,14 +3622,16 @@
         </w:tblCellMar>
       </w:tblPr>
       <w:tblGrid>
-        <w:gridCol w:w="3213"/>
-        <w:gridCol w:w="3213"/>
-        <w:gridCol w:w="3213"/>
+        <w:gridCol w:w="4819"/>
+        <w:gridCol w:w="4819"/>
       </w:tblGrid>
       <w:tr>
-        <w:tc>
-          <w:tcPr>
-            <w:tcW w:type="dxa" w:w="1587"/>
+        <w:trPr>
+          <w:cantSplit/>
+        </w:trPr>
+        <w:tc>
+          <w:tcPr>
+            <w:tcW w:type="dxa" w:w="1871"/>
             <w:tcBorders>
               <w:top w:val="single" w:sz="8" w:color="000000"/>
               <w:bottom w:val="nil"/>
@@ -4000,7 +3641,10 @@
           </w:tcPr>
           <w:p>
             <w:pPr>
-              <w:spacing w:after="0" w:line="240" w:lineRule="auto"/>
+              <w:keepNext/>
+              <w:spacing w:after="0" w:line="240" w:lineRule="auto" w:before="0"/>
+              <w:ind w:firstLine="0"/>
+              <w:jc w:val="left"/>
             </w:pPr>
             <w:r>
               <w:rPr>
@@ -4014,7 +3658,7 @@
         </w:tc>
         <w:tc>
           <w:tcPr>
-            <w:tcW w:type="dxa" w:w="1956"/>
+            <w:tcW w:type="dxa" w:w="2636"/>
             <w:tcBorders>
               <w:top w:val="single" w:sz="8" w:color="000000"/>
               <w:bottom w:val="nil"/>
@@ -4024,7 +3668,10 @@
           </w:tcPr>
           <w:p>
             <w:pPr>
-              <w:spacing w:after="0" w:line="240" w:lineRule="auto"/>
+              <w:keepNext/>
+              <w:spacing w:after="0" w:line="240" w:lineRule="auto" w:before="0"/>
+              <w:ind w:firstLine="0"/>
+              <w:jc w:val="left"/>
             </w:pPr>
             <w:r>
               <w:rPr>
@@ -4033,38 +3680,17 @@
                 <w:sz w:val="14"/>
               </w:rPr>
               <w:t>Status</w:t>
-            </w:r>
-          </w:p>
-        </w:tc>
-        <w:tc>
-          <w:tcPr>
-            <w:tcW w:type="dxa" w:w="964"/>
-            <w:tcBorders>
-              <w:top w:val="single" w:sz="8" w:color="000000"/>
-              <w:bottom w:val="nil"/>
-              <w:left w:val="nil"/>
-              <w:right w:val="nil"/>
-            </w:tcBorders>
-          </w:tcPr>
-          <w:p>
-            <w:pPr>
-              <w:spacing w:after="0" w:line="240" w:lineRule="auto"/>
-            </w:pPr>
-            <w:r>
-              <w:rPr>
-                <w:rFonts w:ascii="Times New Roman" w:hAnsi="Times New Roman" w:eastAsia="Times New Roman"/>
-                <w:b/>
-                <w:sz w:val="14"/>
-              </w:rPr>
-              <w:t>Evidence (commit)</w:t>
             </w:r>
           </w:p>
         </w:tc>
       </w:tr>
       <w:tr>
-        <w:tc>
-          <w:tcPr>
-            <w:tcW w:type="dxa" w:w="1587"/>
+        <w:trPr>
+          <w:cantSplit/>
+        </w:trPr>
+        <w:tc>
+          <w:tcPr>
+            <w:tcW w:type="dxa" w:w="1871"/>
             <w:tcBorders>
               <w:top w:val="single" w:sz="4" w:color="000000"/>
               <w:bottom w:val="nil"/>
@@ -4074,21 +3700,24 @@
           </w:tcPr>
           <w:p>
             <w:pPr>
-              <w:spacing w:after="0" w:line="240" w:lineRule="auto"/>
-            </w:pPr>
-            <w:r>
-              <w:rPr>
-                <w:rFonts w:ascii="Times New Roman" w:hAnsi="Times New Roman" w:eastAsia="Times New Roman"/>
-                <w:b w:val="0"/>
-                <w:sz w:val="14"/>
-              </w:rPr>
-              <w:t>Elastic u, bonded: NYCU 1 µm; imec 1.26, 0.54 µm at 100–200 °C</w:t>
-            </w:r>
-          </w:p>
-        </w:tc>
-        <w:tc>
-          <w:tcPr>
-            <w:tcW w:type="dxa" w:w="1956"/>
+              <w:keepNext/>
+              <w:spacing w:after="0" w:line="240" w:lineRule="auto" w:before="0"/>
+              <w:ind w:firstLine="0"/>
+              <w:jc w:val="left"/>
+            </w:pPr>
+            <w:r>
+              <w:rPr>
+                <w:rFonts w:ascii="Times New Roman" w:hAnsi="Times New Roman" w:eastAsia="Times New Roman"/>
+                <w:b w:val="0"/>
+                <w:sz w:val="14"/>
+              </w:rPr>
+              <w:t>Elastic u, ≥ 1 µm, bonded sidewall</w:t>
+            </w:r>
+          </w:p>
+        </w:tc>
+        <w:tc>
+          <w:tcPr>
+            <w:tcW w:type="dxa" w:w="2636"/>
             <w:tcBorders>
               <w:top w:val="single" w:sz="4" w:color="000000"/>
               <w:bottom w:val="nil"/>
@@ -4098,47 +3727,29 @@
           </w:tcPr>
           <w:p>
             <w:pPr>
-              <w:spacing w:after="0" w:line="240" w:lineRule="auto"/>
-            </w:pPr>
-            <w:r>
-              <w:rPr>
-                <w:rFonts w:ascii="Times New Roman" w:hAnsi="Times New Roman" w:eastAsia="Times New Roman"/>
-                <w:b w:val="0"/>
-                <w:sz w:val="14"/>
-              </w:rPr>
-              <w:t>validated (pre-registered)</w:t>
-            </w:r>
-          </w:p>
-        </w:tc>
-        <w:tc>
-          <w:tcPr>
-            <w:tcW w:type="dxa" w:w="964"/>
-            <w:tcBorders>
-              <w:top w:val="single" w:sz="4" w:color="000000"/>
-              <w:bottom w:val="nil"/>
-              <w:left w:val="nil"/>
-              <w:right w:val="nil"/>
-            </w:tcBorders>
-          </w:tcPr>
-          <w:p>
-            <w:pPr>
-              <w:spacing w:after="0" w:line="240" w:lineRule="auto"/>
-            </w:pPr>
-            <w:r>
-              <w:rPr>
-                <w:rFonts w:ascii="Times New Roman" w:hAnsi="Times New Roman" w:eastAsia="Times New Roman"/>
-                <w:b w:val="0"/>
-                <w:sz w:val="14"/>
-              </w:rPr>
-              <w:t>33a8f5c</w:t>
+              <w:keepNext/>
+              <w:spacing w:after="0" w:line="240" w:lineRule="auto" w:before="0"/>
+              <w:ind w:firstLine="0"/>
+              <w:jc w:val="left"/>
+            </w:pPr>
+            <w:r>
+              <w:rPr>
+                <w:rFonts w:ascii="Times New Roman" w:hAnsi="Times New Roman" w:eastAsia="Times New Roman"/>
+                <w:b w:val="0"/>
+                <w:sz w:val="14"/>
+              </w:rPr>
+              <w:t>validated</w:t>
             </w:r>
           </w:p>
         </w:tc>
       </w:tr>
       <w:tr>
-        <w:tc>
-          <w:tcPr>
-            <w:tcW w:type="dxa" w:w="1587"/>
+        <w:trPr>
+          <w:cantSplit/>
+        </w:trPr>
+        <w:tc>
+          <w:tcPr>
+            <w:tcW w:type="dxa" w:w="1871"/>
             <w:tcBorders>
               <w:top w:val="nil"/>
               <w:bottom w:val="nil"/>
@@ -4148,21 +3759,24 @@
           </w:tcPr>
           <w:p>
             <w:pPr>
-              <w:spacing w:after="0" w:line="240" w:lineRule="auto"/>
-            </w:pPr>
-            <w:r>
-              <w:rPr>
-                <w:rFonts w:ascii="Times New Roman" w:hAnsi="Times New Roman" w:eastAsia="Times New Roman"/>
-                <w:b w:val="0"/>
-                <w:sz w:val="14"/>
-              </w:rPr>
-              <w:t>Elastic u, imec 0.54 µm at 300–400 °C (and 1.26 µm)</w:t>
-            </w:r>
-          </w:p>
-        </w:tc>
-        <w:tc>
-          <w:tcPr>
-            <w:tcW w:type="dxa" w:w="1956"/>
+              <w:keepNext/>
+              <w:spacing w:after="0" w:line="240" w:lineRule="auto" w:before="0"/>
+              <w:ind w:firstLine="0"/>
+              <w:jc w:val="left"/>
+            </w:pPr>
+            <w:r>
+              <w:rPr>
+                <w:rFonts w:ascii="Times New Roman" w:hAnsi="Times New Roman" w:eastAsia="Times New Roman"/>
+                <w:b w:val="0"/>
+                <w:sz w:val="14"/>
+              </w:rPr>
+              <w:t>Elastic u, 0.54 µm</w:t>
+            </w:r>
+          </w:p>
+        </w:tc>
+        <w:tc>
+          <w:tcPr>
+            <w:tcW w:type="dxa" w:w="2636"/>
             <w:tcBorders>
               <w:top w:val="nil"/>
               <w:bottom w:val="nil"/>
@@ -4172,21 +3786,29 @@
           </w:tcPr>
           <w:p>
             <w:pPr>
-              <w:spacing w:after="0" w:line="240" w:lineRule="auto"/>
-            </w:pPr>
-            <w:r>
-              <w:rPr>
-                <w:rFonts w:ascii="Times New Roman" w:hAnsi="Times New Roman" w:eastAsia="Times New Roman"/>
-                <w:b w:val="0"/>
-                <w:sz w:val="14"/>
-              </w:rPr>
-              <w:t>not validated (+46 % at 0.54 µm); decision sensitivity OPEN (2 oxidised boundary cells)</w:t>
-            </w:r>
-          </w:p>
-        </w:tc>
-        <w:tc>
-          <w:tcPr>
-            <w:tcW w:type="dxa" w:w="964"/>
+              <w:keepNext/>
+              <w:spacing w:after="0" w:line="240" w:lineRule="auto" w:before="0"/>
+              <w:ind w:firstLine="0"/>
+              <w:jc w:val="left"/>
+            </w:pPr>
+            <w:r>
+              <w:rPr>
+                <w:rFonts w:ascii="Times New Roman" w:hAnsi="Times New Roman" w:eastAsia="Times New Roman"/>
+                <w:b w:val="0"/>
+                <w:sz w:val="14"/>
+              </w:rPr>
+              <w:t>not validated (+46 %); liner hypothesis rejected</w:t>
+            </w:r>
+          </w:p>
+        </w:tc>
+      </w:tr>
+      <w:tr>
+        <w:trPr>
+          <w:cantSplit/>
+        </w:trPr>
+        <w:tc>
+          <w:tcPr>
+            <w:tcW w:type="dxa" w:w="1871"/>
             <w:tcBorders>
               <w:top w:val="nil"/>
               <w:bottom w:val="nil"/>
@@ -4196,23 +3818,56 @@
           </w:tcPr>
           <w:p>
             <w:pPr>
-              <w:spacing w:after="0" w:line="240" w:lineRule="auto"/>
-            </w:pPr>
-            <w:r>
-              <w:rPr>
-                <w:rFonts w:ascii="Times New Roman" w:hAnsi="Times New Roman" w:eastAsia="Times New Roman"/>
-                <w:b w:val="0"/>
-                <w:sz w:val="14"/>
-              </w:rPr>
-              <w:t>2acfd92 / 5c1e819</w:t>
+              <w:keepNext/>
+              <w:spacing w:after="0" w:line="240" w:lineRule="auto" w:before="0"/>
+              <w:ind w:firstLine="0"/>
+              <w:jc w:val="left"/>
+            </w:pPr>
+            <w:r>
+              <w:rPr>
+                <w:rFonts w:ascii="Times New Roman" w:hAnsi="Times New Roman" w:eastAsia="Times New Roman"/>
+                <w:b w:val="0"/>
+                <w:sz w:val="14"/>
+              </w:rPr>
+              <w:t>Constraint-factor fit C(h/w)</w:t>
+            </w:r>
+          </w:p>
+        </w:tc>
+        <w:tc>
+          <w:tcPr>
+            <w:tcW w:type="dxa" w:w="2636"/>
+            <w:tcBorders>
+              <w:top w:val="nil"/>
+              <w:bottom w:val="nil"/>
+              <w:left w:val="nil"/>
+              <w:right w:val="nil"/>
+            </w:tcBorders>
+          </w:tcPr>
+          <w:p>
+            <w:pPr>
+              <w:keepNext/>
+              <w:spacing w:after="0" w:line="240" w:lineRule="auto" w:before="0"/>
+              <w:ind w:firstLine="0"/>
+              <w:jc w:val="left"/>
+            </w:pPr>
+            <w:r>
+              <w:rPr>
+                <w:rFonts w:ascii="Times New Roman" w:hAnsi="Times New Roman" w:eastAsia="Times New Roman"/>
+                <w:b w:val="0"/>
+                <w:sz w:val="14"/>
+              </w:rPr>
+              <w:t>validated on 4 unseen geometries</w:t>
             </w:r>
           </w:p>
         </w:tc>
       </w:tr>
       <w:tr>
-        <w:tc>
-          <w:tcPr>
-            <w:tcW w:type="dxa" w:w="1587"/>
+        <w:trPr>
+          <w:cantSplit/>
+        </w:trPr>
+        <w:tc>
+          <w:tcPr>
+            <w:tcW w:type="dxa" w:w="1871"/>
             <w:tcBorders>
               <w:top w:val="nil"/>
               <w:bottom w:val="nil"/>
@@ -4222,21 +3877,24 @@
           </w:tcPr>
           <w:p>
             <w:pPr>
-              <w:spacing w:after="0" w:line="240" w:lineRule="auto"/>
-            </w:pPr>
-            <w:r>
-              <w:rPr>
-                <w:rFonts w:ascii="Times New Roman" w:hAnsi="Times New Roman" w:eastAsia="Times New Roman"/>
-                <w:b w:val="0"/>
-                <w:sz w:val="14"/>
-              </w:rPr>
-              <w:t>Diffusion h_d, fixed form</w:t>
-            </w:r>
-          </w:p>
-        </w:tc>
-        <w:tc>
-          <w:tcPr>
-            <w:tcW w:type="dxa" w:w="1956"/>
+              <w:keepNext/>
+              <w:spacing w:after="0" w:line="240" w:lineRule="auto" w:before="0"/>
+              <w:ind w:firstLine="0"/>
+              <w:jc w:val="left"/>
+            </w:pPr>
+            <w:r>
+              <w:rPr>
+                <w:rFonts w:ascii="Times New Roman" w:hAnsi="Times New Roman" w:eastAsia="Times New Roman"/>
+                <w:b w:val="0"/>
+                <w:sz w:val="14"/>
+              </w:rPr>
+              <w:t>Elastic contact limit</w:t>
+            </w:r>
+          </w:p>
+        </w:tc>
+        <w:tc>
+          <w:tcPr>
+            <w:tcW w:type="dxa" w:w="2636"/>
             <w:tcBorders>
               <w:top w:val="nil"/>
               <w:bottom w:val="nil"/>
@@ -4246,21 +3904,29 @@
           </w:tcPr>
           <w:p>
             <w:pPr>
-              <w:spacing w:after="0" w:line="240" w:lineRule="auto"/>
-            </w:pPr>
-            <w:r>
-              <w:rPr>
-                <w:rFonts w:ascii="Times New Roman" w:hAnsi="Times New Roman" w:eastAsia="Times New Roman"/>
-                <w:b w:val="0"/>
-                <w:sz w:val="14"/>
-              </w:rPr>
-              <w:t>not validated (2/17)</w:t>
-            </w:r>
-          </w:p>
-        </w:tc>
-        <w:tc>
-          <w:tcPr>
-            <w:tcW w:type="dxa" w:w="964"/>
+              <w:keepNext/>
+              <w:spacing w:after="0" w:line="240" w:lineRule="auto" w:before="0"/>
+              <w:ind w:firstLine="0"/>
+              <w:jc w:val="left"/>
+            </w:pPr>
+            <w:r>
+              <w:rPr>
+                <w:rFonts w:ascii="Times New Roman" w:hAnsi="Times New Roman" w:eastAsia="Times New Roman"/>
+                <w:b w:val="0"/>
+                <w:sz w:val="14"/>
+              </w:rPr>
+              <w:t>from measured data, 400 °C</w:t>
+            </w:r>
+          </w:p>
+        </w:tc>
+      </w:tr>
+      <w:tr>
+        <w:trPr>
+          <w:cantSplit/>
+        </w:trPr>
+        <w:tc>
+          <w:tcPr>
+            <w:tcW w:type="dxa" w:w="1871"/>
             <w:tcBorders>
               <w:top w:val="nil"/>
               <w:bottom w:val="nil"/>
@@ -4270,23 +3936,73 @@
           </w:tcPr>
           <w:p>
             <w:pPr>
-              <w:spacing w:after="0" w:line="240" w:lineRule="auto"/>
-            </w:pPr>
-            <w:r>
-              <w:rPr>
-                <w:rFonts w:ascii="Times New Roman" w:hAnsi="Times New Roman" w:eastAsia="Times New Roman"/>
-                <w:b w:val="0"/>
-                <w:sz w:val="14"/>
-              </w:rPr>
-              <w:t>9c6bc29 / 5fa0e05</w:t>
+              <w:keepNext/>
+              <w:spacing w:after="0" w:line="240" w:lineRule="auto" w:before="0"/>
+              <w:ind w:firstLine="0"/>
+              <w:jc w:val="left"/>
+            </w:pPr>
+            <w:r>
+              <w:rPr>
+                <w:rFonts w:ascii="Times New Roman" w:hAnsi="Times New Roman" w:eastAsia="Times New Roman"/>
+                <w:b w:val="0"/>
+                <w:sz w:val="14"/>
+              </w:rPr>
+              <w:t>Contribution crossover h</w:t>
+            </w:r>
+            <w:r>
+              <w:rPr>
+                <w:rFonts w:ascii="Times New Roman" w:hAnsi="Times New Roman" w:eastAsia="Times New Roman"/>
+                <w:b w:val="0"/>
+                <w:sz w:val="14"/>
+                <w:vertAlign w:val="subscript"/>
+              </w:rPr>
+              <w:t>d</w:t>
+            </w:r>
+            <w:r>
+              <w:rPr>
+                <w:rFonts w:ascii="Times New Roman" w:hAnsi="Times New Roman" w:eastAsia="Times New Roman"/>
+                <w:b w:val="0"/>
+                <w:sz w:val="14"/>
+              </w:rPr>
+              <w:t xml:space="preserve"> = u</w:t>
+            </w:r>
+          </w:p>
+        </w:tc>
+        <w:tc>
+          <w:tcPr>
+            <w:tcW w:type="dxa" w:w="2636"/>
+            <w:tcBorders>
+              <w:top w:val="nil"/>
+              <w:bottom w:val="nil"/>
+              <w:left w:val="nil"/>
+              <w:right w:val="nil"/>
+            </w:tcBorders>
+          </w:tcPr>
+          <w:p>
+            <w:pPr>
+              <w:keepNext/>
+              <w:spacing w:after="0" w:line="240" w:lineRule="auto" w:before="0"/>
+              <w:ind w:firstLine="0"/>
+              <w:jc w:val="left"/>
+            </w:pPr>
+            <w:r>
+              <w:rPr>
+                <w:rFonts w:ascii="Times New Roman" w:hAnsi="Times New Roman" w:eastAsia="Times New Roman"/>
+                <w:b w:val="0"/>
+                <w:sz w:val="14"/>
+              </w:rPr>
+              <w:t>prediction only, 0.74–2.45 µm</w:t>
             </w:r>
           </w:p>
         </w:tc>
       </w:tr>
       <w:tr>
-        <w:tc>
-          <w:tcPr>
-            <w:tcW w:type="dxa" w:w="1587"/>
+        <w:trPr>
+          <w:cantSplit/>
+        </w:trPr>
+        <w:tc>
+          <w:tcPr>
+            <w:tcW w:type="dxa" w:w="1871"/>
             <w:tcBorders>
               <w:top w:val="nil"/>
               <w:bottom w:val="nil"/>
@@ -4296,21 +4012,33 @@
           </w:tcPr>
           <w:p>
             <w:pPr>
-              <w:spacing w:after="0" w:line="240" w:lineRule="auto"/>
-            </w:pPr>
-            <w:r>
-              <w:rPr>
-                <w:rFonts w:ascii="Times New Roman" w:hAnsi="Times New Roman" w:eastAsia="Times New Roman"/>
-                <w:b w:val="0"/>
-                <w:sz w:val="14"/>
-              </w:rPr>
-              <w:t>Diffusion h_d, revision 1 (θ_eff)</w:t>
-            </w:r>
-          </w:p>
-        </w:tc>
-        <w:tc>
-          <w:tcPr>
-            <w:tcW w:type="dxa" w:w="1956"/>
+              <w:keepNext/>
+              <w:spacing w:after="0" w:line="240" w:lineRule="auto" w:before="0"/>
+              <w:ind w:firstLine="0"/>
+              <w:jc w:val="left"/>
+            </w:pPr>
+            <w:r>
+              <w:rPr>
+                <w:rFonts w:ascii="Times New Roman" w:hAnsi="Times New Roman" w:eastAsia="Times New Roman"/>
+                <w:b w:val="0"/>
+                <w:sz w:val="14"/>
+              </w:rPr>
+              <w:t>Diffusion term h</w:t>
+            </w:r>
+            <w:r>
+              <w:rPr>
+                <w:rFonts w:ascii="Times New Roman" w:hAnsi="Times New Roman" w:eastAsia="Times New Roman"/>
+                <w:b w:val="0"/>
+                <w:sz w:val="14"/>
+                <w:vertAlign w:val="subscript"/>
+              </w:rPr>
+              <w:t>d</w:t>
+            </w:r>
+          </w:p>
+        </w:tc>
+        <w:tc>
+          <w:tcPr>
+            <w:tcW w:type="dxa" w:w="2636"/>
             <w:tcBorders>
               <w:top w:val="nil"/>
               <w:bottom w:val="nil"/>
@@ -4320,21 +4048,29 @@
           </w:tcPr>
           <w:p>
             <w:pPr>
-              <w:spacing w:after="0" w:line="240" w:lineRule="auto"/>
-            </w:pPr>
-            <w:r>
-              <w:rPr>
-                <w:rFonts w:ascii="Times New Roman" w:hAnsi="Times New Roman" w:eastAsia="Times New Roman"/>
-                <w:b w:val="0"/>
-                <w:sz w:val="14"/>
-              </w:rPr>
-              <w:t>not validated by rule (11/17); 5/5 PPA-Cu at ≥ 250 °C</w:t>
-            </w:r>
-          </w:p>
-        </w:tc>
-        <w:tc>
-          <w:tcPr>
-            <w:tcW w:type="dxa" w:w="964"/>
+              <w:keepNext/>
+              <w:spacing w:after="0" w:line="240" w:lineRule="auto" w:before="0"/>
+              <w:ind w:firstLine="0"/>
+              <w:jc w:val="left"/>
+            </w:pPr>
+            <w:r>
+              <w:rPr>
+                <w:rFonts w:ascii="Times New Roman" w:hAnsi="Times New Roman" w:eastAsia="Times New Roman"/>
+                <w:b w:val="0"/>
+                <w:sz w:val="14"/>
+              </w:rPr>
+              <w:t>not validated; scope equal pads, ≥ 250 °C</w:t>
+            </w:r>
+          </w:p>
+        </w:tc>
+      </w:tr>
+      <w:tr>
+        <w:trPr>
+          <w:cantSplit/>
+        </w:trPr>
+        <w:tc>
+          <w:tcPr>
+            <w:tcW w:type="dxa" w:w="1871"/>
             <w:tcBorders>
               <w:top w:val="nil"/>
               <w:bottom w:val="nil"/>
@@ -4344,23 +4080,56 @@
           </w:tcPr>
           <w:p>
             <w:pPr>
-              <w:spacing w:after="0" w:line="240" w:lineRule="auto"/>
-            </w:pPr>
-            <w:r>
-              <w:rPr>
-                <w:rFonts w:ascii="Times New Roman" w:hAnsi="Times New Roman" w:eastAsia="Times New Roman"/>
-                <w:b w:val="0"/>
-                <w:sz w:val="14"/>
-              </w:rPr>
-              <w:t>eb347c1 / 5221d33</w:t>
+              <w:keepNext/>
+              <w:spacing w:after="0" w:line="240" w:lineRule="auto" w:before="0"/>
+              <w:ind w:firstLine="0"/>
+              <w:jc w:val="left"/>
+            </w:pPr>
+            <w:r>
+              <w:rPr>
+                <w:rFonts w:ascii="Times New Roman" w:hAnsi="Times New Roman" w:eastAsia="Times New Roman"/>
+                <w:b w:val="0"/>
+                <w:sz w:val="14"/>
+              </w:rPr>
+              <w:t>Orientation function f(ω)</w:t>
+            </w:r>
+          </w:p>
+        </w:tc>
+        <w:tc>
+          <w:tcPr>
+            <w:tcW w:type="dxa" w:w="2636"/>
+            <w:tcBorders>
+              <w:top w:val="nil"/>
+              <w:bottom w:val="nil"/>
+              <w:left w:val="nil"/>
+              <w:right w:val="nil"/>
+            </w:tcBorders>
+          </w:tcPr>
+          <w:p>
+            <w:pPr>
+              <w:keepNext/>
+              <w:spacing w:after="0" w:line="240" w:lineRule="auto" w:before="0"/>
+              <w:ind w:firstLine="0"/>
+              <w:jc w:val="left"/>
+            </w:pPr>
+            <w:r>
+              <w:rPr>
+                <w:rFonts w:ascii="Times New Roman" w:hAnsi="Times New Roman" w:eastAsia="Times New Roman"/>
+                <w:b w:val="0"/>
+                <w:sz w:val="14"/>
+              </w:rPr>
+              <w:t>exploratory: 4 base + 2 pessimistic; f(0) unobserved</w:t>
             </w:r>
           </w:p>
         </w:tc>
       </w:tr>
       <w:tr>
-        <w:tc>
-          <w:tcPr>
-            <w:tcW w:type="dxa" w:w="1587"/>
+        <w:trPr>
+          <w:cantSplit/>
+        </w:trPr>
+        <w:tc>
+          <w:tcPr>
+            <w:tcW w:type="dxa" w:w="1871"/>
             <w:tcBorders>
               <w:top w:val="nil"/>
               <w:bottom w:val="nil"/>
@@ -4370,21 +4139,24 @@
           </w:tcPr>
           <w:p>
             <w:pPr>
-              <w:spacing w:after="0" w:line="240" w:lineRule="auto"/>
-            </w:pPr>
-            <w:r>
-              <w:rPr>
-                <w:rFonts w:ascii="Times New Roman" w:hAnsi="Times New Roman" w:eastAsia="Times New Roman"/>
-                <w:b w:val="0"/>
-                <w:sz w:val="14"/>
-              </w:rPr>
-              <w:t>Orientation amplitude f(ω)</w:t>
-            </w:r>
-          </w:p>
-        </w:tc>
-        <w:tc>
-          <w:tcPr>
-            <w:tcW w:type="dxa" w:w="1956"/>
+              <w:keepNext/>
+              <w:spacing w:after="0" w:line="240" w:lineRule="auto" w:before="0"/>
+              <w:ind w:firstLine="0"/>
+              <w:jc w:val="left"/>
+            </w:pPr>
+            <w:r>
+              <w:rPr>
+                <w:rFonts w:ascii="Times New Roman" w:hAnsi="Times New Roman" w:eastAsia="Times New Roman"/>
+                <w:b w:val="0"/>
+                <w:sz w:val="14"/>
+              </w:rPr>
+              <w:t>Orientation response surface, 300 nm</w:t>
+            </w:r>
+          </w:p>
+        </w:tc>
+        <w:tc>
+          <w:tcPr>
+            <w:tcW w:type="dxa" w:w="2636"/>
             <w:tcBorders>
               <w:top w:val="nil"/>
               <w:bottom w:val="nil"/>
@@ -4394,195 +4166,29 @@
           </w:tcPr>
           <w:p>
             <w:pPr>
-              <w:spacing w:after="0" w:line="240" w:lineRule="auto"/>
-            </w:pPr>
-            <w:r>
-              <w:rPr>
-                <w:rFonts w:ascii="Times New Roman" w:hAnsi="Times New Roman" w:eastAsia="Times New Roman"/>
-                <w:b w:val="0"/>
-                <w:sz w:val="14"/>
-              </w:rPr>
-              <w:t>exploratory round 2: IQR 10/17</w:t>
-            </w:r>
-          </w:p>
-        </w:tc>
-        <w:tc>
-          <w:tcPr>
-            <w:tcW w:type="dxa" w:w="964"/>
-            <w:tcBorders>
-              <w:top w:val="nil"/>
-              <w:bottom w:val="nil"/>
-              <w:left w:val="nil"/>
-              <w:right w:val="nil"/>
-            </w:tcBorders>
-          </w:tcPr>
-          <w:p>
-            <w:pPr>
-              <w:spacing w:after="0" w:line="240" w:lineRule="auto"/>
-            </w:pPr>
-            <w:r>
-              <w:rPr>
-                <w:rFonts w:ascii="Times New Roman" w:hAnsi="Times New Roman" w:eastAsia="Times New Roman"/>
-                <w:b w:val="0"/>
-                <w:sz w:val="14"/>
-              </w:rPr>
-              <w:t>6696562 / d722e67</w:t>
+              <w:keepNext/>
+              <w:spacing w:after="0" w:line="240" w:lineRule="auto" w:before="0"/>
+              <w:ind w:firstLine="0"/>
+              <w:jc w:val="left"/>
+            </w:pPr>
+            <w:r>
+              <w:rPr>
+                <w:rFonts w:ascii="Times New Roman" w:hAnsi="Times New Roman" w:eastAsia="Times New Roman"/>
+                <w:b w:val="0"/>
+                <w:sz w:val="14"/>
+              </w:rPr>
+              <w:t>validated on 20 held-out directions</w:t>
             </w:r>
           </w:p>
         </w:tc>
       </w:tr>
       <w:tr>
-        <w:tc>
-          <w:tcPr>
-            <w:tcW w:type="dxa" w:w="1587"/>
-            <w:tcBorders>
-              <w:top w:val="nil"/>
-              <w:bottom w:val="nil"/>
-              <w:left w:val="nil"/>
-              <w:right w:val="nil"/>
-            </w:tcBorders>
-          </w:tcPr>
-          <w:p>
-            <w:pPr>
-              <w:spacing w:after="0" w:line="240" w:lineRule="auto"/>
-            </w:pPr>
-            <w:r>
-              <w:rPr>
-                <w:rFonts w:ascii="Times New Roman" w:hAnsi="Times New Roman" w:eastAsia="Times New Roman"/>
-                <w:b w:val="0"/>
-                <w:sz w:val="14"/>
-              </w:rPr>
-              <w:t>Ayoub ε′zz</w:t>
-            </w:r>
-          </w:p>
-        </w:tc>
-        <w:tc>
-          <w:tcPr>
-            <w:tcW w:type="dxa" w:w="1956"/>
-            <w:tcBorders>
-              <w:top w:val="nil"/>
-              <w:bottom w:val="nil"/>
-              <w:left w:val="nil"/>
-              <w:right w:val="nil"/>
-            </w:tcBorders>
-          </w:tcPr>
-          <w:p>
-            <w:pPr>
-              <w:spacing w:after="0" w:line="240" w:lineRule="auto"/>
-            </w:pPr>
-            <w:r>
-              <w:rPr>
-                <w:rFonts w:ascii="Times New Roman" w:hAnsi="Times New Roman" w:eastAsia="Times New Roman"/>
-                <w:b w:val="0"/>
-                <w:sz w:val="14"/>
-              </w:rPr>
-              <w:t>3 µm sign agrees; 300 nm sign disagrees (interface hypothesis)</w:t>
-            </w:r>
-          </w:p>
-        </w:tc>
-        <w:tc>
-          <w:tcPr>
-            <w:tcW w:type="dxa" w:w="964"/>
-            <w:tcBorders>
-              <w:top w:val="nil"/>
-              <w:bottom w:val="nil"/>
-              <w:left w:val="nil"/>
-              <w:right w:val="nil"/>
-            </w:tcBorders>
-          </w:tcPr>
-          <w:p>
-            <w:pPr>
-              <w:spacing w:after="0" w:line="240" w:lineRule="auto"/>
-            </w:pPr>
-            <w:r>
-              <w:rPr>
-                <w:rFonts w:ascii="Times New Roman" w:hAnsi="Times New Roman" w:eastAsia="Times New Roman"/>
-                <w:b w:val="0"/>
-                <w:sz w:val="14"/>
-              </w:rPr>
-              <w:t>63869bb / f7818ad</w:t>
-            </w:r>
-          </w:p>
-        </w:tc>
-      </w:tr>
-      <w:tr>
-        <w:tc>
-          <w:tcPr>
-            <w:tcW w:type="dxa" w:w="1587"/>
-            <w:tcBorders>
-              <w:top w:val="nil"/>
-              <w:bottom w:val="nil"/>
-              <w:left w:val="nil"/>
-              <w:right w:val="nil"/>
-            </w:tcBorders>
-          </w:tcPr>
-          <w:p>
-            <w:pPr>
-              <w:spacing w:after="0" w:line="240" w:lineRule="auto"/>
-            </w:pPr>
-            <w:r>
-              <w:rPr>
-                <w:rFonts w:ascii="Times New Roman" w:hAnsi="Times New Roman" w:eastAsia="Times New Roman"/>
-                <w:b w:val="0"/>
-                <w:sz w:val="14"/>
-              </w:rPr>
-              <w:t>Connection-stage contact FEM</w:t>
-            </w:r>
-          </w:p>
-        </w:tc>
-        <w:tc>
-          <w:tcPr>
-            <w:tcW w:type="dxa" w:w="1956"/>
-            <w:tcBorders>
-              <w:top w:val="nil"/>
-              <w:bottom w:val="nil"/>
-              <w:left w:val="nil"/>
-              <w:right w:val="nil"/>
-            </w:tcBorders>
-          </w:tcPr>
-          <w:p>
-            <w:pPr>
-              <w:spacing w:after="0" w:line="240" w:lineRule="auto"/>
-            </w:pPr>
-            <w:r>
-              <w:rPr>
-                <w:rFonts w:ascii="Times New Roman" w:hAnsi="Times New Roman" w:eastAsia="Times New Roman"/>
-                <w:b w:val="0"/>
-                <w:sz w:val="14"/>
-              </w:rPr>
-              <w:t>Lhostis thickness test failed twice</w:t>
-            </w:r>
-          </w:p>
-        </w:tc>
-        <w:tc>
-          <w:tcPr>
-            <w:tcW w:type="dxa" w:w="964"/>
-            <w:tcBorders>
-              <w:top w:val="nil"/>
-              <w:bottom w:val="nil"/>
-              <w:left w:val="nil"/>
-              <w:right w:val="nil"/>
-            </w:tcBorders>
-          </w:tcPr>
-          <w:p>
-            <w:pPr>
-              <w:spacing w:after="0" w:line="240" w:lineRule="auto"/>
-            </w:pPr>
-            <w:r>
-              <w:rPr>
-                <w:rFonts w:ascii="Times New Roman" w:hAnsi="Times New Roman" w:eastAsia="Times New Roman"/>
-                <w:b w:val="0"/>
-                <w:sz w:val="14"/>
-              </w:rPr>
-              <w:t>6696562 / dced86f / 46924cc</w:t>
-            </w:r>
-          </w:p>
-        </w:tc>
-      </w:tr>
-      <w:tr>
-        <w:tc>
-          <w:tcPr>
-            <w:tcW w:type="dxa" w:w="1587"/>
+        <w:trPr>
+          <w:cantSplit/>
+        </w:trPr>
+        <w:tc>
+          <w:tcPr>
+            <w:tcW w:type="dxa" w:w="1871"/>
             <w:tcBorders>
               <w:top w:val="nil"/>
               <w:bottom w:val="single" w:sz="8" w:color="000000"/>
@@ -4592,21 +4198,23 @@
           </w:tcPr>
           <w:p>
             <w:pPr>
-              <w:spacing w:after="0" w:line="240" w:lineRule="auto"/>
-            </w:pPr>
-            <w:r>
-              <w:rPr>
-                <w:rFonts w:ascii="Times New Roman" w:hAnsi="Times New Roman" w:eastAsia="Times New Roman"/>
-                <w:b w:val="0"/>
-                <w:sz w:val="14"/>
-              </w:rPr>
-              <w:t>300 nm window</w:t>
-            </w:r>
-          </w:p>
-        </w:tc>
-        <w:tc>
-          <w:tcPr>
-            <w:tcW w:type="dxa" w:w="1956"/>
+              <w:spacing w:after="0" w:line="240" w:lineRule="auto" w:before="0"/>
+              <w:ind w:firstLine="0"/>
+              <w:jc w:val="left"/>
+            </w:pPr>
+            <w:r>
+              <w:rPr>
+                <w:rFonts w:ascii="Times New Roman" w:hAnsi="Times New Roman" w:eastAsia="Times New Roman"/>
+                <w:b w:val="0"/>
+                <w:sz w:val="14"/>
+              </w:rPr>
+              <w:t>300 nm process conditions</w:t>
+            </w:r>
+          </w:p>
+        </w:tc>
+        <w:tc>
+          <w:tcPr>
+            <w:tcW w:type="dxa" w:w="2636"/>
             <w:tcBorders>
               <w:top w:val="nil"/>
               <w:bottom w:val="single" w:sz="8" w:color="000000"/>
@@ -4616,39 +4224,17 @@
           </w:tcPr>
           <w:p>
             <w:pPr>
-              <w:spacing w:after="0" w:line="240" w:lineRule="auto"/>
-            </w:pPr>
-            <w:r>
-              <w:rPr>
-                <w:rFonts w:ascii="Times New Roman" w:hAnsi="Times New Roman" w:eastAsia="Times New Roman"/>
-                <w:b w:val="0"/>
-                <w:sz w:val="14"/>
-              </w:rPr>
-              <w:t>prediction with uncertainty</w:t>
-            </w:r>
-          </w:p>
-        </w:tc>
-        <w:tc>
-          <w:tcPr>
-            <w:tcW w:type="dxa" w:w="964"/>
-            <w:tcBorders>
-              <w:top w:val="nil"/>
-              <w:bottom w:val="single" w:sz="8" w:color="000000"/>
-              <w:left w:val="nil"/>
-              <w:right w:val="nil"/>
-            </w:tcBorders>
-          </w:tcPr>
-          <w:p>
-            <w:pPr>
-              <w:spacing w:after="0" w:line="240" w:lineRule="auto"/>
-            </w:pPr>
-            <w:r>
-              <w:rPr>
-                <w:rFonts w:ascii="Times New Roman" w:hAnsi="Times New Roman" w:eastAsia="Times New Roman"/>
-                <w:b w:val="0"/>
-                <w:sz w:val="14"/>
-              </w:rPr>
-              <w:t>80389d5 / 9dbd0c0</w:t>
+              <w:spacing w:after="0" w:line="240" w:lineRule="auto" w:before="0"/>
+              <w:ind w:firstLine="0"/>
+              <w:jc w:val="left"/>
+            </w:pPr>
+            <w:r>
+              <w:rPr>
+                <w:rFonts w:ascii="Times New Roman" w:hAnsi="Times New Roman" w:eastAsia="Times New Roman"/>
+                <w:b w:val="0"/>
+                <w:sz w:val="14"/>
+              </w:rPr>
+              <w:t>conditional prediction over the tested set</w:t>
             </w:r>
           </w:p>
         </w:tc>
@@ -4657,7 +4243,7 @@
     <w:p>
       <w:pPr>
         <w:pStyle w:val="a3"/>
-        <w:spacing w:line="288" w:lineRule="auto" w:after="0" w:before="0"/>
+        <w:spacing w:line="240" w:lineRule="auto" w:after="160" w:before="0"/>
         <w:jc w:val="both"/>
       </w:pPr>
     </w:p>
@@ -4673,13 +4259,73 @@
           <w:rFonts w:ascii="Times New Roman" w:hAnsi="Times New Roman" w:eastAsia="HY신명조"/>
           <w:sz w:val="18"/>
         </w:rPr>
-        <w:t>결론적으로 1 µm 아래에서 Cu 하이브리드 본딩의 접촉은 열탄성 팽창이 아니라 표면확산이 결정하며(recess 합 5 nm에서 전환 ≈ 0.7 µm), 레시피 변수는 어닐 온도·시간·표면 상태·라이너·결정 방위(&lt;111&gt; 텍스처 분율)로 옮겨간다. 주장 수위는 "검증된 레시피"가 아니라 "검증 통과 범위의 탄성 모델과 실측으로 점검한 확산 모델로 본 공정창 예측(불확실도 포함)"이다. 향후 표면확산을 FEM 안에 넣어 방위별 표면에너지 γ(ω)로 f(ω)를 대체하고, 미세결정 Cu 실측을 보정점으로 한 다음 사전등록을 수행한다.</w:t>
-      </w:r>
-    </w:p>
-    <w:p>
-      <w:pPr>
-        <w:pStyle w:val="a3"/>
-        <w:spacing w:line="288" w:lineRule="auto" w:after="60" w:before="120"/>
+        <w:t>한계는 다음과 같다. 0.54 µm 탄성 오차의 원인은 원 데이터</w:t>
+      </w:r>
+      <w:r>
+        <w:rPr>
+          <w:rFonts w:ascii="Times New Roman" w:hAnsi="Times New Roman" w:eastAsia="HY신명조"/>
+          <w:sz w:val="18"/>
+          <w:vertAlign w:val="superscript"/>
+        </w:rPr>
+        <w:t>[13]</w:t>
+      </w:r>
+      <w:r>
+        <w:rPr>
+          <w:rFonts w:ascii="Times New Roman" w:hAnsi="Times New Roman" w:eastAsia="HY신명조"/>
+          <w:sz w:val="18"/>
+        </w:rPr>
+        <w:t>가 없어 알 수 없고, 300 nm 돌출 실측이 없어 300 nm 결과는 예측이다. 확산 항의 적용 범위는 등크기 패드와 250 °C 이상이다. Ayoub 300 nm 변형률</w:t>
+      </w:r>
+      <w:r>
+        <w:rPr>
+          <w:rFonts w:ascii="Times New Roman" w:hAnsi="Times New Roman" w:eastAsia="HY신명조"/>
+          <w:sz w:val="18"/>
+          <w:vertAlign w:val="superscript"/>
+        </w:rPr>
+        <w:t>[4,15]</w:t>
+      </w:r>
+      <w:r>
+        <w:rPr>
+          <w:rFonts w:ascii="Times New Roman" w:hAnsi="Times New Roman" w:eastAsia="HY신명조"/>
+          <w:sz w:val="18"/>
+        </w:rPr>
+        <w:t>은 크기는 맞으나 부호가 반대이며 원인은 열린 문제다. 공정 조건은 명시한 불확실성 집합 안의 조건부 예측이며, 상·하 방위의 독립성과 확산식 형태까지 검증한 것은 아니다.</w:t>
+      </w:r>
+    </w:p>
+    <w:p>
+      <w:pPr>
+        <w:pStyle w:val="a3"/>
+        <w:spacing w:line="288" w:lineRule="auto" w:after="0" w:before="0"/>
+        <w:ind w:firstLine="180"/>
+        <w:jc w:val="both"/>
+      </w:pPr>
+      <w:r>
+        <w:rPr>
+          <w:rFonts w:ascii="Times New Roman" w:hAnsi="Times New Roman" w:eastAsia="HY신명조"/>
+          <w:sz w:val="18"/>
+        </w:rPr>
+        <w:t>후속 연구로는 결정립 방위별 bulge-out 문헌 데이터로 f(ω) 시나리오를 줄이는 일과, 250 °C 이하 어닐 시간별 돌출 데이터로 Q의 영향을 줄이는 일이 있다. 정확히 &lt;111&gt;인 패드의 bulge-out과 300 nm 돌출은 측정이 필요하다.</w:t>
+      </w:r>
+    </w:p>
+    <w:p>
+      <w:pPr>
+        <w:pStyle w:val="a3"/>
+        <w:spacing w:line="288" w:lineRule="auto" w:after="0" w:before="0"/>
+        <w:ind w:firstLine="180"/>
+        <w:jc w:val="both"/>
+      </w:pPr>
+      <w:r>
+        <w:rPr>
+          <w:rFonts w:ascii="Times New Roman" w:hAnsi="Times New Roman" w:eastAsia="HY신명조"/>
+          <w:sz w:val="18"/>
+        </w:rPr>
+        <w:t>따라서 300 nm 접합 패드의 어닐 조건은 탄성 돌출이 아니라 확산 동역학과 표면·라이너 상태를 기준으로 정해야 하며, 청정 표면 약 250 °C·2시간 또는 300 °C·30분 이상이 시험한 불확실성 집합에서 접촉 확률 0.99 이상을 유지하는 조건이다. 최악 방위까지 보증하려면 정확히 &lt;111&gt;인 패드의 bulge-out을 측정하는 것이 다음 단계다.</w:t>
+      </w:r>
+    </w:p>
+    <w:p>
+      <w:pPr>
+        <w:pStyle w:val="a3"/>
+        <w:spacing w:line="288" w:lineRule="auto" w:after="40" w:before="120"/>
         <w:jc w:val="center"/>
       </w:pPr>
       <w:r>
@@ -4693,27 +4339,28 @@
     <w:p>
       <w:pPr>
         <w:pStyle w:val="a3"/>
-        <w:spacing w:line="240" w:lineRule="auto"/>
-        <w:ind w:left="260" w:hanging="260"/>
-      </w:pPr>
-      <w:r>
-        <w:rPr>
-          <w:rFonts w:ascii="Times New Roman" w:hAnsi="Times New Roman" w:eastAsia="HY신명조"/>
-          <w:sz w:val="15"/>
+        <w:spacing w:line="288" w:lineRule="auto"/>
+        <w:ind w:left="308" w:hanging="308"/>
+        <w:jc w:val="both"/>
+      </w:pPr>
+      <w:r>
+        <w:rPr>
+          <w:rFonts w:ascii="Times New Roman" w:hAnsi="Times New Roman" w:eastAsia="HY신명조"/>
+          <w:sz w:val="18"/>
         </w:rPr>
         <w:t>[1]</w:t>
       </w:r>
       <w:r>
         <w:rPr>
           <w:rFonts w:ascii="Times New Roman" w:hAnsi="Times New Roman" w:eastAsia="HY신명조"/>
-          <w:sz w:val="15"/>
+          <w:sz w:val="18"/>
         </w:rPr>
         <w:t xml:space="preserve"> </w:t>
       </w:r>
       <w:r>
         <w:rPr>
           <w:rFonts w:ascii="Times New Roman" w:hAnsi="Times New Roman" w:eastAsia="HY신명조"/>
-          <w:sz w:val="15"/>
+          <w:sz w:val="18"/>
         </w:rPr>
         <w:t xml:space="preserve">S. Van Huylenbroeck et al., "Wafer-to-wafer hybrid bonding technology with 200nm interconnect pitch," in </w:t>
       </w:r>
@@ -4721,14 +4368,14 @@
         <w:rPr>
           <w:rFonts w:ascii="Times New Roman" w:hAnsi="Times New Roman" w:eastAsia="HY신명조"/>
           <w:i/>
-          <w:sz w:val="15"/>
+          <w:sz w:val="18"/>
         </w:rPr>
         <w:t>Proc. IEEE ECTC</w:t>
       </w:r>
       <w:r>
         <w:rPr>
           <w:rFonts w:ascii="Times New Roman" w:hAnsi="Times New Roman" w:eastAsia="HY신명조"/>
-          <w:sz w:val="15"/>
+          <w:sz w:val="18"/>
         </w:rPr>
         <w:t>, 2026.</w:t>
       </w:r>
@@ -4736,27 +4383,28 @@
     <w:p>
       <w:pPr>
         <w:pStyle w:val="a3"/>
-        <w:spacing w:line="240" w:lineRule="auto"/>
-        <w:ind w:left="260" w:hanging="260"/>
-      </w:pPr>
-      <w:r>
-        <w:rPr>
-          <w:rFonts w:ascii="Times New Roman" w:hAnsi="Times New Roman" w:eastAsia="HY신명조"/>
-          <w:sz w:val="15"/>
+        <w:spacing w:line="288" w:lineRule="auto"/>
+        <w:ind w:left="308" w:hanging="308"/>
+        <w:jc w:val="both"/>
+      </w:pPr>
+      <w:r>
+        <w:rPr>
+          <w:rFonts w:ascii="Times New Roman" w:hAnsi="Times New Roman" w:eastAsia="HY신명조"/>
+          <w:sz w:val="18"/>
         </w:rPr>
         <w:t>[2]</w:t>
       </w:r>
       <w:r>
         <w:rPr>
           <w:rFonts w:ascii="Times New Roman" w:hAnsi="Times New Roman" w:eastAsia="HY신명조"/>
-          <w:sz w:val="15"/>
+          <w:sz w:val="18"/>
         </w:rPr>
         <w:t xml:space="preserve"> </w:t>
       </w:r>
       <w:r>
         <w:rPr>
           <w:rFonts w:ascii="Times New Roman" w:hAnsi="Times New Roman" w:eastAsia="HY신명조"/>
-          <w:sz w:val="15"/>
+          <w:sz w:val="18"/>
         </w:rPr>
         <w:t xml:space="preserve">J. De Messemaeker et al., "New Cu 'bulge-out' mechanism supporting sub-micron scaling of hybrid wafer-to-wafer bonding," in </w:t>
       </w:r>
@@ -4764,14 +4412,14 @@
         <w:rPr>
           <w:rFonts w:ascii="Times New Roman" w:hAnsi="Times New Roman" w:eastAsia="HY신명조"/>
           <w:i/>
-          <w:sz w:val="15"/>
+          <w:sz w:val="18"/>
         </w:rPr>
         <w:t>Proc. IEEE ECTC</w:t>
       </w:r>
       <w:r>
         <w:rPr>
           <w:rFonts w:ascii="Times New Roman" w:hAnsi="Times New Roman" w:eastAsia="HY신명조"/>
-          <w:sz w:val="15"/>
+          <w:sz w:val="18"/>
         </w:rPr>
         <w:t>, pp. 1042–1049, 2023.</w:t>
       </w:r>
@@ -4779,27 +4427,28 @@
     <w:p>
       <w:pPr>
         <w:pStyle w:val="a3"/>
-        <w:spacing w:line="240" w:lineRule="auto"/>
-        <w:ind w:left="260" w:hanging="260"/>
-      </w:pPr>
-      <w:r>
-        <w:rPr>
-          <w:rFonts w:ascii="Times New Roman" w:hAnsi="Times New Roman" w:eastAsia="HY신명조"/>
-          <w:sz w:val="15"/>
+        <w:spacing w:line="288" w:lineRule="auto"/>
+        <w:ind w:left="308" w:hanging="308"/>
+        <w:jc w:val="both"/>
+      </w:pPr>
+      <w:r>
+        <w:rPr>
+          <w:rFonts w:ascii="Times New Roman" w:hAnsi="Times New Roman" w:eastAsia="HY신명조"/>
+          <w:sz w:val="18"/>
         </w:rPr>
         <w:t>[3]</w:t>
       </w:r>
       <w:r>
         <w:rPr>
           <w:rFonts w:ascii="Times New Roman" w:hAnsi="Times New Roman" w:eastAsia="HY신명조"/>
-          <w:sz w:val="15"/>
+          <w:sz w:val="18"/>
         </w:rPr>
         <w:t xml:space="preserve"> </w:t>
       </w:r>
       <w:r>
         <w:rPr>
           <w:rFonts w:ascii="Times New Roman" w:hAnsi="Times New Roman" w:eastAsia="HY신명조"/>
-          <w:sz w:val="15"/>
+          <w:sz w:val="18"/>
         </w:rPr>
         <w:t xml:space="preserve">J. De Messemaeker et al., "Understanding scaling and temperature limits in Cu bulge-out mechanism for hybrid wafer-to-wafer bonding," in </w:t>
       </w:r>
@@ -4807,14 +4456,14 @@
         <w:rPr>
           <w:rFonts w:ascii="Times New Roman" w:hAnsi="Times New Roman" w:eastAsia="HY신명조"/>
           <w:i/>
-          <w:sz w:val="15"/>
+          <w:sz w:val="18"/>
         </w:rPr>
         <w:t>Proc. IEEE ECTC</w:t>
       </w:r>
       <w:r>
         <w:rPr>
           <w:rFonts w:ascii="Times New Roman" w:hAnsi="Times New Roman" w:eastAsia="HY신명조"/>
-          <w:sz w:val="15"/>
+          <w:sz w:val="18"/>
         </w:rPr>
         <w:t>, pp. 2158–2162, 2026, doi:10.1109/ECTC51846.2026.00355.</w:t>
       </w:r>
@@ -4822,27 +4471,28 @@
     <w:p>
       <w:pPr>
         <w:pStyle w:val="a3"/>
-        <w:spacing w:line="240" w:lineRule="auto"/>
-        <w:ind w:left="260" w:hanging="260"/>
-      </w:pPr>
-      <w:r>
-        <w:rPr>
-          <w:rFonts w:ascii="Times New Roman" w:hAnsi="Times New Roman" w:eastAsia="HY신명조"/>
-          <w:sz w:val="15"/>
+        <w:spacing w:line="288" w:lineRule="auto"/>
+        <w:ind w:left="308" w:hanging="308"/>
+        <w:jc w:val="both"/>
+      </w:pPr>
+      <w:r>
+        <w:rPr>
+          <w:rFonts w:ascii="Times New Roman" w:hAnsi="Times New Roman" w:eastAsia="HY신명조"/>
+          <w:sz w:val="18"/>
         </w:rPr>
         <w:t>[4]</w:t>
       </w:r>
       <w:r>
         <w:rPr>
           <w:rFonts w:ascii="Times New Roman" w:hAnsi="Times New Roman" w:eastAsia="HY신명조"/>
-          <w:sz w:val="15"/>
+          <w:sz w:val="18"/>
         </w:rPr>
         <w:t xml:space="preserve"> </w:t>
       </w:r>
       <w:r>
         <w:rPr>
           <w:rFonts w:ascii="Times New Roman" w:hAnsi="Times New Roman" w:eastAsia="HY신명조"/>
-          <w:sz w:val="15"/>
+          <w:sz w:val="18"/>
         </w:rPr>
         <w:t xml:space="preserve">B. Ayoub et al., "In-situ characterization of thermomechanical behavior of copper nano-interconnect for 3D integration," </w:t>
       </w:r>
@@ -4850,14 +4500,14 @@
         <w:rPr>
           <w:rFonts w:ascii="Times New Roman" w:hAnsi="Times New Roman" w:eastAsia="HY신명조"/>
           <w:i/>
-          <w:sz w:val="15"/>
+          <w:sz w:val="18"/>
         </w:rPr>
         <w:t>Microelectron. Eng.</w:t>
       </w:r>
       <w:r>
         <w:rPr>
           <w:rFonts w:ascii="Times New Roman" w:hAnsi="Times New Roman" w:eastAsia="HY신명조"/>
-          <w:sz w:val="15"/>
+          <w:sz w:val="18"/>
         </w:rPr>
         <w:t>, vol. 261, 111809, 2022.</w:t>
       </w:r>
@@ -4865,27 +4515,28 @@
     <w:p>
       <w:pPr>
         <w:pStyle w:val="a3"/>
-        <w:spacing w:line="240" w:lineRule="auto"/>
-        <w:ind w:left="260" w:hanging="260"/>
-      </w:pPr>
-      <w:r>
-        <w:rPr>
-          <w:rFonts w:ascii="Times New Roman" w:hAnsi="Times New Roman" w:eastAsia="HY신명조"/>
-          <w:sz w:val="15"/>
+        <w:spacing w:line="288" w:lineRule="auto"/>
+        <w:ind w:left="308" w:hanging="308"/>
+        <w:jc w:val="both"/>
+      </w:pPr>
+      <w:r>
+        <w:rPr>
+          <w:rFonts w:ascii="Times New Roman" w:hAnsi="Times New Roman" w:eastAsia="HY신명조"/>
+          <w:sz w:val="18"/>
         </w:rPr>
         <w:t>[5]</w:t>
       </w:r>
       <w:r>
         <w:rPr>
           <w:rFonts w:ascii="Times New Roman" w:hAnsi="Times New Roman" w:eastAsia="HY신명조"/>
-          <w:sz w:val="15"/>
+          <w:sz w:val="18"/>
         </w:rPr>
         <w:t xml:space="preserve"> </w:t>
       </w:r>
       <w:r>
         <w:rPr>
           <w:rFonts w:ascii="Times New Roman" w:hAnsi="Times New Roman" w:eastAsia="HY신명조"/>
-          <w:sz w:val="15"/>
+          <w:sz w:val="18"/>
         </w:rPr>
         <w:t xml:space="preserve">H.-E. Lin et al., "Revealing challenges of downscaling effects on Cu thermal expansion in advanced hybrid bonding using in-situ AFM," </w:t>
       </w:r>
@@ -4893,14 +4544,14 @@
         <w:rPr>
           <w:rFonts w:ascii="Times New Roman" w:hAnsi="Times New Roman" w:eastAsia="HY신명조"/>
           <w:i/>
-          <w:sz w:val="15"/>
+          <w:sz w:val="18"/>
         </w:rPr>
         <w:t>Appl. Surf. Sci.</w:t>
       </w:r>
       <w:r>
         <w:rPr>
           <w:rFonts w:ascii="Times New Roman" w:hAnsi="Times New Roman" w:eastAsia="HY신명조"/>
-          <w:sz w:val="15"/>
+          <w:sz w:val="18"/>
         </w:rPr>
         <w:t>, vol. 689, 162539, 2025.</w:t>
       </w:r>
@@ -4908,34 +4559,35 @@
     <w:p>
       <w:pPr>
         <w:pStyle w:val="a3"/>
-        <w:spacing w:line="240" w:lineRule="auto"/>
-        <w:ind w:left="260" w:hanging="260"/>
-      </w:pPr>
-      <w:r>
-        <w:rPr>
-          <w:rFonts w:ascii="Times New Roman" w:hAnsi="Times New Roman" w:eastAsia="HY신명조"/>
-          <w:sz w:val="15"/>
+        <w:spacing w:line="288" w:lineRule="auto"/>
+        <w:ind w:left="308" w:hanging="308"/>
+        <w:jc w:val="both"/>
+      </w:pPr>
+      <w:r>
+        <w:rPr>
+          <w:rFonts w:ascii="Times New Roman" w:hAnsi="Times New Roman" w:eastAsia="HY신명조"/>
+          <w:sz w:val="18"/>
         </w:rPr>
         <w:t>[6]</w:t>
       </w:r>
       <w:r>
         <w:rPr>
           <w:rFonts w:ascii="Times New Roman" w:hAnsi="Times New Roman" w:eastAsia="HY신명조"/>
-          <w:sz w:val="15"/>
+          <w:sz w:val="18"/>
         </w:rPr>
         <w:t xml:space="preserve"> </w:t>
       </w:r>
       <w:r>
         <w:rPr>
           <w:rFonts w:ascii="Times New Roman" w:hAnsi="Times New Roman" w:eastAsia="HY신명조"/>
-          <w:sz w:val="15"/>
+          <w:sz w:val="18"/>
         </w:rPr>
         <w:t>P.-L. Chen and C. Chen, "Effect of dimension on thermal expansion of Cu pads in SiO</w:t>
       </w:r>
       <w:r>
         <w:rPr>
           <w:rFonts w:ascii="Times New Roman" w:hAnsi="Times New Roman" w:eastAsia="HY신명조"/>
-          <w:sz w:val="15"/>
+          <w:sz w:val="18"/>
           <w:vertAlign w:val="subscript"/>
         </w:rPr>
         <w:t>2</w:t>
@@ -4943,7 +4595,7 @@
       <w:r>
         <w:rPr>
           <w:rFonts w:ascii="Times New Roman" w:hAnsi="Times New Roman" w:eastAsia="HY신명조"/>
-          <w:sz w:val="15"/>
+          <w:sz w:val="18"/>
         </w:rPr>
         <w:t xml:space="preserve"> vias for 3D IC fine-pitch hybrid bonding," in </w:t>
       </w:r>
@@ -4951,14 +4603,14 @@
         <w:rPr>
           <w:rFonts w:ascii="Times New Roman" w:hAnsi="Times New Roman" w:eastAsia="HY신명조"/>
           <w:i/>
-          <w:sz w:val="15"/>
+          <w:sz w:val="18"/>
         </w:rPr>
         <w:t>Proc. IEEE 75th Electron. Compon. Technol. Conf. (ECTC)</w:t>
       </w:r>
       <w:r>
         <w:rPr>
           <w:rFonts w:ascii="Times New Roman" w:hAnsi="Times New Roman" w:eastAsia="HY신명조"/>
-          <w:sz w:val="15"/>
+          <w:sz w:val="18"/>
         </w:rPr>
         <w:t>, Dallas, TX, USA, May 2025, doi:10.1109/ECTC51687.2025.00329.</w:t>
       </w:r>
@@ -4966,42 +4618,43 @@
     <w:p>
       <w:pPr>
         <w:pStyle w:val="a3"/>
-        <w:spacing w:line="240" w:lineRule="auto"/>
-        <w:ind w:left="260" w:hanging="260"/>
-      </w:pPr>
-      <w:r>
-        <w:rPr>
-          <w:rFonts w:ascii="Times New Roman" w:hAnsi="Times New Roman" w:eastAsia="HY신명조"/>
-          <w:sz w:val="15"/>
+        <w:spacing w:line="288" w:lineRule="auto"/>
+        <w:ind w:left="308" w:hanging="308"/>
+        <w:jc w:val="both"/>
+      </w:pPr>
+      <w:r>
+        <w:rPr>
+          <w:rFonts w:ascii="Times New Roman" w:hAnsi="Times New Roman" w:eastAsia="HY신명조"/>
+          <w:sz w:val="18"/>
         </w:rPr>
         <w:t>[7]</w:t>
       </w:r>
       <w:r>
         <w:rPr>
           <w:rFonts w:ascii="Times New Roman" w:hAnsi="Times New Roman" w:eastAsia="HY신명조"/>
-          <w:sz w:val="15"/>
+          <w:sz w:val="18"/>
         </w:rPr>
         <w:t xml:space="preserve"> </w:t>
       </w:r>
       <w:r>
         <w:rPr>
           <w:rFonts w:ascii="Times New Roman" w:hAnsi="Times New Roman" w:eastAsia="HY신명조"/>
-          <w:sz w:val="15"/>
-        </w:rPr>
-        <w:t xml:space="preserve">J. De Messemaeker et al., "Simulation of bulge-out mechanism enabling sub-0.5 µm scaling of hybrid wafer-to-wafer bonding," in </w:t>
+          <w:sz w:val="18"/>
+        </w:rPr>
+        <w:t xml:space="preserve">J. De Messemaeker et al., "Simulation of bulge-out mechanism enabling sub-0.5 µm scaling of hybrid wafer-to-wafer bonding," in </w:t>
       </w:r>
       <w:r>
         <w:rPr>
           <w:rFonts w:ascii="Times New Roman" w:hAnsi="Times New Roman" w:eastAsia="HY신명조"/>
           <w:i/>
-          <w:sz w:val="15"/>
+          <w:sz w:val="18"/>
         </w:rPr>
         <w:t>Proc. IEEE ECTC</w:t>
       </w:r>
       <w:r>
         <w:rPr>
           <w:rFonts w:ascii="Times New Roman" w:hAnsi="Times New Roman" w:eastAsia="HY신명조"/>
-          <w:sz w:val="15"/>
+          <w:sz w:val="18"/>
         </w:rPr>
         <w:t>, 2024.</w:t>
       </w:r>
@@ -5009,42 +4662,43 @@
     <w:p>
       <w:pPr>
         <w:pStyle w:val="a3"/>
-        <w:spacing w:line="240" w:lineRule="auto"/>
-        <w:ind w:left="260" w:hanging="260"/>
-      </w:pPr>
-      <w:r>
-        <w:rPr>
-          <w:rFonts w:ascii="Times New Roman" w:hAnsi="Times New Roman" w:eastAsia="HY신명조"/>
-          <w:sz w:val="15"/>
+        <w:spacing w:line="288" w:lineRule="auto"/>
+        <w:ind w:left="308" w:hanging="308"/>
+        <w:jc w:val="both"/>
+      </w:pPr>
+      <w:r>
+        <w:rPr>
+          <w:rFonts w:ascii="Times New Roman" w:hAnsi="Times New Roman" w:eastAsia="HY신명조"/>
+          <w:sz w:val="18"/>
         </w:rPr>
         <w:t>[8]</w:t>
       </w:r>
       <w:r>
         <w:rPr>
           <w:rFonts w:ascii="Times New Roman" w:hAnsi="Times New Roman" w:eastAsia="HY신명조"/>
-          <w:sz w:val="15"/>
+          <w:sz w:val="18"/>
         </w:rPr>
         <w:t xml:space="preserve"> </w:t>
       </w:r>
       <w:r>
         <w:rPr>
           <w:rFonts w:ascii="Times New Roman" w:hAnsi="Times New Roman" w:eastAsia="HY신명조"/>
-          <w:sz w:val="15"/>
-        </w:rPr>
-        <w:t xml:space="preserve">Y. W. Tsau, J. De Messemaeker, A. Salahouelhadj, M. Gonzalez, L. Witters, B. Zhang, M. Seefeldt, E. Beyne, and I. De Wolf, "Simulation of Cu pad expansion in wafer-to-wafer Cu/SiCN hybrid bonding," </w:t>
+          <w:sz w:val="18"/>
+        </w:rPr>
+        <w:t xml:space="preserve">Y. W. Tsau et al., "Simulation of Cu pad expansion in wafer-to-wafer Cu/SiCN hybrid bonding," </w:t>
       </w:r>
       <w:r>
         <w:rPr>
           <w:rFonts w:ascii="Times New Roman" w:hAnsi="Times New Roman" w:eastAsia="HY신명조"/>
           <w:i/>
-          <w:sz w:val="15"/>
+          <w:sz w:val="18"/>
         </w:rPr>
         <w:t>Microelectron. Reliab.</w:t>
       </w:r>
       <w:r>
         <w:rPr>
           <w:rFonts w:ascii="Times New Roman" w:hAnsi="Times New Roman" w:eastAsia="HY신명조"/>
-          <w:sz w:val="15"/>
+          <w:sz w:val="18"/>
         </w:rPr>
         <w:t>, vol. 138, Art. no. 114716, 2022, doi:10.1016/j.microrel.2022.114716.</w:t>
       </w:r>
@@ -5052,27 +4706,72 @@
     <w:p>
       <w:pPr>
         <w:pStyle w:val="a3"/>
-        <w:spacing w:line="240" w:lineRule="auto"/>
-        <w:ind w:left="260" w:hanging="260"/>
-      </w:pPr>
-      <w:r>
-        <w:rPr>
-          <w:rFonts w:ascii="Times New Roman" w:hAnsi="Times New Roman" w:eastAsia="HY신명조"/>
-          <w:sz w:val="15"/>
+        <w:spacing w:line="288" w:lineRule="auto"/>
+        <w:ind w:left="308" w:hanging="308"/>
+        <w:jc w:val="both"/>
+      </w:pPr>
+      <w:r>
+        <w:rPr>
+          <w:rFonts w:ascii="Times New Roman" w:hAnsi="Times New Roman" w:eastAsia="HY신명조"/>
+          <w:sz w:val="18"/>
         </w:rPr>
         <w:t>[9]</w:t>
       </w:r>
       <w:r>
         <w:rPr>
           <w:rFonts w:ascii="Times New Roman" w:hAnsi="Times New Roman" w:eastAsia="HY신명조"/>
-          <w:sz w:val="15"/>
+          <w:sz w:val="18"/>
         </w:rPr>
         <w:t xml:space="preserve"> </w:t>
       </w:r>
       <w:r>
         <w:rPr>
           <w:rFonts w:ascii="Times New Roman" w:hAnsi="Times New Roman" w:eastAsia="HY신명조"/>
-          <w:sz w:val="15"/>
+          <w:sz w:val="18"/>
+        </w:rPr>
+        <w:t xml:space="preserve">J. Hooge, C. Jois, C. Netzband, and I. Son, "Modeling of copper hybrid bonding anneal," in </w:t>
+      </w:r>
+      <w:r>
+        <w:rPr>
+          <w:rFonts w:ascii="Times New Roman" w:hAnsi="Times New Roman" w:eastAsia="HY신명조"/>
+          <w:i/>
+          <w:sz w:val="18"/>
+        </w:rPr>
+        <w:t>Proc. IEEE 74th Electron. Compon. Technol. Conf. (ECTC)</w:t>
+      </w:r>
+      <w:r>
+        <w:rPr>
+          <w:rFonts w:ascii="Times New Roman" w:hAnsi="Times New Roman" w:eastAsia="HY신명조"/>
+          <w:sz w:val="18"/>
+        </w:rPr>
+        <w:t>, Denver, CO, USA, May 2024, pp. 1231–1235.</w:t>
+      </w:r>
+    </w:p>
+    <w:p>
+      <w:pPr>
+        <w:pStyle w:val="a3"/>
+        <w:spacing w:line="288" w:lineRule="auto"/>
+        <w:ind w:left="308" w:hanging="308"/>
+        <w:jc w:val="both"/>
+      </w:pPr>
+      <w:r>
+        <w:rPr>
+          <w:rFonts w:ascii="Times New Roman" w:hAnsi="Times New Roman" w:eastAsia="HY신명조"/>
+          <w:sz w:val="18"/>
+        </w:rPr>
+        <w:t>[10]</w:t>
+      </w:r>
+      <w:r>
+        <w:rPr>
+          <w:rFonts w:ascii="Times New Roman" w:hAnsi="Times New Roman" w:eastAsia="HY신명조"/>
+          <w:sz w:val="18"/>
+        </w:rPr>
+        <w:t xml:space="preserve"> </w:t>
+      </w:r>
+      <w:r>
+        <w:rPr>
+          <w:rFonts w:ascii="Times New Roman" w:hAnsi="Times New Roman" w:eastAsia="HY신명조"/>
+          <w:sz w:val="18"/>
         </w:rPr>
         <w:t xml:space="preserve">D. B. Butrymowicz, J. R. Manning, and M. E. Read, "Diffusion in copper and copper alloys, Part I," </w:t>
       </w:r>
@@ -5080,14 +4779,14 @@
         <w:rPr>
           <w:rFonts w:ascii="Times New Roman" w:hAnsi="Times New Roman" w:eastAsia="HY신명조"/>
           <w:i/>
-          <w:sz w:val="15"/>
+          <w:sz w:val="18"/>
         </w:rPr>
         <w:t>J. Phys. Chem. Ref. Data</w:t>
       </w:r>
       <w:r>
         <w:rPr>
           <w:rFonts w:ascii="Times New Roman" w:hAnsi="Times New Roman" w:eastAsia="HY신명조"/>
-          <w:sz w:val="15"/>
+          <w:sz w:val="18"/>
         </w:rPr>
         <w:t>, vol. 2, pp. 643–655, 1973.</w:t>
       </w:r>
@@ -5095,27 +4794,28 @@
     <w:p>
       <w:pPr>
         <w:pStyle w:val="a3"/>
-        <w:spacing w:line="240" w:lineRule="auto"/>
-        <w:ind w:left="260" w:hanging="260"/>
-      </w:pPr>
-      <w:r>
-        <w:rPr>
-          <w:rFonts w:ascii="Times New Roman" w:hAnsi="Times New Roman" w:eastAsia="HY신명조"/>
-          <w:sz w:val="15"/>
-        </w:rPr>
-        <w:t>[10]</w:t>
-      </w:r>
-      <w:r>
-        <w:rPr>
-          <w:rFonts w:ascii="Times New Roman" w:hAnsi="Times New Roman" w:eastAsia="HY신명조"/>
-          <w:sz w:val="15"/>
+        <w:spacing w:line="288" w:lineRule="auto"/>
+        <w:ind w:left="308" w:hanging="308"/>
+        <w:jc w:val="both"/>
+      </w:pPr>
+      <w:r>
+        <w:rPr>
+          <w:rFonts w:ascii="Times New Roman" w:hAnsi="Times New Roman" w:eastAsia="HY신명조"/>
+          <w:sz w:val="18"/>
+        </w:rPr>
+        <w:t>[11]</w:t>
+      </w:r>
+      <w:r>
+        <w:rPr>
+          <w:rFonts w:ascii="Times New Roman" w:hAnsi="Times New Roman" w:eastAsia="HY신명조"/>
+          <w:sz w:val="18"/>
         </w:rPr>
         <w:t xml:space="preserve"> </w:t>
       </w:r>
       <w:r>
         <w:rPr>
           <w:rFonts w:ascii="Times New Roman" w:hAnsi="Times New Roman" w:eastAsia="HY신명조"/>
-          <w:sz w:val="15"/>
+          <w:sz w:val="18"/>
         </w:rPr>
         <w:t xml:space="preserve">S. Van Huylenbroeck et al., "Wafer to wafer hybrid bonding pitch scaling challenges (Invited)," in </w:t>
       </w:r>
@@ -5123,14 +4823,14 @@
         <w:rPr>
           <w:rFonts w:ascii="Times New Roman" w:hAnsi="Times New Roman" w:eastAsia="HY신명조"/>
           <w:i/>
-          <w:sz w:val="15"/>
+          <w:sz w:val="18"/>
         </w:rPr>
         <w:t>Proc. IEEE Int. Reliab. Phys. Symp. (IRPS)</w:t>
       </w:r>
       <w:r>
         <w:rPr>
           <w:rFonts w:ascii="Times New Roman" w:hAnsi="Times New Roman" w:eastAsia="HY신명조"/>
-          <w:sz w:val="15"/>
+          <w:sz w:val="18"/>
         </w:rPr>
         <w:t>, Tucson, AZ, USA, Mar. 2026, doi:10.1109/IRPS61424.2026.11499286.</w:t>
       </w:r>
@@ -5138,27 +4838,72 @@
     <w:p>
       <w:pPr>
         <w:pStyle w:val="a3"/>
-        <w:spacing w:line="240" w:lineRule="auto"/>
-        <w:ind w:left="260" w:hanging="260"/>
-      </w:pPr>
-      <w:r>
-        <w:rPr>
-          <w:rFonts w:ascii="Times New Roman" w:hAnsi="Times New Roman" w:eastAsia="HY신명조"/>
-          <w:sz w:val="15"/>
-        </w:rPr>
-        <w:t>[11]</w:t>
-      </w:r>
-      <w:r>
-        <w:rPr>
-          <w:rFonts w:ascii="Times New Roman" w:hAnsi="Times New Roman" w:eastAsia="HY신명조"/>
-          <w:sz w:val="15"/>
+        <w:spacing w:line="288" w:lineRule="auto"/>
+        <w:ind w:left="308" w:hanging="308"/>
+        <w:jc w:val="both"/>
+      </w:pPr>
+      <w:r>
+        <w:rPr>
+          <w:rFonts w:ascii="Times New Roman" w:hAnsi="Times New Roman" w:eastAsia="HY신명조"/>
+          <w:sz w:val="18"/>
+        </w:rPr>
+        <w:t>[12]</w:t>
+      </w:r>
+      <w:r>
+        <w:rPr>
+          <w:rFonts w:ascii="Times New Roman" w:hAnsi="Times New Roman" w:eastAsia="HY신명조"/>
+          <w:sz w:val="18"/>
         </w:rPr>
         <w:t xml:space="preserve"> </w:t>
       </w:r>
       <w:r>
         <w:rPr>
           <w:rFonts w:ascii="Times New Roman" w:hAnsi="Times New Roman" w:eastAsia="HY신명조"/>
-          <w:sz w:val="15"/>
+          <w:sz w:val="18"/>
+        </w:rPr>
+        <w:t xml:space="preserve">ASME V&amp;V 10-2019, </w:t>
+      </w:r>
+      <w:r>
+        <w:rPr>
+          <w:rFonts w:ascii="Times New Roman" w:hAnsi="Times New Roman" w:eastAsia="HY신명조"/>
+          <w:i/>
+          <w:sz w:val="18"/>
+        </w:rPr>
+        <w:t>Standard for Verification and Validation in Computational Solid Mechanics</w:t>
+      </w:r>
+      <w:r>
+        <w:rPr>
+          <w:rFonts w:ascii="Times New Roman" w:hAnsi="Times New Roman" w:eastAsia="HY신명조"/>
+          <w:sz w:val="18"/>
+        </w:rPr>
+        <w:t>, ASME, 2019.</w:t>
+      </w:r>
+    </w:p>
+    <w:p>
+      <w:pPr>
+        <w:pStyle w:val="a3"/>
+        <w:spacing w:line="288" w:lineRule="auto"/>
+        <w:ind w:left="308" w:hanging="308"/>
+        <w:jc w:val="both"/>
+      </w:pPr>
+      <w:r>
+        <w:rPr>
+          <w:rFonts w:ascii="Times New Roman" w:hAnsi="Times New Roman" w:eastAsia="HY신명조"/>
+          <w:sz w:val="18"/>
+        </w:rPr>
+        <w:t>[13]</w:t>
+      </w:r>
+      <w:r>
+        <w:rPr>
+          <w:rFonts w:ascii="Times New Roman" w:hAnsi="Times New Roman" w:eastAsia="HY신명조"/>
+          <w:sz w:val="18"/>
+        </w:rPr>
+        <w:t xml:space="preserve"> </w:t>
+      </w:r>
+      <w:r>
+        <w:rPr>
+          <w:rFonts w:ascii="Times New Roman" w:hAnsi="Times New Roman" w:eastAsia="HY신명조"/>
+          <w:sz w:val="18"/>
         </w:rPr>
         <w:t xml:space="preserve">O. O. Okudur et al., "Thermomechanical aspects of wafer-to-wafer copper-dielectric hybrid bonding for 3D integrated circuits," in </w:t>
       </w:r>
@@ -5166,14 +4911,14 @@
         <w:rPr>
           <w:rFonts w:ascii="Times New Roman" w:hAnsi="Times New Roman" w:eastAsia="HY신명조"/>
           <w:i/>
-          <w:sz w:val="15"/>
+          <w:sz w:val="18"/>
         </w:rPr>
         <w:t>Int. Conf. Wafer Bonding</w:t>
       </w:r>
       <w:r>
         <w:rPr>
           <w:rFonts w:ascii="Times New Roman" w:hAnsi="Times New Roman" w:eastAsia="HY신명조"/>
-          <w:sz w:val="15"/>
+          <w:sz w:val="18"/>
         </w:rPr>
         <w:t>, Leuven, 2017.</w:t>
       </w:r>
@@ -5181,173 +4926,89 @@
     <w:p>
       <w:pPr>
         <w:pStyle w:val="a3"/>
-        <w:spacing w:line="240" w:lineRule="auto"/>
-        <w:ind w:left="260" w:hanging="260"/>
-      </w:pPr>
-      <w:r>
-        <w:rPr>
-          <w:rFonts w:ascii="Times New Roman" w:hAnsi="Times New Roman" w:eastAsia="HY신명조"/>
-          <w:sz w:val="15"/>
-        </w:rPr>
-        <w:t>[12]</w:t>
-      </w:r>
-      <w:r>
-        <w:rPr>
-          <w:rFonts w:ascii="Times New Roman" w:hAnsi="Times New Roman" w:eastAsia="HY신명조"/>
-          <w:sz w:val="15"/>
+        <w:spacing w:line="288" w:lineRule="auto"/>
+        <w:ind w:left="308" w:hanging="308"/>
+        <w:jc w:val="both"/>
+      </w:pPr>
+      <w:r>
+        <w:rPr>
+          <w:rFonts w:ascii="Times New Roman" w:hAnsi="Times New Roman" w:eastAsia="HY신명조"/>
+          <w:sz w:val="18"/>
+        </w:rPr>
+        <w:t>[14]</w:t>
+      </w:r>
+      <w:r>
+        <w:rPr>
+          <w:rFonts w:ascii="Times New Roman" w:hAnsi="Times New Roman" w:eastAsia="HY신명조"/>
+          <w:sz w:val="18"/>
         </w:rPr>
         <w:t xml:space="preserve"> </w:t>
       </w:r>
       <w:r>
         <w:rPr>
           <w:rFonts w:ascii="Times New Roman" w:hAnsi="Times New Roman" w:eastAsia="HY신명조"/>
-          <w:sz w:val="15"/>
-        </w:rPr>
-        <w:t xml:space="preserve">S. Lhostis et al., "Contact resistivity of submicron hybrid bonding pads down to 400 nm," </w:t>
+          <w:sz w:val="18"/>
+        </w:rPr>
+        <w:t xml:space="preserve">C. Okoro et al., "Extraction of the appropriate material property for realistic modeling of through-silicon-vias using µ-Raman spectroscopy," in </w:t>
       </w:r>
       <w:r>
         <w:rPr>
           <w:rFonts w:ascii="Times New Roman" w:hAnsi="Times New Roman" w:eastAsia="HY신명조"/>
           <w:i/>
-          <w:sz w:val="15"/>
-        </w:rPr>
-        <w:t>J. Electron. Mater.</w:t>
-      </w:r>
-      <w:r>
-        <w:rPr>
-          <w:rFonts w:ascii="Times New Roman" w:hAnsi="Times New Roman" w:eastAsia="HY신명조"/>
-          <w:sz w:val="15"/>
-        </w:rPr>
-        <w:t>, vol. 53, pp. 4421–4431, 2024.</w:t>
-      </w:r>
-    </w:p>
-    <w:p>
-      <w:pPr>
-        <w:pStyle w:val="a3"/>
-        <w:spacing w:line="240" w:lineRule="auto"/>
-        <w:ind w:left="260" w:hanging="260"/>
-      </w:pPr>
-      <w:r>
-        <w:rPr>
-          <w:rFonts w:ascii="Times New Roman" w:hAnsi="Times New Roman" w:eastAsia="HY신명조"/>
-          <w:sz w:val="15"/>
-        </w:rPr>
-        <w:t>[13]</w:t>
-      </w:r>
-      <w:r>
-        <w:rPr>
-          <w:rFonts w:ascii="Times New Roman" w:hAnsi="Times New Roman" w:eastAsia="HY신명조"/>
-          <w:sz w:val="15"/>
+          <w:sz w:val="18"/>
+        </w:rPr>
+        <w:t>Proc. IEEE Int. Interconnect Technol. Conf. (IITC)</w:t>
+      </w:r>
+      <w:r>
+        <w:rPr>
+          <w:rFonts w:ascii="Times New Roman" w:hAnsi="Times New Roman" w:eastAsia="HY신명조"/>
+          <w:sz w:val="18"/>
+        </w:rPr>
+        <w:t>, San Francisco, CA, USA, Jun. 2008, pp. 16–18.</w:t>
+      </w:r>
+    </w:p>
+    <w:p>
+      <w:pPr>
+        <w:pStyle w:val="a3"/>
+        <w:spacing w:line="288" w:lineRule="auto"/>
+        <w:ind w:left="308" w:hanging="308"/>
+        <w:jc w:val="both"/>
+      </w:pPr>
+      <w:r>
+        <w:rPr>
+          <w:rFonts w:ascii="Times New Roman" w:hAnsi="Times New Roman" w:eastAsia="HY신명조"/>
+          <w:sz w:val="18"/>
+        </w:rPr>
+        <w:t>[15]</w:t>
+      </w:r>
+      <w:r>
+        <w:rPr>
+          <w:rFonts w:ascii="Times New Roman" w:hAnsi="Times New Roman" w:eastAsia="HY신명조"/>
+          <w:sz w:val="18"/>
         </w:rPr>
         <w:t xml:space="preserve"> </w:t>
       </w:r>
       <w:r>
         <w:rPr>
           <w:rFonts w:ascii="Times New Roman" w:hAnsi="Times New Roman" w:eastAsia="HY신명조"/>
-          <w:sz w:val="15"/>
-        </w:rPr>
-        <w:t xml:space="preserve">ASME V&amp;V 10-2019, </w:t>
+          <w:sz w:val="18"/>
+        </w:rPr>
+        <w:t xml:space="preserve">B. Ayoub, </w:t>
       </w:r>
       <w:r>
         <w:rPr>
           <w:rFonts w:ascii="Times New Roman" w:hAnsi="Times New Roman" w:eastAsia="HY신명조"/>
           <w:i/>
-          <w:sz w:val="15"/>
-        </w:rPr>
-        <w:t>Standard for Verification and Validation in Computational Solid Mechanics</w:t>
-      </w:r>
-      <w:r>
-        <w:rPr>
-          <w:rFonts w:ascii="Times New Roman" w:hAnsi="Times New Roman" w:eastAsia="HY신명조"/>
-          <w:sz w:val="15"/>
-        </w:rPr>
-        <w:t>, ASME, 2019.</w:t>
-      </w:r>
-    </w:p>
-    <w:p>
-      <w:pPr>
-        <w:pStyle w:val="a3"/>
-        <w:spacing w:line="240" w:lineRule="auto"/>
-        <w:ind w:left="260" w:hanging="260"/>
-      </w:pPr>
-      <w:r>
-        <w:rPr>
-          <w:rFonts w:ascii="Times New Roman" w:hAnsi="Times New Roman" w:eastAsia="HY신명조"/>
-          <w:sz w:val="15"/>
-        </w:rPr>
-        <w:t>[14]</w:t>
-      </w:r>
-      <w:r>
-        <w:rPr>
-          <w:rFonts w:ascii="Times New Roman" w:hAnsi="Times New Roman" w:eastAsia="HY신명조"/>
-          <w:sz w:val="15"/>
-        </w:rPr>
-        <w:t xml:space="preserve"> </w:t>
-      </w:r>
-      <w:r>
-        <w:rPr>
-          <w:rFonts w:ascii="Times New Roman" w:hAnsi="Times New Roman" w:eastAsia="HY신명조"/>
-          <w:sz w:val="15"/>
-        </w:rPr>
-        <w:t xml:space="preserve">B. Ayoub, </w:t>
-      </w:r>
-      <w:r>
-        <w:rPr>
-          <w:rFonts w:ascii="Times New Roman" w:hAnsi="Times New Roman" w:eastAsia="HY신명조"/>
-          <w:i/>
-          <w:sz w:val="15"/>
+          <w:sz w:val="18"/>
         </w:rPr>
         <w:t>Electrical and morphological characterizations of the hybrid bonding level down to submicron pitches</w:t>
       </w:r>
       <w:r>
         <w:rPr>
           <w:rFonts w:ascii="Times New Roman" w:hAnsi="Times New Roman" w:eastAsia="HY신명조"/>
-          <w:sz w:val="15"/>
+          <w:sz w:val="18"/>
         </w:rPr>
         <w:t>, PhD thesis, Univ. Bordeaux, 2023.</w:t>
-      </w:r>
-    </w:p>
-    <w:p>
-      <w:pPr>
-        <w:pStyle w:val="a3"/>
-        <w:spacing w:line="240" w:lineRule="auto"/>
-        <w:ind w:left="260" w:hanging="260"/>
-      </w:pPr>
-      <w:r>
-        <w:rPr>
-          <w:rFonts w:ascii="Times New Roman" w:hAnsi="Times New Roman" w:eastAsia="HY신명조"/>
-          <w:sz w:val="15"/>
-        </w:rPr>
-        <w:t>[15]</w:t>
-      </w:r>
-      <w:r>
-        <w:rPr>
-          <w:rFonts w:ascii="Times New Roman" w:hAnsi="Times New Roman" w:eastAsia="HY신명조"/>
-          <w:sz w:val="15"/>
-        </w:rPr>
-        <w:t xml:space="preserve"> </w:t>
-      </w:r>
-      <w:r>
-        <w:rPr>
-          <w:rFonts w:ascii="Times New Roman" w:hAnsi="Times New Roman" w:eastAsia="HY신명조"/>
-          <w:sz w:val="15"/>
-        </w:rPr>
-        <w:t xml:space="preserve">C. Okoro, Y. Yang, B. Vandevelde, B. Swinnen, D. Vandepitte, B. Verlinden, and I. De Wolf, "Extraction of the appropriate material property for realistic modeling of through-silicon-vias using µ-Raman spectroscopy," in </w:t>
-      </w:r>
-      <w:r>
-        <w:rPr>
-          <w:rFonts w:ascii="Times New Roman" w:hAnsi="Times New Roman" w:eastAsia="HY신명조"/>
-          <w:i/>
-          <w:sz w:val="15"/>
-        </w:rPr>
-        <w:t>Proc. IEEE Int. Interconnect Technol. Conf. (IITC)</w:t>
-      </w:r>
-      <w:r>
-        <w:rPr>
-          <w:rFonts w:ascii="Times New Roman" w:hAnsi="Times New Roman" w:eastAsia="HY신명조"/>
-          <w:sz w:val="15"/>
-        </w:rPr>
-        <w:t>, San Francisco, CA, USA, Jun. 2008, pp. 16–18.</w:t>
       </w:r>
     </w:p>
     <w:sectPr>
